--- a/RTB/Piano di Qualifica/Piano di Qualifica.docx
+++ b/RTB/Piano di Qualifica/Piano di Qualifica.docx
@@ -582,16 +582,16 @@
       <w:tblGrid>
         <w:gridCol w:w="1820.4699514499405"/>
         <w:gridCol w:w="1365"/>
-        <w:gridCol w:w="1665"/>
-        <w:gridCol w:w="1770"/>
-        <w:gridCol w:w="2505"/>
+        <w:gridCol w:w="1800"/>
+        <w:gridCol w:w="2010"/>
+        <w:gridCol w:w="2130"/>
         <w:tblGridChange w:id="0">
           <w:tblGrid>
             <w:gridCol w:w="1820.4699514499405"/>
             <w:gridCol w:w="1365"/>
-            <w:gridCol w:w="1665"/>
-            <w:gridCol w:w="1770"/>
-            <w:gridCol w:w="2505"/>
+            <w:gridCol w:w="1800"/>
+            <w:gridCol w:w="2010"/>
+            <w:gridCol w:w="2130"/>
           </w:tblGrid>
         </w:tblGridChange>
       </w:tblGrid>
@@ -960,7 +960,7 @@
       <w:tr>
         <w:trPr>
           <w:cantSplit w:val="0"/>
-          <w:trHeight w:val="470" w:hRule="atLeast"/>
+          <w:trHeight w:val="448.99951171875273" w:hRule="atLeast"/>
           <w:tblHeader w:val="0"/>
         </w:trPr>
         <w:tc>
@@ -1208,90 +1208,94 @@
               <w:rPr>
                 <w:rtl w:val="0"/>
               </w:rPr>
-            </w:r>
-          </w:p>
-        </w:tc>
-        <w:tc>
-          <w:tcPr>
-            <w:tcBorders>
-              <w:left w:color="ad9d95" w:space="0" w:sz="4" w:val="single"/>
-              <w:right w:color="ad9d95" w:space="0" w:sz="4" w:val="single"/>
-            </w:tcBorders>
-            <w:vAlign w:val="center"/>
-          </w:tcPr>
-          <w:p>
-            <w:pPr>
-              <w:spacing w:after="0" w:line="240" w:lineRule="auto"/>
-              <w:jc w:val="center"/>
-              <w:rPr/>
-            </w:pPr>
-            <w:r>
-              <w:rPr>
-                <w:rtl w:val="0"/>
-              </w:rPr>
-            </w:r>
-          </w:p>
-        </w:tc>
-        <w:tc>
-          <w:tcPr>
-            <w:tcBorders>
-              <w:left w:color="ad9d95" w:space="0" w:sz="4" w:val="single"/>
-              <w:right w:color="ad9d95" w:space="0" w:sz="4" w:val="single"/>
-            </w:tcBorders>
-            <w:vAlign w:val="center"/>
-          </w:tcPr>
-          <w:p>
-            <w:pPr>
-              <w:spacing w:after="0" w:line="240" w:lineRule="auto"/>
-              <w:jc w:val="center"/>
-              <w:rPr/>
-            </w:pPr>
-            <w:r>
-              <w:rPr>
-                <w:rtl w:val="0"/>
-              </w:rPr>
-            </w:r>
-          </w:p>
-        </w:tc>
-        <w:tc>
-          <w:tcPr>
-            <w:tcBorders>
-              <w:left w:color="ad9d95" w:space="0" w:sz="4" w:val="single"/>
-              <w:right w:color="ad9d95" w:space="0" w:sz="4" w:val="single"/>
-            </w:tcBorders>
-            <w:vAlign w:val="center"/>
-          </w:tcPr>
-          <w:p>
-            <w:pPr>
-              <w:spacing w:after="0" w:line="240" w:lineRule="auto"/>
-              <w:jc w:val="center"/>
-              <w:rPr/>
-            </w:pPr>
-            <w:r>
-              <w:rPr>
-                <w:rtl w:val="0"/>
-              </w:rPr>
-            </w:r>
-          </w:p>
-        </w:tc>
-        <w:tc>
-          <w:tcPr>
-            <w:tcBorders>
-              <w:left w:color="ad9d95" w:space="0" w:sz="4" w:val="single"/>
-              <w:right w:color="ad9d95" w:space="0" w:sz="4" w:val="single"/>
-            </w:tcBorders>
-            <w:vAlign w:val="center"/>
-          </w:tcPr>
-          <w:p>
-            <w:pPr>
-              <w:spacing w:after="0" w:line="240" w:lineRule="auto"/>
-              <w:jc w:val="center"/>
-              <w:rPr/>
-            </w:pPr>
-            <w:r>
-              <w:rPr>
-                <w:rtl w:val="0"/>
-              </w:rPr>
+              <w:t xml:space="preserve">0.0.5</w:t>
+            </w:r>
+          </w:p>
+        </w:tc>
+        <w:tc>
+          <w:tcPr>
+            <w:tcBorders>
+              <w:left w:color="ad9d95" w:space="0" w:sz="4" w:val="single"/>
+              <w:right w:color="ad9d95" w:space="0" w:sz="4" w:val="single"/>
+            </w:tcBorders>
+            <w:vAlign w:val="center"/>
+          </w:tcPr>
+          <w:p>
+            <w:pPr>
+              <w:spacing w:after="0" w:line="240" w:lineRule="auto"/>
+              <w:jc w:val="center"/>
+              <w:rPr/>
+            </w:pPr>
+            <w:r>
+              <w:rPr>
+                <w:rtl w:val="0"/>
+              </w:rPr>
+              <w:t xml:space="preserve">18/12/2022</w:t>
+            </w:r>
+          </w:p>
+        </w:tc>
+        <w:tc>
+          <w:tcPr>
+            <w:tcBorders>
+              <w:left w:color="ad9d95" w:space="0" w:sz="4" w:val="single"/>
+              <w:right w:color="ad9d95" w:space="0" w:sz="4" w:val="single"/>
+            </w:tcBorders>
+            <w:vAlign w:val="center"/>
+          </w:tcPr>
+          <w:p>
+            <w:pPr>
+              <w:spacing w:after="0" w:line="240" w:lineRule="auto"/>
+              <w:jc w:val="center"/>
+              <w:rPr/>
+            </w:pPr>
+            <w:r>
+              <w:rPr>
+                <w:rtl w:val="0"/>
+              </w:rPr>
+              <w:t xml:space="preserve">Marco Bernardi</w:t>
+            </w:r>
+          </w:p>
+        </w:tc>
+        <w:tc>
+          <w:tcPr>
+            <w:tcBorders>
+              <w:left w:color="ad9d95" w:space="0" w:sz="4" w:val="single"/>
+              <w:right w:color="ad9d95" w:space="0" w:sz="4" w:val="single"/>
+            </w:tcBorders>
+            <w:vAlign w:val="center"/>
+          </w:tcPr>
+          <w:p>
+            <w:pPr>
+              <w:spacing w:after="0" w:line="240" w:lineRule="auto"/>
+              <w:jc w:val="center"/>
+              <w:rPr/>
+            </w:pPr>
+            <w:r>
+              <w:rPr>
+                <w:rtl w:val="0"/>
+              </w:rPr>
+            </w:r>
+          </w:p>
+        </w:tc>
+        <w:tc>
+          <w:tcPr>
+            <w:tcBorders>
+              <w:left w:color="ad9d95" w:space="0" w:sz="4" w:val="single"/>
+              <w:right w:color="ad9d95" w:space="0" w:sz="4" w:val="single"/>
+            </w:tcBorders>
+            <w:vAlign w:val="center"/>
+          </w:tcPr>
+          <w:p>
+            <w:pPr>
+              <w:spacing w:after="0" w:line="240" w:lineRule="auto"/>
+              <w:jc w:val="center"/>
+              <w:rPr/>
+            </w:pPr>
+            <w:r>
+              <w:rPr>
+                <w:rtl w:val="0"/>
+              </w:rPr>
+              <w:t xml:space="preserve">Conclusione sezione 2</w:t>
             </w:r>
           </w:p>
         </w:tc>
@@ -1320,90 +1324,93 @@
               <w:rPr>
                 <w:rtl w:val="0"/>
               </w:rPr>
-            </w:r>
-          </w:p>
-        </w:tc>
-        <w:tc>
-          <w:tcPr>
-            <w:tcBorders>
-              <w:left w:color="ad9d95" w:space="0" w:sz="4" w:val="single"/>
-              <w:right w:color="ad9d95" w:space="0" w:sz="4" w:val="single"/>
-            </w:tcBorders>
-            <w:vAlign w:val="center"/>
-          </w:tcPr>
-          <w:p>
-            <w:pPr>
-              <w:spacing w:after="0" w:line="240" w:lineRule="auto"/>
-              <w:jc w:val="center"/>
-              <w:rPr/>
-            </w:pPr>
-            <w:r>
-              <w:rPr>
-                <w:rtl w:val="0"/>
-              </w:rPr>
-            </w:r>
-          </w:p>
-        </w:tc>
-        <w:tc>
-          <w:tcPr>
-            <w:tcBorders>
-              <w:left w:color="ad9d95" w:space="0" w:sz="4" w:val="single"/>
-              <w:right w:color="ad9d95" w:space="0" w:sz="4" w:val="single"/>
-            </w:tcBorders>
-            <w:vAlign w:val="center"/>
-          </w:tcPr>
-          <w:p>
-            <w:pPr>
-              <w:spacing w:after="0" w:line="240" w:lineRule="auto"/>
-              <w:jc w:val="center"/>
-              <w:rPr/>
-            </w:pPr>
-            <w:r>
-              <w:rPr>
-                <w:rtl w:val="0"/>
-              </w:rPr>
-            </w:r>
-          </w:p>
-        </w:tc>
-        <w:tc>
-          <w:tcPr>
-            <w:tcBorders>
-              <w:left w:color="ad9d95" w:space="0" w:sz="4" w:val="single"/>
-              <w:right w:color="ad9d95" w:space="0" w:sz="4" w:val="single"/>
-            </w:tcBorders>
-            <w:vAlign w:val="center"/>
-          </w:tcPr>
-          <w:p>
-            <w:pPr>
-              <w:spacing w:after="0" w:line="240" w:lineRule="auto"/>
-              <w:jc w:val="center"/>
-              <w:rPr/>
-            </w:pPr>
-            <w:r>
-              <w:rPr>
-                <w:rtl w:val="0"/>
-              </w:rPr>
-            </w:r>
-          </w:p>
-        </w:tc>
-        <w:tc>
-          <w:tcPr>
-            <w:tcBorders>
-              <w:left w:color="ad9d95" w:space="0" w:sz="4" w:val="single"/>
-              <w:right w:color="ad9d95" w:space="0" w:sz="4" w:val="single"/>
-            </w:tcBorders>
-            <w:vAlign w:val="center"/>
-          </w:tcPr>
-          <w:p>
-            <w:pPr>
-              <w:spacing w:after="0" w:line="240" w:lineRule="auto"/>
-              <w:jc w:val="center"/>
-              <w:rPr/>
-            </w:pPr>
-            <w:r>
-              <w:rPr>
-                <w:rtl w:val="0"/>
-              </w:rPr>
+              <w:t xml:space="preserve">0.0.4</w:t>
+            </w:r>
+          </w:p>
+        </w:tc>
+        <w:tc>
+          <w:tcPr>
+            <w:tcBorders>
+              <w:left w:color="ad9d95" w:space="0" w:sz="4" w:val="single"/>
+              <w:right w:color="ad9d95" w:space="0" w:sz="4" w:val="single"/>
+            </w:tcBorders>
+            <w:vAlign w:val="center"/>
+          </w:tcPr>
+          <w:p>
+            <w:pPr>
+              <w:spacing w:after="0" w:line="240" w:lineRule="auto"/>
+              <w:jc w:val="center"/>
+              <w:rPr/>
+            </w:pPr>
+            <w:r>
+              <w:rPr>
+                <w:rtl w:val="0"/>
+              </w:rPr>
+              <w:t xml:space="preserve">17/12/2022</w:t>
+            </w:r>
+          </w:p>
+        </w:tc>
+        <w:tc>
+          <w:tcPr>
+            <w:tcBorders>
+              <w:left w:color="ad9d95" w:space="0" w:sz="4" w:val="single"/>
+              <w:right w:color="ad9d95" w:space="0" w:sz="4" w:val="single"/>
+            </w:tcBorders>
+            <w:vAlign w:val="center"/>
+          </w:tcPr>
+          <w:p>
+            <w:pPr>
+              <w:jc w:val="center"/>
+              <w:rPr/>
+            </w:pPr>
+            <w:r>
+              <w:rPr>
+                <w:rtl w:val="0"/>
+              </w:rPr>
+              <w:t xml:space="preserve">Marco Bernardi</w:t>
+            </w:r>
+          </w:p>
+        </w:tc>
+        <w:tc>
+          <w:tcPr>
+            <w:tcBorders>
+              <w:left w:color="ad9d95" w:space="0" w:sz="4" w:val="single"/>
+              <w:right w:color="ad9d95" w:space="0" w:sz="4" w:val="single"/>
+            </w:tcBorders>
+            <w:vAlign w:val="center"/>
+          </w:tcPr>
+          <w:p>
+            <w:pPr>
+              <w:spacing w:after="0" w:line="240" w:lineRule="auto"/>
+              <w:jc w:val="center"/>
+              <w:rPr/>
+            </w:pPr>
+            <w:r>
+              <w:rPr>
+                <w:rtl w:val="0"/>
+              </w:rPr>
+            </w:r>
+          </w:p>
+        </w:tc>
+        <w:tc>
+          <w:tcPr>
+            <w:tcBorders>
+              <w:left w:color="ad9d95" w:space="0" w:sz="4" w:val="single"/>
+              <w:right w:color="ad9d95" w:space="0" w:sz="4" w:val="single"/>
+            </w:tcBorders>
+            <w:vAlign w:val="center"/>
+          </w:tcPr>
+          <w:p>
+            <w:pPr>
+              <w:spacing w:after="0" w:line="240" w:lineRule="auto"/>
+              <w:jc w:val="center"/>
+              <w:rPr/>
+            </w:pPr>
+            <w:r>
+              <w:rPr>
+                <w:rtl w:val="0"/>
+              </w:rPr>
+              <w:t xml:space="preserve">Scrittura sezione 4</w:t>
             </w:r>
           </w:p>
         </w:tc>
@@ -1432,90 +1439,95 @@
               <w:rPr>
                 <w:rtl w:val="0"/>
               </w:rPr>
-            </w:r>
-          </w:p>
-        </w:tc>
-        <w:tc>
-          <w:tcPr>
-            <w:tcBorders>
-              <w:left w:color="ad9d95" w:space="0" w:sz="4" w:val="single"/>
-              <w:right w:color="ad9d95" w:space="0" w:sz="4" w:val="single"/>
-            </w:tcBorders>
-            <w:vAlign w:val="center"/>
-          </w:tcPr>
-          <w:p>
-            <w:pPr>
-              <w:spacing w:after="0" w:line="240" w:lineRule="auto"/>
-              <w:jc w:val="center"/>
-              <w:rPr/>
-            </w:pPr>
-            <w:r>
-              <w:rPr>
-                <w:rtl w:val="0"/>
-              </w:rPr>
-            </w:r>
-          </w:p>
-        </w:tc>
-        <w:tc>
-          <w:tcPr>
-            <w:tcBorders>
-              <w:left w:color="ad9d95" w:space="0" w:sz="4" w:val="single"/>
-              <w:right w:color="ad9d95" w:space="0" w:sz="4" w:val="single"/>
-            </w:tcBorders>
-            <w:vAlign w:val="center"/>
-          </w:tcPr>
-          <w:p>
-            <w:pPr>
-              <w:spacing w:after="0" w:line="240" w:lineRule="auto"/>
-              <w:jc w:val="center"/>
-              <w:rPr/>
-            </w:pPr>
-            <w:r>
-              <w:rPr>
-                <w:rtl w:val="0"/>
-              </w:rPr>
-            </w:r>
-          </w:p>
-        </w:tc>
-        <w:tc>
-          <w:tcPr>
-            <w:tcBorders>
-              <w:left w:color="ad9d95" w:space="0" w:sz="4" w:val="single"/>
-              <w:right w:color="ad9d95" w:space="0" w:sz="4" w:val="single"/>
-            </w:tcBorders>
-            <w:vAlign w:val="center"/>
-          </w:tcPr>
-          <w:p>
-            <w:pPr>
-              <w:spacing w:after="0" w:line="240" w:lineRule="auto"/>
-              <w:jc w:val="center"/>
-              <w:rPr/>
-            </w:pPr>
-            <w:r>
-              <w:rPr>
-                <w:rtl w:val="0"/>
-              </w:rPr>
-            </w:r>
-          </w:p>
-        </w:tc>
-        <w:tc>
-          <w:tcPr>
-            <w:tcBorders>
-              <w:left w:color="ad9d95" w:space="0" w:sz="4" w:val="single"/>
-              <w:right w:color="ad9d95" w:space="0" w:sz="4" w:val="single"/>
-            </w:tcBorders>
-            <w:vAlign w:val="center"/>
-          </w:tcPr>
-          <w:p>
-            <w:pPr>
-              <w:spacing w:after="0" w:line="240" w:lineRule="auto"/>
-              <w:jc w:val="center"/>
-              <w:rPr/>
-            </w:pPr>
-            <w:r>
-              <w:rPr>
-                <w:rtl w:val="0"/>
-              </w:rPr>
+              <w:t xml:space="preserve">0.0.3</w:t>
+            </w:r>
+          </w:p>
+        </w:tc>
+        <w:tc>
+          <w:tcPr>
+            <w:tcBorders>
+              <w:left w:color="ad9d95" w:space="0" w:sz="4" w:val="single"/>
+              <w:right w:color="ad9d95" w:space="0" w:sz="4" w:val="single"/>
+            </w:tcBorders>
+            <w:vAlign w:val="center"/>
+          </w:tcPr>
+          <w:p>
+            <w:pPr>
+              <w:spacing w:after="0" w:line="240" w:lineRule="auto"/>
+              <w:jc w:val="center"/>
+              <w:rPr/>
+            </w:pPr>
+            <w:r>
+              <w:rPr>
+                <w:rtl w:val="0"/>
+              </w:rPr>
+              <w:t xml:space="preserve">16/12/2022</w:t>
+            </w:r>
+          </w:p>
+        </w:tc>
+        <w:tc>
+          <w:tcPr>
+            <w:tcBorders>
+              <w:left w:color="ad9d95" w:space="0" w:sz="4" w:val="single"/>
+              <w:right w:color="ad9d95" w:space="0" w:sz="4" w:val="single"/>
+            </w:tcBorders>
+            <w:vAlign w:val="center"/>
+          </w:tcPr>
+          <w:p>
+            <w:pPr>
+              <w:spacing w:after="0" w:line="240" w:lineRule="auto"/>
+              <w:jc w:val="center"/>
+              <w:rPr/>
+            </w:pPr>
+            <w:r>
+              <w:rPr>
+                <w:rtl w:val="0"/>
+              </w:rPr>
+              <w:t xml:space="preserve">Davide Sgrazzutti</w:t>
+            </w:r>
+          </w:p>
+        </w:tc>
+        <w:tc>
+          <w:tcPr>
+            <w:tcBorders>
+              <w:left w:color="ad9d95" w:space="0" w:sz="4" w:val="single"/>
+              <w:right w:color="ad9d95" w:space="0" w:sz="4" w:val="single"/>
+            </w:tcBorders>
+            <w:vAlign w:val="center"/>
+          </w:tcPr>
+          <w:p>
+            <w:pPr>
+              <w:spacing w:after="0" w:line="240" w:lineRule="auto"/>
+              <w:jc w:val="center"/>
+              <w:rPr/>
+            </w:pPr>
+            <w:r>
+              <w:rPr>
+                <w:rtl w:val="0"/>
+              </w:rPr>
+              <w:t xml:space="preserve">Andrea Meneghello</w:t>
+            </w:r>
+          </w:p>
+        </w:tc>
+        <w:tc>
+          <w:tcPr>
+            <w:tcBorders>
+              <w:left w:color="ad9d95" w:space="0" w:sz="4" w:val="single"/>
+              <w:right w:color="ad9d95" w:space="0" w:sz="4" w:val="single"/>
+            </w:tcBorders>
+            <w:vAlign w:val="center"/>
+          </w:tcPr>
+          <w:p>
+            <w:pPr>
+              <w:spacing w:after="0" w:line="240" w:lineRule="auto"/>
+              <w:jc w:val="center"/>
+              <w:rPr/>
+            </w:pPr>
+            <w:r>
+              <w:rPr>
+                <w:rtl w:val="0"/>
+              </w:rPr>
+              <w:t xml:space="preserve">Scrittura sezione 3</w:t>
             </w:r>
           </w:p>
         </w:tc>
@@ -1977,7 +1989,7 @@
         <w:widowControl w:val="1"/>
         <w:numPr>
           <w:ilvl w:val="0"/>
-          <w:numId w:val="8"/>
+          <w:numId w:val="10"/>
         </w:numPr>
         <w:pBdr>
           <w:top w:space="0" w:sz="0" w:val="nil"/>
@@ -2009,7 +2021,7 @@
         <w:widowControl w:val="1"/>
         <w:numPr>
           <w:ilvl w:val="0"/>
-          <w:numId w:val="8"/>
+          <w:numId w:val="10"/>
         </w:numPr>
         <w:pBdr>
           <w:top w:space="0" w:sz="0" w:val="nil"/>
@@ -2041,7 +2053,7 @@
         <w:widowControl w:val="1"/>
         <w:numPr>
           <w:ilvl w:val="0"/>
-          <w:numId w:val="8"/>
+          <w:numId w:val="10"/>
         </w:numPr>
         <w:pBdr>
           <w:top w:space="0" w:sz="0" w:val="nil"/>
@@ -2277,7 +2289,7 @@
         <w:ind w:left="720" w:firstLine="0"/>
         <w:rPr/>
       </w:pPr>
-      <w:hyperlink r:id="rId8">
+      <w:hyperlink r:id="rId10">
         <w:r>
           <w:rPr>
             <w:color w:val="0563c1"/>
@@ -2373,7 +2385,7 @@
         </w:rPr>
         <w:t xml:space="preserve"> - Qualità del software (o di prodotto): </w:t>
       </w:r>
-      <w:hyperlink r:id="rId9">
+      <w:hyperlink r:id="rId11">
         <w:r>
           <w:rPr>
             <w:color w:val="1155cc"/>
@@ -2844,7 +2856,7 @@
         <w:rPr>
           <w:rtl w:val="0"/>
         </w:rPr>
-        <w:t xml:space="preserve">2.21 Fornitura</w:t>
+        <w:t xml:space="preserve">2.2.1 Fornitura</w:t>
       </w:r>
     </w:p>
     <w:p>
@@ -2906,7 +2918,7 @@
       <w:pPr>
         <w:numPr>
           <w:ilvl w:val="0"/>
-          <w:numId w:val="7"/>
+          <w:numId w:val="8"/>
         </w:numPr>
         <w:spacing w:after="0" w:afterAutospacing="0" w:line="240" w:lineRule="auto"/>
         <w:ind w:left="720" w:hanging="360"/>
@@ -3337,7 +3349,7 @@
       <w:tr>
         <w:trPr>
           <w:cantSplit w:val="0"/>
-          <w:trHeight w:val="641" w:hRule="atLeast"/>
+          <w:trHeight w:val="527.8110236220473" w:hRule="atLeast"/>
           <w:tblHeader w:val="0"/>
         </w:trPr>
         <w:tc>
@@ -3451,7 +3463,7 @@
       <w:tr>
         <w:trPr>
           <w:cantSplit w:val="0"/>
-          <w:trHeight w:val="641" w:hRule="atLeast"/>
+          <w:trHeight w:val="527.8110236220473" w:hRule="atLeast"/>
           <w:tblHeader w:val="0"/>
         </w:trPr>
         <w:tc>
@@ -3526,27 +3538,29 @@
               <w:rPr>
                 <w:rtl w:val="0"/>
               </w:rPr>
-            </w:r>
-          </w:p>
-        </w:tc>
-        <w:tc>
-          <w:tcPr>
-            <w:tcBorders>
-              <w:left w:color="ad9d95" w:space="0" w:sz="4" w:val="single"/>
-              <w:right w:color="ad9d95" w:space="0" w:sz="4" w:val="single"/>
-            </w:tcBorders>
-            <w:vAlign w:val="center"/>
-          </w:tcPr>
-          <w:p>
-            <w:pPr>
-              <w:spacing w:after="0" w:line="240" w:lineRule="auto"/>
-              <w:jc w:val="center"/>
-              <w:rPr/>
-            </w:pPr>
-            <w:r>
-              <w:rPr>
-                <w:rtl w:val="0"/>
-              </w:rPr>
+              <w:t xml:space="preserve">≥ 0%</w:t>
+            </w:r>
+          </w:p>
+        </w:tc>
+        <w:tc>
+          <w:tcPr>
+            <w:tcBorders>
+              <w:left w:color="ad9d95" w:space="0" w:sz="4" w:val="single"/>
+              <w:right w:color="ad9d95" w:space="0" w:sz="4" w:val="single"/>
+            </w:tcBorders>
+            <w:vAlign w:val="center"/>
+          </w:tcPr>
+          <w:p>
+            <w:pPr>
+              <w:spacing w:after="0" w:line="240" w:lineRule="auto"/>
+              <w:jc w:val="center"/>
+              <w:rPr/>
+            </w:pPr>
+            <w:r>
+              <w:rPr>
+                <w:rtl w:val="0"/>
+              </w:rPr>
+              <w:t xml:space="preserve">≤ EAC</w:t>
             </w:r>
           </w:p>
         </w:tc>
@@ -3554,7 +3568,7 @@
       <w:tr>
         <w:trPr>
           <w:cantSplit w:val="0"/>
-          <w:trHeight w:val="641" w:hRule="atLeast"/>
+          <w:trHeight w:val="527.8110236220473" w:hRule="atLeast"/>
           <w:tblHeader w:val="0"/>
         </w:trPr>
         <w:tc>
@@ -3616,35 +3630,36 @@
           </w:tcPr>
           <w:p>
             <w:pPr>
-              <w:spacing w:after="0" w:line="240" w:lineRule="auto"/>
-              <w:jc w:val="center"/>
-              <w:rPr/>
-            </w:pPr>
-            <w:r>
-              <w:rPr>
-                <w:rtl w:val="0"/>
-              </w:rPr>
-            </w:r>
-          </w:p>
-        </w:tc>
-        <w:tc>
-          <w:tcPr>
-            <w:tcBorders>
-              <w:left w:color="ad9d95" w:space="0" w:sz="4" w:val="single"/>
-              <w:right w:color="ad9d95" w:space="0" w:sz="4" w:val="single"/>
-            </w:tcBorders>
-            <w:vAlign w:val="center"/>
-          </w:tcPr>
-          <w:p>
-            <w:pPr>
-              <w:spacing w:after="0" w:line="240" w:lineRule="auto"/>
-              <w:jc w:val="center"/>
-              <w:rPr/>
-            </w:pPr>
-            <w:r>
-              <w:rPr>
-                <w:rtl w:val="0"/>
-              </w:rPr>
+              <w:jc w:val="center"/>
+              <w:rPr/>
+            </w:pPr>
+            <w:r>
+              <w:rPr>
+                <w:rtl w:val="0"/>
+              </w:rPr>
+              <w:t xml:space="preserve">Errore del ± 5% rispetto al preventivo</w:t>
+            </w:r>
+          </w:p>
+        </w:tc>
+        <w:tc>
+          <w:tcPr>
+            <w:tcBorders>
+              <w:left w:color="ad9d95" w:space="0" w:sz="4" w:val="single"/>
+              <w:right w:color="ad9d95" w:space="0" w:sz="4" w:val="single"/>
+            </w:tcBorders>
+            <w:vAlign w:val="center"/>
+          </w:tcPr>
+          <w:p>
+            <w:pPr>
+              <w:spacing w:after="0" w:line="240" w:lineRule="auto"/>
+              <w:jc w:val="center"/>
+              <w:rPr/>
+            </w:pPr>
+            <w:r>
+              <w:rPr>
+                <w:rtl w:val="0"/>
+              </w:rPr>
+              <w:t xml:space="preserve">Corrispondente al preventivo</w:t>
             </w:r>
           </w:p>
         </w:tc>
@@ -3652,7 +3667,7 @@
       <w:tr>
         <w:trPr>
           <w:cantSplit w:val="0"/>
-          <w:trHeight w:val="641" w:hRule="atLeast"/>
+          <w:trHeight w:val="527.8110236220473" w:hRule="atLeast"/>
           <w:tblHeader w:val="0"/>
         </w:trPr>
         <w:tc>
@@ -3722,27 +3737,29 @@
               <w:rPr>
                 <w:rtl w:val="0"/>
               </w:rPr>
-            </w:r>
-          </w:p>
-        </w:tc>
-        <w:tc>
-          <w:tcPr>
-            <w:tcBorders>
-              <w:left w:color="ad9d95" w:space="0" w:sz="4" w:val="single"/>
-              <w:right w:color="ad9d95" w:space="0" w:sz="4" w:val="single"/>
-            </w:tcBorders>
-            <w:vAlign w:val="center"/>
-          </w:tcPr>
-          <w:p>
-            <w:pPr>
-              <w:spacing w:after="0" w:line="240" w:lineRule="auto"/>
-              <w:jc w:val="center"/>
-              <w:rPr/>
-            </w:pPr>
-            <w:r>
-              <w:rPr>
-                <w:rtl w:val="0"/>
-              </w:rPr>
+              <w:t xml:space="preserve">≥ 0</w:t>
+            </w:r>
+          </w:p>
+        </w:tc>
+        <w:tc>
+          <w:tcPr>
+            <w:tcBorders>
+              <w:left w:color="ad9d95" w:space="0" w:sz="4" w:val="single"/>
+              <w:right w:color="ad9d95" w:space="0" w:sz="4" w:val="single"/>
+            </w:tcBorders>
+            <w:vAlign w:val="center"/>
+          </w:tcPr>
+          <w:p>
+            <w:pPr>
+              <w:spacing w:after="0" w:line="240" w:lineRule="auto"/>
+              <w:jc w:val="center"/>
+              <w:rPr/>
+            </w:pPr>
+            <w:r>
+              <w:rPr>
+                <w:rtl w:val="0"/>
+              </w:rPr>
+              <w:t xml:space="preserve">≤ EAC</w:t>
             </w:r>
           </w:p>
         </w:tc>
@@ -3750,7 +3767,7 @@
       <w:tr>
         <w:trPr>
           <w:cantSplit w:val="0"/>
-          <w:trHeight w:val="641" w:hRule="atLeast"/>
+          <w:trHeight w:val="527.8110236220473" w:hRule="atLeast"/>
           <w:tblHeader w:val="0"/>
         </w:trPr>
         <w:tc>
@@ -3820,27 +3837,29 @@
               <w:rPr>
                 <w:rtl w:val="0"/>
               </w:rPr>
-            </w:r>
-          </w:p>
-        </w:tc>
-        <w:tc>
-          <w:tcPr>
-            <w:tcBorders>
-              <w:left w:color="ad9d95" w:space="0" w:sz="4" w:val="single"/>
-              <w:right w:color="ad9d95" w:space="0" w:sz="4" w:val="single"/>
-            </w:tcBorders>
-            <w:vAlign w:val="center"/>
-          </w:tcPr>
-          <w:p>
-            <w:pPr>
-              <w:spacing w:after="0" w:line="240" w:lineRule="auto"/>
-              <w:jc w:val="center"/>
-              <w:rPr/>
-            </w:pPr>
-            <w:r>
-              <w:rPr>
-                <w:rtl w:val="0"/>
-              </w:rPr>
+              <w:t xml:space="preserve">≥ 0</w:t>
+            </w:r>
+          </w:p>
+        </w:tc>
+        <w:tc>
+          <w:tcPr>
+            <w:tcBorders>
+              <w:left w:color="ad9d95" w:space="0" w:sz="4" w:val="single"/>
+              <w:right w:color="ad9d95" w:space="0" w:sz="4" w:val="single"/>
+            </w:tcBorders>
+            <w:vAlign w:val="center"/>
+          </w:tcPr>
+          <w:p>
+            <w:pPr>
+              <w:spacing w:after="0" w:line="240" w:lineRule="auto"/>
+              <w:jc w:val="center"/>
+              <w:rPr/>
+            </w:pPr>
+            <w:r>
+              <w:rPr>
+                <w:rtl w:val="0"/>
+              </w:rPr>
+              <w:t xml:space="preserve">≤ BAC</w:t>
             </w:r>
           </w:p>
         </w:tc>
@@ -3848,7 +3867,7 @@
       <w:tr>
         <w:trPr>
           <w:cantSplit w:val="0"/>
-          <w:trHeight w:val="641" w:hRule="atLeast"/>
+          <w:trHeight w:val="527.8110236220473" w:hRule="atLeast"/>
           <w:tblHeader w:val="0"/>
         </w:trPr>
         <w:tc>
@@ -3910,35 +3929,36 @@
           </w:tcPr>
           <w:p>
             <w:pPr>
-              <w:spacing w:after="0" w:line="240" w:lineRule="auto"/>
-              <w:jc w:val="center"/>
-              <w:rPr/>
-            </w:pPr>
-            <w:r>
-              <w:rPr>
-                <w:rtl w:val="0"/>
-              </w:rPr>
-            </w:r>
-          </w:p>
-        </w:tc>
-        <w:tc>
-          <w:tcPr>
-            <w:tcBorders>
-              <w:left w:color="ad9d95" w:space="0" w:sz="4" w:val="single"/>
-              <w:right w:color="ad9d95" w:space="0" w:sz="4" w:val="single"/>
-            </w:tcBorders>
-            <w:vAlign w:val="center"/>
-          </w:tcPr>
-          <w:p>
-            <w:pPr>
-              <w:spacing w:after="0" w:line="240" w:lineRule="auto"/>
-              <w:jc w:val="center"/>
-              <w:rPr/>
-            </w:pPr>
-            <w:r>
-              <w:rPr>
-                <w:rtl w:val="0"/>
-              </w:rPr>
+              <w:jc w:val="center"/>
+              <w:rPr/>
+            </w:pPr>
+            <w:r>
+              <w:rPr>
+                <w:rtl w:val="0"/>
+              </w:rPr>
+              <w:t xml:space="preserve">≥ 0</w:t>
+            </w:r>
+          </w:p>
+        </w:tc>
+        <w:tc>
+          <w:tcPr>
+            <w:tcBorders>
+              <w:left w:color="ad9d95" w:space="0" w:sz="4" w:val="single"/>
+              <w:right w:color="ad9d95" w:space="0" w:sz="4" w:val="single"/>
+            </w:tcBorders>
+            <w:vAlign w:val="center"/>
+          </w:tcPr>
+          <w:p>
+            <w:pPr>
+              <w:spacing w:after="0" w:line="240" w:lineRule="auto"/>
+              <w:jc w:val="center"/>
+              <w:rPr/>
+            </w:pPr>
+            <w:r>
+              <w:rPr>
+                <w:rtl w:val="0"/>
+              </w:rPr>
+              <w:t xml:space="preserve">≤ EAC</w:t>
             </w:r>
           </w:p>
         </w:tc>
@@ -3946,7 +3966,7 @@
       <w:tr>
         <w:trPr>
           <w:cantSplit w:val="0"/>
-          <w:trHeight w:val="641" w:hRule="atLeast"/>
+          <w:trHeight w:val="527.8110236220473" w:hRule="atLeast"/>
           <w:tblHeader w:val="0"/>
         </w:trPr>
         <w:tc>
@@ -4011,27 +4031,29 @@
               <w:rPr>
                 <w:rtl w:val="0"/>
               </w:rPr>
-            </w:r>
-          </w:p>
-        </w:tc>
-        <w:tc>
-          <w:tcPr>
-            <w:tcBorders>
-              <w:left w:color="ad9d95" w:space="0" w:sz="4" w:val="single"/>
-              <w:right w:color="ad9d95" w:space="0" w:sz="4" w:val="single"/>
-            </w:tcBorders>
-            <w:vAlign w:val="center"/>
-          </w:tcPr>
-          <w:p>
-            <w:pPr>
-              <w:spacing w:after="0" w:line="240" w:lineRule="auto"/>
-              <w:jc w:val="center"/>
-              <w:rPr/>
-            </w:pPr>
-            <w:r>
-              <w:rPr>
-                <w:rtl w:val="0"/>
-              </w:rPr>
+              <w:t xml:space="preserve">≥ -5%</w:t>
+            </w:r>
+          </w:p>
+        </w:tc>
+        <w:tc>
+          <w:tcPr>
+            <w:tcBorders>
+              <w:left w:color="ad9d95" w:space="0" w:sz="4" w:val="single"/>
+              <w:right w:color="ad9d95" w:space="0" w:sz="4" w:val="single"/>
+            </w:tcBorders>
+            <w:vAlign w:val="center"/>
+          </w:tcPr>
+          <w:p>
+            <w:pPr>
+              <w:spacing w:after="0" w:line="240" w:lineRule="auto"/>
+              <w:jc w:val="center"/>
+              <w:rPr/>
+            </w:pPr>
+            <w:r>
+              <w:rPr>
+                <w:rtl w:val="0"/>
+              </w:rPr>
+              <w:t xml:space="preserve">≥ 0%</w:t>
             </w:r>
           </w:p>
         </w:tc>
@@ -4039,7 +4061,7 @@
       <w:tr>
         <w:trPr>
           <w:cantSplit w:val="0"/>
-          <w:trHeight w:val="641" w:hRule="atLeast"/>
+          <w:trHeight w:val="527.8110236220473" w:hRule="atLeast"/>
           <w:tblHeader w:val="0"/>
         </w:trPr>
         <w:tc>
@@ -4104,27 +4126,29 @@
               <w:rPr>
                 <w:rtl w:val="0"/>
               </w:rPr>
-            </w:r>
-          </w:p>
-        </w:tc>
-        <w:tc>
-          <w:tcPr>
-            <w:tcBorders>
-              <w:left w:color="ad9d95" w:space="0" w:sz="4" w:val="single"/>
-              <w:right w:color="ad9d95" w:space="0" w:sz="4" w:val="single"/>
-            </w:tcBorders>
-            <w:vAlign w:val="center"/>
-          </w:tcPr>
-          <w:p>
-            <w:pPr>
-              <w:spacing w:after="0" w:line="240" w:lineRule="auto"/>
-              <w:jc w:val="center"/>
-              <w:rPr/>
-            </w:pPr>
-            <w:r>
-              <w:rPr>
-                <w:rtl w:val="0"/>
-              </w:rPr>
+              <w:t xml:space="preserve">≥ -10%</w:t>
+            </w:r>
+          </w:p>
+        </w:tc>
+        <w:tc>
+          <w:tcPr>
+            <w:tcBorders>
+              <w:left w:color="ad9d95" w:space="0" w:sz="4" w:val="single"/>
+              <w:right w:color="ad9d95" w:space="0" w:sz="4" w:val="single"/>
+            </w:tcBorders>
+            <w:vAlign w:val="center"/>
+          </w:tcPr>
+          <w:p>
+            <w:pPr>
+              <w:spacing w:after="0" w:line="240" w:lineRule="auto"/>
+              <w:jc w:val="center"/>
+              <w:rPr/>
+            </w:pPr>
+            <w:r>
+              <w:rPr>
+                <w:rtl w:val="0"/>
+              </w:rPr>
+              <w:t xml:space="preserve">≥ 0%</w:t>
             </w:r>
           </w:p>
         </w:tc>
@@ -4132,7 +4156,7 @@
       <w:tr>
         <w:trPr>
           <w:cantSplit w:val="0"/>
-          <w:trHeight w:val="641" w:hRule="atLeast"/>
+          <w:trHeight w:val="527.8110236220473" w:hRule="atLeast"/>
           <w:tblHeader w:val="0"/>
         </w:trPr>
         <w:tc>
@@ -4196,27 +4220,29 @@
               <w:rPr>
                 <w:rtl w:val="0"/>
               </w:rPr>
-            </w:r>
-          </w:p>
-        </w:tc>
-        <w:tc>
-          <w:tcPr>
-            <w:tcBorders>
-              <w:left w:color="ad9d95" w:space="0" w:sz="4" w:val="single"/>
-              <w:right w:color="ad9d95" w:space="0" w:sz="4" w:val="single"/>
-            </w:tcBorders>
-            <w:vAlign w:val="center"/>
-          </w:tcPr>
-          <w:p>
-            <w:pPr>
-              <w:spacing w:after="0" w:line="240" w:lineRule="auto"/>
-              <w:jc w:val="center"/>
-              <w:rPr/>
-            </w:pPr>
-            <w:r>
-              <w:rPr>
-                <w:rtl w:val="0"/>
-              </w:rPr>
+              <w:t xml:space="preserve">± 10%</w:t>
+            </w:r>
+          </w:p>
+        </w:tc>
+        <w:tc>
+          <w:tcPr>
+            <w:tcBorders>
+              <w:left w:color="ad9d95" w:space="0" w:sz="4" w:val="single"/>
+              <w:right w:color="ad9d95" w:space="0" w:sz="4" w:val="single"/>
+            </w:tcBorders>
+            <w:vAlign w:val="center"/>
+          </w:tcPr>
+          <w:p>
+            <w:pPr>
+              <w:spacing w:after="0" w:line="240" w:lineRule="auto"/>
+              <w:jc w:val="center"/>
+              <w:rPr/>
+            </w:pPr>
+            <w:r>
+              <w:rPr>
+                <w:rtl w:val="0"/>
+              </w:rPr>
+              <w:t xml:space="preserve">≤ 0% </w:t>
             </w:r>
           </w:p>
         </w:tc>
@@ -4224,65 +4250,53 @@
     </w:tbl>
     <w:p>
       <w:pPr>
-        <w:rPr/>
-      </w:pPr>
-      <w:r>
-        <w:rPr>
-          <w:rtl w:val="0"/>
-        </w:rPr>
-      </w:r>
-    </w:p>
-    <w:p>
-      <w:pPr>
-        <w:pStyle w:val="Heading2"/>
-        <w:rPr/>
-      </w:pPr>
-      <w:bookmarkStart w:colFirst="0" w:colLast="0" w:name="_heading=h.axbp5sjb7w52" w:id="12"/>
-      <w:bookmarkEnd w:id="12"/>
-      <w:r>
-        <w:rPr>
-          <w:rtl w:val="0"/>
-        </w:rPr>
-        <w:t xml:space="preserve">2.3 Processi di supporto</w:t>
-      </w:r>
-    </w:p>
-    <w:p>
-      <w:pPr>
         <w:pStyle w:val="Heading3"/>
         <w:rPr/>
       </w:pPr>
-      <w:bookmarkStart w:colFirst="0" w:colLast="0" w:name="_heading=h.2j516w2cy3g5" w:id="13"/>
-      <w:bookmarkEnd w:id="13"/>
-      <w:r>
-        <w:rPr>
-          <w:rtl w:val="0"/>
-        </w:rPr>
-        <w:t xml:space="preserve">2.31 Sviluppo</w:t>
-      </w:r>
-    </w:p>
-    <w:p>
-      <w:pPr>
+      <w:bookmarkStart w:colFirst="0" w:colLast="0" w:name="_heading=h.2j516w2cy3g5" w:id="12"/>
+      <w:bookmarkEnd w:id="12"/>
+      <w:r>
+        <w:rPr>
+          <w:rtl w:val="0"/>
+        </w:rPr>
+        <w:t xml:space="preserve">2.2.2 Sviluppo</w:t>
+      </w:r>
+      <w:r>
+        <w:rPr>
+          <w:rtl w:val="0"/>
+        </w:rPr>
+      </w:r>
+    </w:p>
+    <w:p>
+      <w:pPr>
+        <w:pStyle w:val="Heading4"/>
         <w:spacing w:line="240" w:lineRule="auto"/>
         <w:rPr/>
       </w:pPr>
-      <w:r>
-        <w:rPr>
-          <w:rtl w:val="0"/>
-        </w:rPr>
-        <w:t xml:space="preserve">Per questa fase di processo, si individuano tutti i compiti ed attività attuabili per realizzare quanto richiesto a livello di prodotto software. In particolare, si intende tutto questo come processo ampio, atto a raccogliere tutte le attività di manutenzione</w:t>
-      </w:r>
-      <w:r>
-        <w:rPr>
-          <w:vertAlign w:val="superscript"/>
-          <w:rtl w:val="0"/>
-        </w:rPr>
-        <w:t xml:space="preserve">G</w:t>
-      </w:r>
-      <w:r>
-        <w:rPr>
-          <w:rtl w:val="0"/>
-        </w:rPr>
-        <w:t xml:space="preserve">, strutturazione e pianificazione del prodotto, guidando la realizzazione in modo incrementale, atto alle modifiche continuative.</w:t>
+      <w:bookmarkStart w:colFirst="0" w:colLast="0" w:name="_heading=h.837n73q02bpc" w:id="13"/>
+      <w:bookmarkEnd w:id="13"/>
+      <w:r>
+        <w:rPr>
+          <w:rtl w:val="0"/>
+        </w:rPr>
+        <w:t xml:space="preserve">2.2.2.1 Progettazione architetturale</w:t>
+      </w:r>
+    </w:p>
+    <w:p>
+      <w:pPr>
+        <w:spacing w:line="240" w:lineRule="auto"/>
+        <w:rPr>
+          <w:b w:val="1"/>
+          <w:i w:val="1"/>
+        </w:rPr>
+      </w:pPr>
+      <w:r>
+        <w:rPr>
+          <w:b w:val="1"/>
+          <w:i w:val="1"/>
+          <w:rtl w:val="0"/>
+        </w:rPr>
+        <w:t xml:space="preserve">SFIN - Structural Fan-In</w:t>
       </w:r>
     </w:p>
     <w:p>
@@ -4294,22 +4308,30 @@
         <w:rPr>
           <w:rtl w:val="0"/>
         </w:rPr>
-        <w:t xml:space="preserve">Nello specifico, si individua il glossario utile per determinare tutti i termini utilizzati:</w:t>
-      </w:r>
-    </w:p>
-    <w:p>
-      <w:pPr>
-        <w:spacing w:line="240" w:lineRule="auto"/>
-        <w:rPr>
+        <w:t xml:space="preserve">Indice di utilità, indica quante componenti utilizzano un modulo specifico.</w:t>
+        <w:br w:type="textWrapping"/>
+        <w:t xml:space="preserve">Un </w:t>
+      </w:r>
+      <w:r>
+        <w:rPr>
+          <w:b w:val="1"/>
           <w:i w:val="1"/>
-        </w:rPr>
-      </w:pPr>
+          <w:rtl w:val="0"/>
+        </w:rPr>
+        <w:t xml:space="preserve">SFIN</w:t>
+      </w:r>
       <w:r>
         <w:rPr>
           <w:i w:val="1"/>
           <w:rtl w:val="0"/>
         </w:rPr>
-        <w:t xml:space="preserve">MPC - Metric Parametric Cost</w:t>
+        <w:t xml:space="preserve"> </w:t>
+      </w:r>
+      <w:r>
+        <w:rPr>
+          <w:rtl w:val="0"/>
+        </w:rPr>
+        <w:t xml:space="preserve">alto indica che il componente viene utilizzato molto.</w:t>
       </w:r>
     </w:p>
     <w:p>
@@ -4319,106 +4341,35 @@
       </w:pPr>
       <w:r>
         <w:rPr>
-          <w:rtl w:val="0"/>
-        </w:rPr>
-        <w:t xml:space="preserve">DI queste, individuiamo ogni termine utile:</w:t>
-      </w:r>
-    </w:p>
-    <w:p>
-      <w:pPr>
-        <w:spacing w:line="240" w:lineRule="auto"/>
-        <w:rPr>
+          <w:b w:val="1"/>
           <w:i w:val="1"/>
-        </w:rPr>
-      </w:pPr>
-      <w:r>
-        <w:rPr>
+          <w:rtl w:val="0"/>
+        </w:rPr>
+        <w:t xml:space="preserve">SFOUT - Structural Fan-Out</w:t>
+        <w:br w:type="textWrapping"/>
+      </w:r>
+      <w:r>
+        <w:rPr>
+          <w:rtl w:val="0"/>
+        </w:rPr>
+        <w:t xml:space="preserve">Indice di dipendenza, indica il numero di componenti utilizzate dalla componente in esame.</w:t>
+        <w:br w:type="textWrapping"/>
+        <w:t xml:space="preserve">Un </w:t>
+      </w:r>
+      <w:r>
+        <w:rPr>
+          <w:b w:val="1"/>
           <w:i w:val="1"/>
           <w:rtl w:val="0"/>
         </w:rPr>
-        <w:t xml:space="preserve">SFIN - Structural Fan-In</w:t>
-      </w:r>
-    </w:p>
-    <w:p>
-      <w:pPr>
-        <w:spacing w:line="240" w:lineRule="auto"/>
-        <w:rPr>
-          <w:i w:val="1"/>
-        </w:rPr>
-      </w:pPr>
-      <w:r>
-        <w:rPr>
-          <w:i w:val="1"/>
-          <w:rtl w:val="0"/>
-        </w:rPr>
-        <w:t xml:space="preserve">SFOUT - Structural Fan-Out</w:t>
-      </w:r>
-    </w:p>
-    <w:p>
-      <w:pPr>
-        <w:spacing w:line="240" w:lineRule="auto"/>
-        <w:rPr>
-          <w:i w:val="1"/>
-        </w:rPr>
-      </w:pPr>
-      <w:r>
-        <w:rPr>
-          <w:i w:val="1"/>
-          <w:rtl w:val="0"/>
-        </w:rPr>
-        <w:t xml:space="preserve">(altre </w:t>
-      </w:r>
-      <w:r>
-        <w:rPr>
-          <w:i w:val="1"/>
-          <w:u w:val="single"/>
-          <w:rtl w:val="0"/>
-        </w:rPr>
-        <w:t xml:space="preserve">da aggiungere</w:t>
-      </w:r>
-      <w:r>
-        <w:rPr>
-          <w:i w:val="1"/>
-          <w:rtl w:val="0"/>
-        </w:rPr>
-        <w:t xml:space="preserve">)</w:t>
-      </w:r>
-      <w:r>
-        <w:rPr>
-          <w:rtl w:val="0"/>
-        </w:rPr>
-      </w:r>
-    </w:p>
-    <w:p>
-      <w:pPr>
-        <w:spacing w:line="240" w:lineRule="auto"/>
-        <w:rPr/>
-      </w:pPr>
-      <w:r>
-        <w:rPr>
-          <w:rtl w:val="0"/>
-        </w:rPr>
-      </w:r>
-    </w:p>
-    <w:p>
-      <w:pPr>
-        <w:spacing w:line="240" w:lineRule="auto"/>
-        <w:rPr/>
-      </w:pPr>
-      <w:r>
-        <w:br w:type="page"/>
-      </w:r>
-      <w:r>
-        <w:rPr>
-          <w:rtl w:val="0"/>
-        </w:rPr>
-      </w:r>
-    </w:p>
-    <w:p>
-      <w:pPr>
-        <w:spacing w:line="240" w:lineRule="auto"/>
-        <w:rPr/>
-      </w:pPr>
+        <w:t xml:space="preserve">SFOUT </w:t>
+      </w:r>
+      <w:r>
+        <w:rPr>
+          <w:rtl w:val="0"/>
+        </w:rPr>
+        <w:t xml:space="preserve">indica un alto accoppiamento della componente.</w:t>
+      </w:r>
       <w:r>
         <w:rPr>
           <w:rtl w:val="0"/>
@@ -4458,6 +4409,3040 @@
       <w:tr>
         <w:trPr>
           <w:cantSplit w:val="0"/>
+          <w:trHeight w:val="527.8110236220473" w:hRule="atLeast"/>
+          <w:tblHeader w:val="0"/>
+        </w:trPr>
+        <w:tc>
+          <w:tcPr>
+            <w:tcBorders>
+              <w:left w:color="ad9d95" w:space="0" w:sz="4" w:val="single"/>
+            </w:tcBorders>
+            <w:shd w:fill="ad9d95" w:val="clear"/>
+            <w:vAlign w:val="center"/>
+          </w:tcPr>
+          <w:p>
+            <w:pPr>
+              <w:spacing w:after="0" w:line="240" w:lineRule="auto"/>
+              <w:jc w:val="center"/>
+              <w:rPr>
+                <w:color w:val="ffffff"/>
+              </w:rPr>
+            </w:pPr>
+            <w:r>
+              <w:rPr>
+                <w:i w:val="1"/>
+                <w:rtl w:val="0"/>
+              </w:rPr>
+              <w:t xml:space="preserve">Metrica</w:t>
+            </w:r>
+            <w:r>
+              <w:rPr>
+                <w:rtl w:val="0"/>
+              </w:rPr>
+            </w:r>
+          </w:p>
+        </w:tc>
+        <w:tc>
+          <w:tcPr>
+            <w:tcBorders>
+              <w:left w:color="ad9d95" w:space="0" w:sz="4" w:val="single"/>
+            </w:tcBorders>
+            <w:shd w:fill="ad9d95" w:val="clear"/>
+            <w:vAlign w:val="center"/>
+          </w:tcPr>
+          <w:p>
+            <w:pPr>
+              <w:spacing w:after="0" w:line="240" w:lineRule="auto"/>
+              <w:jc w:val="center"/>
+              <w:rPr>
+                <w:color w:val="ffffff"/>
+              </w:rPr>
+            </w:pPr>
+            <w:r>
+              <w:rPr>
+                <w:i w:val="1"/>
+                <w:rtl w:val="0"/>
+              </w:rPr>
+              <w:t xml:space="preserve">Descrizione</w:t>
+            </w:r>
+            <w:r>
+              <w:rPr>
+                <w:rtl w:val="0"/>
+              </w:rPr>
+            </w:r>
+          </w:p>
+        </w:tc>
+        <w:tc>
+          <w:tcPr>
+            <w:tcBorders>
+              <w:left w:color="ad9d95" w:space="0" w:sz="4" w:val="single"/>
+            </w:tcBorders>
+            <w:shd w:fill="ad9d95" w:val="clear"/>
+            <w:vAlign w:val="center"/>
+          </w:tcPr>
+          <w:p>
+            <w:pPr>
+              <w:spacing w:after="0" w:line="240" w:lineRule="auto"/>
+              <w:jc w:val="center"/>
+              <w:rPr>
+                <w:i w:val="1"/>
+              </w:rPr>
+            </w:pPr>
+            <w:r>
+              <w:rPr>
+                <w:i w:val="1"/>
+                <w:rtl w:val="0"/>
+              </w:rPr>
+              <w:t xml:space="preserve">Valore accettabile</w:t>
+            </w:r>
+          </w:p>
+        </w:tc>
+        <w:tc>
+          <w:tcPr>
+            <w:tcBorders>
+              <w:left w:color="ad9d95" w:space="0" w:sz="4" w:val="single"/>
+            </w:tcBorders>
+            <w:shd w:fill="ad9d95" w:val="clear"/>
+            <w:vAlign w:val="center"/>
+          </w:tcPr>
+          <w:p>
+            <w:pPr>
+              <w:spacing w:after="0" w:line="240" w:lineRule="auto"/>
+              <w:jc w:val="center"/>
+              <w:rPr>
+                <w:i w:val="1"/>
+              </w:rPr>
+            </w:pPr>
+            <w:r>
+              <w:rPr>
+                <w:i w:val="1"/>
+                <w:rtl w:val="0"/>
+              </w:rPr>
+              <w:t xml:space="preserve">Valore Ottimale</w:t>
+            </w:r>
+          </w:p>
+        </w:tc>
+      </w:tr>
+      <w:tr>
+        <w:trPr>
+          <w:cantSplit w:val="0"/>
+          <w:trHeight w:val="527.8110236220473" w:hRule="atLeast"/>
+          <w:tblHeader w:val="0"/>
+        </w:trPr>
+        <w:tc>
+          <w:tcPr>
+            <w:tcBorders>
+              <w:left w:color="ad9d95" w:space="0" w:sz="4" w:val="single"/>
+              <w:right w:color="ad9d95" w:space="0" w:sz="4" w:val="single"/>
+            </w:tcBorders>
+            <w:vAlign w:val="center"/>
+          </w:tcPr>
+          <w:p>
+            <w:pPr>
+              <w:spacing w:after="0" w:line="240" w:lineRule="auto"/>
+              <w:jc w:val="center"/>
+              <w:rPr/>
+            </w:pPr>
+            <w:r>
+              <w:rPr>
+                <w:rtl w:val="0"/>
+              </w:rPr>
+              <w:t xml:space="preserve">MPC-SFIN</w:t>
+            </w:r>
+          </w:p>
+        </w:tc>
+        <w:tc>
+          <w:tcPr>
+            <w:tcBorders>
+              <w:left w:color="ad9d95" w:space="0" w:sz="4" w:val="single"/>
+              <w:right w:color="ad9d95" w:space="0" w:sz="4" w:val="single"/>
+            </w:tcBorders>
+            <w:vAlign w:val="center"/>
+          </w:tcPr>
+          <w:p>
+            <w:pPr>
+              <w:spacing w:after="0" w:line="240" w:lineRule="auto"/>
+              <w:jc w:val="center"/>
+              <w:rPr/>
+            </w:pPr>
+            <w:r>
+              <w:rPr>
+                <w:rtl w:val="0"/>
+              </w:rPr>
+              <w:t xml:space="preserve">Structural Fan-in</w:t>
+            </w:r>
+            <w:r>
+              <w:rPr>
+                <w:rtl w:val="0"/>
+              </w:rPr>
+            </w:r>
+          </w:p>
+        </w:tc>
+        <w:tc>
+          <w:tcPr>
+            <w:tcBorders>
+              <w:left w:color="ad9d95" w:space="0" w:sz="4" w:val="single"/>
+              <w:right w:color="ad9d95" w:space="0" w:sz="4" w:val="single"/>
+            </w:tcBorders>
+            <w:vAlign w:val="center"/>
+          </w:tcPr>
+          <w:p>
+            <w:pPr>
+              <w:spacing w:after="0" w:line="240" w:lineRule="auto"/>
+              <w:jc w:val="center"/>
+              <w:rPr/>
+            </w:pPr>
+            <w:r>
+              <w:rPr>
+                <w:rtl w:val="0"/>
+              </w:rPr>
+            </w:r>
+          </w:p>
+        </w:tc>
+        <w:tc>
+          <w:tcPr>
+            <w:tcBorders>
+              <w:left w:color="ad9d95" w:space="0" w:sz="4" w:val="single"/>
+              <w:right w:color="ad9d95" w:space="0" w:sz="4" w:val="single"/>
+            </w:tcBorders>
+            <w:vAlign w:val="center"/>
+          </w:tcPr>
+          <w:p>
+            <w:pPr>
+              <w:spacing w:after="0" w:line="240" w:lineRule="auto"/>
+              <w:jc w:val="center"/>
+              <w:rPr/>
+            </w:pPr>
+            <w:r>
+              <w:rPr>
+                <w:rtl w:val="0"/>
+              </w:rPr>
+            </w:r>
+          </w:p>
+        </w:tc>
+      </w:tr>
+      <w:tr>
+        <w:trPr>
+          <w:cantSplit w:val="0"/>
+          <w:trHeight w:val="527.8110236220473" w:hRule="atLeast"/>
+          <w:tblHeader w:val="0"/>
+        </w:trPr>
+        <w:tc>
+          <w:tcPr>
+            <w:tcBorders>
+              <w:left w:color="ad9d95" w:space="0" w:sz="4" w:val="single"/>
+              <w:right w:color="ad9d95" w:space="0" w:sz="4" w:val="single"/>
+            </w:tcBorders>
+            <w:vAlign w:val="center"/>
+          </w:tcPr>
+          <w:p>
+            <w:pPr>
+              <w:spacing w:after="0" w:line="240" w:lineRule="auto"/>
+              <w:jc w:val="center"/>
+              <w:rPr/>
+            </w:pPr>
+            <w:r>
+              <w:rPr>
+                <w:rtl w:val="0"/>
+              </w:rPr>
+              <w:t xml:space="preserve">MPC-SFOUT</w:t>
+            </w:r>
+            <w:r>
+              <w:rPr>
+                <w:rtl w:val="0"/>
+              </w:rPr>
+            </w:r>
+          </w:p>
+        </w:tc>
+        <w:tc>
+          <w:tcPr>
+            <w:tcBorders>
+              <w:left w:color="ad9d95" w:space="0" w:sz="4" w:val="single"/>
+              <w:right w:color="ad9d95" w:space="0" w:sz="4" w:val="single"/>
+            </w:tcBorders>
+            <w:vAlign w:val="center"/>
+          </w:tcPr>
+          <w:p>
+            <w:pPr>
+              <w:spacing w:after="0" w:line="240" w:lineRule="auto"/>
+              <w:jc w:val="center"/>
+              <w:rPr/>
+            </w:pPr>
+            <w:r>
+              <w:rPr>
+                <w:rtl w:val="0"/>
+              </w:rPr>
+              <w:t xml:space="preserve">Structural Fan-out</w:t>
+            </w:r>
+            <w:r>
+              <w:rPr>
+                <w:rtl w:val="0"/>
+              </w:rPr>
+            </w:r>
+          </w:p>
+        </w:tc>
+        <w:tc>
+          <w:tcPr>
+            <w:tcBorders>
+              <w:left w:color="ad9d95" w:space="0" w:sz="4" w:val="single"/>
+              <w:right w:color="ad9d95" w:space="0" w:sz="4" w:val="single"/>
+            </w:tcBorders>
+            <w:vAlign w:val="center"/>
+          </w:tcPr>
+          <w:p>
+            <w:pPr>
+              <w:spacing w:after="0" w:line="240" w:lineRule="auto"/>
+              <w:jc w:val="center"/>
+              <w:rPr/>
+            </w:pPr>
+            <w:r>
+              <w:rPr>
+                <w:rtl w:val="0"/>
+              </w:rPr>
+            </w:r>
+          </w:p>
+        </w:tc>
+        <w:tc>
+          <w:tcPr>
+            <w:tcBorders>
+              <w:left w:color="ad9d95" w:space="0" w:sz="4" w:val="single"/>
+              <w:right w:color="ad9d95" w:space="0" w:sz="4" w:val="single"/>
+            </w:tcBorders>
+            <w:vAlign w:val="center"/>
+          </w:tcPr>
+          <w:p>
+            <w:pPr>
+              <w:spacing w:after="0" w:line="240" w:lineRule="auto"/>
+              <w:jc w:val="center"/>
+              <w:rPr/>
+            </w:pPr>
+            <w:r>
+              <w:rPr>
+                <w:rtl w:val="0"/>
+              </w:rPr>
+            </w:r>
+          </w:p>
+        </w:tc>
+      </w:tr>
+    </w:tbl>
+    <w:p>
+      <w:pPr>
+        <w:rPr/>
+      </w:pPr>
+      <w:r>
+        <w:rPr>
+          <w:rtl w:val="0"/>
+        </w:rPr>
+      </w:r>
+    </w:p>
+    <w:p>
+      <w:pPr>
+        <w:pStyle w:val="Heading4"/>
+        <w:spacing w:line="240" w:lineRule="auto"/>
+        <w:rPr/>
+      </w:pPr>
+      <w:bookmarkStart w:colFirst="0" w:colLast="0" w:name="_heading=h.24d4asp2peh3" w:id="14"/>
+      <w:bookmarkEnd w:id="14"/>
+      <w:r>
+        <w:rPr>
+          <w:rtl w:val="0"/>
+        </w:rPr>
+        <w:t xml:space="preserve">2.2.2.2 Progettazione di dettaglio</w:t>
+      </w:r>
+    </w:p>
+    <w:p>
+      <w:pPr>
+        <w:rPr>
+          <w:b w:val="1"/>
+          <w:i w:val="1"/>
+        </w:rPr>
+      </w:pPr>
+      <w:r>
+        <w:rPr>
+          <w:b w:val="1"/>
+          <w:i w:val="1"/>
+          <w:rtl w:val="0"/>
+        </w:rPr>
+        <w:t xml:space="preserve">NM - Number of Methods</w:t>
+      </w:r>
+    </w:p>
+    <w:p>
+      <w:pPr>
+        <w:rPr/>
+      </w:pPr>
+      <w:r>
+        <w:rPr>
+          <w:rtl w:val="0"/>
+        </w:rPr>
+        <w:t xml:space="preserve">Indica il numero medio di metodi per package. Un numero eccessivo potrebbe indicare la necessità di refactoring.</w:t>
+      </w:r>
+    </w:p>
+    <w:p>
+      <w:pPr>
+        <w:spacing w:line="240" w:lineRule="auto"/>
+        <w:rPr/>
+      </w:pPr>
+      <w:r>
+        <w:rPr>
+          <w:rtl w:val="0"/>
+        </w:rPr>
+      </w:r>
+    </w:p>
+    <w:tbl>
+      <w:tblPr>
+        <w:tblStyle w:val="Table4"/>
+        <w:tblW w:w="9048.188976377955" w:type="dxa"/>
+        <w:jc w:val="left"/>
+        <w:tblBorders>
+          <w:top w:color="000000" w:space="0" w:sz="4" w:val="single"/>
+          <w:left w:color="000000" w:space="0" w:sz="4" w:val="single"/>
+          <w:bottom w:color="000000" w:space="0" w:sz="4" w:val="single"/>
+          <w:right w:color="000000" w:space="0" w:sz="4" w:val="single"/>
+          <w:insideH w:color="000000" w:space="0" w:sz="4" w:val="single"/>
+          <w:insideV w:color="000000" w:space="0" w:sz="4" w:val="single"/>
+        </w:tblBorders>
+        <w:tblLayout w:type="fixed"/>
+        <w:tblLook w:val="0420"/>
+      </w:tblPr>
+      <w:tblGrid>
+        <w:gridCol w:w="2261.659442406833"/>
+        <w:gridCol w:w="2262.176511323707"/>
+        <w:gridCol w:w="2262.176511323707"/>
+        <w:gridCol w:w="2262.176511323707"/>
+        <w:tblGridChange w:id="0">
+          <w:tblGrid>
+            <w:gridCol w:w="2261.659442406833"/>
+            <w:gridCol w:w="2262.176511323707"/>
+            <w:gridCol w:w="2262.176511323707"/>
+            <w:gridCol w:w="2262.176511323707"/>
+          </w:tblGrid>
+        </w:tblGridChange>
+      </w:tblGrid>
+      <w:tr>
+        <w:trPr>
+          <w:cantSplit w:val="0"/>
+          <w:trHeight w:val="527.8110236220473" w:hRule="atLeast"/>
+          <w:tblHeader w:val="0"/>
+        </w:trPr>
+        <w:tc>
+          <w:tcPr>
+            <w:tcBorders>
+              <w:left w:color="ad9d95" w:space="0" w:sz="4" w:val="single"/>
+            </w:tcBorders>
+            <w:shd w:fill="ad9d95" w:val="clear"/>
+            <w:vAlign w:val="center"/>
+          </w:tcPr>
+          <w:p>
+            <w:pPr>
+              <w:spacing w:after="0" w:line="240" w:lineRule="auto"/>
+              <w:jc w:val="center"/>
+              <w:rPr>
+                <w:color w:val="ffffff"/>
+              </w:rPr>
+            </w:pPr>
+            <w:r>
+              <w:rPr>
+                <w:i w:val="1"/>
+                <w:rtl w:val="0"/>
+              </w:rPr>
+              <w:t xml:space="preserve">Metrica</w:t>
+            </w:r>
+            <w:r>
+              <w:rPr>
+                <w:rtl w:val="0"/>
+              </w:rPr>
+            </w:r>
+          </w:p>
+        </w:tc>
+        <w:tc>
+          <w:tcPr>
+            <w:tcBorders>
+              <w:left w:color="ad9d95" w:space="0" w:sz="4" w:val="single"/>
+            </w:tcBorders>
+            <w:shd w:fill="ad9d95" w:val="clear"/>
+            <w:vAlign w:val="center"/>
+          </w:tcPr>
+          <w:p>
+            <w:pPr>
+              <w:spacing w:after="0" w:line="240" w:lineRule="auto"/>
+              <w:jc w:val="center"/>
+              <w:rPr>
+                <w:color w:val="ffffff"/>
+              </w:rPr>
+            </w:pPr>
+            <w:r>
+              <w:rPr>
+                <w:i w:val="1"/>
+                <w:rtl w:val="0"/>
+              </w:rPr>
+              <w:t xml:space="preserve">Descrizione</w:t>
+            </w:r>
+            <w:r>
+              <w:rPr>
+                <w:rtl w:val="0"/>
+              </w:rPr>
+            </w:r>
+          </w:p>
+        </w:tc>
+        <w:tc>
+          <w:tcPr>
+            <w:tcBorders>
+              <w:left w:color="ad9d95" w:space="0" w:sz="4" w:val="single"/>
+            </w:tcBorders>
+            <w:shd w:fill="ad9d95" w:val="clear"/>
+            <w:vAlign w:val="center"/>
+          </w:tcPr>
+          <w:p>
+            <w:pPr>
+              <w:spacing w:after="0" w:line="240" w:lineRule="auto"/>
+              <w:jc w:val="center"/>
+              <w:rPr>
+                <w:i w:val="1"/>
+              </w:rPr>
+            </w:pPr>
+            <w:r>
+              <w:rPr>
+                <w:i w:val="1"/>
+                <w:rtl w:val="0"/>
+              </w:rPr>
+              <w:t xml:space="preserve">Valore accettabile</w:t>
+            </w:r>
+          </w:p>
+        </w:tc>
+        <w:tc>
+          <w:tcPr>
+            <w:tcBorders>
+              <w:left w:color="ad9d95" w:space="0" w:sz="4" w:val="single"/>
+            </w:tcBorders>
+            <w:shd w:fill="ad9d95" w:val="clear"/>
+            <w:vAlign w:val="center"/>
+          </w:tcPr>
+          <w:p>
+            <w:pPr>
+              <w:spacing w:after="0" w:line="240" w:lineRule="auto"/>
+              <w:jc w:val="center"/>
+              <w:rPr>
+                <w:i w:val="1"/>
+              </w:rPr>
+            </w:pPr>
+            <w:r>
+              <w:rPr>
+                <w:i w:val="1"/>
+                <w:rtl w:val="0"/>
+              </w:rPr>
+              <w:t xml:space="preserve">Valore Ottimale</w:t>
+            </w:r>
+          </w:p>
+        </w:tc>
+      </w:tr>
+      <w:tr>
+        <w:trPr>
+          <w:cantSplit w:val="0"/>
+          <w:trHeight w:val="527.8110236220473" w:hRule="atLeast"/>
+          <w:tblHeader w:val="0"/>
+        </w:trPr>
+        <w:tc>
+          <w:tcPr>
+            <w:tcBorders>
+              <w:left w:color="ad9d95" w:space="0" w:sz="4" w:val="single"/>
+              <w:right w:color="ad9d95" w:space="0" w:sz="4" w:val="single"/>
+            </w:tcBorders>
+            <w:vAlign w:val="center"/>
+          </w:tcPr>
+          <w:p>
+            <w:pPr>
+              <w:spacing w:after="0" w:line="240" w:lineRule="auto"/>
+              <w:jc w:val="center"/>
+              <w:rPr/>
+            </w:pPr>
+            <w:r>
+              <w:rPr>
+                <w:rtl w:val="0"/>
+              </w:rPr>
+              <w:t xml:space="preserve">MPC-NM</w:t>
+            </w:r>
+          </w:p>
+        </w:tc>
+        <w:tc>
+          <w:tcPr>
+            <w:tcBorders>
+              <w:left w:color="ad9d95" w:space="0" w:sz="4" w:val="single"/>
+              <w:right w:color="ad9d95" w:space="0" w:sz="4" w:val="single"/>
+            </w:tcBorders>
+            <w:vAlign w:val="center"/>
+          </w:tcPr>
+          <w:p>
+            <w:pPr>
+              <w:spacing w:after="0" w:line="240" w:lineRule="auto"/>
+              <w:jc w:val="center"/>
+              <w:rPr/>
+            </w:pPr>
+            <w:r>
+              <w:rPr>
+                <w:rtl w:val="0"/>
+              </w:rPr>
+              <w:t xml:space="preserve">Number of Methods</w:t>
+            </w:r>
+          </w:p>
+        </w:tc>
+        <w:tc>
+          <w:tcPr>
+            <w:tcBorders>
+              <w:left w:color="ad9d95" w:space="0" w:sz="4" w:val="single"/>
+              <w:right w:color="ad9d95" w:space="0" w:sz="4" w:val="single"/>
+            </w:tcBorders>
+            <w:vAlign w:val="center"/>
+          </w:tcPr>
+          <w:p>
+            <w:pPr>
+              <w:spacing w:after="0" w:line="240" w:lineRule="auto"/>
+              <w:jc w:val="center"/>
+              <w:rPr/>
+            </w:pPr>
+            <w:r>
+              <w:rPr>
+                <w:rtl w:val="0"/>
+              </w:rPr>
+              <w:t xml:space="preserve">3-11</w:t>
+            </w:r>
+          </w:p>
+        </w:tc>
+        <w:tc>
+          <w:tcPr>
+            <w:tcBorders>
+              <w:left w:color="ad9d95" w:space="0" w:sz="4" w:val="single"/>
+              <w:right w:color="ad9d95" w:space="0" w:sz="4" w:val="single"/>
+            </w:tcBorders>
+            <w:vAlign w:val="center"/>
+          </w:tcPr>
+          <w:p>
+            <w:pPr>
+              <w:spacing w:after="0" w:line="240" w:lineRule="auto"/>
+              <w:jc w:val="center"/>
+              <w:rPr/>
+            </w:pPr>
+            <w:r>
+              <w:rPr>
+                <w:rtl w:val="0"/>
+              </w:rPr>
+              <w:t xml:space="preserve">3-8</w:t>
+            </w:r>
+          </w:p>
+        </w:tc>
+      </w:tr>
+    </w:tbl>
+    <w:p>
+      <w:pPr>
+        <w:pStyle w:val="Heading4"/>
+        <w:spacing w:line="240" w:lineRule="auto"/>
+        <w:rPr/>
+      </w:pPr>
+      <w:bookmarkStart w:colFirst="0" w:colLast="0" w:name="_heading=h.u0frqhhe0de" w:id="15"/>
+      <w:bookmarkEnd w:id="15"/>
+      <w:r>
+        <w:rPr>
+          <w:rtl w:val="0"/>
+        </w:rPr>
+        <w:t xml:space="preserve">2.2.2.3 Codifica</w:t>
+      </w:r>
+    </w:p>
+    <w:p>
+      <w:pPr>
+        <w:rPr>
+          <w:b w:val="1"/>
+          <w:i w:val="1"/>
+        </w:rPr>
+      </w:pPr>
+      <w:r>
+        <w:rPr>
+          <w:b w:val="1"/>
+          <w:i w:val="1"/>
+          <w:rtl w:val="0"/>
+        </w:rPr>
+        <w:t xml:space="preserve">BLC - Bugs for Line of Code</w:t>
+      </w:r>
+    </w:p>
+    <w:p>
+      <w:pPr>
+        <w:rPr/>
+      </w:pPr>
+      <w:r>
+        <w:rPr>
+          <w:rtl w:val="0"/>
+        </w:rPr>
+        <w:t xml:space="preserve">Indice del numero di righe di codice contenenti </w:t>
+      </w:r>
+      <w:r>
+        <w:rPr>
+          <w:i w:val="1"/>
+          <w:rtl w:val="0"/>
+        </w:rPr>
+        <w:t xml:space="preserve">bug</w:t>
+      </w:r>
+      <w:r>
+        <w:rPr>
+          <w:i w:val="1"/>
+          <w:vertAlign w:val="superscript"/>
+          <w:rtl w:val="0"/>
+        </w:rPr>
+        <w:t xml:space="preserve">G</w:t>
+      </w:r>
+      <w:r>
+        <w:rPr>
+          <w:rtl w:val="0"/>
+        </w:rPr>
+        <w:t xml:space="preserve"> ed errori al proprio interno.</w:t>
+      </w:r>
+    </w:p>
+    <w:p>
+      <w:pPr>
+        <w:rPr>
+          <w:b w:val="1"/>
+          <w:i w:val="1"/>
+        </w:rPr>
+      </w:pPr>
+      <w:r>
+        <w:rPr>
+          <w:b w:val="1"/>
+          <w:i w:val="1"/>
+          <w:rtl w:val="0"/>
+        </w:rPr>
+        <w:t xml:space="preserve">VNUD - Variabili Non Utilizzate e Non Definite</w:t>
+      </w:r>
+      <w:r>
+        <w:rPr>
+          <w:rtl w:val="0"/>
+        </w:rPr>
+      </w:r>
+    </w:p>
+    <w:p>
+      <w:pPr>
+        <w:rPr/>
+      </w:pPr>
+      <w:r>
+        <w:rPr>
+          <w:rtl w:val="0"/>
+        </w:rPr>
+        <w:t xml:space="preserve">Indice del numero di variabili non utilizzate e non definite. Esse sono considerate errori di programmazione e possono causare </w:t>
+      </w:r>
+      <w:r>
+        <w:rPr>
+          <w:i w:val="1"/>
+          <w:rtl w:val="0"/>
+        </w:rPr>
+        <w:t xml:space="preserve">bug</w:t>
+      </w:r>
+      <w:r>
+        <w:rPr>
+          <w:i w:val="1"/>
+          <w:vertAlign w:val="superscript"/>
+          <w:rtl w:val="0"/>
+        </w:rPr>
+        <w:t xml:space="preserve">G</w:t>
+      </w:r>
+      <w:r>
+        <w:rPr>
+          <w:rtl w:val="0"/>
+        </w:rPr>
+        <w:t xml:space="preserve"> nel software: le prime allocano memoria inutilmente e rendono il codice meno pulito, le seconde sono dichiarate ma non inizializzate ad un valore noto definito prima di essere utilizzate.</w:t>
+      </w:r>
+    </w:p>
+    <w:p>
+      <w:pPr>
+        <w:spacing w:line="240" w:lineRule="auto"/>
+        <w:rPr/>
+      </w:pPr>
+      <w:r>
+        <w:rPr>
+          <w:rtl w:val="0"/>
+        </w:rPr>
+      </w:r>
+    </w:p>
+    <w:tbl>
+      <w:tblPr>
+        <w:tblStyle w:val="Table5"/>
+        <w:tblW w:w="9048.188976377955" w:type="dxa"/>
+        <w:jc w:val="left"/>
+        <w:tblBorders>
+          <w:top w:color="000000" w:space="0" w:sz="4" w:val="single"/>
+          <w:left w:color="000000" w:space="0" w:sz="4" w:val="single"/>
+          <w:bottom w:color="000000" w:space="0" w:sz="4" w:val="single"/>
+          <w:right w:color="000000" w:space="0" w:sz="4" w:val="single"/>
+          <w:insideH w:color="000000" w:space="0" w:sz="4" w:val="single"/>
+          <w:insideV w:color="000000" w:space="0" w:sz="4" w:val="single"/>
+        </w:tblBorders>
+        <w:tblLayout w:type="fixed"/>
+        <w:tblLook w:val="0420"/>
+      </w:tblPr>
+      <w:tblGrid>
+        <w:gridCol w:w="2261.659442406833"/>
+        <w:gridCol w:w="2262.176511323707"/>
+        <w:gridCol w:w="2262.176511323707"/>
+        <w:gridCol w:w="2262.176511323707"/>
+        <w:tblGridChange w:id="0">
+          <w:tblGrid>
+            <w:gridCol w:w="2261.659442406833"/>
+            <w:gridCol w:w="2262.176511323707"/>
+            <w:gridCol w:w="2262.176511323707"/>
+            <w:gridCol w:w="2262.176511323707"/>
+          </w:tblGrid>
+        </w:tblGridChange>
+      </w:tblGrid>
+      <w:tr>
+        <w:trPr>
+          <w:cantSplit w:val="0"/>
+          <w:trHeight w:val="527.8110236220473" w:hRule="atLeast"/>
+          <w:tblHeader w:val="0"/>
+        </w:trPr>
+        <w:tc>
+          <w:tcPr>
+            <w:tcBorders>
+              <w:left w:color="ad9d95" w:space="0" w:sz="4" w:val="single"/>
+            </w:tcBorders>
+            <w:shd w:fill="ad9d95" w:val="clear"/>
+            <w:vAlign w:val="center"/>
+          </w:tcPr>
+          <w:p>
+            <w:pPr>
+              <w:spacing w:after="0" w:line="240" w:lineRule="auto"/>
+              <w:jc w:val="center"/>
+              <w:rPr>
+                <w:color w:val="ffffff"/>
+              </w:rPr>
+            </w:pPr>
+            <w:r>
+              <w:rPr>
+                <w:i w:val="1"/>
+                <w:rtl w:val="0"/>
+              </w:rPr>
+              <w:t xml:space="preserve">Metrica</w:t>
+            </w:r>
+            <w:r>
+              <w:rPr>
+                <w:rtl w:val="0"/>
+              </w:rPr>
+            </w:r>
+          </w:p>
+        </w:tc>
+        <w:tc>
+          <w:tcPr>
+            <w:tcBorders>
+              <w:left w:color="ad9d95" w:space="0" w:sz="4" w:val="single"/>
+            </w:tcBorders>
+            <w:shd w:fill="ad9d95" w:val="clear"/>
+            <w:vAlign w:val="center"/>
+          </w:tcPr>
+          <w:p>
+            <w:pPr>
+              <w:spacing w:after="0" w:line="240" w:lineRule="auto"/>
+              <w:jc w:val="center"/>
+              <w:rPr>
+                <w:color w:val="ffffff"/>
+              </w:rPr>
+            </w:pPr>
+            <w:r>
+              <w:rPr>
+                <w:i w:val="1"/>
+                <w:rtl w:val="0"/>
+              </w:rPr>
+              <w:t xml:space="preserve">Descrizione</w:t>
+            </w:r>
+            <w:r>
+              <w:rPr>
+                <w:rtl w:val="0"/>
+              </w:rPr>
+            </w:r>
+          </w:p>
+        </w:tc>
+        <w:tc>
+          <w:tcPr>
+            <w:tcBorders>
+              <w:left w:color="ad9d95" w:space="0" w:sz="4" w:val="single"/>
+            </w:tcBorders>
+            <w:shd w:fill="ad9d95" w:val="clear"/>
+            <w:vAlign w:val="center"/>
+          </w:tcPr>
+          <w:p>
+            <w:pPr>
+              <w:spacing w:after="0" w:line="240" w:lineRule="auto"/>
+              <w:jc w:val="center"/>
+              <w:rPr>
+                <w:i w:val="1"/>
+              </w:rPr>
+            </w:pPr>
+            <w:r>
+              <w:rPr>
+                <w:i w:val="1"/>
+                <w:rtl w:val="0"/>
+              </w:rPr>
+              <w:t xml:space="preserve">Valore accettabile</w:t>
+            </w:r>
+          </w:p>
+        </w:tc>
+        <w:tc>
+          <w:tcPr>
+            <w:tcBorders>
+              <w:left w:color="ad9d95" w:space="0" w:sz="4" w:val="single"/>
+            </w:tcBorders>
+            <w:shd w:fill="ad9d95" w:val="clear"/>
+            <w:vAlign w:val="center"/>
+          </w:tcPr>
+          <w:p>
+            <w:pPr>
+              <w:spacing w:after="0" w:line="240" w:lineRule="auto"/>
+              <w:jc w:val="center"/>
+              <w:rPr>
+                <w:i w:val="1"/>
+              </w:rPr>
+            </w:pPr>
+            <w:r>
+              <w:rPr>
+                <w:i w:val="1"/>
+                <w:rtl w:val="0"/>
+              </w:rPr>
+              <w:t xml:space="preserve">Valore Ottimale</w:t>
+            </w:r>
+          </w:p>
+        </w:tc>
+      </w:tr>
+      <w:tr>
+        <w:trPr>
+          <w:cantSplit w:val="0"/>
+          <w:trHeight w:val="527.8110236220473" w:hRule="atLeast"/>
+          <w:tblHeader w:val="0"/>
+        </w:trPr>
+        <w:tc>
+          <w:tcPr>
+            <w:tcBorders>
+              <w:left w:color="ad9d95" w:space="0" w:sz="4" w:val="single"/>
+              <w:right w:color="ad9d95" w:space="0" w:sz="4" w:val="single"/>
+            </w:tcBorders>
+            <w:vAlign w:val="center"/>
+          </w:tcPr>
+          <w:p>
+            <w:pPr>
+              <w:spacing w:after="0" w:line="240" w:lineRule="auto"/>
+              <w:jc w:val="center"/>
+              <w:rPr/>
+            </w:pPr>
+            <w:r>
+              <w:rPr>
+                <w:rtl w:val="0"/>
+              </w:rPr>
+              <w:t xml:space="preserve">MPC-BLC</w:t>
+            </w:r>
+          </w:p>
+        </w:tc>
+        <w:tc>
+          <w:tcPr>
+            <w:tcBorders>
+              <w:left w:color="ad9d95" w:space="0" w:sz="4" w:val="single"/>
+              <w:right w:color="ad9d95" w:space="0" w:sz="4" w:val="single"/>
+            </w:tcBorders>
+            <w:vAlign w:val="center"/>
+          </w:tcPr>
+          <w:p>
+            <w:pPr>
+              <w:spacing w:after="0" w:line="240" w:lineRule="auto"/>
+              <w:jc w:val="center"/>
+              <w:rPr/>
+            </w:pPr>
+            <w:r>
+              <w:rPr>
+                <w:rtl w:val="0"/>
+              </w:rPr>
+              <w:t xml:space="preserve">Bugs for Line of Code</w:t>
+            </w:r>
+          </w:p>
+        </w:tc>
+        <w:tc>
+          <w:tcPr>
+            <w:tcBorders>
+              <w:left w:color="ad9d95" w:space="0" w:sz="4" w:val="single"/>
+              <w:right w:color="ad9d95" w:space="0" w:sz="4" w:val="single"/>
+            </w:tcBorders>
+            <w:vAlign w:val="center"/>
+          </w:tcPr>
+          <w:p>
+            <w:pPr>
+              <w:spacing w:after="0" w:line="240" w:lineRule="auto"/>
+              <w:jc w:val="center"/>
+              <w:rPr/>
+            </w:pPr>
+            <w:r>
+              <w:rPr>
+                <w:rtl w:val="0"/>
+              </w:rPr>
+              <w:t xml:space="preserve">0-70</w:t>
+            </w:r>
+          </w:p>
+        </w:tc>
+        <w:tc>
+          <w:tcPr>
+            <w:tcBorders>
+              <w:left w:color="ad9d95" w:space="0" w:sz="4" w:val="single"/>
+              <w:right w:color="ad9d95" w:space="0" w:sz="4" w:val="single"/>
+            </w:tcBorders>
+            <w:vAlign w:val="center"/>
+          </w:tcPr>
+          <w:p>
+            <w:pPr>
+              <w:spacing w:after="0" w:line="240" w:lineRule="auto"/>
+              <w:jc w:val="center"/>
+              <w:rPr/>
+            </w:pPr>
+            <w:r>
+              <w:rPr>
+                <w:rtl w:val="0"/>
+              </w:rPr>
+              <w:t xml:space="preserve">0-25</w:t>
+            </w:r>
+          </w:p>
+        </w:tc>
+      </w:tr>
+      <w:tr>
+        <w:trPr>
+          <w:cantSplit w:val="0"/>
+          <w:trHeight w:val="527.8110236220473" w:hRule="atLeast"/>
+          <w:tblHeader w:val="0"/>
+        </w:trPr>
+        <w:tc>
+          <w:tcPr>
+            <w:tcBorders>
+              <w:left w:color="ad9d95" w:space="0" w:sz="4" w:val="single"/>
+              <w:right w:color="ad9d95" w:space="0" w:sz="4" w:val="single"/>
+            </w:tcBorders>
+            <w:vAlign w:val="center"/>
+          </w:tcPr>
+          <w:p>
+            <w:pPr>
+              <w:spacing w:after="0" w:line="240" w:lineRule="auto"/>
+              <w:jc w:val="center"/>
+              <w:rPr/>
+            </w:pPr>
+            <w:r>
+              <w:rPr>
+                <w:rtl w:val="0"/>
+              </w:rPr>
+              <w:t xml:space="preserve">MPC-</w:t>
+            </w:r>
+            <w:r>
+              <w:rPr>
+                <w:rtl w:val="0"/>
+              </w:rPr>
+              <w:t xml:space="preserve">VNUD</w:t>
+            </w:r>
+          </w:p>
+        </w:tc>
+        <w:tc>
+          <w:tcPr>
+            <w:tcBorders>
+              <w:left w:color="ad9d95" w:space="0" w:sz="4" w:val="single"/>
+              <w:right w:color="ad9d95" w:space="0" w:sz="4" w:val="single"/>
+            </w:tcBorders>
+            <w:vAlign w:val="center"/>
+          </w:tcPr>
+          <w:p>
+            <w:pPr>
+              <w:spacing w:after="0" w:line="240" w:lineRule="auto"/>
+              <w:jc w:val="center"/>
+              <w:rPr/>
+            </w:pPr>
+            <w:r>
+              <w:rPr>
+                <w:rtl w:val="0"/>
+              </w:rPr>
+              <w:t xml:space="preserve">Variabili non utilizzate e non definite</w:t>
+            </w:r>
+          </w:p>
+        </w:tc>
+        <w:tc>
+          <w:tcPr>
+            <w:tcBorders>
+              <w:left w:color="ad9d95" w:space="0" w:sz="4" w:val="single"/>
+              <w:right w:color="ad9d95" w:space="0" w:sz="4" w:val="single"/>
+            </w:tcBorders>
+            <w:vAlign w:val="center"/>
+          </w:tcPr>
+          <w:p>
+            <w:pPr>
+              <w:spacing w:after="0" w:line="240" w:lineRule="auto"/>
+              <w:jc w:val="center"/>
+              <w:rPr/>
+            </w:pPr>
+            <w:r>
+              <w:rPr>
+                <w:rtl w:val="0"/>
+              </w:rPr>
+              <w:t xml:space="preserve">0</w:t>
+            </w:r>
+          </w:p>
+        </w:tc>
+        <w:tc>
+          <w:tcPr>
+            <w:tcBorders>
+              <w:left w:color="ad9d95" w:space="0" w:sz="4" w:val="single"/>
+              <w:right w:color="ad9d95" w:space="0" w:sz="4" w:val="single"/>
+            </w:tcBorders>
+            <w:vAlign w:val="center"/>
+          </w:tcPr>
+          <w:p>
+            <w:pPr>
+              <w:spacing w:after="0" w:line="240" w:lineRule="auto"/>
+              <w:jc w:val="center"/>
+              <w:rPr/>
+            </w:pPr>
+            <w:r>
+              <w:rPr>
+                <w:rtl w:val="0"/>
+              </w:rPr>
+              <w:t xml:space="preserve">0</w:t>
+            </w:r>
+          </w:p>
+        </w:tc>
+      </w:tr>
+    </w:tbl>
+    <w:p>
+      <w:pPr>
+        <w:pStyle w:val="Heading2"/>
+        <w:rPr/>
+      </w:pPr>
+      <w:bookmarkStart w:colFirst="0" w:colLast="0" w:name="_heading=h.igg0cfchfq5i" w:id="16"/>
+      <w:bookmarkEnd w:id="16"/>
+      <w:r>
+        <w:rPr>
+          <w:rtl w:val="0"/>
+        </w:rPr>
+        <w:t xml:space="preserve">2.3 Processi di supporto</w:t>
+      </w:r>
+    </w:p>
+    <w:p>
+      <w:pPr>
+        <w:spacing w:line="240" w:lineRule="auto"/>
+        <w:rPr/>
+      </w:pPr>
+      <w:r>
+        <w:rPr>
+          <w:rtl w:val="0"/>
+        </w:rPr>
+        <w:t xml:space="preserve">Per questa fase di processo, si individuano tutti i compiti ed attività attuabili per realizzare quanto richiesto a livello di prodotto software. In particolare, si intende tutto questo come processo ampio, atto a raccogliere tutte le attività di </w:t>
+      </w:r>
+      <w:r>
+        <w:rPr>
+          <w:i w:val="1"/>
+          <w:rtl w:val="0"/>
+        </w:rPr>
+        <w:t xml:space="preserve">manutenzione</w:t>
+      </w:r>
+      <w:r>
+        <w:rPr>
+          <w:i w:val="1"/>
+          <w:vertAlign w:val="superscript"/>
+          <w:rtl w:val="0"/>
+        </w:rPr>
+        <w:t xml:space="preserve">G</w:t>
+      </w:r>
+      <w:r>
+        <w:rPr>
+          <w:rtl w:val="0"/>
+        </w:rPr>
+        <w:t xml:space="preserve">, strutturazione e pianificazione del prodotto, guidando la realizzazione in modo incrementale, atto alle modifiche continuative.</w:t>
+      </w:r>
+    </w:p>
+    <w:p>
+      <w:pPr>
+        <w:pStyle w:val="Heading3"/>
+        <w:spacing w:line="240" w:lineRule="auto"/>
+        <w:rPr/>
+      </w:pPr>
+      <w:bookmarkStart w:colFirst="0" w:colLast="0" w:name="_heading=h.f2a4dyz93m51" w:id="17"/>
+      <w:bookmarkEnd w:id="17"/>
+      <w:r>
+        <w:rPr>
+          <w:rtl w:val="0"/>
+        </w:rPr>
+        <w:t xml:space="preserve">2.3.1 Documentazione</w:t>
+      </w:r>
+    </w:p>
+    <w:p>
+      <w:pPr>
+        <w:rPr>
+          <w:b w:val="1"/>
+          <w:i w:val="1"/>
+          <w:vertAlign w:val="superscript"/>
+        </w:rPr>
+      </w:pPr>
+      <w:r>
+        <w:rPr>
+          <w:b w:val="1"/>
+          <w:i w:val="1"/>
+          <w:rtl w:val="0"/>
+        </w:rPr>
+        <w:t xml:space="preserve">IG - Indice Gulpease</w:t>
+      </w:r>
+      <w:r>
+        <w:rPr>
+          <w:b w:val="1"/>
+          <w:i w:val="1"/>
+          <w:vertAlign w:val="superscript"/>
+          <w:rtl w:val="0"/>
+        </w:rPr>
+        <w:t xml:space="preserve">G</w:t>
+      </w:r>
+    </w:p>
+    <w:p>
+      <w:pPr>
+        <w:rPr/>
+      </w:pPr>
+      <w:r>
+        <w:rPr>
+          <w:rtl w:val="0"/>
+        </w:rPr>
+        <w:t xml:space="preserve">Indice di leggibilità del testo tarato sulla lingua italiana. Considera due variabili linguistiche: la lunghezza della parola e la lunghezza della frase rispetto al numero delle lettere.</w:t>
+      </w:r>
+    </w:p>
+    <w:p>
+      <w:pPr>
+        <w:jc w:val="center"/>
+        <w:rPr/>
+      </w:pPr>
+      <m:oMath>
+        <m:r>
+          <w:rPr/>
+          <m:t xml:space="preserve">IG=89+</m:t>
+        </m:r>
+        <m:f>
+          <m:fPr>
+            <m:ctrlPr>
+              <w:rPr>
+                <w:vertAlign w:val="subscript"/>
+              </w:rPr>
+            </m:ctrlPr>
+          </m:fPr>
+          <m:num>
+            <m:r>
+              <w:rPr/>
+              <m:t xml:space="preserve">300 ∗ N</m:t>
+            </m:r>
+            <m:r>
+              <w:rPr>
+                <w:vertAlign w:val="subscript"/>
+              </w:rPr>
+              <m:t xml:space="preserve">f</m:t>
+            </m:r>
+            <m:r>
+              <w:rPr/>
+              <m:t xml:space="preserve"> − 10 ∗ N</m:t>
+            </m:r>
+            <m:r>
+              <w:rPr>
+                <w:vertAlign w:val="subscript"/>
+              </w:rPr>
+              <m:t xml:space="preserve">l</m:t>
+            </m:r>
+          </m:num>
+          <m:den>
+            <m:r>
+              <w:rPr/>
+              <m:t xml:space="preserve">N</m:t>
+            </m:r>
+            <m:r>
+              <w:rPr>
+                <w:vertAlign w:val="subscript"/>
+              </w:rPr>
+              <m:t xml:space="preserve">p</m:t>
+            </m:r>
+          </m:den>
+        </m:f>
+      </m:oMath>
+      <w:r>
+        <w:rPr>
+          <w:rtl w:val="0"/>
+        </w:rPr>
+      </w:r>
+    </w:p>
+    <w:p>
+      <w:pPr>
+        <w:rPr/>
+      </w:pPr>
+      <w:r>
+        <w:rPr>
+          <w:rtl w:val="0"/>
+        </w:rPr>
+        <w:t xml:space="preserve">Dove:</w:t>
+      </w:r>
+    </w:p>
+    <w:p>
+      <w:pPr>
+        <w:numPr>
+          <w:ilvl w:val="0"/>
+          <w:numId w:val="11"/>
+        </w:numPr>
+        <w:ind w:left="720" w:hanging="360"/>
+      </w:pPr>
+      <m:oMath>
+        <m:r>
+          <w:rPr/>
+          <m:t xml:space="preserve">N</m:t>
+        </m:r>
+        <m:r>
+          <w:rPr>
+            <w:vertAlign w:val="subscript"/>
+          </w:rPr>
+          <m:t xml:space="preserve">f</m:t>
+        </m:r>
+      </m:oMath>
+      <w:r>
+        <w:rPr>
+          <w:rtl w:val="0"/>
+        </w:rPr>
+        <w:t xml:space="preserve">: numero di frasi;</w:t>
+      </w:r>
+    </w:p>
+    <w:p>
+      <w:pPr>
+        <w:numPr>
+          <w:ilvl w:val="0"/>
+          <w:numId w:val="11"/>
+        </w:numPr>
+        <w:ind w:left="720" w:hanging="360"/>
+      </w:pPr>
+      <m:oMath>
+        <m:r>
+          <w:rPr/>
+          <m:t xml:space="preserve">N</m:t>
+        </m:r>
+        <m:r>
+          <w:rPr>
+            <w:vertAlign w:val="subscript"/>
+          </w:rPr>
+          <m:t xml:space="preserve">l</m:t>
+        </m:r>
+      </m:oMath>
+      <w:r>
+        <w:rPr>
+          <w:rtl w:val="0"/>
+        </w:rPr>
+        <w:t xml:space="preserve">: numero di lettere;</w:t>
+      </w:r>
+    </w:p>
+    <w:p>
+      <w:pPr>
+        <w:numPr>
+          <w:ilvl w:val="0"/>
+          <w:numId w:val="11"/>
+        </w:numPr>
+        <w:ind w:left="720" w:hanging="360"/>
+      </w:pPr>
+      <m:oMath>
+        <m:r>
+          <w:rPr/>
+          <m:t xml:space="preserve">N</m:t>
+        </m:r>
+        <m:r>
+          <w:rPr>
+            <w:vertAlign w:val="subscript"/>
+          </w:rPr>
+          <m:t xml:space="preserve">p</m:t>
+        </m:r>
+      </m:oMath>
+      <w:r>
+        <w:rPr>
+          <w:rtl w:val="0"/>
+        </w:rPr>
+        <w:t xml:space="preserve">: numero di parole;</w:t>
+      </w:r>
+    </w:p>
+    <w:p>
+      <w:pPr>
+        <w:ind w:left="0" w:firstLine="0"/>
+        <w:rPr>
+          <w:b w:val="1"/>
+        </w:rPr>
+      </w:pPr>
+      <w:r>
+        <w:rPr>
+          <w:rtl w:val="0"/>
+        </w:rPr>
+        <w:t xml:space="preserve">In generale, </w:t>
+      </w:r>
+      <w:r>
+        <w:rPr>
+          <w:b w:val="1"/>
+          <w:rtl w:val="0"/>
+        </w:rPr>
+        <w:t xml:space="preserve">IG:</w:t>
+      </w:r>
+    </w:p>
+    <w:p>
+      <w:pPr>
+        <w:numPr>
+          <w:ilvl w:val="0"/>
+          <w:numId w:val="9"/>
+        </w:numPr>
+        <w:spacing w:after="0" w:afterAutospacing="0"/>
+        <w:ind w:left="720" w:hanging="360"/>
+        <w:rPr/>
+      </w:pPr>
+      <w:r>
+        <w:rPr>
+          <w:rtl w:val="0"/>
+        </w:rPr>
+        <w:t xml:space="preserve">&lt; 80 : difficili da leggere per chi ha la licenza elementare;</w:t>
+      </w:r>
+    </w:p>
+    <w:p>
+      <w:pPr>
+        <w:numPr>
+          <w:ilvl w:val="0"/>
+          <w:numId w:val="9"/>
+        </w:numPr>
+        <w:spacing w:after="0" w:afterAutospacing="0"/>
+        <w:ind w:left="720" w:hanging="360"/>
+        <w:rPr>
+          <w:u w:val="none"/>
+        </w:rPr>
+      </w:pPr>
+      <w:r>
+        <w:rPr>
+          <w:rtl w:val="0"/>
+        </w:rPr>
+        <w:t xml:space="preserve">&lt; 60 : difficili da leggere per chi ha la licenza media;</w:t>
+      </w:r>
+    </w:p>
+    <w:p>
+      <w:pPr>
+        <w:numPr>
+          <w:ilvl w:val="0"/>
+          <w:numId w:val="9"/>
+        </w:numPr>
+        <w:ind w:left="720" w:hanging="360"/>
+        <w:rPr>
+          <w:u w:val="none"/>
+        </w:rPr>
+      </w:pPr>
+      <w:r>
+        <w:rPr>
+          <w:rtl w:val="0"/>
+        </w:rPr>
+        <w:t xml:space="preserve">&lt; 40 : difficili da leggere per chi ha un diploma superiore.</w:t>
+      </w:r>
+    </w:p>
+    <w:p>
+      <w:pPr>
+        <w:ind w:left="0" w:firstLine="0"/>
+        <w:rPr>
+          <w:b w:val="1"/>
+          <w:i w:val="1"/>
+        </w:rPr>
+      </w:pPr>
+      <w:r>
+        <w:rPr>
+          <w:b w:val="1"/>
+          <w:i w:val="1"/>
+          <w:rtl w:val="0"/>
+        </w:rPr>
+        <w:t xml:space="preserve">CO - Correttezza Ortografica</w:t>
+      </w:r>
+    </w:p>
+    <w:p>
+      <w:pPr>
+        <w:ind w:left="0" w:firstLine="0"/>
+        <w:rPr/>
+      </w:pPr>
+      <w:r>
+        <w:rPr>
+          <w:rtl w:val="0"/>
+        </w:rPr>
+        <w:t xml:space="preserve">Numero di errori grammaticali o ortografici per documento.</w:t>
+      </w:r>
+    </w:p>
+    <w:p>
+      <w:pPr>
+        <w:spacing w:line="240" w:lineRule="auto"/>
+        <w:rPr/>
+      </w:pPr>
+      <w:r>
+        <w:rPr>
+          <w:rtl w:val="0"/>
+        </w:rPr>
+      </w:r>
+    </w:p>
+    <w:tbl>
+      <w:tblPr>
+        <w:tblStyle w:val="Table6"/>
+        <w:tblW w:w="9048.188976377955" w:type="dxa"/>
+        <w:jc w:val="left"/>
+        <w:tblBorders>
+          <w:top w:color="000000" w:space="0" w:sz="4" w:val="single"/>
+          <w:left w:color="000000" w:space="0" w:sz="4" w:val="single"/>
+          <w:bottom w:color="000000" w:space="0" w:sz="4" w:val="single"/>
+          <w:right w:color="000000" w:space="0" w:sz="4" w:val="single"/>
+          <w:insideH w:color="000000" w:space="0" w:sz="4" w:val="single"/>
+          <w:insideV w:color="000000" w:space="0" w:sz="4" w:val="single"/>
+        </w:tblBorders>
+        <w:tblLayout w:type="fixed"/>
+        <w:tblLook w:val="0420"/>
+      </w:tblPr>
+      <w:tblGrid>
+        <w:gridCol w:w="2261.659442406833"/>
+        <w:gridCol w:w="2262.176511323707"/>
+        <w:gridCol w:w="2262.176511323707"/>
+        <w:gridCol w:w="2262.176511323707"/>
+        <w:tblGridChange w:id="0">
+          <w:tblGrid>
+            <w:gridCol w:w="2261.659442406833"/>
+            <w:gridCol w:w="2262.176511323707"/>
+            <w:gridCol w:w="2262.176511323707"/>
+            <w:gridCol w:w="2262.176511323707"/>
+          </w:tblGrid>
+        </w:tblGridChange>
+      </w:tblGrid>
+      <w:tr>
+        <w:trPr>
+          <w:cantSplit w:val="0"/>
+          <w:trHeight w:val="527.8110236220473" w:hRule="atLeast"/>
+          <w:tblHeader w:val="0"/>
+        </w:trPr>
+        <w:tc>
+          <w:tcPr>
+            <w:tcBorders>
+              <w:left w:color="ad9d95" w:space="0" w:sz="4" w:val="single"/>
+            </w:tcBorders>
+            <w:shd w:fill="ad9d95" w:val="clear"/>
+            <w:vAlign w:val="center"/>
+          </w:tcPr>
+          <w:p>
+            <w:pPr>
+              <w:spacing w:after="0" w:line="240" w:lineRule="auto"/>
+              <w:jc w:val="center"/>
+              <w:rPr>
+                <w:color w:val="ffffff"/>
+              </w:rPr>
+            </w:pPr>
+            <w:r>
+              <w:rPr>
+                <w:i w:val="1"/>
+                <w:rtl w:val="0"/>
+              </w:rPr>
+              <w:t xml:space="preserve">Metrica</w:t>
+            </w:r>
+            <w:r>
+              <w:rPr>
+                <w:rtl w:val="0"/>
+              </w:rPr>
+            </w:r>
+          </w:p>
+        </w:tc>
+        <w:tc>
+          <w:tcPr>
+            <w:tcBorders>
+              <w:left w:color="ad9d95" w:space="0" w:sz="4" w:val="single"/>
+            </w:tcBorders>
+            <w:shd w:fill="ad9d95" w:val="clear"/>
+            <w:vAlign w:val="center"/>
+          </w:tcPr>
+          <w:p>
+            <w:pPr>
+              <w:spacing w:after="0" w:line="240" w:lineRule="auto"/>
+              <w:jc w:val="center"/>
+              <w:rPr>
+                <w:color w:val="ffffff"/>
+              </w:rPr>
+            </w:pPr>
+            <w:r>
+              <w:rPr>
+                <w:i w:val="1"/>
+                <w:rtl w:val="0"/>
+              </w:rPr>
+              <w:t xml:space="preserve">Descrizione</w:t>
+            </w:r>
+            <w:r>
+              <w:rPr>
+                <w:rtl w:val="0"/>
+              </w:rPr>
+            </w:r>
+          </w:p>
+        </w:tc>
+        <w:tc>
+          <w:tcPr>
+            <w:tcBorders>
+              <w:left w:color="ad9d95" w:space="0" w:sz="4" w:val="single"/>
+            </w:tcBorders>
+            <w:shd w:fill="ad9d95" w:val="clear"/>
+            <w:vAlign w:val="center"/>
+          </w:tcPr>
+          <w:p>
+            <w:pPr>
+              <w:spacing w:after="0" w:line="240" w:lineRule="auto"/>
+              <w:jc w:val="center"/>
+              <w:rPr>
+                <w:i w:val="1"/>
+              </w:rPr>
+            </w:pPr>
+            <w:r>
+              <w:rPr>
+                <w:i w:val="1"/>
+                <w:rtl w:val="0"/>
+              </w:rPr>
+              <w:t xml:space="preserve">Valore accettabile</w:t>
+            </w:r>
+          </w:p>
+        </w:tc>
+        <w:tc>
+          <w:tcPr>
+            <w:tcBorders>
+              <w:left w:color="ad9d95" w:space="0" w:sz="4" w:val="single"/>
+            </w:tcBorders>
+            <w:shd w:fill="ad9d95" w:val="clear"/>
+            <w:vAlign w:val="center"/>
+          </w:tcPr>
+          <w:p>
+            <w:pPr>
+              <w:spacing w:after="0" w:line="240" w:lineRule="auto"/>
+              <w:jc w:val="center"/>
+              <w:rPr>
+                <w:i w:val="1"/>
+              </w:rPr>
+            </w:pPr>
+            <w:r>
+              <w:rPr>
+                <w:i w:val="1"/>
+                <w:rtl w:val="0"/>
+              </w:rPr>
+              <w:t xml:space="preserve">Valore Ottimale</w:t>
+            </w:r>
+          </w:p>
+        </w:tc>
+      </w:tr>
+      <w:tr>
+        <w:trPr>
+          <w:cantSplit w:val="0"/>
+          <w:trHeight w:val="527.8110236220473" w:hRule="atLeast"/>
+          <w:tblHeader w:val="0"/>
+        </w:trPr>
+        <w:tc>
+          <w:tcPr>
+            <w:tcBorders>
+              <w:left w:color="ad9d95" w:space="0" w:sz="4" w:val="single"/>
+              <w:right w:color="ad9d95" w:space="0" w:sz="4" w:val="single"/>
+            </w:tcBorders>
+            <w:vAlign w:val="center"/>
+          </w:tcPr>
+          <w:p>
+            <w:pPr>
+              <w:spacing w:after="0" w:line="240" w:lineRule="auto"/>
+              <w:jc w:val="center"/>
+              <w:rPr/>
+            </w:pPr>
+            <w:r>
+              <w:rPr>
+                <w:rtl w:val="0"/>
+              </w:rPr>
+              <w:t xml:space="preserve">MPC-IG</w:t>
+            </w:r>
+          </w:p>
+        </w:tc>
+        <w:tc>
+          <w:tcPr>
+            <w:tcBorders>
+              <w:left w:color="ad9d95" w:space="0" w:sz="4" w:val="single"/>
+              <w:right w:color="ad9d95" w:space="0" w:sz="4" w:val="single"/>
+            </w:tcBorders>
+            <w:vAlign w:val="center"/>
+          </w:tcPr>
+          <w:p>
+            <w:pPr>
+              <w:spacing w:after="0" w:line="240" w:lineRule="auto"/>
+              <w:jc w:val="center"/>
+              <w:rPr/>
+            </w:pPr>
+            <w:r>
+              <w:rPr>
+                <w:rtl w:val="0"/>
+              </w:rPr>
+              <w:t xml:space="preserve">Indice Gulpease</w:t>
+            </w:r>
+          </w:p>
+        </w:tc>
+        <w:tc>
+          <w:tcPr>
+            <w:tcBorders>
+              <w:left w:color="ad9d95" w:space="0" w:sz="4" w:val="single"/>
+              <w:right w:color="ad9d95" w:space="0" w:sz="4" w:val="single"/>
+            </w:tcBorders>
+            <w:vAlign w:val="center"/>
+          </w:tcPr>
+          <w:p>
+            <w:pPr>
+              <w:spacing w:after="0" w:line="240" w:lineRule="auto"/>
+              <w:jc w:val="center"/>
+              <w:rPr/>
+            </w:pPr>
+            <w:r>
+              <w:rPr>
+                <w:rtl w:val="0"/>
+              </w:rPr>
+              <w:t xml:space="preserve">40-100</w:t>
+            </w:r>
+          </w:p>
+        </w:tc>
+        <w:tc>
+          <w:tcPr>
+            <w:tcBorders>
+              <w:left w:color="ad9d95" w:space="0" w:sz="4" w:val="single"/>
+              <w:right w:color="ad9d95" w:space="0" w:sz="4" w:val="single"/>
+            </w:tcBorders>
+            <w:vAlign w:val="center"/>
+          </w:tcPr>
+          <w:p>
+            <w:pPr>
+              <w:spacing w:after="0" w:line="240" w:lineRule="auto"/>
+              <w:jc w:val="center"/>
+              <w:rPr/>
+            </w:pPr>
+            <w:r>
+              <w:rPr>
+                <w:rtl w:val="0"/>
+              </w:rPr>
+              <w:t xml:space="preserve">60-100</w:t>
+            </w:r>
+          </w:p>
+        </w:tc>
+      </w:tr>
+      <w:tr>
+        <w:trPr>
+          <w:cantSplit w:val="0"/>
+          <w:trHeight w:val="527.8110236220473" w:hRule="atLeast"/>
+          <w:tblHeader w:val="0"/>
+        </w:trPr>
+        <w:tc>
+          <w:tcPr>
+            <w:tcBorders>
+              <w:left w:color="ad9d95" w:space="0" w:sz="4" w:val="single"/>
+              <w:right w:color="ad9d95" w:space="0" w:sz="4" w:val="single"/>
+            </w:tcBorders>
+            <w:vAlign w:val="center"/>
+          </w:tcPr>
+          <w:p>
+            <w:pPr>
+              <w:spacing w:after="0" w:line="240" w:lineRule="auto"/>
+              <w:jc w:val="center"/>
+              <w:rPr/>
+            </w:pPr>
+            <w:r>
+              <w:rPr>
+                <w:rtl w:val="0"/>
+              </w:rPr>
+              <w:t xml:space="preserve">MPC-</w:t>
+            </w:r>
+            <w:r>
+              <w:rPr>
+                <w:rtl w:val="0"/>
+              </w:rPr>
+              <w:t xml:space="preserve">CO</w:t>
+            </w:r>
+          </w:p>
+        </w:tc>
+        <w:tc>
+          <w:tcPr>
+            <w:tcBorders>
+              <w:left w:color="ad9d95" w:space="0" w:sz="4" w:val="single"/>
+              <w:right w:color="ad9d95" w:space="0" w:sz="4" w:val="single"/>
+            </w:tcBorders>
+            <w:vAlign w:val="center"/>
+          </w:tcPr>
+          <w:p>
+            <w:pPr>
+              <w:spacing w:after="0" w:line="240" w:lineRule="auto"/>
+              <w:jc w:val="center"/>
+              <w:rPr/>
+            </w:pPr>
+            <w:r>
+              <w:rPr>
+                <w:rtl w:val="0"/>
+              </w:rPr>
+              <w:t xml:space="preserve">Correttezza Ortografica</w:t>
+            </w:r>
+          </w:p>
+        </w:tc>
+        <w:tc>
+          <w:tcPr>
+            <w:tcBorders>
+              <w:left w:color="ad9d95" w:space="0" w:sz="4" w:val="single"/>
+              <w:right w:color="ad9d95" w:space="0" w:sz="4" w:val="single"/>
+            </w:tcBorders>
+            <w:vAlign w:val="center"/>
+          </w:tcPr>
+          <w:p>
+            <w:pPr>
+              <w:spacing w:after="0" w:line="240" w:lineRule="auto"/>
+              <w:jc w:val="center"/>
+              <w:rPr/>
+            </w:pPr>
+            <w:r>
+              <w:rPr>
+                <w:rtl w:val="0"/>
+              </w:rPr>
+              <w:t xml:space="preserve">0</w:t>
+            </w:r>
+          </w:p>
+        </w:tc>
+        <w:tc>
+          <w:tcPr>
+            <w:tcBorders>
+              <w:left w:color="ad9d95" w:space="0" w:sz="4" w:val="single"/>
+              <w:right w:color="ad9d95" w:space="0" w:sz="4" w:val="single"/>
+            </w:tcBorders>
+            <w:vAlign w:val="center"/>
+          </w:tcPr>
+          <w:p>
+            <w:pPr>
+              <w:spacing w:after="0" w:line="240" w:lineRule="auto"/>
+              <w:jc w:val="center"/>
+              <w:rPr/>
+            </w:pPr>
+            <w:r>
+              <w:rPr>
+                <w:rtl w:val="0"/>
+              </w:rPr>
+              <w:t xml:space="preserve">0</w:t>
+            </w:r>
+          </w:p>
+        </w:tc>
+      </w:tr>
+    </w:tbl>
+    <w:p>
+      <w:pPr>
+        <w:pStyle w:val="Heading3"/>
+        <w:spacing w:line="240" w:lineRule="auto"/>
+        <w:rPr/>
+      </w:pPr>
+      <w:bookmarkStart w:colFirst="0" w:colLast="0" w:name="_heading=h.nakzuc25yrth" w:id="18"/>
+      <w:bookmarkEnd w:id="18"/>
+      <w:r>
+        <w:rPr>
+          <w:rtl w:val="0"/>
+        </w:rPr>
+        <w:t xml:space="preserve">2.3.2 Gestione della qualità</w:t>
+      </w:r>
+    </w:p>
+    <w:p>
+      <w:pPr>
+        <w:rPr>
+          <w:b w:val="1"/>
+          <w:i w:val="1"/>
+        </w:rPr>
+      </w:pPr>
+      <w:r>
+        <w:rPr>
+          <w:b w:val="1"/>
+          <w:i w:val="1"/>
+          <w:rtl w:val="0"/>
+        </w:rPr>
+        <w:t xml:space="preserve">QMS - Quality Metrics Satisfied</w:t>
+      </w:r>
+    </w:p>
+    <w:p>
+      <w:pPr>
+        <w:rPr/>
+      </w:pPr>
+      <w:r>
+        <w:rPr>
+          <w:rtl w:val="0"/>
+        </w:rPr>
+        <w:t xml:space="preserve">Percentuale di metriche di qualità soddisfatte.</w:t>
+      </w:r>
+    </w:p>
+    <w:p>
+      <w:pPr>
+        <w:jc w:val="center"/>
+        <w:rPr/>
+      </w:pPr>
+      <m:oMath>
+        <m:r>
+          <w:rPr/>
+          <m:t xml:space="preserve">QMS = </m:t>
+        </m:r>
+        <m:f>
+          <m:fPr>
+            <m:ctrlPr>
+              <w:rPr/>
+            </m:ctrlPr>
+          </m:fPr>
+          <m:num>
+            <m:r>
+              <w:rPr/>
+              <m:t xml:space="preserve">NQMS</m:t>
+            </m:r>
+          </m:num>
+          <m:den>
+            <m:r>
+              <w:rPr/>
+              <m:t xml:space="preserve">TQM</m:t>
+            </m:r>
+          </m:den>
+        </m:f>
+        <m:r>
+          <w:rPr/>
+          <m:t>⋅</m:t>
+        </m:r>
+        <m:r>
+          <w:rPr/>
+          <m:t xml:space="preserve">100</m:t>
+        </m:r>
+      </m:oMath>
+      <w:r>
+        <w:rPr>
+          <w:rtl w:val="0"/>
+        </w:rPr>
+      </w:r>
+    </w:p>
+    <w:p>
+      <w:pPr>
+        <w:rPr/>
+      </w:pPr>
+      <w:r>
+        <w:rPr>
+          <w:rtl w:val="0"/>
+        </w:rPr>
+        <w:t xml:space="preserve">Dove:</w:t>
+      </w:r>
+    </w:p>
+    <w:p>
+      <w:pPr>
+        <w:numPr>
+          <w:ilvl w:val="0"/>
+          <w:numId w:val="7"/>
+        </w:numPr>
+        <w:spacing w:after="0" w:afterAutospacing="0"/>
+        <w:ind w:left="720" w:hanging="360"/>
+        <w:rPr>
+          <w:u w:val="none"/>
+        </w:rPr>
+      </w:pPr>
+      <w:r>
+        <w:rPr>
+          <w:rtl w:val="0"/>
+        </w:rPr>
+        <w:t xml:space="preserve">NQMS (Number of Quality Metrics Satisfied): numero di metriche di qualità soddisfatte;</w:t>
+      </w:r>
+    </w:p>
+    <w:p>
+      <w:pPr>
+        <w:numPr>
+          <w:ilvl w:val="0"/>
+          <w:numId w:val="7"/>
+        </w:numPr>
+        <w:ind w:left="720" w:hanging="360"/>
+        <w:rPr>
+          <w:u w:val="none"/>
+        </w:rPr>
+      </w:pPr>
+      <w:r>
+        <w:rPr>
+          <w:rtl w:val="0"/>
+        </w:rPr>
+        <w:t xml:space="preserve">TMQ (Total number of Quality Metrics): numero di metriche di qualità totali.</w:t>
+      </w:r>
+    </w:p>
+    <w:tbl>
+      <w:tblPr>
+        <w:tblStyle w:val="Table7"/>
+        <w:tblW w:w="9048.188976377955" w:type="dxa"/>
+        <w:jc w:val="left"/>
+        <w:tblBorders>
+          <w:top w:color="000000" w:space="0" w:sz="4" w:val="single"/>
+          <w:left w:color="000000" w:space="0" w:sz="4" w:val="single"/>
+          <w:bottom w:color="000000" w:space="0" w:sz="4" w:val="single"/>
+          <w:right w:color="000000" w:space="0" w:sz="4" w:val="single"/>
+          <w:insideH w:color="000000" w:space="0" w:sz="4" w:val="single"/>
+          <w:insideV w:color="000000" w:space="0" w:sz="4" w:val="single"/>
+        </w:tblBorders>
+        <w:tblLayout w:type="fixed"/>
+        <w:tblLook w:val="0420"/>
+      </w:tblPr>
+      <w:tblGrid>
+        <w:gridCol w:w="2261.659442406833"/>
+        <w:gridCol w:w="2262.176511323707"/>
+        <w:gridCol w:w="2262.176511323707"/>
+        <w:gridCol w:w="2262.176511323707"/>
+        <w:tblGridChange w:id="0">
+          <w:tblGrid>
+            <w:gridCol w:w="2261.659442406833"/>
+            <w:gridCol w:w="2262.176511323707"/>
+            <w:gridCol w:w="2262.176511323707"/>
+            <w:gridCol w:w="2262.176511323707"/>
+          </w:tblGrid>
+        </w:tblGridChange>
+      </w:tblGrid>
+      <w:tr>
+        <w:trPr>
+          <w:cantSplit w:val="0"/>
+          <w:trHeight w:val="527.8110236220473" w:hRule="atLeast"/>
+          <w:tblHeader w:val="0"/>
+        </w:trPr>
+        <w:tc>
+          <w:tcPr>
+            <w:tcBorders>
+              <w:left w:color="ad9d95" w:space="0" w:sz="4" w:val="single"/>
+            </w:tcBorders>
+            <w:shd w:fill="ad9d95" w:val="clear"/>
+            <w:vAlign w:val="center"/>
+          </w:tcPr>
+          <w:p>
+            <w:pPr>
+              <w:spacing w:after="0" w:line="240" w:lineRule="auto"/>
+              <w:jc w:val="center"/>
+              <w:rPr>
+                <w:color w:val="ffffff"/>
+              </w:rPr>
+            </w:pPr>
+            <w:r>
+              <w:rPr>
+                <w:i w:val="1"/>
+                <w:rtl w:val="0"/>
+              </w:rPr>
+              <w:t xml:space="preserve">Metrica</w:t>
+            </w:r>
+            <w:r>
+              <w:rPr>
+                <w:rtl w:val="0"/>
+              </w:rPr>
+            </w:r>
+          </w:p>
+        </w:tc>
+        <w:tc>
+          <w:tcPr>
+            <w:tcBorders>
+              <w:left w:color="ad9d95" w:space="0" w:sz="4" w:val="single"/>
+            </w:tcBorders>
+            <w:shd w:fill="ad9d95" w:val="clear"/>
+            <w:vAlign w:val="center"/>
+          </w:tcPr>
+          <w:p>
+            <w:pPr>
+              <w:spacing w:after="0" w:line="240" w:lineRule="auto"/>
+              <w:jc w:val="center"/>
+              <w:rPr>
+                <w:color w:val="ffffff"/>
+              </w:rPr>
+            </w:pPr>
+            <w:r>
+              <w:rPr>
+                <w:i w:val="1"/>
+                <w:rtl w:val="0"/>
+              </w:rPr>
+              <w:t xml:space="preserve">Descrizione</w:t>
+            </w:r>
+            <w:r>
+              <w:rPr>
+                <w:rtl w:val="0"/>
+              </w:rPr>
+            </w:r>
+          </w:p>
+        </w:tc>
+        <w:tc>
+          <w:tcPr>
+            <w:tcBorders>
+              <w:left w:color="ad9d95" w:space="0" w:sz="4" w:val="single"/>
+            </w:tcBorders>
+            <w:shd w:fill="ad9d95" w:val="clear"/>
+            <w:vAlign w:val="center"/>
+          </w:tcPr>
+          <w:p>
+            <w:pPr>
+              <w:spacing w:after="0" w:line="240" w:lineRule="auto"/>
+              <w:jc w:val="center"/>
+              <w:rPr>
+                <w:i w:val="1"/>
+              </w:rPr>
+            </w:pPr>
+            <w:r>
+              <w:rPr>
+                <w:i w:val="1"/>
+                <w:rtl w:val="0"/>
+              </w:rPr>
+              <w:t xml:space="preserve">Valore accettabile</w:t>
+            </w:r>
+          </w:p>
+        </w:tc>
+        <w:tc>
+          <w:tcPr>
+            <w:tcBorders>
+              <w:left w:color="ad9d95" w:space="0" w:sz="4" w:val="single"/>
+            </w:tcBorders>
+            <w:shd w:fill="ad9d95" w:val="clear"/>
+            <w:vAlign w:val="center"/>
+          </w:tcPr>
+          <w:p>
+            <w:pPr>
+              <w:spacing w:after="0" w:line="240" w:lineRule="auto"/>
+              <w:jc w:val="center"/>
+              <w:rPr>
+                <w:i w:val="1"/>
+              </w:rPr>
+            </w:pPr>
+            <w:r>
+              <w:rPr>
+                <w:i w:val="1"/>
+                <w:rtl w:val="0"/>
+              </w:rPr>
+              <w:t xml:space="preserve">Valore Ottimale</w:t>
+            </w:r>
+          </w:p>
+        </w:tc>
+      </w:tr>
+      <w:tr>
+        <w:trPr>
+          <w:cantSplit w:val="0"/>
+          <w:trHeight w:val="527.8110236220473" w:hRule="atLeast"/>
+          <w:tblHeader w:val="0"/>
+        </w:trPr>
+        <w:tc>
+          <w:tcPr>
+            <w:tcBorders>
+              <w:left w:color="ad9d95" w:space="0" w:sz="4" w:val="single"/>
+              <w:right w:color="ad9d95" w:space="0" w:sz="4" w:val="single"/>
+            </w:tcBorders>
+            <w:vAlign w:val="center"/>
+          </w:tcPr>
+          <w:p>
+            <w:pPr>
+              <w:spacing w:after="0" w:line="240" w:lineRule="auto"/>
+              <w:jc w:val="center"/>
+              <w:rPr/>
+            </w:pPr>
+            <w:r>
+              <w:rPr>
+                <w:rtl w:val="0"/>
+              </w:rPr>
+              <w:t xml:space="preserve">MPC-QMS</w:t>
+            </w:r>
+          </w:p>
+        </w:tc>
+        <w:tc>
+          <w:tcPr>
+            <w:tcBorders>
+              <w:left w:color="ad9d95" w:space="0" w:sz="4" w:val="single"/>
+              <w:right w:color="ad9d95" w:space="0" w:sz="4" w:val="single"/>
+            </w:tcBorders>
+            <w:vAlign w:val="center"/>
+          </w:tcPr>
+          <w:p>
+            <w:pPr>
+              <w:spacing w:after="0" w:line="240" w:lineRule="auto"/>
+              <w:jc w:val="center"/>
+              <w:rPr/>
+            </w:pPr>
+            <w:r>
+              <w:rPr>
+                <w:rtl w:val="0"/>
+              </w:rPr>
+              <w:t xml:space="preserve">Quality Metrics Satisfied</w:t>
+            </w:r>
+          </w:p>
+        </w:tc>
+        <w:tc>
+          <w:tcPr>
+            <w:tcBorders>
+              <w:left w:color="ad9d95" w:space="0" w:sz="4" w:val="single"/>
+              <w:right w:color="ad9d95" w:space="0" w:sz="4" w:val="single"/>
+            </w:tcBorders>
+            <w:vAlign w:val="center"/>
+          </w:tcPr>
+          <w:p>
+            <w:pPr>
+              <w:spacing w:after="0" w:line="240" w:lineRule="auto"/>
+              <w:jc w:val="center"/>
+              <w:rPr/>
+            </w:pPr>
+            <w:r>
+              <w:rPr>
+                <w:rtl w:val="0"/>
+              </w:rPr>
+              <w:t xml:space="preserve">≥90%</w:t>
+            </w:r>
+          </w:p>
+        </w:tc>
+        <w:tc>
+          <w:tcPr>
+            <w:tcBorders>
+              <w:left w:color="ad9d95" w:space="0" w:sz="4" w:val="single"/>
+              <w:right w:color="ad9d95" w:space="0" w:sz="4" w:val="single"/>
+            </w:tcBorders>
+            <w:vAlign w:val="center"/>
+          </w:tcPr>
+          <w:p>
+            <w:pPr>
+              <w:spacing w:after="0" w:line="240" w:lineRule="auto"/>
+              <w:jc w:val="center"/>
+              <w:rPr/>
+            </w:pPr>
+            <w:r>
+              <w:rPr>
+                <w:rtl w:val="0"/>
+              </w:rPr>
+              <w:t xml:space="preserve">100%</w:t>
+            </w:r>
+          </w:p>
+        </w:tc>
+      </w:tr>
+    </w:tbl>
+    <w:p>
+      <w:pPr>
+        <w:pStyle w:val="Heading3"/>
+        <w:rPr/>
+      </w:pPr>
+      <w:bookmarkStart w:colFirst="0" w:colLast="0" w:name="_heading=h.6upf13waa3us" w:id="19"/>
+      <w:bookmarkEnd w:id="19"/>
+      <w:r>
+        <w:rPr>
+          <w:rtl w:val="0"/>
+        </w:rPr>
+        <w:t xml:space="preserve">2.3.3 Verifica</w:t>
+      </w:r>
+    </w:p>
+    <w:p>
+      <w:pPr>
+        <w:rPr>
+          <w:b w:val="1"/>
+          <w:i w:val="1"/>
+        </w:rPr>
+      </w:pPr>
+      <w:r>
+        <w:rPr>
+          <w:b w:val="1"/>
+          <w:i w:val="1"/>
+          <w:rtl w:val="0"/>
+        </w:rPr>
+        <w:t xml:space="preserve">CC - Code Coverage</w:t>
+      </w:r>
+    </w:p>
+    <w:p>
+      <w:pPr>
+        <w:rPr/>
+      </w:pPr>
+      <w:r>
+        <w:rPr>
+          <w:rtl w:val="0"/>
+        </w:rPr>
+        <w:t xml:space="preserve">Misura della quantità di codice di un programma che viene eseguita durante un test.</w:t>
+        <w:br w:type="textWrapping"/>
+        <w:t xml:space="preserve">Il code coverage viene utilizzato per valutare la qualità dei </w:t>
+      </w:r>
+      <w:r>
+        <w:rPr>
+          <w:i w:val="1"/>
+          <w:rtl w:val="0"/>
+        </w:rPr>
+        <w:t xml:space="preserve">test</w:t>
+      </w:r>
+      <w:r>
+        <w:rPr>
+          <w:i w:val="1"/>
+          <w:vertAlign w:val="superscript"/>
+          <w:rtl w:val="0"/>
+        </w:rPr>
+        <w:t xml:space="preserve">G</w:t>
+      </w:r>
+      <w:r>
+        <w:rPr>
+          <w:i w:val="1"/>
+          <w:rtl w:val="0"/>
+        </w:rPr>
+        <w:t xml:space="preserve"> </w:t>
+      </w:r>
+      <w:r>
+        <w:rPr>
+          <w:rtl w:val="0"/>
+        </w:rPr>
+        <w:t xml:space="preserve">e per verificare che il codice sia stato adeguatamente testato. Un alto livello di code coverage è solitamente considerato un segno di un buon set di test, poiché indica che il codice è stato eseguito in molti modi diversi e che le diverse parti del programma sono state adeguatamente testate.</w:t>
+      </w:r>
+    </w:p>
+    <w:p>
+      <w:pPr>
+        <w:rPr>
+          <w:b w:val="1"/>
+          <w:i w:val="1"/>
+        </w:rPr>
+      </w:pPr>
+      <w:r>
+        <w:rPr>
+          <w:b w:val="1"/>
+          <w:i w:val="1"/>
+          <w:rtl w:val="0"/>
+        </w:rPr>
+        <w:t xml:space="preserve">SC - Statement Coverage</w:t>
+      </w:r>
+    </w:p>
+    <w:p>
+      <w:pPr>
+        <w:rPr/>
+      </w:pPr>
+      <w:r>
+        <w:rPr>
+          <w:rtl w:val="0"/>
+        </w:rPr>
+        <w:t xml:space="preserve">Tecnica di test di tipo </w:t>
+      </w:r>
+      <w:r>
+        <w:rPr>
+          <w:i w:val="1"/>
+          <w:rtl w:val="0"/>
+        </w:rPr>
+        <w:t xml:space="preserve">white box</w:t>
+      </w:r>
+      <w:r>
+        <w:rPr>
+          <w:i w:val="1"/>
+          <w:vertAlign w:val="superscript"/>
+          <w:rtl w:val="0"/>
+        </w:rPr>
+        <w:t xml:space="preserve">G</w:t>
+      </w:r>
+      <w:r>
+        <w:rPr>
+          <w:rtl w:val="0"/>
+        </w:rPr>
+        <w:t xml:space="preserve">, prevede l’esecuzione di tutte le istruzioni presenti nel codice sorgente almeno una volta.</w:t>
+        <w:br w:type="textWrapping"/>
+        <w:t xml:space="preserve">Questa </w:t>
+      </w:r>
+      <w:r>
+        <w:rPr>
+          <w:i w:val="1"/>
+          <w:rtl w:val="0"/>
+        </w:rPr>
+        <w:t xml:space="preserve">metrica</w:t>
+      </w:r>
+      <w:r>
+        <w:rPr>
+          <w:i w:val="1"/>
+          <w:vertAlign w:val="superscript"/>
+          <w:rtl w:val="0"/>
+        </w:rPr>
+        <w:t xml:space="preserve">G</w:t>
+      </w:r>
+      <w:r>
+        <w:rPr>
+          <w:rtl w:val="0"/>
+        </w:rPr>
+        <w:t xml:space="preserve"> viene utilizzata per calcolare il numero di istruzioni eseguite almeno una volta.</w:t>
+      </w:r>
+    </w:p>
+    <w:p>
+      <w:pPr>
+        <w:rPr>
+          <w:b w:val="1"/>
+          <w:i w:val="1"/>
+        </w:rPr>
+      </w:pPr>
+      <w:r>
+        <w:rPr>
+          <w:b w:val="1"/>
+          <w:i w:val="1"/>
+          <w:rtl w:val="0"/>
+        </w:rPr>
+        <w:t xml:space="preserve">BC - Branch Coverage</w:t>
+      </w:r>
+    </w:p>
+    <w:p>
+      <w:pPr>
+        <w:rPr/>
+      </w:pPr>
+      <w:r>
+        <w:rPr>
+          <w:rtl w:val="0"/>
+        </w:rPr>
+        <w:t xml:space="preserve">Indice di quante diramazioni del codice vengono eseguite dai test. Un “ramo” è uno dei possibili percorsi di esecuzione che il codice può seguire dopo che un’istruzione decisionale (es. </w:t>
+      </w:r>
+      <w:r>
+        <w:rPr>
+          <w:i w:val="1"/>
+          <w:rtl w:val="0"/>
+        </w:rPr>
+        <w:t xml:space="preserve">if</w:t>
+      </w:r>
+      <w:r>
+        <w:rPr>
+          <w:rtl w:val="0"/>
+        </w:rPr>
+        <w:t xml:space="preserve">) viene valutata.</w:t>
+      </w:r>
+    </w:p>
+    <w:p>
+      <w:pPr>
+        <w:rPr>
+          <w:b w:val="1"/>
+          <w:i w:val="1"/>
+        </w:rPr>
+      </w:pPr>
+      <w:r>
+        <w:rPr>
+          <w:b w:val="1"/>
+          <w:i w:val="1"/>
+          <w:rtl w:val="0"/>
+        </w:rPr>
+        <w:t xml:space="preserve">DCC - Decision/Condition Coverage</w:t>
+      </w:r>
+    </w:p>
+    <w:p>
+      <w:pPr>
+        <w:rPr/>
+      </w:pPr>
+      <w:r>
+        <w:rPr>
+          <w:rtl w:val="0"/>
+        </w:rPr>
+        <w:t xml:space="preserve">Il Decision/Condition Coverage è un criterio di copertura del codice utilizzato nei test del software.</w:t>
+      </w:r>
+    </w:p>
+    <w:p>
+      <w:pPr>
+        <w:spacing w:line="240" w:lineRule="auto"/>
+        <w:rPr/>
+      </w:pPr>
+      <w:r>
+        <w:rPr>
+          <w:rtl w:val="0"/>
+        </w:rPr>
+      </w:r>
+    </w:p>
+    <w:tbl>
+      <w:tblPr>
+        <w:tblStyle w:val="Table8"/>
+        <w:tblW w:w="9048.188976377955" w:type="dxa"/>
+        <w:jc w:val="left"/>
+        <w:tblBorders>
+          <w:top w:color="000000" w:space="0" w:sz="4" w:val="single"/>
+          <w:left w:color="000000" w:space="0" w:sz="4" w:val="single"/>
+          <w:bottom w:color="000000" w:space="0" w:sz="4" w:val="single"/>
+          <w:right w:color="000000" w:space="0" w:sz="4" w:val="single"/>
+          <w:insideH w:color="000000" w:space="0" w:sz="4" w:val="single"/>
+          <w:insideV w:color="000000" w:space="0" w:sz="4" w:val="single"/>
+        </w:tblBorders>
+        <w:tblLayout w:type="fixed"/>
+        <w:tblLook w:val="0420"/>
+      </w:tblPr>
+      <w:tblGrid>
+        <w:gridCol w:w="2261.659442406833"/>
+        <w:gridCol w:w="2262.176511323707"/>
+        <w:gridCol w:w="2262.176511323707"/>
+        <w:gridCol w:w="2262.176511323707"/>
+        <w:tblGridChange w:id="0">
+          <w:tblGrid>
+            <w:gridCol w:w="2261.659442406833"/>
+            <w:gridCol w:w="2262.176511323707"/>
+            <w:gridCol w:w="2262.176511323707"/>
+            <w:gridCol w:w="2262.176511323707"/>
+          </w:tblGrid>
+        </w:tblGridChange>
+      </w:tblGrid>
+      <w:tr>
+        <w:trPr>
+          <w:cantSplit w:val="0"/>
+          <w:trHeight w:val="527.8110236220473" w:hRule="atLeast"/>
+          <w:tblHeader w:val="0"/>
+        </w:trPr>
+        <w:tc>
+          <w:tcPr>
+            <w:tcBorders>
+              <w:left w:color="ad9d95" w:space="0" w:sz="4" w:val="single"/>
+            </w:tcBorders>
+            <w:shd w:fill="ad9d95" w:val="clear"/>
+            <w:vAlign w:val="center"/>
+          </w:tcPr>
+          <w:p>
+            <w:pPr>
+              <w:spacing w:after="0" w:line="240" w:lineRule="auto"/>
+              <w:jc w:val="center"/>
+              <w:rPr>
+                <w:color w:val="ffffff"/>
+              </w:rPr>
+            </w:pPr>
+            <w:r>
+              <w:rPr>
+                <w:i w:val="1"/>
+                <w:rtl w:val="0"/>
+              </w:rPr>
+              <w:t xml:space="preserve">Metrica</w:t>
+            </w:r>
+            <w:r>
+              <w:rPr>
+                <w:rtl w:val="0"/>
+              </w:rPr>
+            </w:r>
+          </w:p>
+        </w:tc>
+        <w:tc>
+          <w:tcPr>
+            <w:tcBorders>
+              <w:left w:color="ad9d95" w:space="0" w:sz="4" w:val="single"/>
+            </w:tcBorders>
+            <w:shd w:fill="ad9d95" w:val="clear"/>
+            <w:vAlign w:val="center"/>
+          </w:tcPr>
+          <w:p>
+            <w:pPr>
+              <w:spacing w:after="0" w:line="240" w:lineRule="auto"/>
+              <w:jc w:val="center"/>
+              <w:rPr>
+                <w:color w:val="ffffff"/>
+              </w:rPr>
+            </w:pPr>
+            <w:r>
+              <w:rPr>
+                <w:i w:val="1"/>
+                <w:rtl w:val="0"/>
+              </w:rPr>
+              <w:t xml:space="preserve">Descrizione</w:t>
+            </w:r>
+            <w:r>
+              <w:rPr>
+                <w:rtl w:val="0"/>
+              </w:rPr>
+            </w:r>
+          </w:p>
+        </w:tc>
+        <w:tc>
+          <w:tcPr>
+            <w:tcBorders>
+              <w:left w:color="ad9d95" w:space="0" w:sz="4" w:val="single"/>
+            </w:tcBorders>
+            <w:shd w:fill="ad9d95" w:val="clear"/>
+            <w:vAlign w:val="center"/>
+          </w:tcPr>
+          <w:p>
+            <w:pPr>
+              <w:spacing w:after="0" w:line="240" w:lineRule="auto"/>
+              <w:jc w:val="center"/>
+              <w:rPr>
+                <w:i w:val="1"/>
+              </w:rPr>
+            </w:pPr>
+            <w:r>
+              <w:rPr>
+                <w:i w:val="1"/>
+                <w:rtl w:val="0"/>
+              </w:rPr>
+              <w:t xml:space="preserve">Valore accettabile</w:t>
+            </w:r>
+          </w:p>
+        </w:tc>
+        <w:tc>
+          <w:tcPr>
+            <w:tcBorders>
+              <w:left w:color="ad9d95" w:space="0" w:sz="4" w:val="single"/>
+            </w:tcBorders>
+            <w:shd w:fill="ad9d95" w:val="clear"/>
+            <w:vAlign w:val="center"/>
+          </w:tcPr>
+          <w:p>
+            <w:pPr>
+              <w:spacing w:after="0" w:line="240" w:lineRule="auto"/>
+              <w:jc w:val="center"/>
+              <w:rPr>
+                <w:i w:val="1"/>
+              </w:rPr>
+            </w:pPr>
+            <w:r>
+              <w:rPr>
+                <w:i w:val="1"/>
+                <w:rtl w:val="0"/>
+              </w:rPr>
+              <w:t xml:space="preserve">Valore Ottimale</w:t>
+            </w:r>
+          </w:p>
+        </w:tc>
+      </w:tr>
+      <w:tr>
+        <w:trPr>
+          <w:cantSplit w:val="0"/>
+          <w:trHeight w:val="527.8110236220473" w:hRule="atLeast"/>
+          <w:tblHeader w:val="0"/>
+        </w:trPr>
+        <w:tc>
+          <w:tcPr>
+            <w:tcBorders>
+              <w:left w:color="ad9d95" w:space="0" w:sz="4" w:val="single"/>
+              <w:right w:color="ad9d95" w:space="0" w:sz="4" w:val="single"/>
+            </w:tcBorders>
+            <w:vAlign w:val="center"/>
+          </w:tcPr>
+          <w:p>
+            <w:pPr>
+              <w:spacing w:after="0" w:line="240" w:lineRule="auto"/>
+              <w:jc w:val="center"/>
+              <w:rPr/>
+            </w:pPr>
+            <w:r>
+              <w:rPr>
+                <w:rtl w:val="0"/>
+              </w:rPr>
+              <w:t xml:space="preserve">MPC-CC</w:t>
+            </w:r>
+          </w:p>
+        </w:tc>
+        <w:tc>
+          <w:tcPr>
+            <w:tcBorders>
+              <w:left w:color="ad9d95" w:space="0" w:sz="4" w:val="single"/>
+              <w:right w:color="ad9d95" w:space="0" w:sz="4" w:val="single"/>
+            </w:tcBorders>
+            <w:vAlign w:val="center"/>
+          </w:tcPr>
+          <w:p>
+            <w:pPr>
+              <w:spacing w:after="0" w:line="240" w:lineRule="auto"/>
+              <w:jc w:val="center"/>
+              <w:rPr/>
+            </w:pPr>
+            <w:r>
+              <w:rPr>
+                <w:rtl w:val="0"/>
+              </w:rPr>
+              <w:t xml:space="preserve">Code Coverage</w:t>
+            </w:r>
+          </w:p>
+        </w:tc>
+        <w:tc>
+          <w:tcPr>
+            <w:tcBorders>
+              <w:left w:color="ad9d95" w:space="0" w:sz="4" w:val="single"/>
+              <w:right w:color="ad9d95" w:space="0" w:sz="4" w:val="single"/>
+            </w:tcBorders>
+            <w:vAlign w:val="center"/>
+          </w:tcPr>
+          <w:p>
+            <w:pPr>
+              <w:spacing w:after="0" w:line="240" w:lineRule="auto"/>
+              <w:jc w:val="center"/>
+              <w:rPr/>
+            </w:pPr>
+            <w:r>
+              <w:rPr>
+                <w:rtl w:val="0"/>
+              </w:rPr>
+              <w:t xml:space="preserve">&gt;70%</w:t>
+            </w:r>
+          </w:p>
+        </w:tc>
+        <w:tc>
+          <w:tcPr>
+            <w:tcBorders>
+              <w:left w:color="ad9d95" w:space="0" w:sz="4" w:val="single"/>
+              <w:right w:color="ad9d95" w:space="0" w:sz="4" w:val="single"/>
+            </w:tcBorders>
+            <w:vAlign w:val="center"/>
+          </w:tcPr>
+          <w:p>
+            <w:pPr>
+              <w:jc w:val="center"/>
+              <w:rPr/>
+            </w:pPr>
+            <w:r>
+              <w:rPr>
+                <w:rtl w:val="0"/>
+              </w:rPr>
+              <w:t xml:space="preserve">&gt;90%</w:t>
+            </w:r>
+          </w:p>
+        </w:tc>
+      </w:tr>
+      <w:tr>
+        <w:trPr>
+          <w:cantSplit w:val="0"/>
+          <w:trHeight w:val="527.8110236220473" w:hRule="atLeast"/>
+          <w:tblHeader w:val="0"/>
+        </w:trPr>
+        <w:tc>
+          <w:tcPr>
+            <w:tcBorders>
+              <w:left w:color="ad9d95" w:space="0" w:sz="4" w:val="single"/>
+              <w:right w:color="ad9d95" w:space="0" w:sz="4" w:val="single"/>
+            </w:tcBorders>
+            <w:vAlign w:val="center"/>
+          </w:tcPr>
+          <w:p>
+            <w:pPr>
+              <w:spacing w:after="0" w:line="240" w:lineRule="auto"/>
+              <w:jc w:val="center"/>
+              <w:rPr/>
+            </w:pPr>
+            <w:r>
+              <w:rPr>
+                <w:rtl w:val="0"/>
+              </w:rPr>
+              <w:t xml:space="preserve">MPC-</w:t>
+            </w:r>
+            <w:r>
+              <w:rPr>
+                <w:rtl w:val="0"/>
+              </w:rPr>
+              <w:t xml:space="preserve">SC</w:t>
+            </w:r>
+          </w:p>
+        </w:tc>
+        <w:tc>
+          <w:tcPr>
+            <w:tcBorders>
+              <w:left w:color="ad9d95" w:space="0" w:sz="4" w:val="single"/>
+              <w:right w:color="ad9d95" w:space="0" w:sz="4" w:val="single"/>
+            </w:tcBorders>
+            <w:vAlign w:val="center"/>
+          </w:tcPr>
+          <w:p>
+            <w:pPr>
+              <w:spacing w:after="0" w:line="240" w:lineRule="auto"/>
+              <w:jc w:val="center"/>
+              <w:rPr/>
+            </w:pPr>
+            <w:r>
+              <w:rPr>
+                <w:rtl w:val="0"/>
+              </w:rPr>
+              <w:t xml:space="preserve">Statement Coverage</w:t>
+            </w:r>
+          </w:p>
+        </w:tc>
+        <w:tc>
+          <w:tcPr>
+            <w:tcBorders>
+              <w:left w:color="ad9d95" w:space="0" w:sz="4" w:val="single"/>
+              <w:right w:color="ad9d95" w:space="0" w:sz="4" w:val="single"/>
+            </w:tcBorders>
+            <w:vAlign w:val="center"/>
+          </w:tcPr>
+          <w:p>
+            <w:pPr>
+              <w:jc w:val="center"/>
+              <w:rPr/>
+            </w:pPr>
+            <w:r>
+              <w:rPr>
+                <w:rtl w:val="0"/>
+              </w:rPr>
+              <w:t xml:space="preserve">&gt;70%</w:t>
+            </w:r>
+          </w:p>
+        </w:tc>
+        <w:tc>
+          <w:tcPr>
+            <w:tcBorders>
+              <w:left w:color="ad9d95" w:space="0" w:sz="4" w:val="single"/>
+              <w:right w:color="ad9d95" w:space="0" w:sz="4" w:val="single"/>
+            </w:tcBorders>
+            <w:vAlign w:val="center"/>
+          </w:tcPr>
+          <w:p>
+            <w:pPr>
+              <w:jc w:val="center"/>
+              <w:rPr/>
+            </w:pPr>
+            <w:r>
+              <w:rPr>
+                <w:rtl w:val="0"/>
+              </w:rPr>
+              <w:t xml:space="preserve">&gt;85%</w:t>
+            </w:r>
+          </w:p>
+        </w:tc>
+      </w:tr>
+      <w:tr>
+        <w:trPr>
+          <w:cantSplit w:val="0"/>
+          <w:trHeight w:val="527.8110236220473" w:hRule="atLeast"/>
+          <w:tblHeader w:val="0"/>
+        </w:trPr>
+        <w:tc>
+          <w:tcPr>
+            <w:tcBorders>
+              <w:left w:color="ad9d95" w:space="0" w:sz="4" w:val="single"/>
+              <w:right w:color="ad9d95" w:space="0" w:sz="4" w:val="single"/>
+            </w:tcBorders>
+            <w:vAlign w:val="center"/>
+          </w:tcPr>
+          <w:p>
+            <w:pPr>
+              <w:spacing w:after="0" w:line="240" w:lineRule="auto"/>
+              <w:jc w:val="center"/>
+              <w:rPr/>
+            </w:pPr>
+            <w:r>
+              <w:rPr>
+                <w:rtl w:val="0"/>
+              </w:rPr>
+              <w:t xml:space="preserve">MPC-BC</w:t>
+            </w:r>
+          </w:p>
+        </w:tc>
+        <w:tc>
+          <w:tcPr>
+            <w:tcBorders>
+              <w:left w:color="ad9d95" w:space="0" w:sz="4" w:val="single"/>
+              <w:right w:color="ad9d95" w:space="0" w:sz="4" w:val="single"/>
+            </w:tcBorders>
+            <w:vAlign w:val="center"/>
+          </w:tcPr>
+          <w:p>
+            <w:pPr>
+              <w:spacing w:after="0" w:line="240" w:lineRule="auto"/>
+              <w:jc w:val="center"/>
+              <w:rPr/>
+            </w:pPr>
+            <w:r>
+              <w:rPr>
+                <w:rtl w:val="0"/>
+              </w:rPr>
+              <w:t xml:space="preserve">Branch Coverage</w:t>
+            </w:r>
+          </w:p>
+        </w:tc>
+        <w:tc>
+          <w:tcPr>
+            <w:tcBorders>
+              <w:left w:color="ad9d95" w:space="0" w:sz="4" w:val="single"/>
+              <w:right w:color="ad9d95" w:space="0" w:sz="4" w:val="single"/>
+            </w:tcBorders>
+            <w:vAlign w:val="center"/>
+          </w:tcPr>
+          <w:p>
+            <w:pPr>
+              <w:jc w:val="center"/>
+              <w:rPr/>
+            </w:pPr>
+            <w:r>
+              <w:rPr>
+                <w:rtl w:val="0"/>
+              </w:rPr>
+              <w:t xml:space="preserve">&gt;50%</w:t>
+            </w:r>
+          </w:p>
+        </w:tc>
+        <w:tc>
+          <w:tcPr>
+            <w:tcBorders>
+              <w:left w:color="ad9d95" w:space="0" w:sz="4" w:val="single"/>
+              <w:right w:color="ad9d95" w:space="0" w:sz="4" w:val="single"/>
+            </w:tcBorders>
+            <w:vAlign w:val="center"/>
+          </w:tcPr>
+          <w:p>
+            <w:pPr>
+              <w:jc w:val="center"/>
+              <w:rPr/>
+            </w:pPr>
+            <w:r>
+              <w:rPr>
+                <w:rtl w:val="0"/>
+              </w:rPr>
+              <w:t xml:space="preserve">&gt;75%</w:t>
+            </w:r>
+          </w:p>
+        </w:tc>
+      </w:tr>
+      <w:tr>
+        <w:trPr>
+          <w:cantSplit w:val="0"/>
+          <w:trHeight w:val="527.8110236220473" w:hRule="atLeast"/>
+          <w:tblHeader w:val="0"/>
+        </w:trPr>
+        <w:tc>
+          <w:tcPr>
+            <w:tcBorders>
+              <w:left w:color="ad9d95" w:space="0" w:sz="4" w:val="single"/>
+              <w:right w:color="ad9d95" w:space="0" w:sz="4" w:val="single"/>
+            </w:tcBorders>
+            <w:vAlign w:val="center"/>
+          </w:tcPr>
+          <w:p>
+            <w:pPr>
+              <w:spacing w:after="0" w:line="240" w:lineRule="auto"/>
+              <w:jc w:val="center"/>
+              <w:rPr/>
+            </w:pPr>
+            <w:r>
+              <w:rPr>
+                <w:rtl w:val="0"/>
+              </w:rPr>
+              <w:t xml:space="preserve">MPC-DCC</w:t>
+            </w:r>
+          </w:p>
+        </w:tc>
+        <w:tc>
+          <w:tcPr>
+            <w:tcBorders>
+              <w:left w:color="ad9d95" w:space="0" w:sz="4" w:val="single"/>
+              <w:right w:color="ad9d95" w:space="0" w:sz="4" w:val="single"/>
+            </w:tcBorders>
+            <w:vAlign w:val="center"/>
+          </w:tcPr>
+          <w:p>
+            <w:pPr>
+              <w:spacing w:after="0" w:line="240" w:lineRule="auto"/>
+              <w:jc w:val="center"/>
+              <w:rPr/>
+            </w:pPr>
+            <w:r>
+              <w:rPr>
+                <w:rtl w:val="0"/>
+              </w:rPr>
+              <w:t xml:space="preserve">Decision/Condition Coverage</w:t>
+            </w:r>
+          </w:p>
+        </w:tc>
+        <w:tc>
+          <w:tcPr>
+            <w:tcBorders>
+              <w:left w:color="ad9d95" w:space="0" w:sz="4" w:val="single"/>
+              <w:right w:color="ad9d95" w:space="0" w:sz="4" w:val="single"/>
+            </w:tcBorders>
+            <w:vAlign w:val="center"/>
+          </w:tcPr>
+          <w:p>
+            <w:pPr>
+              <w:spacing w:after="0" w:line="240" w:lineRule="auto"/>
+              <w:jc w:val="center"/>
+              <w:rPr/>
+            </w:pPr>
+            <w:r>
+              <w:rPr>
+                <w:rtl w:val="0"/>
+              </w:rPr>
+              <w:t xml:space="preserve">-</w:t>
+            </w:r>
+          </w:p>
+        </w:tc>
+        <w:tc>
+          <w:tcPr>
+            <w:tcBorders>
+              <w:left w:color="ad9d95" w:space="0" w:sz="4" w:val="single"/>
+              <w:right w:color="ad9d95" w:space="0" w:sz="4" w:val="single"/>
+            </w:tcBorders>
+            <w:vAlign w:val="center"/>
+          </w:tcPr>
+          <w:p>
+            <w:pPr>
+              <w:spacing w:after="0" w:line="240" w:lineRule="auto"/>
+              <w:jc w:val="center"/>
+              <w:rPr/>
+            </w:pPr>
+            <w:r>
+              <w:rPr>
+                <w:rtl w:val="0"/>
+              </w:rPr>
+              <w:t xml:space="preserve">-</w:t>
+            </w:r>
+          </w:p>
+        </w:tc>
+      </w:tr>
+    </w:tbl>
+    <w:p>
+      <w:pPr>
+        <w:pStyle w:val="Heading3"/>
+        <w:spacing w:line="240" w:lineRule="auto"/>
+        <w:rPr/>
+      </w:pPr>
+      <w:bookmarkStart w:colFirst="0" w:colLast="0" w:name="_heading=h.xe14qsbni16w" w:id="20"/>
+      <w:bookmarkEnd w:id="20"/>
+      <w:r>
+        <w:rPr>
+          <w:rtl w:val="0"/>
+        </w:rPr>
+      </w:r>
+    </w:p>
+    <w:p>
+      <w:pPr>
+        <w:pStyle w:val="Heading1"/>
+        <w:spacing w:line="276" w:lineRule="auto"/>
+        <w:rPr/>
+      </w:pPr>
+      <w:bookmarkStart w:colFirst="0" w:colLast="0" w:name="_heading=h.2upmo33yjrc5" w:id="21"/>
+      <w:bookmarkEnd w:id="21"/>
+      <w:r>
+        <w:rPr>
+          <w:rtl w:val="0"/>
+        </w:rPr>
+        <w:t xml:space="preserve">3 Qualità di prodotto</w:t>
+      </w:r>
+    </w:p>
+    <w:p>
+      <w:pPr>
+        <w:rPr/>
+      </w:pPr>
+      <w:r>
+        <w:rPr>
+          <w:rtl w:val="0"/>
+        </w:rPr>
+        <w:t xml:space="preserve">Dopo un'attenta analisi per individuare le proprietà utili per la gestione del ciclo di vita del software si è cercato di trovare quali caratteristiche siano necessarie per la realizzazione di un prodotto di qualità.</w:t>
+      </w:r>
+    </w:p>
+    <w:p>
+      <w:pPr>
+        <w:pStyle w:val="Heading2"/>
+        <w:rPr/>
+      </w:pPr>
+      <w:bookmarkStart w:colFirst="0" w:colLast="0" w:name="_heading=h.ctial4w5x1er" w:id="22"/>
+      <w:bookmarkEnd w:id="22"/>
+      <w:r>
+        <w:rPr>
+          <w:rtl w:val="0"/>
+        </w:rPr>
+        <w:t xml:space="preserve">3.1 Obiettivi</w:t>
+      </w:r>
+    </w:p>
+    <w:p>
+      <w:pPr>
+        <w:rPr>
+          <w:b w:val="1"/>
+          <w:sz w:val="26"/>
+          <w:szCs w:val="26"/>
+        </w:rPr>
+      </w:pPr>
+      <w:r>
+        <w:rPr>
+          <w:b w:val="1"/>
+          <w:sz w:val="26"/>
+          <w:szCs w:val="26"/>
+          <w:rtl w:val="0"/>
+        </w:rPr>
+        <w:t xml:space="preserve">Documenti</w:t>
+      </w:r>
+    </w:p>
+    <w:tbl>
+      <w:tblPr>
+        <w:tblStyle w:val="Table9"/>
+        <w:tblW w:w="11232.176511323707" w:type="dxa"/>
+        <w:jc w:val="left"/>
+        <w:tblBorders>
+          <w:top w:color="000000" w:space="0" w:sz="4" w:val="single"/>
+          <w:left w:color="000000" w:space="0" w:sz="4" w:val="single"/>
+          <w:bottom w:color="000000" w:space="0" w:sz="4" w:val="single"/>
+          <w:right w:color="000000" w:space="0" w:sz="4" w:val="single"/>
+          <w:insideH w:color="000000" w:space="0" w:sz="4" w:val="single"/>
+          <w:insideV w:color="000000" w:space="0" w:sz="4" w:val="single"/>
+        </w:tblBorders>
+        <w:tblLayout w:type="fixed"/>
+        <w:tblLook w:val="0420"/>
+      </w:tblPr>
+      <w:tblGrid>
+        <w:gridCol w:w="2745"/>
+        <w:gridCol w:w="4680"/>
+        <w:gridCol w:w="1545"/>
+        <w:gridCol w:w="2262.176511323707"/>
+        <w:tblGridChange w:id="0">
+          <w:tblGrid>
+            <w:gridCol w:w="2745"/>
+            <w:gridCol w:w="4680"/>
+            <w:gridCol w:w="1545"/>
+            <w:gridCol w:w="2262.176511323707"/>
+          </w:tblGrid>
+        </w:tblGridChange>
+      </w:tblGrid>
+      <w:tr>
+        <w:trPr>
+          <w:cantSplit w:val="0"/>
           <w:trHeight w:val="641" w:hRule="atLeast"/>
           <w:tblHeader w:val="0"/>
         </w:trPr>
@@ -4482,92 +7467,67 @@
                 <w:i w:val="1"/>
                 <w:rtl w:val="0"/>
               </w:rPr>
+              <w:t xml:space="preserve">Obiettivo</w:t>
+            </w:r>
+            <w:r>
+              <w:rPr>
+                <w:rtl w:val="0"/>
+              </w:rPr>
+            </w:r>
+          </w:p>
+        </w:tc>
+        <w:tc>
+          <w:tcPr>
+            <w:tcBorders>
+              <w:left w:color="ad9d95" w:space="0" w:sz="4" w:val="single"/>
+            </w:tcBorders>
+            <w:shd w:fill="ad9d95" w:val="clear"/>
+            <w:vAlign w:val="center"/>
+          </w:tcPr>
+          <w:p>
+            <w:pPr>
+              <w:spacing w:after="0" w:line="240" w:lineRule="auto"/>
+              <w:jc w:val="center"/>
+              <w:rPr>
+                <w:color w:val="ffffff"/>
+              </w:rPr>
+            </w:pPr>
+            <w:r>
+              <w:rPr>
+                <w:i w:val="1"/>
+                <w:rtl w:val="0"/>
+              </w:rPr>
+              <w:t xml:space="preserve">Descrizione</w:t>
+            </w:r>
+            <w:r>
+              <w:rPr>
+                <w:rtl w:val="0"/>
+              </w:rPr>
+            </w:r>
+          </w:p>
+        </w:tc>
+        <w:tc>
+          <w:tcPr>
+            <w:tcBorders>
+              <w:left w:color="ad9d95" w:space="0" w:sz="4" w:val="single"/>
+            </w:tcBorders>
+            <w:shd w:fill="ad9d95" w:val="clear"/>
+            <w:vAlign w:val="center"/>
+          </w:tcPr>
+          <w:p>
+            <w:pPr>
+              <w:spacing w:after="0" w:line="240" w:lineRule="auto"/>
+              <w:jc w:val="center"/>
+              <w:rPr>
+                <w:i w:val="1"/>
+              </w:rPr>
+            </w:pPr>
+            <w:r>
+              <w:rPr>
+                <w:i w:val="1"/>
+                <w:rtl w:val="0"/>
+              </w:rPr>
               <w:t xml:space="preserve">Metrica</w:t>
-            </w:r>
-            <w:r>
-              <w:rPr>
-                <w:rtl w:val="0"/>
-              </w:rPr>
-            </w:r>
-          </w:p>
-        </w:tc>
-        <w:tc>
-          <w:tcPr>
-            <w:tcBorders>
-              <w:left w:color="ad9d95" w:space="0" w:sz="4" w:val="single"/>
-            </w:tcBorders>
-            <w:shd w:fill="ad9d95" w:val="clear"/>
-            <w:vAlign w:val="center"/>
-          </w:tcPr>
-          <w:p>
-            <w:pPr>
-              <w:spacing w:after="0" w:line="240" w:lineRule="auto"/>
-              <w:jc w:val="center"/>
-              <w:rPr>
-                <w:color w:val="ffffff"/>
-              </w:rPr>
-            </w:pPr>
-            <w:r>
-              <w:rPr>
-                <w:i w:val="1"/>
-                <w:rtl w:val="0"/>
-              </w:rPr>
-              <w:t xml:space="preserve">Descrizione</w:t>
-            </w:r>
-            <w:r>
-              <w:rPr>
-                <w:rtl w:val="0"/>
-              </w:rPr>
-            </w:r>
-          </w:p>
-        </w:tc>
-        <w:tc>
-          <w:tcPr>
-            <w:tcBorders>
-              <w:left w:color="ad9d95" w:space="0" w:sz="4" w:val="single"/>
-            </w:tcBorders>
-            <w:shd w:fill="ad9d95" w:val="clear"/>
-            <w:vAlign w:val="center"/>
-          </w:tcPr>
-          <w:p>
-            <w:pPr>
-              <w:spacing w:after="0" w:line="240" w:lineRule="auto"/>
-              <w:jc w:val="center"/>
-              <w:rPr>
-                <w:i w:val="1"/>
-              </w:rPr>
-            </w:pPr>
-            <w:r>
-              <w:rPr>
-                <w:i w:val="1"/>
-                <w:rtl w:val="0"/>
-              </w:rPr>
-              <w:t xml:space="preserve">Valore accettabile</w:t>
-            </w:r>
-          </w:p>
-        </w:tc>
-        <w:tc>
-          <w:tcPr>
-            <w:tcBorders>
-              <w:left w:color="ad9d95" w:space="0" w:sz="4" w:val="single"/>
-            </w:tcBorders>
-            <w:shd w:fill="ad9d95" w:val="clear"/>
-            <w:vAlign w:val="center"/>
-          </w:tcPr>
-          <w:p>
-            <w:pPr>
-              <w:spacing w:after="0" w:line="240" w:lineRule="auto"/>
-              <w:jc w:val="center"/>
-              <w:rPr>
-                <w:i w:val="1"/>
-              </w:rPr>
-            </w:pPr>
-            <w:r>
-              <w:rPr>
-                <w:i w:val="1"/>
-                <w:rtl w:val="0"/>
-              </w:rPr>
-              <w:t xml:space="preserve">Valore Ottimale</w:t>
             </w:r>
           </w:p>
         </w:tc>
@@ -4580,92 +7540,93 @@
         </w:trPr>
         <w:tc>
           <w:tcPr>
-            <w:tcBorders>
-              <w:left w:color="ad9d95" w:space="0" w:sz="4" w:val="single"/>
-              <w:right w:color="ad9d95" w:space="0" w:sz="4" w:val="single"/>
-            </w:tcBorders>
-            <w:vAlign w:val="center"/>
-          </w:tcPr>
-          <w:p>
-            <w:pPr>
-              <w:spacing w:after="0" w:line="240" w:lineRule="auto"/>
-              <w:jc w:val="center"/>
-              <w:rPr/>
-            </w:pPr>
-            <w:r>
-              <w:rPr>
-                <w:rtl w:val="0"/>
-              </w:rPr>
-              <w:t xml:space="preserve">MPC-SFIN</w:t>
-            </w:r>
-          </w:p>
-        </w:tc>
-        <w:tc>
-          <w:tcPr>
-            <w:tcBorders>
-              <w:left w:color="ad9d95" w:space="0" w:sz="4" w:val="single"/>
-              <w:right w:color="ad9d95" w:space="0" w:sz="4" w:val="single"/>
-            </w:tcBorders>
-            <w:vAlign w:val="center"/>
-          </w:tcPr>
-          <w:p>
-            <w:pPr>
-              <w:spacing w:after="0" w:line="240" w:lineRule="auto"/>
-              <w:jc w:val="center"/>
-              <w:rPr/>
-            </w:pPr>
-            <w:r>
-              <w:rPr>
-                <w:rtl w:val="0"/>
-              </w:rPr>
-              <w:t xml:space="preserve">Structural Fan-in</w:t>
-            </w:r>
-            <w:r>
-              <w:rPr>
-                <w:rtl w:val="0"/>
-              </w:rPr>
-            </w:r>
-          </w:p>
-        </w:tc>
-        <w:tc>
-          <w:tcPr>
-            <w:tcBorders>
-              <w:left w:color="ad9d95" w:space="0" w:sz="4" w:val="single"/>
-              <w:right w:color="ad9d95" w:space="0" w:sz="4" w:val="single"/>
-            </w:tcBorders>
-            <w:vAlign w:val="center"/>
-          </w:tcPr>
-          <w:p>
-            <w:pPr>
-              <w:spacing w:after="0" w:line="240" w:lineRule="auto"/>
-              <w:jc w:val="center"/>
-              <w:rPr/>
-            </w:pPr>
-            <w:r>
-              <w:rPr>
-                <w:rtl w:val="0"/>
-              </w:rPr>
-            </w:r>
-          </w:p>
-        </w:tc>
-        <w:tc>
-          <w:tcPr>
-            <w:tcBorders>
-              <w:left w:color="ad9d95" w:space="0" w:sz="4" w:val="single"/>
-              <w:right w:color="ad9d95" w:space="0" w:sz="4" w:val="single"/>
-            </w:tcBorders>
-            <w:vAlign w:val="center"/>
-          </w:tcPr>
-          <w:p>
-            <w:pPr>
-              <w:spacing w:after="0" w:line="240" w:lineRule="auto"/>
-              <w:jc w:val="center"/>
-              <w:rPr/>
-            </w:pPr>
-            <w:r>
-              <w:rPr>
-                <w:rtl w:val="0"/>
-              </w:rPr>
+            <w:vMerge w:val="restart"/>
+            <w:tcBorders>
+              <w:left w:color="ad9d95" w:space="0" w:sz="4" w:val="single"/>
+              <w:right w:color="ad9d95" w:space="0" w:sz="4" w:val="single"/>
+            </w:tcBorders>
+            <w:vAlign w:val="center"/>
+          </w:tcPr>
+          <w:p>
+            <w:pPr>
+              <w:spacing w:after="0" w:line="240" w:lineRule="auto"/>
+              <w:jc w:val="center"/>
+              <w:rPr/>
+            </w:pPr>
+            <w:r>
+              <w:rPr>
+                <w:rtl w:val="0"/>
+              </w:rPr>
+              <w:t xml:space="preserve">Comprensione</w:t>
+            </w:r>
+            <w:r>
+              <w:rPr>
+                <w:rtl w:val="0"/>
+              </w:rPr>
+            </w:r>
+          </w:p>
+        </w:tc>
+        <w:tc>
+          <w:tcPr>
+            <w:vMerge w:val="restart"/>
+            <w:tcBorders>
+              <w:left w:color="ad9d95" w:space="0" w:sz="4" w:val="single"/>
+              <w:right w:color="ad9d95" w:space="0" w:sz="4" w:val="single"/>
+            </w:tcBorders>
+            <w:vAlign w:val="center"/>
+          </w:tcPr>
+          <w:p>
+            <w:pPr>
+              <w:spacing w:after="0" w:line="240" w:lineRule="auto"/>
+              <w:jc w:val="center"/>
+              <w:rPr/>
+            </w:pPr>
+            <w:r>
+              <w:rPr>
+                <w:rtl w:val="0"/>
+              </w:rPr>
+              <w:t xml:space="preserve">Tutta la documentazione che viene fornita risulta fondamentale per il nostro prodotto e dovrà essere realizzata con un linguaggio molto chiaro e comprensibile a chiunque</w:t>
+            </w:r>
+            <w:r>
+              <w:rPr>
+                <w:rtl w:val="0"/>
+              </w:rPr>
+            </w:r>
+          </w:p>
+        </w:tc>
+        <w:tc>
+          <w:tcPr>
+            <w:vMerge w:val="restart"/>
+            <w:tcBorders>
+              <w:left w:color="ad9d95" w:space="0" w:sz="4" w:val="single"/>
+              <w:right w:color="ad9d95" w:space="0" w:sz="4" w:val="single"/>
+            </w:tcBorders>
+            <w:vAlign w:val="center"/>
+          </w:tcPr>
+          <w:p>
+            <w:pPr>
+              <w:spacing w:after="0" w:line="240" w:lineRule="auto"/>
+              <w:jc w:val="center"/>
+              <w:rPr/>
+            </w:pPr>
+            <w:r>
+              <w:rPr>
+                <w:rtl w:val="0"/>
+              </w:rPr>
+              <w:t xml:space="preserve">MPD1</w:t>
+            </w:r>
+          </w:p>
+          <w:p>
+            <w:pPr>
+              <w:spacing w:after="0" w:line="240" w:lineRule="auto"/>
+              <w:jc w:val="center"/>
+              <w:rPr/>
+            </w:pPr>
+            <w:r>
+              <w:rPr>
+                <w:rtl w:val="0"/>
+              </w:rPr>
+              <w:t xml:space="preserve">MPD2 </w:t>
             </w:r>
           </w:p>
         </w:tc>
@@ -4678,97 +7639,2554 @@
         </w:trPr>
         <w:tc>
           <w:tcPr>
-            <w:tcBorders>
-              <w:left w:color="ad9d95" w:space="0" w:sz="4" w:val="single"/>
-              <w:right w:color="ad9d95" w:space="0" w:sz="4" w:val="single"/>
-            </w:tcBorders>
-            <w:vAlign w:val="center"/>
-          </w:tcPr>
-          <w:p>
-            <w:pPr>
-              <w:spacing w:after="0" w:line="240" w:lineRule="auto"/>
-              <w:jc w:val="center"/>
-              <w:rPr/>
-            </w:pPr>
-            <w:r>
-              <w:rPr>
-                <w:rtl w:val="0"/>
-              </w:rPr>
-              <w:t xml:space="preserve">MPC-SFOUT</w:t>
-            </w:r>
-            <w:r>
-              <w:rPr>
-                <w:rtl w:val="0"/>
-              </w:rPr>
-            </w:r>
-          </w:p>
-        </w:tc>
-        <w:tc>
-          <w:tcPr>
-            <w:tcBorders>
-              <w:left w:color="ad9d95" w:space="0" w:sz="4" w:val="single"/>
-              <w:right w:color="ad9d95" w:space="0" w:sz="4" w:val="single"/>
-            </w:tcBorders>
-            <w:vAlign w:val="center"/>
-          </w:tcPr>
-          <w:p>
-            <w:pPr>
-              <w:spacing w:after="0" w:line="240" w:lineRule="auto"/>
-              <w:jc w:val="center"/>
-              <w:rPr/>
-            </w:pPr>
-            <w:r>
-              <w:rPr>
-                <w:rtl w:val="0"/>
-              </w:rPr>
-              <w:t xml:space="preserve">Structural Fan-out</w:t>
-            </w:r>
-            <w:r>
-              <w:rPr>
-                <w:rtl w:val="0"/>
-              </w:rPr>
-            </w:r>
-          </w:p>
-        </w:tc>
-        <w:tc>
-          <w:tcPr>
-            <w:tcBorders>
-              <w:left w:color="ad9d95" w:space="0" w:sz="4" w:val="single"/>
-              <w:right w:color="ad9d95" w:space="0" w:sz="4" w:val="single"/>
-            </w:tcBorders>
-            <w:vAlign w:val="center"/>
-          </w:tcPr>
-          <w:p>
-            <w:pPr>
-              <w:spacing w:after="0" w:line="240" w:lineRule="auto"/>
-              <w:jc w:val="center"/>
-              <w:rPr/>
-            </w:pPr>
-            <w:r>
-              <w:rPr>
-                <w:rtl w:val="0"/>
-              </w:rPr>
-            </w:r>
-          </w:p>
-        </w:tc>
-        <w:tc>
-          <w:tcPr>
-            <w:tcBorders>
-              <w:left w:color="ad9d95" w:space="0" w:sz="4" w:val="single"/>
-              <w:right w:color="ad9d95" w:space="0" w:sz="4" w:val="single"/>
-            </w:tcBorders>
-            <w:vAlign w:val="center"/>
-          </w:tcPr>
-          <w:p>
-            <w:pPr>
-              <w:spacing w:after="0" w:line="240" w:lineRule="auto"/>
-              <w:jc w:val="center"/>
-              <w:rPr/>
-            </w:pPr>
-            <w:r>
-              <w:rPr>
-                <w:rtl w:val="0"/>
-              </w:rPr>
+            <w:vMerge w:val="continue"/>
+            <w:tcBorders>
+              <w:left w:color="ad9d95" w:space="0" w:sz="4" w:val="single"/>
+              <w:right w:color="ad9d95" w:space="0" w:sz="4" w:val="single"/>
+            </w:tcBorders>
+            <w:vAlign w:val="center"/>
+          </w:tcPr>
+          <w:p>
+            <w:pPr>
+              <w:spacing w:after="0" w:before="0" w:line="240" w:lineRule="auto"/>
+              <w:ind w:left="0" w:firstLine="0"/>
+              <w:jc w:val="center"/>
+              <w:rPr/>
+            </w:pPr>
+            <w:r>
+              <w:rPr>
+                <w:rtl w:val="0"/>
+              </w:rPr>
+            </w:r>
+          </w:p>
+        </w:tc>
+        <w:tc>
+          <w:tcPr>
+            <w:vMerge w:val="continue"/>
+            <w:tcBorders>
+              <w:left w:color="ad9d95" w:space="0" w:sz="4" w:val="single"/>
+              <w:right w:color="ad9d95" w:space="0" w:sz="4" w:val="single"/>
+            </w:tcBorders>
+            <w:vAlign w:val="center"/>
+          </w:tcPr>
+          <w:p>
+            <w:pPr>
+              <w:spacing w:after="0" w:before="0" w:line="240" w:lineRule="auto"/>
+              <w:ind w:left="0" w:firstLine="0"/>
+              <w:jc w:val="center"/>
+              <w:rPr/>
+            </w:pPr>
+            <w:r>
+              <w:rPr>
+                <w:rtl w:val="0"/>
+              </w:rPr>
+            </w:r>
+          </w:p>
+        </w:tc>
+        <w:tc>
+          <w:tcPr>
+            <w:vMerge w:val="continue"/>
+            <w:tcBorders>
+              <w:left w:color="ad9d95" w:space="0" w:sz="4" w:val="single"/>
+              <w:right w:color="ad9d95" w:space="0" w:sz="4" w:val="single"/>
+            </w:tcBorders>
+            <w:vAlign w:val="center"/>
+          </w:tcPr>
+          <w:p>
+            <w:pPr>
+              <w:spacing w:after="0" w:before="0" w:line="240" w:lineRule="auto"/>
+              <w:ind w:left="0" w:firstLine="0"/>
+              <w:jc w:val="center"/>
+              <w:rPr/>
+            </w:pPr>
+            <w:r>
+              <w:rPr>
+                <w:rtl w:val="0"/>
+              </w:rPr>
+            </w:r>
+          </w:p>
+        </w:tc>
+      </w:tr>
+    </w:tbl>
+    <w:p>
+      <w:pPr>
+        <w:rPr/>
+      </w:pPr>
+      <w:r>
+        <w:rPr>
+          <w:rtl w:val="0"/>
+        </w:rPr>
+      </w:r>
+    </w:p>
+    <w:p>
+      <w:pPr>
+        <w:rPr/>
+      </w:pPr>
+      <w:r>
+        <w:rPr>
+          <w:rtl w:val="0"/>
+        </w:rPr>
+      </w:r>
+    </w:p>
+    <w:p>
+      <w:pPr>
+        <w:rPr>
+          <w:b w:val="1"/>
+          <w:sz w:val="26"/>
+          <w:szCs w:val="26"/>
+        </w:rPr>
+      </w:pPr>
+      <w:r>
+        <w:rPr>
+          <w:b w:val="1"/>
+          <w:sz w:val="26"/>
+          <w:szCs w:val="26"/>
+          <w:rtl w:val="0"/>
+        </w:rPr>
+        <w:t xml:space="preserve">Software</w:t>
+      </w:r>
+    </w:p>
+    <w:tbl>
+      <w:tblPr>
+        <w:tblStyle w:val="Table10"/>
+        <w:tblW w:w="11105.0" w:type="dxa"/>
+        <w:jc w:val="left"/>
+        <w:tblBorders>
+          <w:top w:color="000000" w:space="0" w:sz="4" w:val="single"/>
+          <w:left w:color="000000" w:space="0" w:sz="4" w:val="single"/>
+          <w:bottom w:color="000000" w:space="0" w:sz="4" w:val="single"/>
+          <w:right w:color="000000" w:space="0" w:sz="4" w:val="single"/>
+          <w:insideH w:color="000000" w:space="0" w:sz="4" w:val="single"/>
+          <w:insideV w:color="000000" w:space="0" w:sz="4" w:val="single"/>
+        </w:tblBorders>
+        <w:tblLayout w:type="fixed"/>
+        <w:tblLook w:val="0420"/>
+      </w:tblPr>
+      <w:tblGrid>
+        <w:gridCol w:w="2565"/>
+        <w:gridCol w:w="4890"/>
+        <w:gridCol w:w="1530"/>
+        <w:gridCol w:w="2120"/>
+        <w:tblGridChange w:id="0">
+          <w:tblGrid>
+            <w:gridCol w:w="2565"/>
+            <w:gridCol w:w="4890"/>
+            <w:gridCol w:w="1530"/>
+            <w:gridCol w:w="2120"/>
+          </w:tblGrid>
+        </w:tblGridChange>
+      </w:tblGrid>
+      <w:tr>
+        <w:trPr>
+          <w:cantSplit w:val="0"/>
+          <w:trHeight w:val="641" w:hRule="atLeast"/>
+          <w:tblHeader w:val="0"/>
+        </w:trPr>
+        <w:tc>
+          <w:tcPr>
+            <w:tcBorders>
+              <w:left w:color="ad9d95" w:space="0" w:sz="4" w:val="single"/>
+            </w:tcBorders>
+            <w:shd w:fill="ad9d95" w:val="clear"/>
+            <w:vAlign w:val="center"/>
+          </w:tcPr>
+          <w:p>
+            <w:pPr>
+              <w:spacing w:after="0" w:line="240" w:lineRule="auto"/>
+              <w:jc w:val="center"/>
+              <w:rPr>
+                <w:color w:val="ffffff"/>
+              </w:rPr>
+            </w:pPr>
+            <w:r>
+              <w:rPr>
+                <w:i w:val="1"/>
+                <w:rtl w:val="0"/>
+              </w:rPr>
+              <w:t xml:space="preserve">Obiettivo</w:t>
+            </w:r>
+            <w:r>
+              <w:rPr>
+                <w:rtl w:val="0"/>
+              </w:rPr>
+            </w:r>
+          </w:p>
+        </w:tc>
+        <w:tc>
+          <w:tcPr>
+            <w:tcBorders>
+              <w:left w:color="ad9d95" w:space="0" w:sz="4" w:val="single"/>
+            </w:tcBorders>
+            <w:shd w:fill="ad9d95" w:val="clear"/>
+            <w:vAlign w:val="center"/>
+          </w:tcPr>
+          <w:p>
+            <w:pPr>
+              <w:spacing w:after="0" w:line="240" w:lineRule="auto"/>
+              <w:jc w:val="center"/>
+              <w:rPr>
+                <w:color w:val="ffffff"/>
+              </w:rPr>
+            </w:pPr>
+            <w:r>
+              <w:rPr>
+                <w:i w:val="1"/>
+                <w:rtl w:val="0"/>
+              </w:rPr>
+              <w:t xml:space="preserve">Descrizione</w:t>
+            </w:r>
+            <w:r>
+              <w:rPr>
+                <w:rtl w:val="0"/>
+              </w:rPr>
+            </w:r>
+          </w:p>
+        </w:tc>
+        <w:tc>
+          <w:tcPr>
+            <w:tcBorders>
+              <w:left w:color="ad9d95" w:space="0" w:sz="4" w:val="single"/>
+            </w:tcBorders>
+            <w:shd w:fill="ad9d95" w:val="clear"/>
+            <w:vAlign w:val="center"/>
+          </w:tcPr>
+          <w:p>
+            <w:pPr>
+              <w:spacing w:after="0" w:line="240" w:lineRule="auto"/>
+              <w:jc w:val="center"/>
+              <w:rPr>
+                <w:i w:val="1"/>
+              </w:rPr>
+            </w:pPr>
+            <w:r>
+              <w:rPr>
+                <w:i w:val="1"/>
+                <w:rtl w:val="0"/>
+              </w:rPr>
+              <w:t xml:space="preserve">Metrica</w:t>
+            </w:r>
+          </w:p>
+        </w:tc>
+      </w:tr>
+      <w:tr>
+        <w:trPr>
+          <w:cantSplit w:val="0"/>
+          <w:trHeight w:val="641" w:hRule="atLeast"/>
+          <w:tblHeader w:val="0"/>
+        </w:trPr>
+        <w:tc>
+          <w:tcPr>
+            <w:vMerge w:val="restart"/>
+            <w:tcBorders>
+              <w:left w:color="ad9d95" w:space="0" w:sz="4" w:val="single"/>
+              <w:right w:color="ad9d95" w:space="0" w:sz="4" w:val="single"/>
+            </w:tcBorders>
+            <w:vAlign w:val="center"/>
+          </w:tcPr>
+          <w:p>
+            <w:pPr>
+              <w:spacing w:after="0" w:line="240" w:lineRule="auto"/>
+              <w:jc w:val="center"/>
+              <w:rPr/>
+            </w:pPr>
+            <w:r>
+              <w:rPr>
+                <w:rtl w:val="0"/>
+              </w:rPr>
+              <w:t xml:space="preserve">Funzionalità</w:t>
+            </w:r>
+            <w:r>
+              <w:rPr>
+                <w:rtl w:val="0"/>
+              </w:rPr>
+            </w:r>
+          </w:p>
+        </w:tc>
+        <w:tc>
+          <w:tcPr>
+            <w:vMerge w:val="restart"/>
+            <w:tcBorders>
+              <w:left w:color="ad9d95" w:space="0" w:sz="4" w:val="single"/>
+              <w:right w:color="ad9d95" w:space="0" w:sz="4" w:val="single"/>
+            </w:tcBorders>
+            <w:vAlign w:val="center"/>
+          </w:tcPr>
+          <w:p>
+            <w:pPr>
+              <w:spacing w:after="0" w:line="240" w:lineRule="auto"/>
+              <w:jc w:val="center"/>
+              <w:rPr/>
+            </w:pPr>
+            <w:r>
+              <w:rPr>
+                <w:rtl w:val="0"/>
+              </w:rPr>
+              <w:t xml:space="preserve">la capacità di un prodotto software di fornire funzioni che soddisfano esigenze stabilite, necessarie per operare sotto condizioni specifiche</w:t>
+            </w:r>
+            <w:r>
+              <w:rPr>
+                <w:rtl w:val="0"/>
+              </w:rPr>
+            </w:r>
+          </w:p>
+        </w:tc>
+        <w:tc>
+          <w:tcPr>
+            <w:vMerge w:val="restart"/>
+            <w:tcBorders>
+              <w:left w:color="ad9d95" w:space="0" w:sz="4" w:val="single"/>
+              <w:right w:color="ad9d95" w:space="0" w:sz="4" w:val="single"/>
+            </w:tcBorders>
+            <w:vAlign w:val="center"/>
+          </w:tcPr>
+          <w:p>
+            <w:pPr>
+              <w:spacing w:after="0" w:line="240" w:lineRule="auto"/>
+              <w:jc w:val="center"/>
+              <w:rPr/>
+            </w:pPr>
+            <w:r>
+              <w:rPr>
+                <w:rtl w:val="0"/>
+              </w:rPr>
+              <w:t xml:space="preserve">MPD3</w:t>
+            </w:r>
+          </w:p>
+        </w:tc>
+      </w:tr>
+      <w:tr>
+        <w:trPr>
+          <w:cantSplit w:val="0"/>
+          <w:trHeight w:val="135" w:hRule="atLeast"/>
+          <w:tblHeader w:val="0"/>
+        </w:trPr>
+        <w:tc>
+          <w:tcPr>
+            <w:vMerge w:val="continue"/>
+            <w:tcBorders>
+              <w:left w:color="ad9d95" w:space="0" w:sz="4" w:val="single"/>
+              <w:right w:color="ad9d95" w:space="0" w:sz="4" w:val="single"/>
+            </w:tcBorders>
+            <w:vAlign w:val="center"/>
+          </w:tcPr>
+          <w:p>
+            <w:pPr>
+              <w:spacing w:after="0" w:line="240" w:lineRule="auto"/>
+              <w:jc w:val="center"/>
+              <w:rPr/>
+            </w:pPr>
+            <w:r>
+              <w:rPr>
+                <w:rtl w:val="0"/>
+              </w:rPr>
+            </w:r>
+          </w:p>
+        </w:tc>
+        <w:tc>
+          <w:tcPr>
+            <w:vMerge w:val="continue"/>
+            <w:tcBorders>
+              <w:left w:color="ad9d95" w:space="0" w:sz="4" w:val="single"/>
+              <w:right w:color="ad9d95" w:space="0" w:sz="4" w:val="single"/>
+            </w:tcBorders>
+            <w:vAlign w:val="center"/>
+          </w:tcPr>
+          <w:p>
+            <w:pPr>
+              <w:spacing w:after="0" w:line="240" w:lineRule="auto"/>
+              <w:jc w:val="center"/>
+              <w:rPr/>
+            </w:pPr>
+            <w:r>
+              <w:rPr>
+                <w:rtl w:val="0"/>
+              </w:rPr>
+            </w:r>
+          </w:p>
+        </w:tc>
+        <w:tc>
+          <w:tcPr>
+            <w:vMerge w:val="continue"/>
+            <w:tcBorders>
+              <w:left w:color="ad9d95" w:space="0" w:sz="4" w:val="single"/>
+              <w:right w:color="ad9d95" w:space="0" w:sz="4" w:val="single"/>
+            </w:tcBorders>
+            <w:vAlign w:val="center"/>
+          </w:tcPr>
+          <w:p>
+            <w:pPr>
+              <w:spacing w:after="0" w:line="240" w:lineRule="auto"/>
+              <w:jc w:val="center"/>
+              <w:rPr/>
+            </w:pPr>
+            <w:r>
+              <w:rPr>
+                <w:rtl w:val="0"/>
+              </w:rPr>
+            </w:r>
+          </w:p>
+        </w:tc>
+      </w:tr>
+      <w:tr>
+        <w:trPr>
+          <w:cantSplit w:val="0"/>
+          <w:trHeight w:val="641" w:hRule="atLeast"/>
+          <w:tblHeader w:val="0"/>
+        </w:trPr>
+        <w:tc>
+          <w:tcPr>
+            <w:tcBorders>
+              <w:left w:color="ad9d95" w:space="0" w:sz="4" w:val="single"/>
+              <w:right w:color="ad9d95" w:space="0" w:sz="4" w:val="single"/>
+            </w:tcBorders>
+            <w:vAlign w:val="center"/>
+          </w:tcPr>
+          <w:p>
+            <w:pPr>
+              <w:spacing w:after="0" w:line="240" w:lineRule="auto"/>
+              <w:jc w:val="center"/>
+              <w:rPr/>
+            </w:pPr>
+            <w:r>
+              <w:rPr>
+                <w:rtl w:val="0"/>
+              </w:rPr>
+              <w:t xml:space="preserve">Efficienza</w:t>
+            </w:r>
+          </w:p>
+        </w:tc>
+        <w:tc>
+          <w:tcPr>
+            <w:tcBorders>
+              <w:left w:color="ad9d95" w:space="0" w:sz="4" w:val="single"/>
+              <w:right w:color="ad9d95" w:space="0" w:sz="4" w:val="single"/>
+            </w:tcBorders>
+            <w:vAlign w:val="center"/>
+          </w:tcPr>
+          <w:p>
+            <w:pPr>
+              <w:spacing w:after="0" w:line="240" w:lineRule="auto"/>
+              <w:jc w:val="center"/>
+              <w:rPr/>
+            </w:pPr>
+            <w:r>
+              <w:rPr>
+                <w:rtl w:val="0"/>
+              </w:rPr>
+              <w:t xml:space="preserve">la capacità di fornire appropriate prestazioni relativamente alla quantità di risorse usate</w:t>
+            </w:r>
+          </w:p>
+        </w:tc>
+        <w:tc>
+          <w:tcPr>
+            <w:tcBorders>
+              <w:left w:color="ad9d95" w:space="0" w:sz="4" w:val="single"/>
+              <w:right w:color="ad9d95" w:space="0" w:sz="4" w:val="single"/>
+            </w:tcBorders>
+            <w:vAlign w:val="center"/>
+          </w:tcPr>
+          <w:p>
+            <w:pPr>
+              <w:spacing w:after="0" w:line="240" w:lineRule="auto"/>
+              <w:jc w:val="left"/>
+              <w:rPr/>
+            </w:pPr>
+            <w:r>
+              <w:rPr>
+                <w:rtl w:val="0"/>
+              </w:rPr>
+              <w:t xml:space="preserve">       MPD4</w:t>
+            </w:r>
+          </w:p>
+        </w:tc>
+      </w:tr>
+      <w:tr>
+        <w:trPr>
+          <w:cantSplit w:val="0"/>
+          <w:trHeight w:val="641" w:hRule="atLeast"/>
+          <w:tblHeader w:val="0"/>
+        </w:trPr>
+        <w:tc>
+          <w:tcPr>
+            <w:tcBorders>
+              <w:left w:color="ad9d95" w:space="0" w:sz="4" w:val="single"/>
+              <w:right w:color="ad9d95" w:space="0" w:sz="4" w:val="single"/>
+            </w:tcBorders>
+            <w:vAlign w:val="center"/>
+          </w:tcPr>
+          <w:p>
+            <w:pPr>
+              <w:spacing w:after="0" w:line="240" w:lineRule="auto"/>
+              <w:jc w:val="center"/>
+              <w:rPr/>
+            </w:pPr>
+            <w:r>
+              <w:rPr>
+                <w:rtl w:val="0"/>
+              </w:rPr>
+              <w:t xml:space="preserve">Usabilità</w:t>
+            </w:r>
+          </w:p>
+        </w:tc>
+        <w:tc>
+          <w:tcPr>
+            <w:tcBorders>
+              <w:left w:color="ad9d95" w:space="0" w:sz="4" w:val="single"/>
+              <w:right w:color="ad9d95" w:space="0" w:sz="4" w:val="single"/>
+            </w:tcBorders>
+            <w:vAlign w:val="center"/>
+          </w:tcPr>
+          <w:p>
+            <w:pPr>
+              <w:spacing w:after="0" w:line="240" w:lineRule="auto"/>
+              <w:jc w:val="center"/>
+              <w:rPr/>
+            </w:pPr>
+            <w:r>
+              <w:rPr>
+                <w:rFonts w:ascii="Arial" w:cs="Arial" w:eastAsia="Arial" w:hAnsi="Arial"/>
+                <w:color w:val="202122"/>
+                <w:sz w:val="21"/>
+                <w:szCs w:val="21"/>
+                <w:highlight w:val="white"/>
+                <w:rtl w:val="0"/>
+              </w:rPr>
+              <w:t xml:space="preserve">la capacità del prodotto software di essere capito, appreso, usato e ben accetto dall'utente, quando usato sotto condizioni specificate</w:t>
+            </w:r>
+            <w:r>
+              <w:rPr>
+                <w:rtl w:val="0"/>
+              </w:rPr>
+            </w:r>
+          </w:p>
+        </w:tc>
+        <w:tc>
+          <w:tcPr>
+            <w:tcBorders>
+              <w:left w:color="ad9d95" w:space="0" w:sz="4" w:val="single"/>
+              <w:right w:color="ad9d95" w:space="0" w:sz="4" w:val="single"/>
+            </w:tcBorders>
+            <w:vAlign w:val="center"/>
+          </w:tcPr>
+          <w:p>
+            <w:pPr>
+              <w:spacing w:after="0" w:line="240" w:lineRule="auto"/>
+              <w:jc w:val="center"/>
+              <w:rPr/>
+            </w:pPr>
+            <w:r>
+              <w:rPr>
+                <w:rtl w:val="0"/>
+              </w:rPr>
+              <w:t xml:space="preserve"> MPD5</w:t>
+            </w:r>
+          </w:p>
+          <w:p>
+            <w:pPr>
+              <w:spacing w:after="0" w:line="240" w:lineRule="auto"/>
+              <w:jc w:val="center"/>
+              <w:rPr/>
+            </w:pPr>
+            <w:r>
+              <w:rPr>
+                <w:rtl w:val="0"/>
+              </w:rPr>
+              <w:t xml:space="preserve"> MPD6</w:t>
+            </w:r>
+          </w:p>
+          <w:p>
+            <w:pPr>
+              <w:spacing w:after="0" w:line="240" w:lineRule="auto"/>
+              <w:jc w:val="center"/>
+              <w:rPr/>
+            </w:pPr>
+            <w:r>
+              <w:rPr>
+                <w:rtl w:val="0"/>
+              </w:rPr>
+              <w:t xml:space="preserve"> MPD7</w:t>
+            </w:r>
+          </w:p>
+        </w:tc>
+      </w:tr>
+      <w:tr>
+        <w:trPr>
+          <w:cantSplit w:val="0"/>
+          <w:trHeight w:val="641" w:hRule="atLeast"/>
+          <w:tblHeader w:val="0"/>
+        </w:trPr>
+        <w:tc>
+          <w:tcPr>
+            <w:tcBorders>
+              <w:left w:color="ad9d95" w:space="0" w:sz="4" w:val="single"/>
+              <w:right w:color="ad9d95" w:space="0" w:sz="4" w:val="single"/>
+            </w:tcBorders>
+            <w:vAlign w:val="center"/>
+          </w:tcPr>
+          <w:p>
+            <w:pPr>
+              <w:spacing w:after="0" w:line="240" w:lineRule="auto"/>
+              <w:jc w:val="center"/>
+              <w:rPr/>
+            </w:pPr>
+            <w:r>
+              <w:rPr>
+                <w:rtl w:val="0"/>
+              </w:rPr>
+              <w:t xml:space="preserve">Affidabilità</w:t>
+            </w:r>
+          </w:p>
+        </w:tc>
+        <w:tc>
+          <w:tcPr>
+            <w:tcBorders>
+              <w:left w:color="ad9d95" w:space="0" w:sz="4" w:val="single"/>
+              <w:right w:color="ad9d95" w:space="0" w:sz="4" w:val="single"/>
+            </w:tcBorders>
+            <w:vAlign w:val="center"/>
+          </w:tcPr>
+          <w:p>
+            <w:pPr>
+              <w:spacing w:after="0" w:line="240" w:lineRule="auto"/>
+              <w:jc w:val="center"/>
+              <w:rPr/>
+            </w:pPr>
+            <w:r>
+              <w:rPr>
+                <w:rtl w:val="0"/>
+              </w:rPr>
+              <w:t xml:space="preserve">la capacità del prodotto software di mantenere uno specificato livello di prestazioni quando usato in date condizioni per un dato periodo</w:t>
+            </w:r>
+          </w:p>
+        </w:tc>
+        <w:tc>
+          <w:tcPr>
+            <w:tcBorders>
+              <w:left w:color="ad9d95" w:space="0" w:sz="4" w:val="single"/>
+              <w:right w:color="ad9d95" w:space="0" w:sz="4" w:val="single"/>
+            </w:tcBorders>
+            <w:vAlign w:val="center"/>
+          </w:tcPr>
+          <w:p>
+            <w:pPr>
+              <w:spacing w:after="0" w:line="240" w:lineRule="auto"/>
+              <w:jc w:val="center"/>
+              <w:rPr/>
+            </w:pPr>
+            <w:r>
+              <w:rPr>
+                <w:rtl w:val="0"/>
+              </w:rPr>
+              <w:t xml:space="preserve">MPD8</w:t>
+            </w:r>
+          </w:p>
+          <w:p>
+            <w:pPr>
+              <w:spacing w:after="0" w:line="240" w:lineRule="auto"/>
+              <w:jc w:val="center"/>
+              <w:rPr/>
+            </w:pPr>
+            <w:r>
+              <w:rPr>
+                <w:rtl w:val="0"/>
+              </w:rPr>
+              <w:t xml:space="preserve">MPD9</w:t>
+            </w:r>
+          </w:p>
+        </w:tc>
+      </w:tr>
+      <w:tr>
+        <w:trPr>
+          <w:cantSplit w:val="0"/>
+          <w:trHeight w:val="641" w:hRule="atLeast"/>
+          <w:tblHeader w:val="0"/>
+        </w:trPr>
+        <w:tc>
+          <w:tcPr>
+            <w:tcBorders>
+              <w:left w:color="ad9d95" w:space="0" w:sz="4" w:val="single"/>
+              <w:right w:color="ad9d95" w:space="0" w:sz="4" w:val="single"/>
+            </w:tcBorders>
+            <w:vAlign w:val="center"/>
+          </w:tcPr>
+          <w:p>
+            <w:pPr>
+              <w:spacing w:after="0" w:line="240" w:lineRule="auto"/>
+              <w:jc w:val="center"/>
+              <w:rPr/>
+            </w:pPr>
+            <w:r>
+              <w:rPr>
+                <w:rtl w:val="0"/>
+              </w:rPr>
+              <w:t xml:space="preserve">Manutenibilità</w:t>
+            </w:r>
+          </w:p>
+        </w:tc>
+        <w:tc>
+          <w:tcPr>
+            <w:tcBorders>
+              <w:left w:color="ad9d95" w:space="0" w:sz="4" w:val="single"/>
+              <w:right w:color="ad9d95" w:space="0" w:sz="4" w:val="single"/>
+            </w:tcBorders>
+            <w:vAlign w:val="center"/>
+          </w:tcPr>
+          <w:p>
+            <w:pPr>
+              <w:spacing w:after="0" w:line="240" w:lineRule="auto"/>
+              <w:jc w:val="center"/>
+              <w:rPr/>
+            </w:pPr>
+            <w:r>
+              <w:rPr>
+                <w:rFonts w:ascii="Arial" w:cs="Arial" w:eastAsia="Arial" w:hAnsi="Arial"/>
+                <w:color w:val="202122"/>
+                <w:sz w:val="21"/>
+                <w:szCs w:val="21"/>
+                <w:highlight w:val="white"/>
+                <w:rtl w:val="0"/>
+              </w:rPr>
+              <w:t xml:space="preserve"> la capacità del software di essere modificato, includendo correzioni, miglioramenti o adattamenti</w:t>
+            </w:r>
+            <w:r>
+              <w:rPr>
+                <w:rtl w:val="0"/>
+              </w:rPr>
+            </w:r>
+          </w:p>
+        </w:tc>
+        <w:tc>
+          <w:tcPr>
+            <w:tcBorders>
+              <w:left w:color="ad9d95" w:space="0" w:sz="4" w:val="single"/>
+              <w:right w:color="ad9d95" w:space="0" w:sz="4" w:val="single"/>
+            </w:tcBorders>
+            <w:vAlign w:val="center"/>
+          </w:tcPr>
+          <w:p>
+            <w:pPr>
+              <w:spacing w:after="0" w:line="240" w:lineRule="auto"/>
+              <w:jc w:val="center"/>
+              <w:rPr/>
+            </w:pPr>
+            <w:r>
+              <w:rPr>
+                <w:rtl w:val="0"/>
+              </w:rPr>
+              <w:t xml:space="preserve">MPD10</w:t>
+            </w:r>
+          </w:p>
+        </w:tc>
+      </w:tr>
+      <w:tr>
+        <w:trPr>
+          <w:cantSplit w:val="0"/>
+          <w:trHeight w:val="641" w:hRule="atLeast"/>
+          <w:tblHeader w:val="0"/>
+        </w:trPr>
+        <w:tc>
+          <w:tcPr>
+            <w:tcBorders>
+              <w:left w:color="ad9d95" w:space="0" w:sz="4" w:val="single"/>
+              <w:right w:color="ad9d95" w:space="0" w:sz="4" w:val="single"/>
+            </w:tcBorders>
+            <w:vAlign w:val="center"/>
+          </w:tcPr>
+          <w:p>
+            <w:pPr>
+              <w:spacing w:after="0" w:line="240" w:lineRule="auto"/>
+              <w:jc w:val="center"/>
+              <w:rPr/>
+            </w:pPr>
+            <w:r>
+              <w:rPr>
+                <w:rtl w:val="0"/>
+              </w:rPr>
+              <w:t xml:space="preserve">Portabilità</w:t>
+            </w:r>
+          </w:p>
+        </w:tc>
+        <w:tc>
+          <w:tcPr>
+            <w:tcBorders>
+              <w:left w:color="ad9d95" w:space="0" w:sz="4" w:val="single"/>
+              <w:right w:color="ad9d95" w:space="0" w:sz="4" w:val="single"/>
+            </w:tcBorders>
+            <w:vAlign w:val="center"/>
+          </w:tcPr>
+          <w:p>
+            <w:pPr>
+              <w:spacing w:after="0" w:line="240" w:lineRule="auto"/>
+              <w:jc w:val="center"/>
+              <w:rPr/>
+            </w:pPr>
+            <w:r>
+              <w:rPr>
+                <w:rtl w:val="0"/>
+              </w:rPr>
+              <w:t xml:space="preserve">la capacità del software di essere trasportato da un ambiente di lavoro ad un altro</w:t>
+            </w:r>
+          </w:p>
+        </w:tc>
+        <w:tc>
+          <w:tcPr>
+            <w:tcBorders>
+              <w:left w:color="ad9d95" w:space="0" w:sz="4" w:val="single"/>
+              <w:right w:color="ad9d95" w:space="0" w:sz="4" w:val="single"/>
+            </w:tcBorders>
+            <w:vAlign w:val="center"/>
+          </w:tcPr>
+          <w:p>
+            <w:pPr>
+              <w:spacing w:after="0" w:line="240" w:lineRule="auto"/>
+              <w:jc w:val="center"/>
+              <w:rPr/>
+            </w:pPr>
+            <w:r>
+              <w:rPr>
+                <w:rtl w:val="0"/>
+              </w:rPr>
+              <w:t xml:space="preserve">MPD8 MPD11 MPD12</w:t>
+            </w:r>
+          </w:p>
+        </w:tc>
+      </w:tr>
+    </w:tbl>
+    <w:p>
+      <w:pPr>
+        <w:rPr>
+          <w:sz w:val="26"/>
+          <w:szCs w:val="26"/>
+        </w:rPr>
+      </w:pPr>
+      <w:r>
+        <w:rPr>
+          <w:rtl w:val="0"/>
+        </w:rPr>
+      </w:r>
+    </w:p>
+    <w:p>
+      <w:pPr>
+        <w:pStyle w:val="Heading3"/>
+        <w:rPr/>
+      </w:pPr>
+      <w:bookmarkStart w:colFirst="0" w:colLast="0" w:name="_heading=h.1jidhcapiogz" w:id="23"/>
+      <w:bookmarkEnd w:id="23"/>
+      <w:r>
+        <w:rPr>
+          <w:rtl w:val="0"/>
+        </w:rPr>
+        <w:t xml:space="preserve">3.1.1 Metriche </w:t>
+      </w:r>
+    </w:p>
+    <w:p>
+      <w:pPr>
+        <w:rPr>
+          <w:sz w:val="26"/>
+          <w:szCs w:val="26"/>
+        </w:rPr>
+      </w:pPr>
+      <w:r>
+        <w:rPr>
+          <w:b w:val="1"/>
+          <w:sz w:val="26"/>
+          <w:szCs w:val="26"/>
+          <w:rtl w:val="0"/>
+        </w:rPr>
+        <w:t xml:space="preserve">Documenti</w:t>
+      </w:r>
+      <w:r>
+        <w:rPr>
+          <w:rtl w:val="0"/>
+        </w:rPr>
+      </w:r>
+    </w:p>
+    <w:p>
+      <w:pPr>
+        <w:rPr>
+          <w:b w:val="1"/>
+          <w:sz w:val="26"/>
+          <w:szCs w:val="26"/>
+        </w:rPr>
+      </w:pPr>
+      <w:r>
+        <w:rPr>
+          <w:rtl w:val="0"/>
+        </w:rPr>
+      </w:r>
+    </w:p>
+    <w:tbl>
+      <w:tblPr>
+        <w:tblStyle w:val="Table11"/>
+        <w:tblW w:w="11160.616690988982" w:type="dxa"/>
+        <w:jc w:val="left"/>
+        <w:tblBorders>
+          <w:top w:color="000000" w:space="0" w:sz="4" w:val="single"/>
+          <w:left w:color="000000" w:space="0" w:sz="4" w:val="single"/>
+          <w:bottom w:color="000000" w:space="0" w:sz="4" w:val="single"/>
+          <w:right w:color="000000" w:space="0" w:sz="4" w:val="single"/>
+          <w:insideH w:color="000000" w:space="0" w:sz="4" w:val="single"/>
+          <w:insideV w:color="000000" w:space="0" w:sz="4" w:val="single"/>
+        </w:tblBorders>
+        <w:tblLayout w:type="fixed"/>
+        <w:tblLook w:val="0420"/>
+      </w:tblPr>
+      <w:tblGrid>
+        <w:gridCol w:w="2358.7946822329495"/>
+        <w:gridCol w:w="3270"/>
+        <w:gridCol w:w="2085"/>
+        <w:gridCol w:w="1326.822008756034"/>
+        <w:gridCol w:w="2120"/>
+        <w:tblGridChange w:id="0">
+          <w:tblGrid>
+            <w:gridCol w:w="2358.7946822329495"/>
+            <w:gridCol w:w="3270"/>
+            <w:gridCol w:w="2085"/>
+            <w:gridCol w:w="1326.822008756034"/>
+            <w:gridCol w:w="2120"/>
+          </w:tblGrid>
+        </w:tblGridChange>
+      </w:tblGrid>
+      <w:tr>
+        <w:trPr>
+          <w:cantSplit w:val="0"/>
+          <w:trHeight w:val="641" w:hRule="atLeast"/>
+          <w:tblHeader w:val="0"/>
+        </w:trPr>
+        <w:tc>
+          <w:tcPr>
+            <w:shd w:fill="ad9d95" w:val="clear"/>
+            <w:vAlign w:val="center"/>
+          </w:tcPr>
+          <w:p>
+            <w:pPr>
+              <w:spacing w:after="0" w:line="240" w:lineRule="auto"/>
+              <w:jc w:val="center"/>
+              <w:rPr>
+                <w:i w:val="1"/>
+              </w:rPr>
+            </w:pPr>
+            <w:r>
+              <w:rPr>
+                <w:i w:val="1"/>
+                <w:rtl w:val="0"/>
+              </w:rPr>
+              <w:t xml:space="preserve">Metrica</w:t>
+            </w:r>
+            <w:r>
+              <w:rPr>
+                <w:rtl w:val="0"/>
+              </w:rPr>
+            </w:r>
+          </w:p>
+        </w:tc>
+        <w:tc>
+          <w:tcPr>
+            <w:shd w:fill="ad9d95" w:val="clear"/>
+            <w:vAlign w:val="center"/>
+          </w:tcPr>
+          <w:p>
+            <w:pPr>
+              <w:spacing w:after="0" w:line="240" w:lineRule="auto"/>
+              <w:jc w:val="center"/>
+              <w:rPr>
+                <w:i w:val="1"/>
+              </w:rPr>
+            </w:pPr>
+            <w:r>
+              <w:rPr>
+                <w:i w:val="1"/>
+                <w:rtl w:val="0"/>
+              </w:rPr>
+              <w:t xml:space="preserve">Nome</w:t>
+            </w:r>
+          </w:p>
+        </w:tc>
+        <w:tc>
+          <w:tcPr>
+            <w:tcBorders>
+              <w:left w:color="ad9d95" w:space="0" w:sz="4" w:val="single"/>
+            </w:tcBorders>
+            <w:shd w:fill="ad9d95" w:val="clear"/>
+            <w:vAlign w:val="center"/>
+          </w:tcPr>
+          <w:p>
+            <w:pPr>
+              <w:spacing w:after="0" w:line="240" w:lineRule="auto"/>
+              <w:jc w:val="center"/>
+              <w:rPr>
+                <w:i w:val="1"/>
+              </w:rPr>
+            </w:pPr>
+            <w:r>
+              <w:rPr>
+                <w:i w:val="1"/>
+                <w:rtl w:val="0"/>
+              </w:rPr>
+              <w:t xml:space="preserve">Valore Accettabile</w:t>
+            </w:r>
+          </w:p>
+        </w:tc>
+        <w:tc>
+          <w:tcPr>
+            <w:tcBorders>
+              <w:left w:color="ad9d95" w:space="0" w:sz="4" w:val="single"/>
+            </w:tcBorders>
+            <w:shd w:fill="ad9d95" w:val="clear"/>
+            <w:vAlign w:val="center"/>
+          </w:tcPr>
+          <w:p>
+            <w:pPr>
+              <w:spacing w:after="0" w:line="240" w:lineRule="auto"/>
+              <w:jc w:val="center"/>
+              <w:rPr>
+                <w:i w:val="1"/>
+              </w:rPr>
+            </w:pPr>
+            <w:r>
+              <w:rPr>
+                <w:i w:val="1"/>
+                <w:rtl w:val="0"/>
+              </w:rPr>
+              <w:t xml:space="preserve">Valore Ottimale</w:t>
+            </w:r>
+          </w:p>
+        </w:tc>
+      </w:tr>
+      <w:tr>
+        <w:trPr>
+          <w:cantSplit w:val="0"/>
+          <w:trHeight w:val="641" w:hRule="atLeast"/>
+          <w:tblHeader w:val="0"/>
+        </w:trPr>
+        <w:tc>
+          <w:tcPr>
+            <w:vMerge w:val="restart"/>
+            <w:tcBorders>
+              <w:left w:color="ad9d95" w:space="0" w:sz="4" w:val="single"/>
+              <w:right w:color="ad9d95" w:space="0" w:sz="4" w:val="single"/>
+            </w:tcBorders>
+            <w:vAlign w:val="center"/>
+          </w:tcPr>
+          <w:p>
+            <w:pPr>
+              <w:spacing w:after="0" w:line="240" w:lineRule="auto"/>
+              <w:jc w:val="center"/>
+              <w:rPr/>
+            </w:pPr>
+            <w:r>
+              <w:rPr>
+                <w:rtl w:val="0"/>
+              </w:rPr>
+              <w:t xml:space="preserve">MPD1</w:t>
+            </w:r>
+            <w:r>
+              <w:rPr>
+                <w:rtl w:val="0"/>
+              </w:rPr>
+            </w:r>
+          </w:p>
+        </w:tc>
+        <w:tc>
+          <w:tcPr>
+            <w:vMerge w:val="restart"/>
+            <w:tcBorders>
+              <w:left w:color="ad9d95" w:space="0" w:sz="4" w:val="single"/>
+              <w:right w:color="ad9d95" w:space="0" w:sz="4" w:val="single"/>
+            </w:tcBorders>
+            <w:vAlign w:val="center"/>
+          </w:tcPr>
+          <w:p>
+            <w:pPr>
+              <w:spacing w:after="0" w:line="240" w:lineRule="auto"/>
+              <w:jc w:val="center"/>
+              <w:rPr/>
+            </w:pPr>
+            <w:r>
+              <w:rPr>
+                <w:rtl w:val="0"/>
+              </w:rPr>
+              <w:t xml:space="preserve">Errori Ortografici</w:t>
+            </w:r>
+            <w:r>
+              <w:rPr>
+                <w:rtl w:val="0"/>
+              </w:rPr>
+            </w:r>
+          </w:p>
+        </w:tc>
+        <w:tc>
+          <w:tcPr>
+            <w:vMerge w:val="restart"/>
+            <w:tcBorders>
+              <w:left w:color="ad9d95" w:space="0" w:sz="4" w:val="single"/>
+              <w:right w:color="ad9d95" w:space="0" w:sz="4" w:val="single"/>
+            </w:tcBorders>
+            <w:vAlign w:val="center"/>
+          </w:tcPr>
+          <w:p>
+            <w:pPr>
+              <w:spacing w:after="0" w:line="240" w:lineRule="auto"/>
+              <w:jc w:val="center"/>
+              <w:rPr/>
+            </w:pPr>
+            <w:r>
+              <w:rPr>
+                <w:rtl w:val="0"/>
+              </w:rPr>
+              <w:t xml:space="preserve">0%</w:t>
+            </w:r>
+          </w:p>
+        </w:tc>
+        <w:tc>
+          <w:tcPr>
+            <w:vMerge w:val="restart"/>
+            <w:tcBorders>
+              <w:left w:color="ad9d95" w:space="0" w:sz="4" w:val="single"/>
+              <w:right w:color="ad9d95" w:space="0" w:sz="4" w:val="single"/>
+            </w:tcBorders>
+            <w:vAlign w:val="center"/>
+          </w:tcPr>
+          <w:p>
+            <w:pPr>
+              <w:spacing w:after="0" w:line="240" w:lineRule="auto"/>
+              <w:jc w:val="center"/>
+              <w:rPr/>
+            </w:pPr>
+            <w:r>
+              <w:rPr>
+                <w:rtl w:val="0"/>
+              </w:rPr>
+              <w:t xml:space="preserve">0%</w:t>
+            </w:r>
+          </w:p>
+        </w:tc>
+      </w:tr>
+      <w:tr>
+        <w:trPr>
+          <w:cantSplit w:val="0"/>
+          <w:trHeight w:val="135" w:hRule="atLeast"/>
+          <w:tblHeader w:val="0"/>
+        </w:trPr>
+        <w:tc>
+          <w:tcPr>
+            <w:vMerge w:val="continue"/>
+            <w:tcBorders>
+              <w:left w:color="ad9d95" w:space="0" w:sz="4" w:val="single"/>
+              <w:right w:color="ad9d95" w:space="0" w:sz="4" w:val="single"/>
+            </w:tcBorders>
+            <w:vAlign w:val="center"/>
+          </w:tcPr>
+          <w:p>
+            <w:pPr>
+              <w:spacing w:after="0" w:line="240" w:lineRule="auto"/>
+              <w:jc w:val="center"/>
+              <w:rPr/>
+            </w:pPr>
+            <w:r>
+              <w:rPr>
+                <w:rtl w:val="0"/>
+              </w:rPr>
+            </w:r>
+          </w:p>
+        </w:tc>
+        <w:tc>
+          <w:tcPr>
+            <w:vMerge w:val="continue"/>
+            <w:tcBorders>
+              <w:left w:color="ad9d95" w:space="0" w:sz="4" w:val="single"/>
+              <w:right w:color="ad9d95" w:space="0" w:sz="4" w:val="single"/>
+            </w:tcBorders>
+            <w:vAlign w:val="center"/>
+          </w:tcPr>
+          <w:p>
+            <w:pPr>
+              <w:spacing w:after="0" w:line="240" w:lineRule="auto"/>
+              <w:jc w:val="center"/>
+              <w:rPr/>
+            </w:pPr>
+            <w:r>
+              <w:rPr>
+                <w:rtl w:val="0"/>
+              </w:rPr>
+            </w:r>
+          </w:p>
+        </w:tc>
+        <w:tc>
+          <w:tcPr>
+            <w:vMerge w:val="continue"/>
+            <w:tcBorders>
+              <w:left w:color="ad9d95" w:space="0" w:sz="4" w:val="single"/>
+              <w:right w:color="ad9d95" w:space="0" w:sz="4" w:val="single"/>
+            </w:tcBorders>
+            <w:vAlign w:val="center"/>
+          </w:tcPr>
+          <w:p>
+            <w:pPr>
+              <w:spacing w:after="0" w:line="240" w:lineRule="auto"/>
+              <w:jc w:val="center"/>
+              <w:rPr/>
+            </w:pPr>
+            <w:r>
+              <w:rPr>
+                <w:rtl w:val="0"/>
+              </w:rPr>
+            </w:r>
+          </w:p>
+        </w:tc>
+        <w:tc>
+          <w:tcPr>
+            <w:vMerge w:val="continue"/>
+            <w:tcBorders>
+              <w:left w:color="ad9d95" w:space="0" w:sz="4" w:val="single"/>
+              <w:right w:color="ad9d95" w:space="0" w:sz="4" w:val="single"/>
+            </w:tcBorders>
+            <w:vAlign w:val="center"/>
+          </w:tcPr>
+          <w:p>
+            <w:pPr>
+              <w:spacing w:after="0" w:line="240" w:lineRule="auto"/>
+              <w:jc w:val="center"/>
+              <w:rPr/>
+            </w:pPr>
+            <w:r>
+              <w:rPr>
+                <w:rtl w:val="0"/>
+              </w:rPr>
+            </w:r>
+          </w:p>
+        </w:tc>
+      </w:tr>
+      <w:tr>
+        <w:trPr>
+          <w:cantSplit w:val="0"/>
+          <w:trHeight w:val="641" w:hRule="atLeast"/>
+          <w:tblHeader w:val="0"/>
+        </w:trPr>
+        <w:tc>
+          <w:tcPr>
+            <w:tcBorders>
+              <w:left w:color="ad9d95" w:space="0" w:sz="4" w:val="single"/>
+              <w:right w:color="ad9d95" w:space="0" w:sz="4" w:val="single"/>
+            </w:tcBorders>
+            <w:vAlign w:val="center"/>
+          </w:tcPr>
+          <w:p>
+            <w:pPr>
+              <w:spacing w:after="0" w:line="240" w:lineRule="auto"/>
+              <w:jc w:val="center"/>
+              <w:rPr/>
+            </w:pPr>
+            <w:r>
+              <w:rPr>
+                <w:rtl w:val="0"/>
+              </w:rPr>
+              <w:t xml:space="preserve">MPD2</w:t>
+            </w:r>
+          </w:p>
+        </w:tc>
+        <w:tc>
+          <w:tcPr>
+            <w:tcBorders>
+              <w:left w:color="ad9d95" w:space="0" w:sz="4" w:val="single"/>
+              <w:right w:color="ad9d95" w:space="0" w:sz="4" w:val="single"/>
+            </w:tcBorders>
+            <w:vAlign w:val="center"/>
+          </w:tcPr>
+          <w:p>
+            <w:pPr>
+              <w:spacing w:after="0" w:line="240" w:lineRule="auto"/>
+              <w:jc w:val="center"/>
+              <w:rPr/>
+            </w:pPr>
+            <w:r>
+              <w:rPr>
+                <w:rtl w:val="0"/>
+              </w:rPr>
+              <w:t xml:space="preserve">Indice di Gulpease</w:t>
+            </w:r>
+          </w:p>
+        </w:tc>
+        <w:tc>
+          <w:tcPr>
+            <w:tcBorders>
+              <w:left w:color="ad9d95" w:space="0" w:sz="4" w:val="single"/>
+              <w:right w:color="ad9d95" w:space="0" w:sz="4" w:val="single"/>
+            </w:tcBorders>
+            <w:vAlign w:val="center"/>
+          </w:tcPr>
+          <w:p>
+            <w:pPr>
+              <w:spacing w:after="0" w:line="240" w:lineRule="auto"/>
+              <w:jc w:val="center"/>
+              <w:rPr/>
+            </w:pPr>
+            <w:r>
+              <w:rPr>
+                <w:rtl w:val="0"/>
+              </w:rPr>
+              <w:t xml:space="preserve">≥ 60</w:t>
+            </w:r>
+          </w:p>
+        </w:tc>
+        <w:tc>
+          <w:tcPr>
+            <w:tcBorders>
+              <w:left w:color="ad9d95" w:space="0" w:sz="4" w:val="single"/>
+              <w:right w:color="ad9d95" w:space="0" w:sz="4" w:val="single"/>
+            </w:tcBorders>
+            <w:vAlign w:val="center"/>
+          </w:tcPr>
+          <w:p>
+            <w:pPr>
+              <w:spacing w:after="0" w:line="240" w:lineRule="auto"/>
+              <w:jc w:val="center"/>
+              <w:rPr/>
+            </w:pPr>
+            <w:r>
+              <w:rPr>
+                <w:rtl w:val="0"/>
+              </w:rPr>
+              <w:t xml:space="preserve">≥ 80</w:t>
+            </w:r>
+          </w:p>
+        </w:tc>
+      </w:tr>
+    </w:tbl>
+    <w:p>
+      <w:pPr>
+        <w:rPr>
+          <w:sz w:val="26"/>
+          <w:szCs w:val="26"/>
+        </w:rPr>
+      </w:pPr>
+      <w:r>
+        <w:rPr>
+          <w:rtl w:val="0"/>
+        </w:rPr>
+      </w:r>
+    </w:p>
+    <w:p>
+      <w:pPr>
+        <w:rPr/>
+      </w:pPr>
+      <w:r>
+        <w:rPr>
+          <w:b w:val="1"/>
+          <w:sz w:val="26"/>
+          <w:szCs w:val="26"/>
+          <w:rtl w:val="0"/>
+        </w:rPr>
+        <w:t xml:space="preserve">Software</w:t>
+      </w:r>
+      <w:r>
+        <w:rPr>
+          <w:rtl w:val="0"/>
+        </w:rPr>
+      </w:r>
+    </w:p>
+    <w:p>
+      <w:pPr>
+        <w:rPr>
+          <w:b w:val="1"/>
+          <w:sz w:val="26"/>
+          <w:szCs w:val="26"/>
+        </w:rPr>
+      </w:pPr>
+      <w:r>
+        <w:rPr>
+          <w:rtl w:val="0"/>
+        </w:rPr>
+      </w:r>
+    </w:p>
+    <w:tbl>
+      <w:tblPr>
+        <w:tblStyle w:val="Table12"/>
+        <w:tblW w:w="9040.616690988983" w:type="dxa"/>
+        <w:jc w:val="left"/>
+        <w:tblBorders>
+          <w:top w:color="000000" w:space="0" w:sz="4" w:val="single"/>
+          <w:left w:color="000000" w:space="0" w:sz="4" w:val="single"/>
+          <w:bottom w:color="000000" w:space="0" w:sz="4" w:val="single"/>
+          <w:right w:color="000000" w:space="0" w:sz="4" w:val="single"/>
+          <w:insideH w:color="000000" w:space="0" w:sz="4" w:val="single"/>
+          <w:insideV w:color="000000" w:space="0" w:sz="4" w:val="single"/>
+        </w:tblBorders>
+        <w:tblLayout w:type="fixed"/>
+        <w:tblLook w:val="0420"/>
+      </w:tblPr>
+      <w:tblGrid>
+        <w:gridCol w:w="2358.7946822329495"/>
+        <w:gridCol w:w="3270"/>
+        <w:gridCol w:w="2085"/>
+        <w:gridCol w:w="1326.822008756034"/>
+        <w:gridCol w:w="0"/>
+        <w:tblGridChange w:id="0">
+          <w:tblGrid>
+            <w:gridCol w:w="2358.7946822329495"/>
+            <w:gridCol w:w="3270"/>
+            <w:gridCol w:w="2085"/>
+            <w:gridCol w:w="1326.822008756034"/>
+            <w:gridCol w:w="0"/>
+          </w:tblGrid>
+        </w:tblGridChange>
+      </w:tblGrid>
+      <w:tr>
+        <w:trPr>
+          <w:cantSplit w:val="0"/>
+          <w:trHeight w:val="641" w:hRule="atLeast"/>
+          <w:tblHeader w:val="0"/>
+        </w:trPr>
+        <w:tc>
+          <w:tcPr>
+            <w:shd w:fill="ad9d95" w:val="clear"/>
+            <w:vAlign w:val="center"/>
+          </w:tcPr>
+          <w:p>
+            <w:pPr>
+              <w:spacing w:after="0" w:line="240" w:lineRule="auto"/>
+              <w:jc w:val="center"/>
+              <w:rPr>
+                <w:i w:val="1"/>
+              </w:rPr>
+            </w:pPr>
+            <w:r>
+              <w:rPr>
+                <w:i w:val="1"/>
+                <w:rtl w:val="0"/>
+              </w:rPr>
+              <w:t xml:space="preserve">Metrica</w:t>
+            </w:r>
+          </w:p>
+        </w:tc>
+        <w:tc>
+          <w:tcPr>
+            <w:shd w:fill="ad9d95" w:val="clear"/>
+            <w:vAlign w:val="center"/>
+          </w:tcPr>
+          <w:p>
+            <w:pPr>
+              <w:spacing w:after="0" w:line="240" w:lineRule="auto"/>
+              <w:jc w:val="center"/>
+              <w:rPr>
+                <w:i w:val="1"/>
+              </w:rPr>
+            </w:pPr>
+            <w:r>
+              <w:rPr>
+                <w:i w:val="1"/>
+                <w:rtl w:val="0"/>
+              </w:rPr>
+              <w:t xml:space="preserve">Nome</w:t>
+            </w:r>
+          </w:p>
+        </w:tc>
+        <w:tc>
+          <w:tcPr>
+            <w:tcBorders>
+              <w:left w:color="ad9d95" w:space="0" w:sz="4" w:val="single"/>
+            </w:tcBorders>
+            <w:shd w:fill="ad9d95" w:val="clear"/>
+            <w:vAlign w:val="center"/>
+          </w:tcPr>
+          <w:p>
+            <w:pPr>
+              <w:spacing w:after="0" w:line="240" w:lineRule="auto"/>
+              <w:jc w:val="center"/>
+              <w:rPr>
+                <w:i w:val="1"/>
+              </w:rPr>
+            </w:pPr>
+            <w:r>
+              <w:rPr>
+                <w:i w:val="1"/>
+                <w:rtl w:val="0"/>
+              </w:rPr>
+              <w:t xml:space="preserve">Valore Accettabile</w:t>
+            </w:r>
+          </w:p>
+        </w:tc>
+        <w:tc>
+          <w:tcPr>
+            <w:tcBorders>
+              <w:left w:color="ad9d95" w:space="0" w:sz="4" w:val="single"/>
+            </w:tcBorders>
+            <w:shd w:fill="ad9d95" w:val="clear"/>
+            <w:vAlign w:val="center"/>
+          </w:tcPr>
+          <w:p>
+            <w:pPr>
+              <w:spacing w:after="0" w:line="240" w:lineRule="auto"/>
+              <w:jc w:val="center"/>
+              <w:rPr>
+                <w:i w:val="1"/>
+              </w:rPr>
+            </w:pPr>
+            <w:r>
+              <w:rPr>
+                <w:i w:val="1"/>
+                <w:rtl w:val="0"/>
+              </w:rPr>
+              <w:t xml:space="preserve">Valore Ottimale</w:t>
+            </w:r>
+          </w:p>
+        </w:tc>
+      </w:tr>
+      <w:tr>
+        <w:trPr>
+          <w:cantSplit w:val="0"/>
+          <w:trHeight w:val="641" w:hRule="atLeast"/>
+          <w:tblHeader w:val="0"/>
+        </w:trPr>
+        <w:tc>
+          <w:tcPr>
+            <w:vMerge w:val="restart"/>
+            <w:tcBorders>
+              <w:left w:color="ad9d95" w:space="0" w:sz="4" w:val="single"/>
+              <w:right w:color="ad9d95" w:space="0" w:sz="4" w:val="single"/>
+            </w:tcBorders>
+            <w:vAlign w:val="center"/>
+          </w:tcPr>
+          <w:p>
+            <w:pPr>
+              <w:spacing w:after="0" w:line="240" w:lineRule="auto"/>
+              <w:jc w:val="center"/>
+              <w:rPr/>
+            </w:pPr>
+            <w:r>
+              <w:rPr>
+                <w:rtl w:val="0"/>
+              </w:rPr>
+              <w:t xml:space="preserve">MPD3</w:t>
+            </w:r>
+            <w:r>
+              <w:rPr>
+                <w:rtl w:val="0"/>
+              </w:rPr>
+            </w:r>
+          </w:p>
+        </w:tc>
+        <w:tc>
+          <w:tcPr>
+            <w:vMerge w:val="restart"/>
+            <w:tcBorders>
+              <w:left w:color="ad9d95" w:space="0" w:sz="4" w:val="single"/>
+              <w:right w:color="ad9d95" w:space="0" w:sz="4" w:val="single"/>
+            </w:tcBorders>
+            <w:vAlign w:val="center"/>
+          </w:tcPr>
+          <w:p>
+            <w:pPr>
+              <w:spacing w:after="0" w:line="240" w:lineRule="auto"/>
+              <w:jc w:val="center"/>
+              <w:rPr/>
+            </w:pPr>
+            <w:r>
+              <w:rPr>
+                <w:rtl w:val="0"/>
+              </w:rPr>
+              <w:t xml:space="preserve">Copertura dei requisiti</w:t>
+            </w:r>
+            <w:r>
+              <w:rPr>
+                <w:rtl w:val="0"/>
+              </w:rPr>
+            </w:r>
+          </w:p>
+        </w:tc>
+        <w:tc>
+          <w:tcPr>
+            <w:vMerge w:val="restart"/>
+            <w:tcBorders>
+              <w:left w:color="ad9d95" w:space="0" w:sz="4" w:val="single"/>
+              <w:right w:color="ad9d95" w:space="0" w:sz="4" w:val="single"/>
+            </w:tcBorders>
+            <w:vAlign w:val="center"/>
+          </w:tcPr>
+          <w:p>
+            <w:pPr>
+              <w:spacing w:after="0" w:line="240" w:lineRule="auto"/>
+              <w:jc w:val="center"/>
+              <w:rPr/>
+            </w:pPr>
+            <w:r>
+              <w:rPr>
+                <w:rtl w:val="0"/>
+              </w:rPr>
+              <w:t xml:space="preserve">100%</w:t>
+            </w:r>
+          </w:p>
+        </w:tc>
+        <w:tc>
+          <w:tcPr>
+            <w:vMerge w:val="restart"/>
+            <w:tcBorders>
+              <w:left w:color="ad9d95" w:space="0" w:sz="4" w:val="single"/>
+              <w:right w:color="ad9d95" w:space="0" w:sz="4" w:val="single"/>
+            </w:tcBorders>
+            <w:vAlign w:val="center"/>
+          </w:tcPr>
+          <w:p>
+            <w:pPr>
+              <w:spacing w:after="0" w:line="240" w:lineRule="auto"/>
+              <w:jc w:val="center"/>
+              <w:rPr/>
+            </w:pPr>
+            <w:r>
+              <w:rPr>
+                <w:rtl w:val="0"/>
+              </w:rPr>
+              <w:t xml:space="preserve">100%</w:t>
+            </w:r>
+          </w:p>
+        </w:tc>
+      </w:tr>
+      <w:tr>
+        <w:trPr>
+          <w:cantSplit w:val="0"/>
+          <w:trHeight w:val="135" w:hRule="atLeast"/>
+          <w:tblHeader w:val="0"/>
+        </w:trPr>
+        <w:tc>
+          <w:tcPr>
+            <w:vMerge w:val="continue"/>
+            <w:tcBorders>
+              <w:left w:color="ad9d95" w:space="0" w:sz="4" w:val="single"/>
+              <w:right w:color="ad9d95" w:space="0" w:sz="4" w:val="single"/>
+            </w:tcBorders>
+            <w:vAlign w:val="center"/>
+          </w:tcPr>
+          <w:p>
+            <w:pPr>
+              <w:spacing w:after="0" w:line="240" w:lineRule="auto"/>
+              <w:jc w:val="center"/>
+              <w:rPr/>
+            </w:pPr>
+            <w:r>
+              <w:rPr>
+                <w:rtl w:val="0"/>
+              </w:rPr>
+            </w:r>
+          </w:p>
+        </w:tc>
+        <w:tc>
+          <w:tcPr>
+            <w:vMerge w:val="continue"/>
+            <w:tcBorders>
+              <w:left w:color="ad9d95" w:space="0" w:sz="4" w:val="single"/>
+              <w:right w:color="ad9d95" w:space="0" w:sz="4" w:val="single"/>
+            </w:tcBorders>
+            <w:vAlign w:val="center"/>
+          </w:tcPr>
+          <w:p>
+            <w:pPr>
+              <w:spacing w:after="0" w:line="240" w:lineRule="auto"/>
+              <w:jc w:val="center"/>
+              <w:rPr/>
+            </w:pPr>
+            <w:r>
+              <w:rPr>
+                <w:rtl w:val="0"/>
+              </w:rPr>
+            </w:r>
+          </w:p>
+        </w:tc>
+        <w:tc>
+          <w:tcPr>
+            <w:vMerge w:val="continue"/>
+            <w:tcBorders>
+              <w:left w:color="ad9d95" w:space="0" w:sz="4" w:val="single"/>
+              <w:right w:color="ad9d95" w:space="0" w:sz="4" w:val="single"/>
+            </w:tcBorders>
+            <w:vAlign w:val="center"/>
+          </w:tcPr>
+          <w:p>
+            <w:pPr>
+              <w:spacing w:after="0" w:line="240" w:lineRule="auto"/>
+              <w:jc w:val="center"/>
+              <w:rPr/>
+            </w:pPr>
+            <w:r>
+              <w:rPr>
+                <w:rtl w:val="0"/>
+              </w:rPr>
+            </w:r>
+          </w:p>
+        </w:tc>
+        <w:tc>
+          <w:tcPr>
+            <w:vMerge w:val="continue"/>
+            <w:tcBorders>
+              <w:left w:color="ad9d95" w:space="0" w:sz="4" w:val="single"/>
+              <w:right w:color="ad9d95" w:space="0" w:sz="4" w:val="single"/>
+            </w:tcBorders>
+            <w:vAlign w:val="center"/>
+          </w:tcPr>
+          <w:p>
+            <w:pPr>
+              <w:spacing w:after="0" w:line="240" w:lineRule="auto"/>
+              <w:jc w:val="center"/>
+              <w:rPr/>
+            </w:pPr>
+            <w:r>
+              <w:rPr>
+                <w:rtl w:val="0"/>
+              </w:rPr>
+            </w:r>
+          </w:p>
+        </w:tc>
+      </w:tr>
+      <w:tr>
+        <w:trPr>
+          <w:cantSplit w:val="0"/>
+          <w:trHeight w:val="641" w:hRule="atLeast"/>
+          <w:tblHeader w:val="0"/>
+        </w:trPr>
+        <w:tc>
+          <w:tcPr>
+            <w:tcBorders>
+              <w:left w:color="ad9d95" w:space="0" w:sz="4" w:val="single"/>
+              <w:right w:color="ad9d95" w:space="0" w:sz="4" w:val="single"/>
+            </w:tcBorders>
+            <w:vAlign w:val="center"/>
+          </w:tcPr>
+          <w:p>
+            <w:pPr>
+              <w:spacing w:after="0" w:line="240" w:lineRule="auto"/>
+              <w:jc w:val="center"/>
+              <w:rPr/>
+            </w:pPr>
+            <w:r>
+              <w:rPr>
+                <w:rtl w:val="0"/>
+              </w:rPr>
+              <w:t xml:space="preserve">MPD4</w:t>
+            </w:r>
+          </w:p>
+        </w:tc>
+        <w:tc>
+          <w:tcPr>
+            <w:tcBorders>
+              <w:left w:color="ad9d95" w:space="0" w:sz="4" w:val="single"/>
+              <w:right w:color="ad9d95" w:space="0" w:sz="4" w:val="single"/>
+            </w:tcBorders>
+            <w:vAlign w:val="center"/>
+          </w:tcPr>
+          <w:p>
+            <w:pPr>
+              <w:spacing w:after="0" w:line="240" w:lineRule="auto"/>
+              <w:jc w:val="center"/>
+              <w:rPr/>
+            </w:pPr>
+            <w:r>
+              <w:rPr>
+                <w:rtl w:val="0"/>
+              </w:rPr>
+              <w:t xml:space="preserve">Tempo di risposta medio </w:t>
+            </w:r>
+          </w:p>
+        </w:tc>
+        <w:tc>
+          <w:tcPr>
+            <w:tcBorders>
+              <w:left w:color="ad9d95" w:space="0" w:sz="4" w:val="single"/>
+              <w:right w:color="ad9d95" w:space="0" w:sz="4" w:val="single"/>
+            </w:tcBorders>
+            <w:vAlign w:val="center"/>
+          </w:tcPr>
+          <w:p>
+            <w:pPr>
+              <w:spacing w:after="0" w:line="240" w:lineRule="auto"/>
+              <w:jc w:val="center"/>
+              <w:rPr/>
+            </w:pPr>
+            <w:r>
+              <w:rPr>
+                <w:rtl w:val="0"/>
+              </w:rPr>
+              <w:t xml:space="preserve">3 secondi</w:t>
+            </w:r>
+          </w:p>
+        </w:tc>
+        <w:tc>
+          <w:tcPr>
+            <w:tcBorders>
+              <w:left w:color="ad9d95" w:space="0" w:sz="4" w:val="single"/>
+              <w:right w:color="ad9d95" w:space="0" w:sz="4" w:val="single"/>
+            </w:tcBorders>
+            <w:vAlign w:val="center"/>
+          </w:tcPr>
+          <w:p>
+            <w:pPr>
+              <w:spacing w:after="0" w:line="240" w:lineRule="auto"/>
+              <w:jc w:val="center"/>
+              <w:rPr/>
+            </w:pPr>
+            <w:r>
+              <w:rPr>
+                <w:rtl w:val="0"/>
+              </w:rPr>
+              <w:t xml:space="preserve">2 secondi</w:t>
+            </w:r>
+          </w:p>
+        </w:tc>
+      </w:tr>
+      <w:tr>
+        <w:trPr>
+          <w:cantSplit w:val="0"/>
+          <w:trHeight w:val="641" w:hRule="atLeast"/>
+          <w:tblHeader w:val="0"/>
+        </w:trPr>
+        <w:tc>
+          <w:tcPr>
+            <w:tcBorders>
+              <w:left w:color="ad9d95" w:space="0" w:sz="4" w:val="single"/>
+              <w:right w:color="ad9d95" w:space="0" w:sz="4" w:val="single"/>
+            </w:tcBorders>
+            <w:vAlign w:val="center"/>
+          </w:tcPr>
+          <w:p>
+            <w:pPr>
+              <w:spacing w:after="0" w:line="240" w:lineRule="auto"/>
+              <w:jc w:val="center"/>
+              <w:rPr/>
+            </w:pPr>
+            <w:r>
+              <w:rPr>
+                <w:rtl w:val="0"/>
+              </w:rPr>
+              <w:t xml:space="preserve">MPD5</w:t>
+            </w:r>
+          </w:p>
+        </w:tc>
+        <w:tc>
+          <w:tcPr>
+            <w:tcBorders>
+              <w:left w:color="ad9d95" w:space="0" w:sz="4" w:val="single"/>
+              <w:right w:color="ad9d95" w:space="0" w:sz="4" w:val="single"/>
+            </w:tcBorders>
+            <w:vAlign w:val="center"/>
+          </w:tcPr>
+          <w:p>
+            <w:pPr>
+              <w:spacing w:after="0" w:line="240" w:lineRule="auto"/>
+              <w:jc w:val="center"/>
+              <w:rPr/>
+            </w:pPr>
+            <w:r>
+              <w:rPr>
+                <w:rtl w:val="0"/>
+              </w:rPr>
+              <w:t xml:space="preserve">Tempo apprendimento</w:t>
+            </w:r>
+          </w:p>
+        </w:tc>
+        <w:tc>
+          <w:tcPr>
+            <w:tcBorders>
+              <w:left w:color="ad9d95" w:space="0" w:sz="4" w:val="single"/>
+              <w:right w:color="ad9d95" w:space="0" w:sz="4" w:val="single"/>
+            </w:tcBorders>
+            <w:vAlign w:val="center"/>
+          </w:tcPr>
+          <w:p>
+            <w:pPr>
+              <w:spacing w:after="0" w:line="240" w:lineRule="auto"/>
+              <w:jc w:val="center"/>
+              <w:rPr/>
+            </w:pPr>
+            <w:r>
+              <w:rPr>
+                <w:rtl w:val="0"/>
+              </w:rPr>
+              <w:t xml:space="preserve">10 minuti</w:t>
+            </w:r>
+          </w:p>
+        </w:tc>
+        <w:tc>
+          <w:tcPr>
+            <w:tcBorders>
+              <w:left w:color="ad9d95" w:space="0" w:sz="4" w:val="single"/>
+              <w:right w:color="ad9d95" w:space="0" w:sz="4" w:val="single"/>
+            </w:tcBorders>
+            <w:vAlign w:val="center"/>
+          </w:tcPr>
+          <w:p>
+            <w:pPr>
+              <w:spacing w:after="0" w:line="240" w:lineRule="auto"/>
+              <w:jc w:val="center"/>
+              <w:rPr/>
+            </w:pPr>
+            <w:r>
+              <w:rPr>
+                <w:rtl w:val="0"/>
+              </w:rPr>
+              <w:t xml:space="preserve">5 minuti</w:t>
+            </w:r>
+          </w:p>
+        </w:tc>
+      </w:tr>
+      <w:tr>
+        <w:trPr>
+          <w:cantSplit w:val="0"/>
+          <w:trHeight w:val="641" w:hRule="atLeast"/>
+          <w:tblHeader w:val="0"/>
+        </w:trPr>
+        <w:tc>
+          <w:tcPr>
+            <w:tcBorders>
+              <w:left w:color="ad9d95" w:space="0" w:sz="4" w:val="single"/>
+              <w:right w:color="ad9d95" w:space="0" w:sz="4" w:val="single"/>
+            </w:tcBorders>
+            <w:vAlign w:val="center"/>
+          </w:tcPr>
+          <w:p>
+            <w:pPr>
+              <w:spacing w:after="0" w:line="240" w:lineRule="auto"/>
+              <w:jc w:val="center"/>
+              <w:rPr/>
+            </w:pPr>
+            <w:r>
+              <w:rPr>
+                <w:rtl w:val="0"/>
+              </w:rPr>
+              <w:t xml:space="preserve">MPD6</w:t>
+            </w:r>
+          </w:p>
+        </w:tc>
+        <w:tc>
+          <w:tcPr>
+            <w:tcBorders>
+              <w:left w:color="ad9d95" w:space="0" w:sz="4" w:val="single"/>
+              <w:right w:color="ad9d95" w:space="0" w:sz="4" w:val="single"/>
+            </w:tcBorders>
+            <w:vAlign w:val="center"/>
+          </w:tcPr>
+          <w:p>
+            <w:pPr>
+              <w:spacing w:after="0" w:line="240" w:lineRule="auto"/>
+              <w:jc w:val="center"/>
+              <w:rPr/>
+            </w:pPr>
+            <w:r>
+              <w:rPr>
+                <w:rtl w:val="0"/>
+              </w:rPr>
+              <w:t xml:space="preserve">Raggiunta dell’obiettivo</w:t>
+            </w:r>
+          </w:p>
+        </w:tc>
+        <w:tc>
+          <w:tcPr>
+            <w:tcBorders>
+              <w:left w:color="ad9d95" w:space="0" w:sz="4" w:val="single"/>
+              <w:right w:color="ad9d95" w:space="0" w:sz="4" w:val="single"/>
+            </w:tcBorders>
+            <w:vAlign w:val="center"/>
+          </w:tcPr>
+          <w:p>
+            <w:pPr>
+              <w:spacing w:after="0" w:line="240" w:lineRule="auto"/>
+              <w:jc w:val="center"/>
+              <w:rPr/>
+            </w:pPr>
+            <w:r>
+              <w:rPr>
+                <w:rtl w:val="0"/>
+              </w:rPr>
+              <w:t xml:space="preserve">7 click</w:t>
+            </w:r>
+          </w:p>
+        </w:tc>
+        <w:tc>
+          <w:tcPr>
+            <w:tcBorders>
+              <w:left w:color="ad9d95" w:space="0" w:sz="4" w:val="single"/>
+              <w:right w:color="ad9d95" w:space="0" w:sz="4" w:val="single"/>
+            </w:tcBorders>
+            <w:vAlign w:val="center"/>
+          </w:tcPr>
+          <w:p>
+            <w:pPr>
+              <w:spacing w:after="0" w:line="240" w:lineRule="auto"/>
+              <w:jc w:val="center"/>
+              <w:rPr/>
+            </w:pPr>
+            <w:r>
+              <w:rPr>
+                <w:rtl w:val="0"/>
+              </w:rPr>
+              <w:t xml:space="preserve">5 click</w:t>
+            </w:r>
+          </w:p>
+        </w:tc>
+      </w:tr>
+      <w:tr>
+        <w:trPr>
+          <w:cantSplit w:val="0"/>
+          <w:trHeight w:val="641" w:hRule="atLeast"/>
+          <w:tblHeader w:val="0"/>
+        </w:trPr>
+        <w:tc>
+          <w:tcPr>
+            <w:tcBorders>
+              <w:left w:color="ad9d95" w:space="0" w:sz="4" w:val="single"/>
+              <w:right w:color="ad9d95" w:space="0" w:sz="4" w:val="single"/>
+            </w:tcBorders>
+            <w:vAlign w:val="center"/>
+          </w:tcPr>
+          <w:p>
+            <w:pPr>
+              <w:spacing w:after="0" w:line="240" w:lineRule="auto"/>
+              <w:jc w:val="center"/>
+              <w:rPr/>
+            </w:pPr>
+            <w:r>
+              <w:rPr>
+                <w:rtl w:val="0"/>
+              </w:rPr>
+              <w:t xml:space="preserve">MPD7</w:t>
+            </w:r>
+          </w:p>
+        </w:tc>
+        <w:tc>
+          <w:tcPr>
+            <w:tcBorders>
+              <w:left w:color="ad9d95" w:space="0" w:sz="4" w:val="single"/>
+              <w:right w:color="ad9d95" w:space="0" w:sz="4" w:val="single"/>
+            </w:tcBorders>
+            <w:vAlign w:val="center"/>
+          </w:tcPr>
+          <w:p>
+            <w:pPr>
+              <w:spacing w:after="0" w:line="240" w:lineRule="auto"/>
+              <w:jc w:val="center"/>
+              <w:rPr/>
+            </w:pPr>
+            <w:r>
+              <w:rPr>
+                <w:rtl w:val="0"/>
+              </w:rPr>
+              <w:t xml:space="preserve">Errori dell’utente</w:t>
+            </w:r>
+          </w:p>
+        </w:tc>
+        <w:tc>
+          <w:tcPr>
+            <w:tcBorders>
+              <w:left w:color="ad9d95" w:space="0" w:sz="4" w:val="single"/>
+              <w:right w:color="ad9d95" w:space="0" w:sz="4" w:val="single"/>
+            </w:tcBorders>
+            <w:vAlign w:val="center"/>
+          </w:tcPr>
+          <w:p>
+            <w:pPr>
+              <w:spacing w:after="0" w:line="240" w:lineRule="auto"/>
+              <w:jc w:val="center"/>
+              <w:rPr/>
+            </w:pPr>
+            <w:r>
+              <w:rPr>
+                <w:rtl w:val="0"/>
+              </w:rPr>
+              <w:t xml:space="preserve">2</w:t>
+            </w:r>
+          </w:p>
+        </w:tc>
+        <w:tc>
+          <w:tcPr>
+            <w:tcBorders>
+              <w:left w:color="ad9d95" w:space="0" w:sz="4" w:val="single"/>
+              <w:right w:color="ad9d95" w:space="0" w:sz="4" w:val="single"/>
+            </w:tcBorders>
+            <w:vAlign w:val="center"/>
+          </w:tcPr>
+          <w:p>
+            <w:pPr>
+              <w:spacing w:after="0" w:line="240" w:lineRule="auto"/>
+              <w:jc w:val="center"/>
+              <w:rPr/>
+            </w:pPr>
+            <w:r>
+              <w:rPr>
+                <w:rtl w:val="0"/>
+              </w:rPr>
+              <w:t xml:space="preserve">0</w:t>
+            </w:r>
+          </w:p>
+        </w:tc>
+      </w:tr>
+      <w:tr>
+        <w:trPr>
+          <w:cantSplit w:val="0"/>
+          <w:trHeight w:val="641" w:hRule="atLeast"/>
+          <w:tblHeader w:val="0"/>
+        </w:trPr>
+        <w:tc>
+          <w:tcPr>
+            <w:tcBorders>
+              <w:left w:color="ad9d95" w:space="0" w:sz="4" w:val="single"/>
+              <w:right w:color="ad9d95" w:space="0" w:sz="4" w:val="single"/>
+            </w:tcBorders>
+            <w:vAlign w:val="center"/>
+          </w:tcPr>
+          <w:p>
+            <w:pPr>
+              <w:spacing w:after="0" w:line="240" w:lineRule="auto"/>
+              <w:jc w:val="center"/>
+              <w:rPr/>
+            </w:pPr>
+            <w:r>
+              <w:rPr>
+                <w:rtl w:val="0"/>
+              </w:rPr>
+              <w:t xml:space="preserve">MPD8</w:t>
+            </w:r>
+          </w:p>
+        </w:tc>
+        <w:tc>
+          <w:tcPr>
+            <w:tcBorders>
+              <w:left w:color="ad9d95" w:space="0" w:sz="4" w:val="single"/>
+              <w:right w:color="ad9d95" w:space="0" w:sz="4" w:val="single"/>
+            </w:tcBorders>
+            <w:vAlign w:val="center"/>
+          </w:tcPr>
+          <w:p>
+            <w:pPr>
+              <w:spacing w:after="0" w:line="240" w:lineRule="auto"/>
+              <w:jc w:val="center"/>
+              <w:rPr/>
+            </w:pPr>
+            <w:r>
+              <w:rPr>
+                <w:rtl w:val="0"/>
+              </w:rPr>
+              <w:t xml:space="preserve">Maturità dei test</w:t>
+            </w:r>
+          </w:p>
+        </w:tc>
+        <w:tc>
+          <w:tcPr>
+            <w:tcBorders>
+              <w:left w:color="ad9d95" w:space="0" w:sz="4" w:val="single"/>
+              <w:right w:color="ad9d95" w:space="0" w:sz="4" w:val="single"/>
+            </w:tcBorders>
+            <w:vAlign w:val="center"/>
+          </w:tcPr>
+          <w:p>
+            <w:pPr>
+              <w:spacing w:after="0" w:line="240" w:lineRule="auto"/>
+              <w:jc w:val="center"/>
+              <w:rPr/>
+            </w:pPr>
+            <w:r>
+              <w:rPr>
+                <w:rtl w:val="0"/>
+              </w:rPr>
+              <w:t xml:space="preserve">85%</w:t>
+            </w:r>
+          </w:p>
+        </w:tc>
+        <w:tc>
+          <w:tcPr>
+            <w:tcBorders>
+              <w:left w:color="ad9d95" w:space="0" w:sz="4" w:val="single"/>
+              <w:right w:color="ad9d95" w:space="0" w:sz="4" w:val="single"/>
+            </w:tcBorders>
+            <w:vAlign w:val="center"/>
+          </w:tcPr>
+          <w:p>
+            <w:pPr>
+              <w:spacing w:after="0" w:line="240" w:lineRule="auto"/>
+              <w:jc w:val="center"/>
+              <w:rPr/>
+            </w:pPr>
+            <w:r>
+              <w:rPr>
+                <w:rtl w:val="0"/>
+              </w:rPr>
+              <w:t xml:space="preserve">100%</w:t>
+            </w:r>
+          </w:p>
+        </w:tc>
+      </w:tr>
+      <w:tr>
+        <w:trPr>
+          <w:cantSplit w:val="0"/>
+          <w:trHeight w:val="641" w:hRule="atLeast"/>
+          <w:tblHeader w:val="0"/>
+        </w:trPr>
+        <w:tc>
+          <w:tcPr>
+            <w:tcBorders>
+              <w:left w:color="ad9d95" w:space="0" w:sz="4" w:val="single"/>
+              <w:right w:color="ad9d95" w:space="0" w:sz="4" w:val="single"/>
+            </w:tcBorders>
+            <w:vAlign w:val="center"/>
+          </w:tcPr>
+          <w:p>
+            <w:pPr>
+              <w:spacing w:after="0" w:line="240" w:lineRule="auto"/>
+              <w:jc w:val="center"/>
+              <w:rPr/>
+            </w:pPr>
+            <w:r>
+              <w:rPr>
+                <w:rtl w:val="0"/>
+              </w:rPr>
+              <w:t xml:space="preserve">MPD9</w:t>
+            </w:r>
+          </w:p>
+        </w:tc>
+        <w:tc>
+          <w:tcPr>
+            <w:tcBorders>
+              <w:left w:color="ad9d95" w:space="0" w:sz="4" w:val="single"/>
+              <w:right w:color="ad9d95" w:space="0" w:sz="4" w:val="single"/>
+            </w:tcBorders>
+            <w:vAlign w:val="center"/>
+          </w:tcPr>
+          <w:p>
+            <w:pPr>
+              <w:spacing w:after="0" w:line="240" w:lineRule="auto"/>
+              <w:jc w:val="center"/>
+              <w:rPr/>
+            </w:pPr>
+            <w:r>
+              <w:rPr>
+                <w:rtl w:val="0"/>
+              </w:rPr>
+              <w:t xml:space="preserve">Gestione degli errori </w:t>
+            </w:r>
+          </w:p>
+        </w:tc>
+        <w:tc>
+          <w:tcPr>
+            <w:tcBorders>
+              <w:left w:color="ad9d95" w:space="0" w:sz="4" w:val="single"/>
+              <w:right w:color="ad9d95" w:space="0" w:sz="4" w:val="single"/>
+            </w:tcBorders>
+            <w:vAlign w:val="center"/>
+          </w:tcPr>
+          <w:p>
+            <w:pPr>
+              <w:spacing w:after="0" w:line="240" w:lineRule="auto"/>
+              <w:jc w:val="center"/>
+              <w:rPr/>
+            </w:pPr>
+            <w:r>
+              <w:rPr>
+                <w:rtl w:val="0"/>
+              </w:rPr>
+              <w:t xml:space="preserve">60%</w:t>
+            </w:r>
+          </w:p>
+        </w:tc>
+        <w:tc>
+          <w:tcPr>
+            <w:tcBorders>
+              <w:left w:color="ad9d95" w:space="0" w:sz="4" w:val="single"/>
+              <w:right w:color="ad9d95" w:space="0" w:sz="4" w:val="single"/>
+            </w:tcBorders>
+            <w:vAlign w:val="center"/>
+          </w:tcPr>
+          <w:p>
+            <w:pPr>
+              <w:spacing w:after="0" w:line="240" w:lineRule="auto"/>
+              <w:jc w:val="center"/>
+              <w:rPr/>
+            </w:pPr>
+            <w:r>
+              <w:rPr>
+                <w:rtl w:val="0"/>
+              </w:rPr>
+              <w:t xml:space="preserve">80%</w:t>
+            </w:r>
+          </w:p>
+        </w:tc>
+      </w:tr>
+      <w:tr>
+        <w:trPr>
+          <w:cantSplit w:val="0"/>
+          <w:trHeight w:val="641" w:hRule="atLeast"/>
+          <w:tblHeader w:val="0"/>
+        </w:trPr>
+        <w:tc>
+          <w:tcPr>
+            <w:tcBorders>
+              <w:left w:color="ad9d95" w:space="0" w:sz="4" w:val="single"/>
+              <w:right w:color="ad9d95" w:space="0" w:sz="4" w:val="single"/>
+            </w:tcBorders>
+            <w:vAlign w:val="center"/>
+          </w:tcPr>
+          <w:p>
+            <w:pPr>
+              <w:spacing w:after="0" w:line="240" w:lineRule="auto"/>
+              <w:jc w:val="center"/>
+              <w:rPr/>
+            </w:pPr>
+            <w:r>
+              <w:rPr>
+                <w:rtl w:val="0"/>
+              </w:rPr>
+              <w:t xml:space="preserve">MPD10</w:t>
+            </w:r>
+          </w:p>
+        </w:tc>
+        <w:tc>
+          <w:tcPr>
+            <w:tcBorders>
+              <w:left w:color="ad9d95" w:space="0" w:sz="4" w:val="single"/>
+              <w:right w:color="ad9d95" w:space="0" w:sz="4" w:val="single"/>
+            </w:tcBorders>
+            <w:vAlign w:val="center"/>
+          </w:tcPr>
+          <w:p>
+            <w:pPr>
+              <w:spacing w:after="0" w:line="240" w:lineRule="auto"/>
+              <w:jc w:val="center"/>
+              <w:rPr/>
+            </w:pPr>
+            <w:r>
+              <w:rPr>
+                <w:rtl w:val="0"/>
+              </w:rPr>
+              <w:t xml:space="preserve">Comprensibilità del codice</w:t>
+            </w:r>
+          </w:p>
+        </w:tc>
+        <w:tc>
+          <w:tcPr>
+            <w:tcBorders>
+              <w:left w:color="ad9d95" w:space="0" w:sz="4" w:val="single"/>
+              <w:right w:color="ad9d95" w:space="0" w:sz="4" w:val="single"/>
+            </w:tcBorders>
+            <w:vAlign w:val="center"/>
+          </w:tcPr>
+          <w:p>
+            <w:pPr>
+              <w:spacing w:after="0" w:line="240" w:lineRule="auto"/>
+              <w:jc w:val="center"/>
+              <w:rPr/>
+            </w:pPr>
+            <w:r>
+              <w:rPr>
+                <w:rtl w:val="0"/>
+              </w:rPr>
+              <w:t xml:space="preserve">25-35%</w:t>
+            </w:r>
+          </w:p>
+        </w:tc>
+        <w:tc>
+          <w:tcPr>
+            <w:tcBorders>
+              <w:left w:color="ad9d95" w:space="0" w:sz="4" w:val="single"/>
+              <w:right w:color="ad9d95" w:space="0" w:sz="4" w:val="single"/>
+            </w:tcBorders>
+            <w:vAlign w:val="center"/>
+          </w:tcPr>
+          <w:p>
+            <w:pPr>
+              <w:spacing w:after="0" w:line="240" w:lineRule="auto"/>
+              <w:jc w:val="center"/>
+              <w:rPr/>
+            </w:pPr>
+            <w:r>
+              <w:rPr>
+                <w:rtl w:val="0"/>
+              </w:rPr>
+              <w:t xml:space="preserve">30-45%</w:t>
+            </w:r>
+          </w:p>
+        </w:tc>
+      </w:tr>
+      <w:tr>
+        <w:trPr>
+          <w:cantSplit w:val="0"/>
+          <w:trHeight w:val="641" w:hRule="atLeast"/>
+          <w:tblHeader w:val="0"/>
+        </w:trPr>
+        <w:tc>
+          <w:tcPr>
+            <w:tcBorders>
+              <w:left w:color="ad9d95" w:space="0" w:sz="4" w:val="single"/>
+              <w:right w:color="ad9d95" w:space="0" w:sz="4" w:val="single"/>
+            </w:tcBorders>
+            <w:vAlign w:val="center"/>
+          </w:tcPr>
+          <w:p>
+            <w:pPr>
+              <w:spacing w:after="0" w:line="240" w:lineRule="auto"/>
+              <w:jc w:val="center"/>
+              <w:rPr/>
+            </w:pPr>
+            <w:r>
+              <w:rPr>
+                <w:rtl w:val="0"/>
+              </w:rPr>
+              <w:t xml:space="preserve">MPD11</w:t>
+            </w:r>
+          </w:p>
+        </w:tc>
+        <w:tc>
+          <w:tcPr>
+            <w:tcBorders>
+              <w:left w:color="ad9d95" w:space="0" w:sz="4" w:val="single"/>
+              <w:right w:color="ad9d95" w:space="0" w:sz="4" w:val="single"/>
+            </w:tcBorders>
+            <w:vAlign w:val="center"/>
+          </w:tcPr>
+          <w:p>
+            <w:pPr>
+              <w:spacing w:after="0" w:line="240" w:lineRule="auto"/>
+              <w:jc w:val="center"/>
+              <w:rPr/>
+            </w:pPr>
+            <w:r>
+              <w:rPr>
+                <w:rtl w:val="0"/>
+              </w:rPr>
+              <w:t xml:space="preserve">OS supportati</w:t>
+            </w:r>
+          </w:p>
+        </w:tc>
+        <w:tc>
+          <w:tcPr>
+            <w:tcBorders>
+              <w:left w:color="ad9d95" w:space="0" w:sz="4" w:val="single"/>
+              <w:right w:color="ad9d95" w:space="0" w:sz="4" w:val="single"/>
+            </w:tcBorders>
+            <w:vAlign w:val="center"/>
+          </w:tcPr>
+          <w:p>
+            <w:pPr>
+              <w:spacing w:after="0" w:line="240" w:lineRule="auto"/>
+              <w:jc w:val="center"/>
+              <w:rPr/>
+            </w:pPr>
+            <w:r>
+              <w:rPr>
+                <w:rtl w:val="0"/>
+              </w:rPr>
+              <w:t xml:space="preserve">100%</w:t>
+            </w:r>
+          </w:p>
+        </w:tc>
+        <w:tc>
+          <w:tcPr>
+            <w:tcBorders>
+              <w:left w:color="ad9d95" w:space="0" w:sz="4" w:val="single"/>
+              <w:right w:color="ad9d95" w:space="0" w:sz="4" w:val="single"/>
+            </w:tcBorders>
+            <w:vAlign w:val="center"/>
+          </w:tcPr>
+          <w:p>
+            <w:pPr>
+              <w:spacing w:after="0" w:line="240" w:lineRule="auto"/>
+              <w:jc w:val="center"/>
+              <w:rPr/>
+            </w:pPr>
+            <w:r>
+              <w:rPr>
+                <w:rtl w:val="0"/>
+              </w:rPr>
+              <w:t xml:space="preserve">100%</w:t>
+            </w:r>
+          </w:p>
+        </w:tc>
+      </w:tr>
+      <w:tr>
+        <w:trPr>
+          <w:cantSplit w:val="0"/>
+          <w:trHeight w:val="641" w:hRule="atLeast"/>
+          <w:tblHeader w:val="0"/>
+        </w:trPr>
+        <w:tc>
+          <w:tcPr>
+            <w:tcBorders>
+              <w:left w:color="ad9d95" w:space="0" w:sz="4" w:val="single"/>
+              <w:right w:color="ad9d95" w:space="0" w:sz="4" w:val="single"/>
+            </w:tcBorders>
+            <w:vAlign w:val="center"/>
+          </w:tcPr>
+          <w:p>
+            <w:pPr>
+              <w:spacing w:after="0" w:line="240" w:lineRule="auto"/>
+              <w:jc w:val="center"/>
+              <w:rPr/>
+            </w:pPr>
+            <w:r>
+              <w:rPr>
+                <w:rtl w:val="0"/>
+              </w:rPr>
+              <w:t xml:space="preserve">MPD12</w:t>
+            </w:r>
+          </w:p>
+        </w:tc>
+        <w:tc>
+          <w:tcPr>
+            <w:tcBorders>
+              <w:left w:color="ad9d95" w:space="0" w:sz="4" w:val="single"/>
+              <w:right w:color="ad9d95" w:space="0" w:sz="4" w:val="single"/>
+            </w:tcBorders>
+            <w:vAlign w:val="center"/>
+          </w:tcPr>
+          <w:p>
+            <w:pPr>
+              <w:spacing w:after="0" w:line="240" w:lineRule="auto"/>
+              <w:jc w:val="center"/>
+              <w:rPr/>
+            </w:pPr>
+            <w:r>
+              <w:rPr>
+                <w:rtl w:val="0"/>
+              </w:rPr>
+              <w:t xml:space="preserve">Browser supportati</w:t>
+            </w:r>
+          </w:p>
+        </w:tc>
+        <w:tc>
+          <w:tcPr>
+            <w:tcBorders>
+              <w:left w:color="ad9d95" w:space="0" w:sz="4" w:val="single"/>
+              <w:right w:color="ad9d95" w:space="0" w:sz="4" w:val="single"/>
+            </w:tcBorders>
+            <w:vAlign w:val="center"/>
+          </w:tcPr>
+          <w:p>
+            <w:pPr>
+              <w:spacing w:after="0" w:line="240" w:lineRule="auto"/>
+              <w:jc w:val="center"/>
+              <w:rPr/>
+            </w:pPr>
+            <w:r>
+              <w:rPr>
+                <w:rtl w:val="0"/>
+              </w:rPr>
+              <w:t xml:space="preserve">100%</w:t>
+            </w:r>
+          </w:p>
+        </w:tc>
+        <w:tc>
+          <w:tcPr>
+            <w:tcBorders>
+              <w:left w:color="ad9d95" w:space="0" w:sz="4" w:val="single"/>
+              <w:right w:color="ad9d95" w:space="0" w:sz="4" w:val="single"/>
+            </w:tcBorders>
+            <w:vAlign w:val="center"/>
+          </w:tcPr>
+          <w:p>
+            <w:pPr>
+              <w:spacing w:after="0" w:line="240" w:lineRule="auto"/>
+              <w:jc w:val="center"/>
+              <w:rPr/>
+            </w:pPr>
+            <w:r>
+              <w:rPr>
+                <w:rtl w:val="0"/>
+              </w:rPr>
+              <w:t xml:space="preserve">100%</w:t>
             </w:r>
           </w:p>
         </w:tc>
@@ -4790,13 +10208,258 @@
         <w:spacing w:line="276" w:lineRule="auto"/>
         <w:rPr/>
       </w:pPr>
-      <w:bookmarkStart w:colFirst="0" w:colLast="0" w:name="_heading=h.ntiulzs3jyhw" w:id="14"/>
-      <w:bookmarkEnd w:id="14"/>
-      <w:r>
-        <w:rPr>
-          <w:rtl w:val="0"/>
-        </w:rPr>
-        <w:t xml:space="preserve">3 Qualità di prodotto</w:t>
+      <w:bookmarkStart w:colFirst="0" w:colLast="0" w:name="_heading=h.9n1qaqjvzhgo" w:id="24"/>
+      <w:bookmarkEnd w:id="24"/>
+      <w:r>
+        <w:rPr>
+          <w:rtl w:val="0"/>
+        </w:rPr>
+        <w:t xml:space="preserve">4 Test e specifiche</w:t>
+      </w:r>
+    </w:p>
+    <w:p>
+      <w:pPr>
+        <w:rPr/>
+      </w:pPr>
+      <w:r>
+        <w:rPr>
+          <w:rtl w:val="0"/>
+        </w:rPr>
+        <w:t xml:space="preserve">(Unica nota; Tullio lo ha citato abbastanza, inserire qui da qualche parte </w:t>
+      </w:r>
+      <w:r>
+        <w:rPr>
+          <w:u w:val="single"/>
+          <w:rtl w:val="0"/>
+        </w:rPr>
+        <w:t xml:space="preserve">V Model</w:t>
+      </w:r>
+      <w:r>
+        <w:rPr>
+          <w:rtl w:val="0"/>
+        </w:rPr>
+        <w:t xml:space="preserve">)</w:t>
+      </w:r>
+    </w:p>
+    <w:p>
+      <w:pPr>
+        <w:rPr/>
+      </w:pPr>
+      <w:r>
+        <w:rPr>
+          <w:rtl w:val="0"/>
+        </w:rPr>
+        <w:t xml:space="preserve">Nella seguente sezione verranno espresse in maniera dettagliata le varie metodologie di test, gli obiettivi del testing e i criteri di successo utilizzati durante lo sviluppo del </w:t>
+      </w:r>
+      <w:r>
+        <w:rPr>
+          <w:i w:val="1"/>
+          <w:rtl w:val="0"/>
+        </w:rPr>
+        <w:t xml:space="preserve">prodotto</w:t>
+      </w:r>
+      <w:r>
+        <w:rPr>
+          <w:i w:val="1"/>
+          <w:vertAlign w:val="superscript"/>
+          <w:rtl w:val="0"/>
+        </w:rPr>
+        <w:t xml:space="preserve">G</w:t>
+      </w:r>
+      <w:r>
+        <w:rPr>
+          <w:rtl w:val="0"/>
+        </w:rPr>
+        <w:t xml:space="preserve">.</w:t>
+        <w:br w:type="textWrapping"/>
+        <w:t xml:space="preserve">Il gruppo </w:t>
+      </w:r>
+      <w:r>
+        <w:rPr>
+          <w:i w:val="1"/>
+          <w:rtl w:val="0"/>
+        </w:rPr>
+        <w:t xml:space="preserve">SWEG</w:t>
+      </w:r>
+      <w:r>
+        <w:rPr>
+          <w:rtl w:val="0"/>
+        </w:rPr>
+        <w:t xml:space="preserve"> per perseguire la correttezza del </w:t>
+      </w:r>
+      <w:r>
+        <w:rPr>
+          <w:i w:val="1"/>
+          <w:rtl w:val="0"/>
+        </w:rPr>
+        <w:t xml:space="preserve">prodotto</w:t>
+      </w:r>
+      <w:r>
+        <w:rPr>
+          <w:i w:val="1"/>
+          <w:vertAlign w:val="superscript"/>
+          <w:rtl w:val="0"/>
+        </w:rPr>
+        <w:t xml:space="preserve">G </w:t>
+      </w:r>
+      <w:r>
+        <w:rPr>
+          <w:rtl w:val="0"/>
+        </w:rPr>
+        <w:t xml:space="preserve">e facilitare la </w:t>
+      </w:r>
+      <w:r>
+        <w:rPr>
+          <w:i w:val="1"/>
+          <w:rtl w:val="0"/>
+        </w:rPr>
+        <w:t xml:space="preserve">fase</w:t>
+      </w:r>
+      <w:r>
+        <w:rPr>
+          <w:i w:val="1"/>
+          <w:vertAlign w:val="superscript"/>
+          <w:rtl w:val="0"/>
+        </w:rPr>
+        <w:t xml:space="preserve">G</w:t>
+      </w:r>
+      <w:r>
+        <w:rPr>
+          <w:vertAlign w:val="superscript"/>
+          <w:rtl w:val="0"/>
+        </w:rPr>
+        <w:t xml:space="preserve"> </w:t>
+      </w:r>
+      <w:r>
+        <w:rPr>
+          <w:rtl w:val="0"/>
+        </w:rPr>
+        <w:t xml:space="preserve">di </w:t>
+      </w:r>
+      <w:r>
+        <w:rPr>
+          <w:i w:val="1"/>
+          <w:rtl w:val="0"/>
+        </w:rPr>
+        <w:t xml:space="preserve">validazione</w:t>
+      </w:r>
+      <w:r>
+        <w:rPr>
+          <w:i w:val="1"/>
+          <w:vertAlign w:val="superscript"/>
+          <w:rtl w:val="0"/>
+        </w:rPr>
+        <w:t xml:space="preserve">G</w:t>
+      </w:r>
+      <w:r>
+        <w:rPr>
+          <w:rtl w:val="0"/>
+        </w:rPr>
+        <w:t xml:space="preserve">, svolgerà la verifica in parallelo allo sviluppo (</w:t>
+      </w:r>
+      <w:r>
+        <w:rPr>
+          <w:i w:val="1"/>
+          <w:rtl w:val="0"/>
+        </w:rPr>
+        <w:t xml:space="preserve">Modello a V</w:t>
+      </w:r>
+      <w:r>
+        <w:rPr>
+          <w:i w:val="1"/>
+          <w:vertAlign w:val="superscript"/>
+          <w:rtl w:val="0"/>
+        </w:rPr>
+        <w:t xml:space="preserve">G</w:t>
+      </w:r>
+      <w:r>
+        <w:rPr>
+          <w:rtl w:val="0"/>
+        </w:rPr>
+        <w:t xml:space="preserve">).</w:t>
+        <w:br w:type="textWrapping"/>
+        <w:t xml:space="preserve">I test dovranno essere resi il più automatici possibile, per evitare che la fase di testing rallenti la produzione.</w:t>
+      </w:r>
+    </w:p>
+    <w:p>
+      <w:pPr>
+        <w:rPr/>
+      </w:pPr>
+      <w:sdt>
+        <w:sdtPr>
+          <w:tag w:val="goog_rdk_0"/>
+        </w:sdtPr>
+        <w:sdtContent>
+          <w:commentRangeStart w:id="0"/>
+        </w:sdtContent>
+      </w:sdt>
+      <w:r>
+        <w:rPr/>
+        <w:drawing>
+          <wp:inline distB="114300" distT="114300" distL="114300" distR="114300">
+            <wp:extent cx="5745600" cy="2667000"/>
+            <wp:effectExtent b="0" l="0" r="0" t="0"/>
+            <wp:docPr id="35" name="image4.png"/>
+            <a:graphic>
+              <a:graphicData uri="http://schemas.openxmlformats.org/drawingml/2006/picture">
+                <pic:pic>
+                  <pic:nvPicPr>
+                    <pic:cNvPr id="0" name="image4.png"/>
+                    <pic:cNvPicPr preferRelativeResize="0"/>
+                  </pic:nvPicPr>
+                  <pic:blipFill>
+                    <a:blip r:embed="rId12"/>
+                    <a:srcRect b="0" l="0" r="0" t="0"/>
+                    <a:stretch>
+                      <a:fillRect/>
+                    </a:stretch>
+                  </pic:blipFill>
+                  <pic:spPr>
+                    <a:xfrm>
+                      <a:off x="0" y="0"/>
+                      <a:ext cx="5745600" cy="2667000"/>
+                    </a:xfrm>
+                    <a:prstGeom prst="rect"/>
+                    <a:ln/>
+                  </pic:spPr>
+                </pic:pic>
+              </a:graphicData>
+            </a:graphic>
+          </wp:inline>
+        </w:drawing>
+      </w:r>
+      <w:commentRangeEnd w:id="0"/>
+      <w:r>
+        <w:commentReference w:id="0"/>
+      </w:r>
+      <w:r>
+        <w:rPr>
+          <w:rtl w:val="0"/>
+        </w:rPr>
+      </w:r>
+    </w:p>
+    <w:p>
+      <w:pPr>
+        <w:jc w:val="center"/>
+        <w:rPr/>
+      </w:pPr>
+      <w:r>
+        <w:rPr>
+          <w:rtl w:val="0"/>
+        </w:rPr>
+        <w:t xml:space="preserve">Figura 1: Modello a V</w:t>
+      </w:r>
+    </w:p>
+    <w:p>
+      <w:pPr>
+        <w:rPr/>
+      </w:pPr>
+      <w:r>
+        <w:rPr>
+          <w:rtl w:val="0"/>
+        </w:rPr>
+        <w:br w:type="textWrapping"/>
+        <w:br w:type="textWrapping"/>
       </w:r>
     </w:p>
     <w:p>
@@ -4804,41 +10467,319 @@
         <w:pStyle w:val="Heading2"/>
         <w:rPr/>
       </w:pPr>
-      <w:bookmarkStart w:colFirst="0" w:colLast="0" w:name="_heading=h.ctial4w5x1er" w:id="15"/>
-      <w:bookmarkEnd w:id="15"/>
-      <w:r>
-        <w:rPr>
-          <w:rtl w:val="0"/>
-        </w:rPr>
-        <w:t xml:space="preserve">3.1 Scopo ed obiettivi</w:t>
-      </w:r>
-    </w:p>
-    <w:p>
-      <w:pPr>
-        <w:pStyle w:val="Heading2"/>
+      <w:bookmarkStart w:colFirst="0" w:colLast="0" w:name="_heading=h.alukiknhci2b" w:id="25"/>
+      <w:bookmarkEnd w:id="25"/>
+      <w:r>
+        <w:rPr>
+          <w:rtl w:val="0"/>
+        </w:rPr>
+        <w:t xml:space="preserve">4.1 Tipologie di test</w:t>
+      </w:r>
+    </w:p>
+    <w:p>
+      <w:pPr>
+        <w:pStyle w:val="Heading3"/>
         <w:rPr/>
       </w:pPr>
-      <w:bookmarkStart w:colFirst="0" w:colLast="0" w:name="_heading=h.v3ey2scef5nm" w:id="16"/>
-      <w:bookmarkEnd w:id="16"/>
-      <w:r>
-        <w:rPr>
-          <w:rtl w:val="0"/>
-        </w:rPr>
-        <w:t xml:space="preserve">3.2 Funzionalità</w:t>
-      </w:r>
-    </w:p>
-    <w:p>
-      <w:pPr>
-        <w:pStyle w:val="Heading2"/>
+      <w:bookmarkStart w:colFirst="0" w:colLast="0" w:name="_heading=h.fcfcxdspt8e4" w:id="26"/>
+      <w:bookmarkEnd w:id="26"/>
+      <w:r>
+        <w:rPr>
+          <w:rtl w:val="0"/>
+        </w:rPr>
+        <w:t xml:space="preserve">4.1.1 Test di Unità</w:t>
+      </w:r>
+    </w:p>
+    <w:p>
+      <w:pPr>
         <w:rPr/>
       </w:pPr>
-      <w:bookmarkStart w:colFirst="0" w:colLast="0" w:name="_heading=h.802vtx5uuoom" w:id="17"/>
-      <w:bookmarkEnd w:id="17"/>
-      <w:r>
-        <w:rPr>
-          <w:rtl w:val="0"/>
-        </w:rPr>
-        <w:t xml:space="preserve">3.3 Processi di supporto</w:t>
+      <w:r>
+        <w:rPr>
+          <w:rtl w:val="0"/>
+        </w:rPr>
+        <w:t xml:space="preserve">I test di </w:t>
+      </w:r>
+      <w:r>
+        <w:rPr>
+          <w:i w:val="1"/>
+          <w:rtl w:val="0"/>
+        </w:rPr>
+        <w:t xml:space="preserve">unità</w:t>
+      </w:r>
+      <w:r>
+        <w:rPr>
+          <w:i w:val="1"/>
+          <w:vertAlign w:val="superscript"/>
+          <w:rtl w:val="0"/>
+        </w:rPr>
+        <w:t xml:space="preserve">G</w:t>
+      </w:r>
+      <w:r>
+        <w:rPr>
+          <w:i w:val="1"/>
+          <w:rtl w:val="0"/>
+        </w:rPr>
+        <w:t xml:space="preserve"> </w:t>
+      </w:r>
+      <w:r>
+        <w:rPr>
+          <w:rtl w:val="0"/>
+        </w:rPr>
+        <w:t xml:space="preserve">sono un tipo di test che viene utilizzato per verificare il funzionamento di una singola unità di codice all'interno di un software. </w:t>
+        <w:br w:type="textWrapping"/>
+        <w:t xml:space="preserve">Una unità di codice può essere una funzione, una classe o qualsiasi altra porzione di codice che svolge una specifica attività all'interno del software.</w:t>
+        <w:br w:type="textWrapping"/>
+        <w:t xml:space="preserve">In questa prima versione del </w:t>
+      </w:r>
+      <w:r>
+        <w:rPr>
+          <w:i w:val="1"/>
+          <w:rtl w:val="0"/>
+        </w:rPr>
+        <w:t xml:space="preserve">Piano di Qualifica</w:t>
+      </w:r>
+      <w:r>
+        <w:rPr>
+          <w:rtl w:val="0"/>
+        </w:rPr>
+        <w:t xml:space="preserve"> non è ancora definita l’unità, e di conseguenza anche i test.</w:t>
+        <w:br w:type="textWrapping"/>
+        <w:t xml:space="preserve">L’unità verrà definita con l’inizio del processo di progettazione e sviluppo software.</w:t>
+      </w:r>
+    </w:p>
+    <w:p>
+      <w:pPr>
+        <w:pStyle w:val="Heading3"/>
+        <w:rPr/>
+      </w:pPr>
+      <w:bookmarkStart w:colFirst="0" w:colLast="0" w:name="_heading=h.i6prjl9uk1fr" w:id="27"/>
+      <w:bookmarkEnd w:id="27"/>
+      <w:r>
+        <w:rPr>
+          <w:rtl w:val="0"/>
+        </w:rPr>
+        <w:t xml:space="preserve">4.1.2 Test di Integrazione</w:t>
+      </w:r>
+    </w:p>
+    <w:p>
+      <w:pPr>
+        <w:rPr/>
+      </w:pPr>
+      <w:r>
+        <w:rPr>
+          <w:rtl w:val="0"/>
+        </w:rPr>
+        <w:t xml:space="preserve">I test di integrazione sono un tipo di test che viene utilizzato per verificare il funzionamento delle diverse componenti di un software quando vengono integrate tra loro e sono particolarmente utili per identificare e risolvere eventuali problemi di integrazione.</w:t>
+        <w:br w:type="textWrapping"/>
+        <w:t xml:space="preserve">Inoltre, i test di integrazione possono essere utilizzati per verificare che il software soddisfi i requisiti prestabiliti in modo completo e che sia pronto per essere messo in produzione.</w:t>
+        <w:br w:type="textWrapping"/>
+        <w:t xml:space="preserve">In questa prima versione del </w:t>
+      </w:r>
+      <w:r>
+        <w:rPr>
+          <w:i w:val="1"/>
+          <w:rtl w:val="0"/>
+        </w:rPr>
+        <w:t xml:space="preserve">Piano di Qualifica</w:t>
+      </w:r>
+      <w:r>
+        <w:rPr>
+          <w:rtl w:val="0"/>
+        </w:rPr>
+        <w:t xml:space="preserve"> non sono ancora definiti i test di integrazione poichè non sono ancora state individuate le varie componenti del </w:t>
+      </w:r>
+      <w:r>
+        <w:rPr>
+          <w:i w:val="1"/>
+          <w:rtl w:val="0"/>
+        </w:rPr>
+        <w:t xml:space="preserve">prodotto</w:t>
+      </w:r>
+      <w:r>
+        <w:rPr>
+          <w:i w:val="1"/>
+          <w:vertAlign w:val="superscript"/>
+          <w:rtl w:val="0"/>
+        </w:rPr>
+        <w:t xml:space="preserve">G</w:t>
+      </w:r>
+      <w:r>
+        <w:rPr>
+          <w:rtl w:val="0"/>
+        </w:rPr>
+        <w:t xml:space="preserve">.</w:t>
+      </w:r>
+    </w:p>
+    <w:p>
+      <w:pPr>
+        <w:pStyle w:val="Heading3"/>
+        <w:rPr/>
+      </w:pPr>
+      <w:bookmarkStart w:colFirst="0" w:colLast="0" w:name="_heading=h.rnwtpr72bcau" w:id="28"/>
+      <w:bookmarkEnd w:id="28"/>
+      <w:r>
+        <w:rPr>
+          <w:rtl w:val="0"/>
+        </w:rPr>
+        <w:t xml:space="preserve">4.1.3 Test di Sistema</w:t>
+      </w:r>
+    </w:p>
+    <w:p>
+      <w:pPr>
+        <w:rPr/>
+      </w:pPr>
+      <w:r>
+        <w:rPr>
+          <w:rtl w:val="0"/>
+        </w:rPr>
+        <w:t xml:space="preserve">I test di sistema vengono utilizzati per verificare il funzionamento del software come sistema completo, inclusi tutti i componenti e le interfacce con gli altri sistemi. I test di sistema hanno lo scopo di verificare che il software soddisfi i requisiti prestabiliti e che sia pronto per essere messo in produzione.</w:t>
+      </w:r>
+    </w:p>
+    <w:p>
+      <w:pPr>
+        <w:pStyle w:val="Heading3"/>
+        <w:rPr/>
+      </w:pPr>
+      <w:bookmarkStart w:colFirst="0" w:colLast="0" w:name="_heading=h.9vtqimqj3bcp" w:id="29"/>
+      <w:bookmarkEnd w:id="29"/>
+      <w:r>
+        <w:rPr>
+          <w:rtl w:val="0"/>
+        </w:rPr>
+        <w:t xml:space="preserve">4.1.4 Test di Accettazione</w:t>
+      </w:r>
+    </w:p>
+    <w:p>
+      <w:pPr>
+        <w:rPr>
+          <w:i w:val="1"/>
+        </w:rPr>
+      </w:pPr>
+      <w:r>
+        <w:rPr>
+          <w:rtl w:val="0"/>
+        </w:rPr>
+        <w:t xml:space="preserve">I test di accettazione sono un tipo di test che viene utilizzato per verificare che il software soddisfi i requisiti prestabiliti dal </w:t>
+      </w:r>
+      <w:r>
+        <w:rPr>
+          <w:i w:val="1"/>
+          <w:rtl w:val="0"/>
+        </w:rPr>
+        <w:t xml:space="preserve">capitolato</w:t>
+      </w:r>
+      <w:r>
+        <w:rPr>
+          <w:i w:val="1"/>
+          <w:vertAlign w:val="superscript"/>
+          <w:rtl w:val="0"/>
+        </w:rPr>
+        <w:t xml:space="preserve">G</w:t>
+      </w:r>
+      <w:r>
+        <w:rPr>
+          <w:rtl w:val="0"/>
+        </w:rPr>
+        <w:t xml:space="preserve"> e che sia pronto per essere consegnato al </w:t>
+      </w:r>
+      <w:r>
+        <w:rPr>
+          <w:i w:val="1"/>
+          <w:rtl w:val="0"/>
+        </w:rPr>
+        <w:t xml:space="preserve">committente</w:t>
+      </w:r>
+      <w:r>
+        <w:rPr>
+          <w:i w:val="1"/>
+          <w:vertAlign w:val="superscript"/>
+          <w:rtl w:val="0"/>
+        </w:rPr>
+        <w:t xml:space="preserve">G</w:t>
+      </w:r>
+      <w:r>
+        <w:rPr>
+          <w:rtl w:val="0"/>
+        </w:rPr>
+        <w:t xml:space="preserve"> o messo in produzione.</w:t>
+        <w:br w:type="textWrapping"/>
+        <w:t xml:space="preserve">Vengono svolti alla presenza del </w:t>
+      </w:r>
+      <w:r>
+        <w:rPr>
+          <w:i w:val="1"/>
+          <w:rtl w:val="0"/>
+        </w:rPr>
+        <w:t xml:space="preserve">committente</w:t>
+      </w:r>
+      <w:r>
+        <w:rPr>
+          <w:i w:val="1"/>
+          <w:vertAlign w:val="superscript"/>
+          <w:rtl w:val="0"/>
+        </w:rPr>
+        <w:t xml:space="preserve">G</w:t>
+      </w:r>
+      <w:r>
+        <w:rPr>
+          <w:i w:val="1"/>
+          <w:rtl w:val="0"/>
+        </w:rPr>
+        <w:t xml:space="preserve">.</w:t>
+      </w:r>
+    </w:p>
+    <w:p>
+      <w:pPr>
+        <w:pStyle w:val="Heading3"/>
+        <w:rPr/>
+      </w:pPr>
+      <w:bookmarkStart w:colFirst="0" w:colLast="0" w:name="_heading=h.hlov4gvr8n2" w:id="30"/>
+      <w:bookmarkEnd w:id="30"/>
+      <w:r>
+        <w:rPr>
+          <w:rtl w:val="0"/>
+        </w:rPr>
+        <w:t xml:space="preserve">4.1.5 Test di Regressione</w:t>
+      </w:r>
+    </w:p>
+    <w:p>
+      <w:pPr>
+        <w:rPr/>
+      </w:pPr>
+      <w:r>
+        <w:rPr>
+          <w:rtl w:val="0"/>
+        </w:rPr>
+        <w:t xml:space="preserve">I test di regressione sono un tipo di test che viene utilizzato per verificare che le modifiche apportate ad un software non influiscano negativamente sulle sue funzionalità esistenti, sono particolarmente utili per garantire che il software continui a funzionare correttamente anche dopo aver apportato modifiche o aggiornamenti.</w:t>
+        <w:br w:type="textWrapping"/>
+        <w:t xml:space="preserve">Consistono nella ripetizione selettiva di test di unità, integrazione e sistema.</w:t>
+      </w:r>
+    </w:p>
+    <w:p>
+      <w:pPr>
+        <w:pStyle w:val="Heading3"/>
+        <w:rPr/>
+      </w:pPr>
+      <w:bookmarkStart w:colFirst="0" w:colLast="0" w:name="_heading=h.q78rkssl9o6a" w:id="31"/>
+      <w:bookmarkEnd w:id="31"/>
+      <w:r>
+        <w:rPr>
+          <w:rtl w:val="0"/>
+        </w:rPr>
+      </w:r>
+    </w:p>
+    <w:p>
+      <w:pPr>
+        <w:pStyle w:val="Heading3"/>
+        <w:rPr/>
+      </w:pPr>
+      <w:bookmarkStart w:colFirst="0" w:colLast="0" w:name="_heading=h.5bhrncc72gxt" w:id="32"/>
+      <w:bookmarkEnd w:id="32"/>
+      <w:r>
+        <w:rPr>
+          <w:rtl w:val="0"/>
+        </w:rPr>
       </w:r>
     </w:p>
     <w:p>
@@ -4857,37 +10798,13 @@
         <w:spacing w:line="276" w:lineRule="auto"/>
         <w:rPr/>
       </w:pPr>
-      <w:bookmarkStart w:colFirst="0" w:colLast="0" w:name="_heading=h.9n1qaqjvzhgo" w:id="18"/>
-      <w:bookmarkEnd w:id="18"/>
-      <w:r>
-        <w:rPr>
-          <w:rtl w:val="0"/>
-        </w:rPr>
-        <w:t xml:space="preserve">4 Test e specifiche</w:t>
-      </w:r>
-    </w:p>
-    <w:p>
-      <w:pPr>
-        <w:rPr/>
-      </w:pPr>
-      <w:r>
-        <w:rPr>
-          <w:rtl w:val="0"/>
-        </w:rPr>
-        <w:t xml:space="preserve">(Unica nota; Tullio lo ha citato abbastanza, inserire qui da qualche parte </w:t>
-      </w:r>
-      <w:r>
-        <w:rPr>
-          <w:u w:val="single"/>
-          <w:rtl w:val="0"/>
-        </w:rPr>
-        <w:t xml:space="preserve">V Model</w:t>
-      </w:r>
-      <w:r>
-        <w:rPr>
-          <w:rtl w:val="0"/>
-        </w:rPr>
-        <w:t xml:space="preserve">)</w:t>
+      <w:bookmarkStart w:colFirst="0" w:colLast="0" w:name="_heading=h.x7thx8sy234n" w:id="33"/>
+      <w:bookmarkEnd w:id="33"/>
+      <w:r>
+        <w:rPr>
+          <w:rtl w:val="0"/>
+        </w:rPr>
+        <w:t xml:space="preserve">6 Resoconto e valutazioni per miglioramento</w:t>
       </w:r>
     </w:p>
     <w:p>
@@ -4895,142 +10812,8 @@
         <w:pStyle w:val="Heading2"/>
         <w:rPr/>
       </w:pPr>
-      <w:bookmarkStart w:colFirst="0" w:colLast="0" w:name="_heading=h.alukiknhci2b" w:id="19"/>
-      <w:bookmarkEnd w:id="19"/>
-      <w:r>
-        <w:rPr>
-          <w:rtl w:val="0"/>
-        </w:rPr>
-        <w:t xml:space="preserve">4.1 Tipologie di test</w:t>
-      </w:r>
-    </w:p>
-    <w:p>
-      <w:pPr>
-        <w:pStyle w:val="Heading3"/>
-        <w:rPr/>
-      </w:pPr>
-      <w:bookmarkStart w:colFirst="0" w:colLast="0" w:name="_heading=h.fcfcxdspt8e4" w:id="20"/>
-      <w:bookmarkEnd w:id="20"/>
-      <w:r>
-        <w:rPr>
-          <w:rtl w:val="0"/>
-        </w:rPr>
-        <w:t xml:space="preserve">4.1.1 Test di Unità</w:t>
-      </w:r>
-    </w:p>
-    <w:p>
-      <w:pPr>
-        <w:pStyle w:val="Heading3"/>
-        <w:rPr/>
-      </w:pPr>
-      <w:bookmarkStart w:colFirst="0" w:colLast="0" w:name="_heading=h.i6prjl9uk1fr" w:id="21"/>
-      <w:bookmarkEnd w:id="21"/>
-      <w:r>
-        <w:rPr>
-          <w:rtl w:val="0"/>
-        </w:rPr>
-        <w:t xml:space="preserve">4.1.2 Test di Integrazione</w:t>
-      </w:r>
-    </w:p>
-    <w:p>
-      <w:pPr>
-        <w:pStyle w:val="Heading3"/>
-        <w:rPr/>
-      </w:pPr>
-      <w:bookmarkStart w:colFirst="0" w:colLast="0" w:name="_heading=h.sv6t7hr4u88d" w:id="22"/>
-      <w:bookmarkEnd w:id="22"/>
-      <w:r>
-        <w:rPr>
-          <w:rtl w:val="0"/>
-        </w:rPr>
-        <w:t xml:space="preserve">4.1.3 Test di Regressione</w:t>
-      </w:r>
-    </w:p>
-    <w:p>
-      <w:pPr>
-        <w:pStyle w:val="Heading3"/>
-        <w:rPr/>
-      </w:pPr>
-      <w:bookmarkStart w:colFirst="0" w:colLast="0" w:name="_heading=h.q78rkssl9o6a" w:id="23"/>
-      <w:bookmarkEnd w:id="23"/>
-      <w:r>
-        <w:rPr>
-          <w:rtl w:val="0"/>
-        </w:rPr>
-        <w:t xml:space="preserve">4.1.4 Test di Sistema</w:t>
-      </w:r>
-    </w:p>
-    <w:p>
-      <w:pPr>
-        <w:pStyle w:val="Heading3"/>
-        <w:rPr/>
-      </w:pPr>
-      <w:bookmarkStart w:colFirst="0" w:colLast="0" w:name="_heading=h.5bhrncc72gxt" w:id="24"/>
-      <w:bookmarkEnd w:id="24"/>
-      <w:r>
-        <w:rPr>
-          <w:rtl w:val="0"/>
-        </w:rPr>
-        <w:t xml:space="preserve">4.1.5 Test di Accettazione</w:t>
-      </w:r>
-    </w:p>
-    <w:p>
-      <w:pPr>
-        <w:rPr/>
-      </w:pPr>
-      <w:r>
-        <w:rPr>
-          <w:rtl w:val="0"/>
-        </w:rPr>
-      </w:r>
-    </w:p>
-    <w:p>
-      <w:pPr>
-        <w:rPr/>
-      </w:pPr>
-      <w:r>
-        <w:rPr>
-          <w:rtl w:val="0"/>
-        </w:rPr>
-      </w:r>
-    </w:p>
-    <w:p>
-      <w:pPr>
-        <w:pStyle w:val="Heading1"/>
-        <w:spacing w:line="276" w:lineRule="auto"/>
-        <w:rPr/>
-      </w:pPr>
-      <w:bookmarkStart w:colFirst="0" w:colLast="0" w:name="_heading=h.ogfq2elp5dcz" w:id="25"/>
-      <w:bookmarkEnd w:id="25"/>
-      <w:r>
-        <w:rPr>
-          <w:rtl w:val="0"/>
-        </w:rPr>
-        <w:t xml:space="preserve">5 Test e specifiche</w:t>
-      </w:r>
-    </w:p>
-    <w:p>
-      <w:pPr>
-        <w:pStyle w:val="Heading1"/>
-        <w:spacing w:line="276" w:lineRule="auto"/>
-        <w:rPr/>
-      </w:pPr>
-      <w:bookmarkStart w:colFirst="0" w:colLast="0" w:name="_heading=h.x7thx8sy234n" w:id="26"/>
-      <w:bookmarkEnd w:id="26"/>
-      <w:r>
-        <w:rPr>
-          <w:rtl w:val="0"/>
-        </w:rPr>
-        <w:t xml:space="preserve">6 Resoconto e valutazioni per miglioramento</w:t>
-      </w:r>
-    </w:p>
-    <w:p>
-      <w:pPr>
-        <w:pStyle w:val="Heading2"/>
-        <w:rPr/>
-      </w:pPr>
-      <w:bookmarkStart w:colFirst="0" w:colLast="0" w:name="_heading=h.d3c8db2zfen5" w:id="27"/>
-      <w:bookmarkEnd w:id="27"/>
+      <w:bookmarkStart w:colFirst="0" w:colLast="0" w:name="_heading=h.d3c8db2zfen5" w:id="34"/>
+      <w:bookmarkEnd w:id="34"/>
       <w:r>
         <w:rPr>
           <w:rtl w:val="0"/>
@@ -5061,8 +10844,8 @@
           <w:szCs w:val="28"/>
         </w:rPr>
       </w:pPr>
-      <w:bookmarkStart w:colFirst="0" w:colLast="0" w:name="_heading=h.vkqzrhiv20lc" w:id="28"/>
-      <w:bookmarkEnd w:id="28"/>
+      <w:bookmarkStart w:colFirst="0" w:colLast="0" w:name="_heading=h.vkqzrhiv20lc" w:id="35"/>
+      <w:bookmarkEnd w:id="35"/>
       <w:r>
         <w:rPr>
           <w:sz w:val="28"/>
@@ -5095,8 +10878,8 @@
           <w:szCs w:val="28"/>
         </w:rPr>
       </w:pPr>
-      <w:bookmarkStart w:colFirst="0" w:colLast="0" w:name="_heading=h.2dstw0l8llhe" w:id="29"/>
-      <w:bookmarkEnd w:id="29"/>
+      <w:bookmarkStart w:colFirst="0" w:colLast="0" w:name="_heading=h.2dstw0l8llhe" w:id="36"/>
+      <w:bookmarkEnd w:id="36"/>
       <w:r>
         <w:rPr>
           <w:sz w:val="28"/>
@@ -5129,8 +10912,8 @@
           <w:szCs w:val="28"/>
         </w:rPr>
       </w:pPr>
-      <w:bookmarkStart w:colFirst="0" w:colLast="0" w:name="_heading=h.ni4h9rjyqf51" w:id="30"/>
-      <w:bookmarkEnd w:id="30"/>
+      <w:bookmarkStart w:colFirst="0" w:colLast="0" w:name="_heading=h.ni4h9rjyqf51" w:id="37"/>
+      <w:bookmarkEnd w:id="37"/>
       <w:r>
         <w:rPr>
           <w:sz w:val="28"/>
@@ -5163,8 +10946,8 @@
           <w:szCs w:val="36"/>
         </w:rPr>
       </w:pPr>
-      <w:bookmarkStart w:colFirst="0" w:colLast="0" w:name="_heading=h.lgbpndcdep8j" w:id="31"/>
-      <w:bookmarkEnd w:id="31"/>
+      <w:bookmarkStart w:colFirst="0" w:colLast="0" w:name="_heading=h.lgbpndcdep8j" w:id="38"/>
+      <w:bookmarkEnd w:id="38"/>
       <w:r>
         <w:rPr>
           <w:sz w:val="36"/>
@@ -5176,11 +10959,29 @@
     </w:p>
     <w:p>
       <w:pPr>
+        <w:rPr/>
+      </w:pPr>
+      <w:r>
+        <w:rPr>
+          <w:rtl w:val="0"/>
+        </w:rPr>
+        <w:t xml:space="preserve">Nella seguente sezione viene riportata la valutazione sul lavoro fino alla data di modifica del documento.</w:t>
+        <w:br w:type="textWrapping"/>
+        <w:t xml:space="preserve">Lo scopo è quello d</w:t>
+      </w:r>
+      <w:r>
+        <w:rPr>
+          <w:rtl w:val="0"/>
+        </w:rPr>
+      </w:r>
+    </w:p>
+    <w:p>
+      <w:pPr>
         <w:pStyle w:val="Heading3"/>
         <w:rPr/>
       </w:pPr>
-      <w:bookmarkStart w:colFirst="0" w:colLast="0" w:name="_heading=h.eohgd1atrr3v" w:id="32"/>
-      <w:bookmarkEnd w:id="32"/>
+      <w:bookmarkStart w:colFirst="0" w:colLast="0" w:name="_heading=h.eohgd1atrr3v" w:id="39"/>
+      <w:bookmarkEnd w:id="39"/>
       <w:r>
         <w:rPr>
           <w:rtl w:val="0"/>
@@ -5193,8 +10994,8 @@
         <w:pStyle w:val="Heading3"/>
         <w:rPr/>
       </w:pPr>
-      <w:bookmarkStart w:colFirst="0" w:colLast="0" w:name="_heading=h.lw9v33cdthoa" w:id="33"/>
-      <w:bookmarkEnd w:id="33"/>
+      <w:bookmarkStart w:colFirst="0" w:colLast="0" w:name="_heading=h.lw9v33cdthoa" w:id="40"/>
+      <w:bookmarkEnd w:id="40"/>
       <w:r>
         <w:rPr>
           <w:rtl w:val="0"/>
@@ -5207,8 +11008,8 @@
         <w:pStyle w:val="Heading3"/>
         <w:rPr/>
       </w:pPr>
-      <w:bookmarkStart w:colFirst="0" w:colLast="0" w:name="_heading=h.rergh0yti4wl" w:id="34"/>
-      <w:bookmarkEnd w:id="34"/>
+      <w:bookmarkStart w:colFirst="0" w:colLast="0" w:name="_heading=h.rergh0yti4wl" w:id="41"/>
+      <w:bookmarkEnd w:id="41"/>
       <w:r>
         <w:rPr>
           <w:rtl w:val="0"/>
@@ -5312,9 +11113,9 @@
       </w:r>
     </w:p>
     <w:sectPr>
-      <w:headerReference r:id="rId10" w:type="first"/>
-      <w:footerReference r:id="rId11" w:type="default"/>
-      <w:footerReference r:id="rId12" w:type="first"/>
+      <w:headerReference r:id="rId13" w:type="first"/>
+      <w:footerReference r:id="rId14" w:type="default"/>
+      <w:footerReference r:id="rId15" w:type="first"/>
       <w:pgSz w:h="16838" w:w="11906" w:orient="portrait"/>
       <w:pgMar w:bottom="1440" w:top="1440" w:left="1417.3228346456694" w:right="1440" w:header="720" w:footer="720"/>
       <w:pgNumType w:start="0"/>
@@ -5322,6 +11123,68 @@
     </w:sectPr>
   </w:body>
 </w:document>
+</file>
+
+<file path=word/comments.xml><?xml version="1.0" encoding="utf-8"?>
+<w:comments xmlns:mc="http://schemas.openxmlformats.org/markup-compatibility/2006" xmlns:o="urn:schemas-microsoft-com:office:office" xmlns:r="http://schemas.openxmlformats.org/officeDocument/2006/relationships" xmlns:m="http://schemas.openxmlformats.org/officeDocument/2006/math" xmlns:v="urn:schemas-microsoft-com:vml" xmlns:wp="http://schemas.openxmlformats.org/drawingml/2006/wordprocessingDrawing" xmlns:w10="urn:schemas-microsoft-com:office:word" xmlns:w="http://schemas.openxmlformats.org/wordprocessingml/2006/main" xmlns:wne="http://schemas.microsoft.com/office/word/2006/wordml" xmlns:sl="http://schemas.openxmlformats.org/schemaLibrary/2006/main" xmlns:a="http://schemas.openxmlformats.org/drawingml/2006/main" xmlns:pic="http://schemas.openxmlformats.org/drawingml/2006/picture" xmlns:c="http://schemas.openxmlformats.org/drawingml/2006/chart" xmlns:lc="http://schemas.openxmlformats.org/drawingml/2006/lockedCanvas" xmlns:dgm="http://schemas.openxmlformats.org/drawingml/2006/diagram" xmlns:wps="http://schemas.microsoft.com/office/word/2010/wordprocessingShape" xmlns:wpg="http://schemas.microsoft.com/office/word/2010/wordprocessingGroup" xmlns:w14="http://schemas.microsoft.com/office/word/2010/wordml" xmlns:w15="http://schemas.microsoft.com/office/word/2012/wordml">
+  <w:comment w:author="Marco Bernardi" w:id="0" w:date="2022-12-17T15:25:05Z">
+    <w:p>
+      <w:pPr>
+        <w:keepNext w:val="0"/>
+        <w:keepLines w:val="0"/>
+        <w:pageBreakBefore w:val="0"/>
+        <w:widowControl w:val="0"/>
+        <w:pBdr>
+          <w:top w:space="0" w:sz="0" w:val="nil"/>
+          <w:left w:space="0" w:sz="0" w:val="nil"/>
+          <w:bottom w:space="0" w:sz="0" w:val="nil"/>
+          <w:right w:space="0" w:sz="0" w:val="nil"/>
+          <w:between w:space="0" w:sz="0" w:val="nil"/>
+        </w:pBdr>
+        <w:shd w:fill="auto" w:val="clear"/>
+        <w:spacing w:after="0" w:before="0" w:line="240" w:lineRule="auto"/>
+        <w:ind w:left="0" w:right="0" w:firstLine="0"/>
+        <w:jc w:val="left"/>
+        <w:rPr>
+          <w:rFonts w:ascii="Arial" w:cs="Arial" w:eastAsia="Arial" w:hAnsi="Arial"/>
+          <w:b w:val="0"/>
+          <w:i w:val="0"/>
+          <w:smallCaps w:val="0"/>
+          <w:strike w:val="0"/>
+          <w:color w:val="000000"/>
+          <w:sz w:val="22"/>
+          <w:szCs w:val="22"/>
+          <w:u w:val="none"/>
+          <w:shd w:fill="auto" w:val="clear"/>
+          <w:vertAlign w:val="baseline"/>
+        </w:rPr>
+      </w:pPr>
+      <w:r>
+        <w:rPr>
+          <w:rFonts w:ascii="Arial" w:cs="Arial" w:eastAsia="Arial" w:hAnsi="Arial"/>
+          <w:b w:val="0"/>
+          <w:i w:val="0"/>
+          <w:smallCaps w:val="0"/>
+          <w:strike w:val="0"/>
+          <w:color w:val="000000"/>
+          <w:sz w:val="22"/>
+          <w:szCs w:val="22"/>
+          <w:u w:val="none"/>
+          <w:shd w:fill="auto" w:val="clear"/>
+          <w:vertAlign w:val="baseline"/>
+          <w:rtl w:val="0"/>
+        </w:rPr>
+        <w:t xml:space="preserve">Da sostituire con qualcosa di più decente</w:t>
+      </w:r>
+    </w:p>
+  </w:comment>
+</w:comments>
+</file>
+
+<file path=word/commentsExtended.xml><?xml version="1.0" encoding="utf-8"?>
+<w15:commentsEx xmlns:mc="http://schemas.openxmlformats.org/markup-compatibility/2006" xmlns:o="urn:schemas-microsoft-com:office:office" xmlns:r="http://schemas.openxmlformats.org/officeDocument/2006/relationships" xmlns:m="http://schemas.openxmlformats.org/officeDocument/2006/math" xmlns:v="urn:schemas-microsoft-com:vml" xmlns:wp="http://schemas.openxmlformats.org/drawingml/2006/wordprocessingDrawing" xmlns:w10="urn:schemas-microsoft-com:office:word" xmlns:w="http://schemas.openxmlformats.org/wordprocessingml/2006/main" xmlns:wne="http://schemas.microsoft.com/office/word/2006/wordml" xmlns:sl="http://schemas.openxmlformats.org/schemaLibrary/2006/main" xmlns:a="http://schemas.openxmlformats.org/drawingml/2006/main" xmlns:pic="http://schemas.openxmlformats.org/drawingml/2006/picture" xmlns:c="http://schemas.openxmlformats.org/drawingml/2006/chart" xmlns:lc="http://schemas.openxmlformats.org/drawingml/2006/lockedCanvas" xmlns:dgm="http://schemas.openxmlformats.org/drawingml/2006/diagram" xmlns:wps="http://schemas.microsoft.com/office/word/2010/wordprocessingShape" xmlns:wpg="http://schemas.microsoft.com/office/word/2010/wordprocessingGroup" xmlns:w14="http://schemas.microsoft.com/office/word/2010/wordml" xmlns:w15="http://schemas.microsoft.com/office/word/2012/wordml">
+  <w15:commentEx w15:paraId="000001D1" w15:done="0"/>
+</w15:commentsEx>
 </file>
 
 <file path=word/footer1.xml><?xml version="1.0" encoding="utf-8"?>
@@ -5463,12 +11326,12 @@
               <wp:extent cx="3926205" cy="1266825"/>
               <wp:effectExtent b="0" l="0" r="0" t="0"/>
               <wp:wrapNone/>
-              <wp:docPr id="33" name="image8.png"/>
+              <wp:docPr id="33" name="image9.png"/>
               <a:graphic>
                 <a:graphicData uri="http://schemas.openxmlformats.org/drawingml/2006/picture">
                   <pic:pic>
                     <pic:nvPicPr>
-                      <pic:cNvPr id="0" name="image8.png"/>
+                      <pic:cNvPr id="0" name="image9.png"/>
                       <pic:cNvPicPr preferRelativeResize="0"/>
                     </pic:nvPicPr>
                     <pic:blipFill>
@@ -5507,12 +11370,12 @@
           <wp:extent cx="2379980" cy="302895"/>
           <wp:effectExtent b="0" l="0" r="0" t="0"/>
           <wp:wrapSquare wrapText="bothSides" distB="0" distT="0" distL="114300" distR="114300"/>
-          <wp:docPr descr="Logo&#10;&#10;Description automatically generated" id="35" name="image5.png"/>
+          <wp:docPr descr="Logo&#10;&#10;Description automatically generated" id="36" name="image3.png"/>
           <a:graphic>
             <a:graphicData uri="http://schemas.openxmlformats.org/drawingml/2006/picture">
               <pic:pic>
                 <pic:nvPicPr>
-                  <pic:cNvPr descr="Logo&#10;&#10;Description automatically generated" id="0" name="image5.png"/>
+                  <pic:cNvPr descr="Logo&#10;&#10;Description automatically generated" id="0" name="image3.png"/>
                   <pic:cNvPicPr preferRelativeResize="0"/>
                 </pic:nvPicPr>
                 <pic:blipFill>
@@ -5653,12 +11516,12 @@
               <wp:extent cx="7562850" cy="1100499"/>
               <wp:effectExtent b="0" l="0" r="0" t="0"/>
               <wp:wrapNone/>
-              <wp:docPr id="32" name="image7.png"/>
+              <wp:docPr id="32" name="image8.png"/>
               <a:graphic>
                 <a:graphicData uri="http://schemas.openxmlformats.org/drawingml/2006/picture">
                   <pic:pic>
                     <pic:nvPicPr>
-                      <pic:cNvPr id="0" name="image7.png"/>
+                      <pic:cNvPr id="0" name="image8.png"/>
                       <pic:cNvPicPr preferRelativeResize="0"/>
                     </pic:nvPicPr>
                     <pic:blipFill>
@@ -5756,12 +11619,12 @@
               <wp:extent cx="7562850" cy="1100499"/>
               <wp:effectExtent b="0" l="0" r="0" t="0"/>
               <wp:wrapNone/>
-              <wp:docPr id="29" name="image3.png"/>
+              <wp:docPr id="29" name="image5.png"/>
               <a:graphic>
                 <a:graphicData uri="http://schemas.openxmlformats.org/drawingml/2006/picture">
                   <pic:pic>
                     <pic:nvPicPr>
-                      <pic:cNvPr id="0" name="image3.png"/>
+                      <pic:cNvPr id="0" name="image5.png"/>
                       <pic:cNvPicPr preferRelativeResize="0"/>
                     </pic:nvPicPr>
                     <pic:blipFill>
@@ -5946,12 +11809,12 @@
               <wp:extent cx="7562850" cy="1043809"/>
               <wp:effectExtent b="0" l="0" r="0" t="0"/>
               <wp:wrapNone/>
-              <wp:docPr id="31" name="image6.png"/>
+              <wp:docPr id="31" name="image7.png"/>
               <a:graphic>
                 <a:graphicData uri="http://schemas.openxmlformats.org/drawingml/2006/picture">
                   <pic:pic>
                     <pic:nvPicPr>
-                      <pic:cNvPr id="0" name="image6.png"/>
+                      <pic:cNvPr id="0" name="image7.png"/>
                       <pic:cNvPicPr preferRelativeResize="0"/>
                     </pic:nvPicPr>
                     <pic:blipFill>
@@ -6049,12 +11912,12 @@
               <wp:extent cx="7562850" cy="1043809"/>
               <wp:effectExtent b="0" l="0" r="0" t="0"/>
               <wp:wrapNone/>
-              <wp:docPr id="30" name="image4.png"/>
+              <wp:docPr id="30" name="image6.png"/>
               <a:graphic>
                 <a:graphicData uri="http://schemas.openxmlformats.org/drawingml/2006/picture">
                   <pic:pic>
                     <pic:nvPicPr>
-                      <pic:cNvPr id="0" name="image4.png"/>
+                      <pic:cNvPr id="0" name="image6.png"/>
                       <pic:cNvPicPr preferRelativeResize="0"/>
                     </pic:nvPicPr>
                     <pic:blipFill>
@@ -6759,6 +12622,116 @@
     <w:lvl w:ilvl="0">
       <w:start w:val="1"/>
       <w:numFmt w:val="bullet"/>
+      <w:lvlText w:val="●"/>
+      <w:lvlJc w:val="left"/>
+      <w:pPr>
+        <w:ind w:left="720" w:hanging="360"/>
+      </w:pPr>
+      <w:rPr>
+        <w:u w:val="none"/>
+      </w:rPr>
+    </w:lvl>
+    <w:lvl w:ilvl="1">
+      <w:start w:val="1"/>
+      <w:numFmt w:val="bullet"/>
+      <w:lvlText w:val="○"/>
+      <w:lvlJc w:val="left"/>
+      <w:pPr>
+        <w:ind w:left="1440" w:hanging="360"/>
+      </w:pPr>
+      <w:rPr>
+        <w:u w:val="none"/>
+      </w:rPr>
+    </w:lvl>
+    <w:lvl w:ilvl="2">
+      <w:start w:val="1"/>
+      <w:numFmt w:val="bullet"/>
+      <w:lvlText w:val="■"/>
+      <w:lvlJc w:val="left"/>
+      <w:pPr>
+        <w:ind w:left="2160" w:hanging="360"/>
+      </w:pPr>
+      <w:rPr>
+        <w:u w:val="none"/>
+      </w:rPr>
+    </w:lvl>
+    <w:lvl w:ilvl="3">
+      <w:start w:val="1"/>
+      <w:numFmt w:val="bullet"/>
+      <w:lvlText w:val="●"/>
+      <w:lvlJc w:val="left"/>
+      <w:pPr>
+        <w:ind w:left="2880" w:hanging="360"/>
+      </w:pPr>
+      <w:rPr>
+        <w:u w:val="none"/>
+      </w:rPr>
+    </w:lvl>
+    <w:lvl w:ilvl="4">
+      <w:start w:val="1"/>
+      <w:numFmt w:val="bullet"/>
+      <w:lvlText w:val="○"/>
+      <w:lvlJc w:val="left"/>
+      <w:pPr>
+        <w:ind w:left="3600" w:hanging="360"/>
+      </w:pPr>
+      <w:rPr>
+        <w:u w:val="none"/>
+      </w:rPr>
+    </w:lvl>
+    <w:lvl w:ilvl="5">
+      <w:start w:val="1"/>
+      <w:numFmt w:val="bullet"/>
+      <w:lvlText w:val="■"/>
+      <w:lvlJc w:val="left"/>
+      <w:pPr>
+        <w:ind w:left="4320" w:hanging="360"/>
+      </w:pPr>
+      <w:rPr>
+        <w:u w:val="none"/>
+      </w:rPr>
+    </w:lvl>
+    <w:lvl w:ilvl="6">
+      <w:start w:val="1"/>
+      <w:numFmt w:val="bullet"/>
+      <w:lvlText w:val="●"/>
+      <w:lvlJc w:val="left"/>
+      <w:pPr>
+        <w:ind w:left="5040" w:hanging="360"/>
+      </w:pPr>
+      <w:rPr>
+        <w:u w:val="none"/>
+      </w:rPr>
+    </w:lvl>
+    <w:lvl w:ilvl="7">
+      <w:start w:val="1"/>
+      <w:numFmt w:val="bullet"/>
+      <w:lvlText w:val="○"/>
+      <w:lvlJc w:val="left"/>
+      <w:pPr>
+        <w:ind w:left="5760" w:hanging="360"/>
+      </w:pPr>
+      <w:rPr>
+        <w:u w:val="none"/>
+      </w:rPr>
+    </w:lvl>
+    <w:lvl w:ilvl="8">
+      <w:start w:val="1"/>
+      <w:numFmt w:val="bullet"/>
+      <w:lvlText w:val="■"/>
+      <w:lvlJc w:val="left"/>
+      <w:pPr>
+        <w:ind w:left="6480" w:hanging="360"/>
+      </w:pPr>
+      <w:rPr>
+        <w:u w:val="none"/>
+      </w:rPr>
+    </w:lvl>
+  </w:abstractNum>
+  <w:abstractNum w:abstractNumId="8">
+    <w:lvl w:ilvl="0">
+      <w:start w:val="1"/>
+      <w:numFmt w:val="bullet"/>
       <w:lvlText w:val="-"/>
       <w:lvlJc w:val="left"/>
       <w:pPr>
@@ -6865,7 +12838,227 @@
       </w:rPr>
     </w:lvl>
   </w:abstractNum>
-  <w:abstractNum w:abstractNumId="8">
+  <w:abstractNum w:abstractNumId="9">
+    <w:lvl w:ilvl="0">
+      <w:start w:val="1"/>
+      <w:numFmt w:val="bullet"/>
+      <w:lvlText w:val="●"/>
+      <w:lvlJc w:val="left"/>
+      <w:pPr>
+        <w:ind w:left="720" w:hanging="360"/>
+      </w:pPr>
+      <w:rPr>
+        <w:u w:val="none"/>
+      </w:rPr>
+    </w:lvl>
+    <w:lvl w:ilvl="1">
+      <w:start w:val="1"/>
+      <w:numFmt w:val="bullet"/>
+      <w:lvlText w:val="○"/>
+      <w:lvlJc w:val="left"/>
+      <w:pPr>
+        <w:ind w:left="1440" w:hanging="360"/>
+      </w:pPr>
+      <w:rPr>
+        <w:u w:val="none"/>
+      </w:rPr>
+    </w:lvl>
+    <w:lvl w:ilvl="2">
+      <w:start w:val="1"/>
+      <w:numFmt w:val="bullet"/>
+      <w:lvlText w:val="■"/>
+      <w:lvlJc w:val="left"/>
+      <w:pPr>
+        <w:ind w:left="2160" w:hanging="360"/>
+      </w:pPr>
+      <w:rPr>
+        <w:u w:val="none"/>
+      </w:rPr>
+    </w:lvl>
+    <w:lvl w:ilvl="3">
+      <w:start w:val="1"/>
+      <w:numFmt w:val="bullet"/>
+      <w:lvlText w:val="●"/>
+      <w:lvlJc w:val="left"/>
+      <w:pPr>
+        <w:ind w:left="2880" w:hanging="360"/>
+      </w:pPr>
+      <w:rPr>
+        <w:u w:val="none"/>
+      </w:rPr>
+    </w:lvl>
+    <w:lvl w:ilvl="4">
+      <w:start w:val="1"/>
+      <w:numFmt w:val="bullet"/>
+      <w:lvlText w:val="○"/>
+      <w:lvlJc w:val="left"/>
+      <w:pPr>
+        <w:ind w:left="3600" w:hanging="360"/>
+      </w:pPr>
+      <w:rPr>
+        <w:u w:val="none"/>
+      </w:rPr>
+    </w:lvl>
+    <w:lvl w:ilvl="5">
+      <w:start w:val="1"/>
+      <w:numFmt w:val="bullet"/>
+      <w:lvlText w:val="■"/>
+      <w:lvlJc w:val="left"/>
+      <w:pPr>
+        <w:ind w:left="4320" w:hanging="360"/>
+      </w:pPr>
+      <w:rPr>
+        <w:u w:val="none"/>
+      </w:rPr>
+    </w:lvl>
+    <w:lvl w:ilvl="6">
+      <w:start w:val="1"/>
+      <w:numFmt w:val="bullet"/>
+      <w:lvlText w:val="●"/>
+      <w:lvlJc w:val="left"/>
+      <w:pPr>
+        <w:ind w:left="5040" w:hanging="360"/>
+      </w:pPr>
+      <w:rPr>
+        <w:u w:val="none"/>
+      </w:rPr>
+    </w:lvl>
+    <w:lvl w:ilvl="7">
+      <w:start w:val="1"/>
+      <w:numFmt w:val="bullet"/>
+      <w:lvlText w:val="○"/>
+      <w:lvlJc w:val="left"/>
+      <w:pPr>
+        <w:ind w:left="5760" w:hanging="360"/>
+      </w:pPr>
+      <w:rPr>
+        <w:u w:val="none"/>
+      </w:rPr>
+    </w:lvl>
+    <w:lvl w:ilvl="8">
+      <w:start w:val="1"/>
+      <w:numFmt w:val="bullet"/>
+      <w:lvlText w:val="■"/>
+      <w:lvlJc w:val="left"/>
+      <w:pPr>
+        <w:ind w:left="6480" w:hanging="360"/>
+      </w:pPr>
+      <w:rPr>
+        <w:u w:val="none"/>
+      </w:rPr>
+    </w:lvl>
+  </w:abstractNum>
+  <w:abstractNum w:abstractNumId="10">
+    <w:lvl w:ilvl="0">
+      <w:start w:val="1"/>
+      <w:numFmt w:val="bullet"/>
+      <w:lvlText w:val="●"/>
+      <w:lvlJc w:val="left"/>
+      <w:pPr>
+        <w:ind w:left="720" w:hanging="360"/>
+      </w:pPr>
+      <w:rPr>
+        <w:u w:val="none"/>
+      </w:rPr>
+    </w:lvl>
+    <w:lvl w:ilvl="1">
+      <w:start w:val="1"/>
+      <w:numFmt w:val="bullet"/>
+      <w:lvlText w:val="○"/>
+      <w:lvlJc w:val="left"/>
+      <w:pPr>
+        <w:ind w:left="1440" w:hanging="360"/>
+      </w:pPr>
+      <w:rPr>
+        <w:u w:val="none"/>
+      </w:rPr>
+    </w:lvl>
+    <w:lvl w:ilvl="2">
+      <w:start w:val="1"/>
+      <w:numFmt w:val="bullet"/>
+      <w:lvlText w:val="■"/>
+      <w:lvlJc w:val="left"/>
+      <w:pPr>
+        <w:ind w:left="2160" w:hanging="360"/>
+      </w:pPr>
+      <w:rPr>
+        <w:u w:val="none"/>
+      </w:rPr>
+    </w:lvl>
+    <w:lvl w:ilvl="3">
+      <w:start w:val="1"/>
+      <w:numFmt w:val="bullet"/>
+      <w:lvlText w:val="●"/>
+      <w:lvlJc w:val="left"/>
+      <w:pPr>
+        <w:ind w:left="2880" w:hanging="360"/>
+      </w:pPr>
+      <w:rPr>
+        <w:u w:val="none"/>
+      </w:rPr>
+    </w:lvl>
+    <w:lvl w:ilvl="4">
+      <w:start w:val="1"/>
+      <w:numFmt w:val="bullet"/>
+      <w:lvlText w:val="○"/>
+      <w:lvlJc w:val="left"/>
+      <w:pPr>
+        <w:ind w:left="3600" w:hanging="360"/>
+      </w:pPr>
+      <w:rPr>
+        <w:u w:val="none"/>
+      </w:rPr>
+    </w:lvl>
+    <w:lvl w:ilvl="5">
+      <w:start w:val="1"/>
+      <w:numFmt w:val="bullet"/>
+      <w:lvlText w:val="■"/>
+      <w:lvlJc w:val="left"/>
+      <w:pPr>
+        <w:ind w:left="4320" w:hanging="360"/>
+      </w:pPr>
+      <w:rPr>
+        <w:u w:val="none"/>
+      </w:rPr>
+    </w:lvl>
+    <w:lvl w:ilvl="6">
+      <w:start w:val="1"/>
+      <w:numFmt w:val="bullet"/>
+      <w:lvlText w:val="●"/>
+      <w:lvlJc w:val="left"/>
+      <w:pPr>
+        <w:ind w:left="5040" w:hanging="360"/>
+      </w:pPr>
+      <w:rPr>
+        <w:u w:val="none"/>
+      </w:rPr>
+    </w:lvl>
+    <w:lvl w:ilvl="7">
+      <w:start w:val="1"/>
+      <w:numFmt w:val="bullet"/>
+      <w:lvlText w:val="○"/>
+      <w:lvlJc w:val="left"/>
+      <w:pPr>
+        <w:ind w:left="5760" w:hanging="360"/>
+      </w:pPr>
+      <w:rPr>
+        <w:u w:val="none"/>
+      </w:rPr>
+    </w:lvl>
+    <w:lvl w:ilvl="8">
+      <w:start w:val="1"/>
+      <w:numFmt w:val="bullet"/>
+      <w:lvlText w:val="■"/>
+      <w:lvlJc w:val="left"/>
+      <w:pPr>
+        <w:ind w:left="6480" w:hanging="360"/>
+      </w:pPr>
+      <w:rPr>
+        <w:u w:val="none"/>
+      </w:rPr>
+    </w:lvl>
+  </w:abstractNum>
+  <w:abstractNum w:abstractNumId="11">
     <w:lvl w:ilvl="0">
       <w:start w:val="1"/>
       <w:numFmt w:val="bullet"/>
@@ -6998,6 +13191,15 @@
   </w:num>
   <w:num w:numId="8">
     <w:abstractNumId w:val="8"/>
+  </w:num>
+  <w:num w:numId="9">
+    <w:abstractNumId w:val="9"/>
+  </w:num>
+  <w:num w:numId="10">
+    <w:abstractNumId w:val="10"/>
+  </w:num>
+  <w:num w:numId="11">
+    <w:abstractNumId w:val="11"/>
   </w:num>
 </w:numbering>
 </file>
@@ -7963,6 +14165,420 @@
       </w:rPr>
     </w:tblStylePr>
   </w:style>
+  <w:style w:type="table" w:styleId="Table4">
+    <w:basedOn w:val="TableNormal"/>
+    <w:pPr>
+      <w:spacing w:after="0" w:line="240" w:lineRule="auto"/>
+    </w:pPr>
+    <w:tblPr>
+      <w:tblStyleRowBandSize w:val="1"/>
+      <w:tblStyleColBandSize w:val="1"/>
+      <w:tblCellMar>
+        <w:top w:w="0.0" w:type="dxa"/>
+        <w:left w:w="108.0" w:type="dxa"/>
+        <w:bottom w:w="0.0" w:type="dxa"/>
+        <w:right w:w="108.0" w:type="dxa"/>
+      </w:tblCellMar>
+    </w:tblPr>
+    <w:tblStylePr w:type="band1Horz">
+      <w:tcPr>
+        <w:shd w:fill="f2f2f2" w:val="clear"/>
+      </w:tcPr>
+    </w:tblStylePr>
+    <w:tblStylePr w:type="band1Vert">
+      <w:tcPr>
+        <w:shd w:fill="f2f2f2" w:val="clear"/>
+      </w:tcPr>
+    </w:tblStylePr>
+    <w:tblStylePr w:type="firstCol">
+      <w:rPr>
+        <w:b w:val="1"/>
+      </w:rPr>
+    </w:tblStylePr>
+    <w:tblStylePr w:type="firstRow">
+      <w:rPr>
+        <w:b w:val="1"/>
+      </w:rPr>
+    </w:tblStylePr>
+    <w:tblStylePr w:type="lastCol">
+      <w:rPr>
+        <w:b w:val="1"/>
+      </w:rPr>
+    </w:tblStylePr>
+    <w:tblStylePr w:type="lastRow">
+      <w:rPr>
+        <w:b w:val="1"/>
+      </w:rPr>
+    </w:tblStylePr>
+  </w:style>
+  <w:style w:type="table" w:styleId="Table5">
+    <w:basedOn w:val="TableNormal"/>
+    <w:pPr>
+      <w:spacing w:after="0" w:line="240" w:lineRule="auto"/>
+    </w:pPr>
+    <w:tblPr>
+      <w:tblStyleRowBandSize w:val="1"/>
+      <w:tblStyleColBandSize w:val="1"/>
+      <w:tblCellMar>
+        <w:top w:w="0.0" w:type="dxa"/>
+        <w:left w:w="108.0" w:type="dxa"/>
+        <w:bottom w:w="0.0" w:type="dxa"/>
+        <w:right w:w="108.0" w:type="dxa"/>
+      </w:tblCellMar>
+    </w:tblPr>
+    <w:tblStylePr w:type="band1Horz">
+      <w:tcPr>
+        <w:shd w:fill="f2f2f2" w:val="clear"/>
+      </w:tcPr>
+    </w:tblStylePr>
+    <w:tblStylePr w:type="band1Vert">
+      <w:tcPr>
+        <w:shd w:fill="f2f2f2" w:val="clear"/>
+      </w:tcPr>
+    </w:tblStylePr>
+    <w:tblStylePr w:type="firstCol">
+      <w:rPr>
+        <w:b w:val="1"/>
+      </w:rPr>
+    </w:tblStylePr>
+    <w:tblStylePr w:type="firstRow">
+      <w:rPr>
+        <w:b w:val="1"/>
+      </w:rPr>
+    </w:tblStylePr>
+    <w:tblStylePr w:type="lastCol">
+      <w:rPr>
+        <w:b w:val="1"/>
+      </w:rPr>
+    </w:tblStylePr>
+    <w:tblStylePr w:type="lastRow">
+      <w:rPr>
+        <w:b w:val="1"/>
+      </w:rPr>
+    </w:tblStylePr>
+  </w:style>
+  <w:style w:type="table" w:styleId="Table6">
+    <w:basedOn w:val="TableNormal"/>
+    <w:pPr>
+      <w:spacing w:after="0" w:line="240" w:lineRule="auto"/>
+    </w:pPr>
+    <w:tblPr>
+      <w:tblStyleRowBandSize w:val="1"/>
+      <w:tblStyleColBandSize w:val="1"/>
+      <w:tblCellMar>
+        <w:top w:w="0.0" w:type="dxa"/>
+        <w:left w:w="108.0" w:type="dxa"/>
+        <w:bottom w:w="0.0" w:type="dxa"/>
+        <w:right w:w="108.0" w:type="dxa"/>
+      </w:tblCellMar>
+    </w:tblPr>
+    <w:tblStylePr w:type="band1Horz">
+      <w:tcPr>
+        <w:shd w:fill="f2f2f2" w:val="clear"/>
+      </w:tcPr>
+    </w:tblStylePr>
+    <w:tblStylePr w:type="band1Vert">
+      <w:tcPr>
+        <w:shd w:fill="f2f2f2" w:val="clear"/>
+      </w:tcPr>
+    </w:tblStylePr>
+    <w:tblStylePr w:type="firstCol">
+      <w:rPr>
+        <w:b w:val="1"/>
+      </w:rPr>
+    </w:tblStylePr>
+    <w:tblStylePr w:type="firstRow">
+      <w:rPr>
+        <w:b w:val="1"/>
+      </w:rPr>
+    </w:tblStylePr>
+    <w:tblStylePr w:type="lastCol">
+      <w:rPr>
+        <w:b w:val="1"/>
+      </w:rPr>
+    </w:tblStylePr>
+    <w:tblStylePr w:type="lastRow">
+      <w:rPr>
+        <w:b w:val="1"/>
+      </w:rPr>
+    </w:tblStylePr>
+  </w:style>
+  <w:style w:type="table" w:styleId="Table7">
+    <w:basedOn w:val="TableNormal"/>
+    <w:pPr>
+      <w:spacing w:after="0" w:line="240" w:lineRule="auto"/>
+    </w:pPr>
+    <w:tblPr>
+      <w:tblStyleRowBandSize w:val="1"/>
+      <w:tblStyleColBandSize w:val="1"/>
+      <w:tblCellMar>
+        <w:top w:w="0.0" w:type="dxa"/>
+        <w:left w:w="108.0" w:type="dxa"/>
+        <w:bottom w:w="0.0" w:type="dxa"/>
+        <w:right w:w="108.0" w:type="dxa"/>
+      </w:tblCellMar>
+    </w:tblPr>
+    <w:tblStylePr w:type="band1Horz">
+      <w:tcPr>
+        <w:shd w:fill="f2f2f2" w:val="clear"/>
+      </w:tcPr>
+    </w:tblStylePr>
+    <w:tblStylePr w:type="band1Vert">
+      <w:tcPr>
+        <w:shd w:fill="f2f2f2" w:val="clear"/>
+      </w:tcPr>
+    </w:tblStylePr>
+    <w:tblStylePr w:type="firstCol">
+      <w:rPr>
+        <w:b w:val="1"/>
+      </w:rPr>
+    </w:tblStylePr>
+    <w:tblStylePr w:type="firstRow">
+      <w:rPr>
+        <w:b w:val="1"/>
+      </w:rPr>
+    </w:tblStylePr>
+    <w:tblStylePr w:type="lastCol">
+      <w:rPr>
+        <w:b w:val="1"/>
+      </w:rPr>
+    </w:tblStylePr>
+    <w:tblStylePr w:type="lastRow">
+      <w:rPr>
+        <w:b w:val="1"/>
+      </w:rPr>
+    </w:tblStylePr>
+  </w:style>
+  <w:style w:type="table" w:styleId="Table8">
+    <w:basedOn w:val="TableNormal"/>
+    <w:pPr>
+      <w:spacing w:after="0" w:line="240" w:lineRule="auto"/>
+    </w:pPr>
+    <w:tblPr>
+      <w:tblStyleRowBandSize w:val="1"/>
+      <w:tblStyleColBandSize w:val="1"/>
+      <w:tblCellMar>
+        <w:top w:w="0.0" w:type="dxa"/>
+        <w:left w:w="108.0" w:type="dxa"/>
+        <w:bottom w:w="0.0" w:type="dxa"/>
+        <w:right w:w="108.0" w:type="dxa"/>
+      </w:tblCellMar>
+    </w:tblPr>
+    <w:tblStylePr w:type="band1Horz">
+      <w:tcPr>
+        <w:shd w:fill="f2f2f2" w:val="clear"/>
+      </w:tcPr>
+    </w:tblStylePr>
+    <w:tblStylePr w:type="band1Vert">
+      <w:tcPr>
+        <w:shd w:fill="f2f2f2" w:val="clear"/>
+      </w:tcPr>
+    </w:tblStylePr>
+    <w:tblStylePr w:type="firstCol">
+      <w:rPr>
+        <w:b w:val="1"/>
+      </w:rPr>
+    </w:tblStylePr>
+    <w:tblStylePr w:type="firstRow">
+      <w:rPr>
+        <w:b w:val="1"/>
+      </w:rPr>
+    </w:tblStylePr>
+    <w:tblStylePr w:type="lastCol">
+      <w:rPr>
+        <w:b w:val="1"/>
+      </w:rPr>
+    </w:tblStylePr>
+    <w:tblStylePr w:type="lastRow">
+      <w:rPr>
+        <w:b w:val="1"/>
+      </w:rPr>
+    </w:tblStylePr>
+  </w:style>
+  <w:style w:type="table" w:styleId="Table9">
+    <w:basedOn w:val="TableNormal"/>
+    <w:pPr>
+      <w:spacing w:after="0" w:line="240" w:lineRule="auto"/>
+    </w:pPr>
+    <w:tblPr>
+      <w:tblStyleRowBandSize w:val="1"/>
+      <w:tblStyleColBandSize w:val="1"/>
+      <w:tblCellMar>
+        <w:top w:w="0.0" w:type="dxa"/>
+        <w:left w:w="108.0" w:type="dxa"/>
+        <w:bottom w:w="0.0" w:type="dxa"/>
+        <w:right w:w="108.0" w:type="dxa"/>
+      </w:tblCellMar>
+    </w:tblPr>
+    <w:tblStylePr w:type="band1Horz">
+      <w:tcPr>
+        <w:shd w:fill="f2f2f2" w:val="clear"/>
+      </w:tcPr>
+    </w:tblStylePr>
+    <w:tblStylePr w:type="band1Vert">
+      <w:tcPr>
+        <w:shd w:fill="f2f2f2" w:val="clear"/>
+      </w:tcPr>
+    </w:tblStylePr>
+    <w:tblStylePr w:type="firstCol">
+      <w:rPr>
+        <w:b w:val="1"/>
+      </w:rPr>
+    </w:tblStylePr>
+    <w:tblStylePr w:type="firstRow">
+      <w:rPr>
+        <w:b w:val="1"/>
+      </w:rPr>
+    </w:tblStylePr>
+    <w:tblStylePr w:type="lastCol">
+      <w:rPr>
+        <w:b w:val="1"/>
+      </w:rPr>
+    </w:tblStylePr>
+    <w:tblStylePr w:type="lastRow">
+      <w:rPr>
+        <w:b w:val="1"/>
+      </w:rPr>
+    </w:tblStylePr>
+  </w:style>
+  <w:style w:type="table" w:styleId="Table10">
+    <w:basedOn w:val="TableNormal"/>
+    <w:pPr>
+      <w:spacing w:after="0" w:line="240" w:lineRule="auto"/>
+    </w:pPr>
+    <w:tblPr>
+      <w:tblStyleRowBandSize w:val="1"/>
+      <w:tblStyleColBandSize w:val="1"/>
+      <w:tblCellMar>
+        <w:top w:w="0.0" w:type="dxa"/>
+        <w:left w:w="108.0" w:type="dxa"/>
+        <w:bottom w:w="0.0" w:type="dxa"/>
+        <w:right w:w="108.0" w:type="dxa"/>
+      </w:tblCellMar>
+    </w:tblPr>
+    <w:tblStylePr w:type="band1Horz">
+      <w:tcPr>
+        <w:shd w:fill="f2f2f2" w:val="clear"/>
+      </w:tcPr>
+    </w:tblStylePr>
+    <w:tblStylePr w:type="band1Vert">
+      <w:tcPr>
+        <w:shd w:fill="f2f2f2" w:val="clear"/>
+      </w:tcPr>
+    </w:tblStylePr>
+    <w:tblStylePr w:type="firstCol">
+      <w:rPr>
+        <w:b w:val="1"/>
+      </w:rPr>
+    </w:tblStylePr>
+    <w:tblStylePr w:type="firstRow">
+      <w:rPr>
+        <w:b w:val="1"/>
+      </w:rPr>
+    </w:tblStylePr>
+    <w:tblStylePr w:type="lastCol">
+      <w:rPr>
+        <w:b w:val="1"/>
+      </w:rPr>
+    </w:tblStylePr>
+    <w:tblStylePr w:type="lastRow">
+      <w:rPr>
+        <w:b w:val="1"/>
+      </w:rPr>
+    </w:tblStylePr>
+  </w:style>
+  <w:style w:type="table" w:styleId="Table11">
+    <w:basedOn w:val="TableNormal"/>
+    <w:pPr>
+      <w:spacing w:after="0" w:line="240" w:lineRule="auto"/>
+    </w:pPr>
+    <w:tblPr>
+      <w:tblStyleRowBandSize w:val="1"/>
+      <w:tblStyleColBandSize w:val="1"/>
+      <w:tblCellMar>
+        <w:top w:w="0.0" w:type="dxa"/>
+        <w:left w:w="108.0" w:type="dxa"/>
+        <w:bottom w:w="0.0" w:type="dxa"/>
+        <w:right w:w="108.0" w:type="dxa"/>
+      </w:tblCellMar>
+    </w:tblPr>
+    <w:tblStylePr w:type="band1Horz">
+      <w:tcPr>
+        <w:shd w:fill="f2f2f2" w:val="clear"/>
+      </w:tcPr>
+    </w:tblStylePr>
+    <w:tblStylePr w:type="band1Vert">
+      <w:tcPr>
+        <w:shd w:fill="f2f2f2" w:val="clear"/>
+      </w:tcPr>
+    </w:tblStylePr>
+    <w:tblStylePr w:type="firstCol">
+      <w:rPr>
+        <w:b w:val="1"/>
+      </w:rPr>
+    </w:tblStylePr>
+    <w:tblStylePr w:type="firstRow">
+      <w:rPr>
+        <w:b w:val="1"/>
+      </w:rPr>
+    </w:tblStylePr>
+    <w:tblStylePr w:type="lastCol">
+      <w:rPr>
+        <w:b w:val="1"/>
+      </w:rPr>
+    </w:tblStylePr>
+    <w:tblStylePr w:type="lastRow">
+      <w:rPr>
+        <w:b w:val="1"/>
+      </w:rPr>
+    </w:tblStylePr>
+  </w:style>
+  <w:style w:type="table" w:styleId="Table12">
+    <w:basedOn w:val="TableNormal"/>
+    <w:pPr>
+      <w:spacing w:after="0" w:line="240" w:lineRule="auto"/>
+    </w:pPr>
+    <w:tblPr>
+      <w:tblStyleRowBandSize w:val="1"/>
+      <w:tblStyleColBandSize w:val="1"/>
+      <w:tblCellMar>
+        <w:top w:w="0.0" w:type="dxa"/>
+        <w:left w:w="108.0" w:type="dxa"/>
+        <w:bottom w:w="0.0" w:type="dxa"/>
+        <w:right w:w="108.0" w:type="dxa"/>
+      </w:tblCellMar>
+    </w:tblPr>
+    <w:tblStylePr w:type="band1Horz">
+      <w:tcPr>
+        <w:shd w:fill="f2f2f2" w:val="clear"/>
+      </w:tcPr>
+    </w:tblStylePr>
+    <w:tblStylePr w:type="band1Vert">
+      <w:tcPr>
+        <w:shd w:fill="f2f2f2" w:val="clear"/>
+      </w:tcPr>
+    </w:tblStylePr>
+    <w:tblStylePr w:type="firstCol">
+      <w:rPr>
+        <w:b w:val="1"/>
+      </w:rPr>
+    </w:tblStylePr>
+    <w:tblStylePr w:type="firstRow">
+      <w:rPr>
+        <w:b w:val="1"/>
+      </w:rPr>
+    </w:tblStylePr>
+    <w:tblStylePr w:type="lastCol">
+      <w:rPr>
+        <w:b w:val="1"/>
+      </w:rPr>
+    </w:tblStylePr>
+    <w:tblStylePr w:type="lastRow">
+      <w:rPr>
+        <w:b w:val="1"/>
+      </w:rPr>
+    </w:tblStylePr>
+  </w:style>
 </w:styles>
 </file>
 
@@ -8263,7 +14879,7 @@
 
 <file path=customXML/item1.xml><?xml version="1.0" encoding="utf-8"?>
 <go:gDocsCustomXmlDataStorage xmlns:go="http://customooxmlschemas.google.com/" xmlns:r="http://schemas.openxmlformats.org/officeDocument/2006/relationships">
-  <go:docsCustomData xmlns:go="http://customooxmlschemas.google.com/" roundtripDataSignature="AMtx7mg9YLlNwP1sEW8N3v7pMDofer3PEA==">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</go:docsCustomData>
+  <go:docsCustomData xmlns:go="http://customooxmlschemas.google.com/" roundtripDataSignature="AMtx7miKOQRCfTS4NzYL9ceFckNH0cjjSQ==">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</go:docsCustomData>
 </go:gDocsCustomXmlDataStorage>
 </file>
 

--- a/RTB/Piano di Qualifica/Piano di Qualifica.docx
+++ b/RTB/Piano di Qualifica/Piano di Qualifica.docx
@@ -747,7 +747,19 @@
           </w:tcPr>
           <w:p>
             <w:pPr>
-              <w:spacing w:after="0" w:line="240" w:lineRule="auto"/>
+              <w:keepNext w:val="0"/>
+              <w:keepLines w:val="0"/>
+              <w:widowControl w:val="1"/>
+              <w:pBdr>
+                <w:top w:space="0" w:sz="0" w:val="nil"/>
+                <w:left w:space="0" w:sz="0" w:val="nil"/>
+                <w:bottom w:space="0" w:sz="0" w:val="nil"/>
+                <w:right w:space="0" w:sz="0" w:val="nil"/>
+                <w:between w:space="0" w:sz="0" w:val="nil"/>
+              </w:pBdr>
+              <w:shd w:fill="auto" w:val="clear"/>
+              <w:spacing w:after="0" w:before="0" w:line="240" w:lineRule="auto"/>
+              <w:ind w:left="0" w:right="0" w:firstLine="0"/>
               <w:jc w:val="center"/>
               <w:rPr/>
             </w:pPr>
@@ -860,7 +872,19 @@
           </w:tcPr>
           <w:p>
             <w:pPr>
-              <w:spacing w:after="0" w:line="240" w:lineRule="auto"/>
+              <w:keepNext w:val="0"/>
+              <w:keepLines w:val="0"/>
+              <w:widowControl w:val="1"/>
+              <w:pBdr>
+                <w:top w:space="0" w:sz="0" w:val="nil"/>
+                <w:left w:space="0" w:sz="0" w:val="nil"/>
+                <w:bottom w:space="0" w:sz="0" w:val="nil"/>
+                <w:right w:space="0" w:sz="0" w:val="nil"/>
+                <w:between w:space="0" w:sz="0" w:val="nil"/>
+              </w:pBdr>
+              <w:shd w:fill="auto" w:val="clear"/>
+              <w:spacing w:after="0" w:before="0" w:line="240" w:lineRule="auto"/>
+              <w:ind w:left="0" w:right="0" w:firstLine="0"/>
               <w:jc w:val="center"/>
               <w:rPr/>
             </w:pPr>
@@ -1096,90 +1120,95 @@
               <w:rPr>
                 <w:rtl w:val="0"/>
               </w:rPr>
-            </w:r>
-          </w:p>
-        </w:tc>
-        <w:tc>
-          <w:tcPr>
-            <w:tcBorders>
-              <w:left w:color="ad9d95" w:space="0" w:sz="4" w:val="single"/>
-              <w:right w:color="ad9d95" w:space="0" w:sz="4" w:val="single"/>
-            </w:tcBorders>
-            <w:vAlign w:val="center"/>
-          </w:tcPr>
-          <w:p>
-            <w:pPr>
-              <w:spacing w:after="0" w:line="240" w:lineRule="auto"/>
-              <w:jc w:val="center"/>
-              <w:rPr/>
-            </w:pPr>
-            <w:r>
-              <w:rPr>
-                <w:rtl w:val="0"/>
-              </w:rPr>
-            </w:r>
-          </w:p>
-        </w:tc>
-        <w:tc>
-          <w:tcPr>
-            <w:tcBorders>
-              <w:left w:color="ad9d95" w:space="0" w:sz="4" w:val="single"/>
-              <w:right w:color="ad9d95" w:space="0" w:sz="4" w:val="single"/>
-            </w:tcBorders>
-            <w:vAlign w:val="center"/>
-          </w:tcPr>
-          <w:p>
-            <w:pPr>
-              <w:spacing w:after="0" w:line="240" w:lineRule="auto"/>
-              <w:jc w:val="center"/>
-              <w:rPr/>
-            </w:pPr>
-            <w:r>
-              <w:rPr>
-                <w:rtl w:val="0"/>
-              </w:rPr>
-            </w:r>
-          </w:p>
-        </w:tc>
-        <w:tc>
-          <w:tcPr>
-            <w:tcBorders>
-              <w:left w:color="ad9d95" w:space="0" w:sz="4" w:val="single"/>
-              <w:right w:color="ad9d95" w:space="0" w:sz="4" w:val="single"/>
-            </w:tcBorders>
-            <w:vAlign w:val="center"/>
-          </w:tcPr>
-          <w:p>
-            <w:pPr>
-              <w:spacing w:after="0" w:line="240" w:lineRule="auto"/>
-              <w:jc w:val="center"/>
-              <w:rPr/>
-            </w:pPr>
-            <w:r>
-              <w:rPr>
-                <w:rtl w:val="0"/>
-              </w:rPr>
-            </w:r>
-          </w:p>
-        </w:tc>
-        <w:tc>
-          <w:tcPr>
-            <w:tcBorders>
-              <w:left w:color="ad9d95" w:space="0" w:sz="4" w:val="single"/>
-              <w:right w:color="ad9d95" w:space="0" w:sz="4" w:val="single"/>
-            </w:tcBorders>
-            <w:vAlign w:val="center"/>
-          </w:tcPr>
-          <w:p>
-            <w:pPr>
-              <w:spacing w:after="0" w:line="240" w:lineRule="auto"/>
-              <w:jc w:val="center"/>
-              <w:rPr/>
-            </w:pPr>
-            <w:r>
-              <w:rPr>
-                <w:rtl w:val="0"/>
-              </w:rPr>
+              <w:t xml:space="preserve">0.0.6</w:t>
+            </w:r>
+          </w:p>
+        </w:tc>
+        <w:tc>
+          <w:tcPr>
+            <w:tcBorders>
+              <w:left w:color="ad9d95" w:space="0" w:sz="4" w:val="single"/>
+              <w:right w:color="ad9d95" w:space="0" w:sz="4" w:val="single"/>
+            </w:tcBorders>
+            <w:vAlign w:val="center"/>
+          </w:tcPr>
+          <w:p>
+            <w:pPr>
+              <w:spacing w:after="0" w:line="240" w:lineRule="auto"/>
+              <w:jc w:val="center"/>
+              <w:rPr/>
+            </w:pPr>
+            <w:r>
+              <w:rPr>
+                <w:rtl w:val="0"/>
+              </w:rPr>
+              <w:t xml:space="preserve">19/12/2022</w:t>
+            </w:r>
+          </w:p>
+        </w:tc>
+        <w:tc>
+          <w:tcPr>
+            <w:tcBorders>
+              <w:left w:color="ad9d95" w:space="0" w:sz="4" w:val="single"/>
+              <w:right w:color="ad9d95" w:space="0" w:sz="4" w:val="single"/>
+            </w:tcBorders>
+            <w:vAlign w:val="center"/>
+          </w:tcPr>
+          <w:p>
+            <w:pPr>
+              <w:spacing w:after="0" w:line="240" w:lineRule="auto"/>
+              <w:jc w:val="center"/>
+              <w:rPr/>
+            </w:pPr>
+            <w:r>
+              <w:rPr>
+                <w:rtl w:val="0"/>
+              </w:rPr>
+              <w:t xml:space="preserve">Andrea Meneghello</w:t>
+            </w:r>
+          </w:p>
+        </w:tc>
+        <w:tc>
+          <w:tcPr>
+            <w:tcBorders>
+              <w:left w:color="ad9d95" w:space="0" w:sz="4" w:val="single"/>
+              <w:right w:color="ad9d95" w:space="0" w:sz="4" w:val="single"/>
+            </w:tcBorders>
+            <w:vAlign w:val="center"/>
+          </w:tcPr>
+          <w:p>
+            <w:pPr>
+              <w:spacing w:after="0" w:line="240" w:lineRule="auto"/>
+              <w:jc w:val="center"/>
+              <w:rPr/>
+            </w:pPr>
+            <w:r>
+              <w:rPr>
+                <w:rtl w:val="0"/>
+              </w:rPr>
+              <w:t xml:space="preserve">Mircea Plamadeala</w:t>
+            </w:r>
+          </w:p>
+        </w:tc>
+        <w:tc>
+          <w:tcPr>
+            <w:tcBorders>
+              <w:left w:color="ad9d95" w:space="0" w:sz="4" w:val="single"/>
+              <w:right w:color="ad9d95" w:space="0" w:sz="4" w:val="single"/>
+            </w:tcBorders>
+            <w:vAlign w:val="center"/>
+          </w:tcPr>
+          <w:p>
+            <w:pPr>
+              <w:spacing w:after="0" w:line="240" w:lineRule="auto"/>
+              <w:jc w:val="center"/>
+              <w:rPr/>
+            </w:pPr>
+            <w:r>
+              <w:rPr>
+                <w:rtl w:val="0"/>
+              </w:rPr>
+              <w:t xml:space="preserve">Correzione e ampliamento parti sezione 3</w:t>
             </w:r>
           </w:p>
         </w:tc>
@@ -1274,6 +1303,7 @@
               <w:rPr>
                 <w:rtl w:val="0"/>
               </w:rPr>
+              <w:t xml:space="preserve">Davide Sgrazzutti</w:t>
             </w:r>
           </w:p>
         </w:tc>
@@ -1381,14 +1411,14 @@
           </w:tcPr>
           <w:p>
             <w:pPr>
-              <w:spacing w:after="0" w:line="240" w:lineRule="auto"/>
-              <w:jc w:val="center"/>
-              <w:rPr/>
-            </w:pPr>
-            <w:r>
-              <w:rPr>
-                <w:rtl w:val="0"/>
-              </w:rPr>
+              <w:jc w:val="center"/>
+              <w:rPr/>
+            </w:pPr>
+            <w:r>
+              <w:rPr>
+                <w:rtl w:val="0"/>
+              </w:rPr>
+              <w:t xml:space="preserve">Andrea Meneghello</w:t>
             </w:r>
           </w:p>
         </w:tc>
@@ -1592,15 +1622,14 @@
           </w:tcPr>
           <w:p>
             <w:pPr>
-              <w:spacing w:after="0" w:line="240" w:lineRule="auto"/>
-              <w:jc w:val="center"/>
-              <w:rPr/>
-            </w:pPr>
-            <w:r>
-              <w:rPr>
-                <w:rtl w:val="0"/>
-              </w:rPr>
-              <w:t xml:space="preserve">Marco Bernardi</w:t>
+              <w:jc w:val="center"/>
+              <w:rPr/>
+            </w:pPr>
+            <w:r>
+              <w:rPr>
+                <w:rtl w:val="0"/>
+              </w:rPr>
+              <w:t xml:space="preserve">Gabriel Rovesti</w:t>
             </w:r>
           </w:p>
         </w:tc>
@@ -1717,7 +1746,7 @@
               <w:rPr>
                 <w:rtl w:val="0"/>
               </w:rPr>
-              <w:t xml:space="preserve">Marco Bernardi</w:t>
+              <w:t xml:space="preserve">Gabriel Rovesti</w:t>
             </w:r>
           </w:p>
         </w:tc>
@@ -1786,11 +1815,1633 @@
     <w:p>
       <w:pPr>
         <w:pStyle w:val="Heading1"/>
-        <w:spacing w:line="276" w:lineRule="auto"/>
         <w:rPr/>
       </w:pPr>
-      <w:bookmarkStart w:colFirst="0" w:colLast="0" w:name="_heading=h.z0qz4xrjxixs" w:id="1"/>
+      <w:bookmarkStart w:colFirst="0" w:colLast="0" w:name="_heading=h.3f5c36xpi69n" w:id="1"/>
       <w:bookmarkEnd w:id="1"/>
+      <w:r>
+        <w:rPr>
+          <w:rtl w:val="0"/>
+        </w:rPr>
+        <w:t xml:space="preserve">Sommario</w:t>
+      </w:r>
+      <w:r>
+        <w:rPr>
+          <w:rtl w:val="0"/>
+        </w:rPr>
+      </w:r>
+    </w:p>
+    <w:sdt>
+      <w:sdtPr>
+        <w:docPartObj>
+          <w:docPartGallery w:val="Table of Contents"/>
+          <w:docPartUnique w:val="1"/>
+        </w:docPartObj>
+      </w:sdtPr>
+      <w:sdtContent>
+        <w:p>
+          <w:pPr>
+            <w:tabs>
+              <w:tab w:val="right" w:pos="9048.188976377955"/>
+            </w:tabs>
+            <w:spacing w:before="80" w:line="240" w:lineRule="auto"/>
+            <w:ind w:left="360" w:firstLine="0"/>
+            <w:rPr/>
+          </w:pPr>
+          <w:r>
+            <w:fldChar w:fldCharType="begin"/>
+            <w:instrText xml:space="preserve"> TOC \h \u \z </w:instrText>
+            <w:fldChar w:fldCharType="separate"/>
+          </w:r>
+          <w:hyperlink w:anchor="_heading=h.bk5osf1uk2y9">
+            <w:r>
+              <w:rPr>
+                <w:rtl w:val="0"/>
+              </w:rPr>
+              <w:t xml:space="preserve">1.1 Glossario</w:t>
+            </w:r>
+          </w:hyperlink>
+          <w:r>
+            <w:rPr>
+              <w:rtl w:val="0"/>
+            </w:rPr>
+            <w:tab/>
+          </w:r>
+          <w:r>
+            <w:fldChar w:fldCharType="begin"/>
+            <w:instrText xml:space="preserve"> PAGEREF _heading=h.bk5osf1uk2y9 \h </w:instrText>
+            <w:fldChar w:fldCharType="separate"/>
+          </w:r>
+          <w:r>
+            <w:rPr>
+              <w:rtl w:val="0"/>
+            </w:rPr>
+            <w:t xml:space="preserve">3</w:t>
+          </w:r>
+          <w:r>
+            <w:fldChar w:fldCharType="end"/>
+          </w:r>
+          <w:r>
+            <w:rPr>
+              <w:rtl w:val="0"/>
+            </w:rPr>
+          </w:r>
+        </w:p>
+        <w:p>
+          <w:pPr>
+            <w:tabs>
+              <w:tab w:val="right" w:pos="9048.188976377955"/>
+            </w:tabs>
+            <w:spacing w:before="60" w:line="240" w:lineRule="auto"/>
+            <w:ind w:left="360" w:firstLine="0"/>
+            <w:rPr/>
+          </w:pPr>
+          <w:hyperlink w:anchor="_heading=h.rr4mno4i9kat">
+            <w:r>
+              <w:rPr>
+                <w:rtl w:val="0"/>
+              </w:rPr>
+              <w:t xml:space="preserve">1.2 Scrittura del documento</w:t>
+            </w:r>
+          </w:hyperlink>
+          <w:r>
+            <w:rPr>
+              <w:rtl w:val="0"/>
+            </w:rPr>
+            <w:tab/>
+          </w:r>
+          <w:r>
+            <w:fldChar w:fldCharType="begin"/>
+            <w:instrText xml:space="preserve"> PAGEREF _heading=h.rr4mno4i9kat \h </w:instrText>
+            <w:fldChar w:fldCharType="separate"/>
+          </w:r>
+          <w:r>
+            <w:rPr>
+              <w:rtl w:val="0"/>
+            </w:rPr>
+            <w:t xml:space="preserve">3</w:t>
+          </w:r>
+          <w:r>
+            <w:fldChar w:fldCharType="end"/>
+          </w:r>
+          <w:r>
+            <w:rPr>
+              <w:rtl w:val="0"/>
+            </w:rPr>
+          </w:r>
+        </w:p>
+        <w:p>
+          <w:pPr>
+            <w:tabs>
+              <w:tab w:val="right" w:pos="9048.188976377955"/>
+            </w:tabs>
+            <w:spacing w:before="60" w:line="240" w:lineRule="auto"/>
+            <w:ind w:left="360" w:firstLine="0"/>
+            <w:rPr/>
+          </w:pPr>
+          <w:hyperlink w:anchor="_heading=h.suwnhllz2j66">
+            <w:r>
+              <w:rPr>
+                <w:rtl w:val="0"/>
+              </w:rPr>
+              <w:t xml:space="preserve">1.3 Riferimenti</w:t>
+            </w:r>
+          </w:hyperlink>
+          <w:r>
+            <w:rPr>
+              <w:rtl w:val="0"/>
+            </w:rPr>
+            <w:tab/>
+          </w:r>
+          <w:r>
+            <w:fldChar w:fldCharType="begin"/>
+            <w:instrText xml:space="preserve"> PAGEREF _heading=h.suwnhllz2j66 \h </w:instrText>
+            <w:fldChar w:fldCharType="separate"/>
+          </w:r>
+          <w:r>
+            <w:rPr>
+              <w:rtl w:val="0"/>
+            </w:rPr>
+            <w:t xml:space="preserve">4</w:t>
+          </w:r>
+          <w:r>
+            <w:fldChar w:fldCharType="end"/>
+          </w:r>
+          <w:r>
+            <w:rPr>
+              <w:rtl w:val="0"/>
+            </w:rPr>
+          </w:r>
+        </w:p>
+        <w:p>
+          <w:pPr>
+            <w:tabs>
+              <w:tab w:val="right" w:pos="9048.188976377955"/>
+            </w:tabs>
+            <w:spacing w:before="60" w:line="240" w:lineRule="auto"/>
+            <w:ind w:left="720" w:firstLine="0"/>
+            <w:rPr/>
+          </w:pPr>
+          <w:hyperlink w:anchor="_heading=h.2ev4gl78hjwk">
+            <w:r>
+              <w:rPr>
+                <w:rtl w:val="0"/>
+              </w:rPr>
+              <w:t xml:space="preserve">1.3.1 Riferimenti normativi</w:t>
+            </w:r>
+          </w:hyperlink>
+          <w:r>
+            <w:rPr>
+              <w:rtl w:val="0"/>
+            </w:rPr>
+            <w:tab/>
+          </w:r>
+          <w:r>
+            <w:fldChar w:fldCharType="begin"/>
+            <w:instrText xml:space="preserve"> PAGEREF _heading=h.2ev4gl78hjwk \h </w:instrText>
+            <w:fldChar w:fldCharType="separate"/>
+          </w:r>
+          <w:r>
+            <w:rPr>
+              <w:rtl w:val="0"/>
+            </w:rPr>
+            <w:t xml:space="preserve">4</w:t>
+          </w:r>
+          <w:r>
+            <w:fldChar w:fldCharType="end"/>
+          </w:r>
+          <w:r>
+            <w:rPr>
+              <w:rtl w:val="0"/>
+            </w:rPr>
+          </w:r>
+        </w:p>
+        <w:p>
+          <w:pPr>
+            <w:tabs>
+              <w:tab w:val="right" w:pos="9048.188976377955"/>
+            </w:tabs>
+            <w:spacing w:before="60" w:line="240" w:lineRule="auto"/>
+            <w:ind w:left="720" w:firstLine="0"/>
+            <w:rPr/>
+          </w:pPr>
+          <w:hyperlink w:anchor="_heading=h.x63fc8g20m4t">
+            <w:r>
+              <w:rPr>
+                <w:rtl w:val="0"/>
+              </w:rPr>
+              <w:t xml:space="preserve">1.3.2 Riferimenti informativi</w:t>
+            </w:r>
+          </w:hyperlink>
+          <w:r>
+            <w:rPr>
+              <w:rtl w:val="0"/>
+            </w:rPr>
+            <w:tab/>
+          </w:r>
+          <w:r>
+            <w:fldChar w:fldCharType="begin"/>
+            <w:instrText xml:space="preserve"> PAGEREF _heading=h.x63fc8g20m4t \h </w:instrText>
+            <w:fldChar w:fldCharType="separate"/>
+          </w:r>
+          <w:r>
+            <w:rPr>
+              <w:rtl w:val="0"/>
+            </w:rPr>
+            <w:t xml:space="preserve">4</w:t>
+          </w:r>
+          <w:r>
+            <w:fldChar w:fldCharType="end"/>
+          </w:r>
+          <w:r>
+            <w:rPr>
+              <w:rtl w:val="0"/>
+            </w:rPr>
+          </w:r>
+        </w:p>
+        <w:p>
+          <w:pPr>
+            <w:tabs>
+              <w:tab w:val="right" w:pos="9048.188976377955"/>
+            </w:tabs>
+            <w:spacing w:before="200" w:line="240" w:lineRule="auto"/>
+            <w:ind w:left="0" w:firstLine="0"/>
+            <w:rPr/>
+          </w:pPr>
+          <w:hyperlink w:anchor="_heading=h.qjhueralyp9a">
+            <w:r>
+              <w:rPr>
+                <w:b w:val="1"/>
+                <w:rtl w:val="0"/>
+              </w:rPr>
+              <w:t xml:space="preserve">2 Qualità di processo</w:t>
+            </w:r>
+          </w:hyperlink>
+          <w:r>
+            <w:rPr>
+              <w:b w:val="1"/>
+              <w:rtl w:val="0"/>
+            </w:rPr>
+            <w:tab/>
+          </w:r>
+          <w:r>
+            <w:fldChar w:fldCharType="begin"/>
+            <w:instrText xml:space="preserve"> PAGEREF _heading=h.qjhueralyp9a \h </w:instrText>
+            <w:fldChar w:fldCharType="separate"/>
+          </w:r>
+          <w:r>
+            <w:rPr>
+              <w:b w:val="1"/>
+              <w:rtl w:val="0"/>
+            </w:rPr>
+            <w:t xml:space="preserve">5</w:t>
+          </w:r>
+          <w:r>
+            <w:fldChar w:fldCharType="end"/>
+          </w:r>
+          <w:r>
+            <w:rPr>
+              <w:rtl w:val="0"/>
+            </w:rPr>
+          </w:r>
+        </w:p>
+        <w:p>
+          <w:pPr>
+            <w:tabs>
+              <w:tab w:val="right" w:pos="9048.188976377955"/>
+            </w:tabs>
+            <w:spacing w:before="60" w:line="240" w:lineRule="auto"/>
+            <w:ind w:left="360" w:firstLine="0"/>
+            <w:rPr/>
+          </w:pPr>
+          <w:hyperlink w:anchor="_heading=h.4pvsdplj1wfy">
+            <w:r>
+              <w:rPr>
+                <w:rtl w:val="0"/>
+              </w:rPr>
+              <w:t xml:space="preserve">2.1 Scopo ed obiettivi</w:t>
+            </w:r>
+          </w:hyperlink>
+          <w:r>
+            <w:rPr>
+              <w:rtl w:val="0"/>
+            </w:rPr>
+            <w:tab/>
+          </w:r>
+          <w:r>
+            <w:fldChar w:fldCharType="begin"/>
+            <w:instrText xml:space="preserve"> PAGEREF _heading=h.4pvsdplj1wfy \h </w:instrText>
+            <w:fldChar w:fldCharType="separate"/>
+          </w:r>
+          <w:r>
+            <w:rPr>
+              <w:rtl w:val="0"/>
+            </w:rPr>
+            <w:t xml:space="preserve">5</w:t>
+          </w:r>
+          <w:r>
+            <w:fldChar w:fldCharType="end"/>
+          </w:r>
+          <w:r>
+            <w:rPr>
+              <w:rtl w:val="0"/>
+            </w:rPr>
+          </w:r>
+        </w:p>
+        <w:p>
+          <w:pPr>
+            <w:tabs>
+              <w:tab w:val="right" w:pos="9048.188976377955"/>
+            </w:tabs>
+            <w:spacing w:before="60" w:line="240" w:lineRule="auto"/>
+            <w:ind w:left="360" w:firstLine="0"/>
+            <w:rPr/>
+          </w:pPr>
+          <w:hyperlink w:anchor="_heading=h.z4zq08ee8dfh">
+            <w:r>
+              <w:rPr>
+                <w:rtl w:val="0"/>
+              </w:rPr>
+              <w:t xml:space="preserve">2.2 Processi primari</w:t>
+            </w:r>
+          </w:hyperlink>
+          <w:r>
+            <w:rPr>
+              <w:rtl w:val="0"/>
+            </w:rPr>
+            <w:tab/>
+          </w:r>
+          <w:r>
+            <w:fldChar w:fldCharType="begin"/>
+            <w:instrText xml:space="preserve"> PAGEREF _heading=h.z4zq08ee8dfh \h </w:instrText>
+            <w:fldChar w:fldCharType="separate"/>
+          </w:r>
+          <w:r>
+            <w:rPr>
+              <w:rtl w:val="0"/>
+            </w:rPr>
+            <w:t xml:space="preserve">5</w:t>
+          </w:r>
+          <w:r>
+            <w:fldChar w:fldCharType="end"/>
+          </w:r>
+          <w:r>
+            <w:rPr>
+              <w:rtl w:val="0"/>
+            </w:rPr>
+          </w:r>
+        </w:p>
+        <w:p>
+          <w:pPr>
+            <w:tabs>
+              <w:tab w:val="right" w:pos="9048.188976377955"/>
+            </w:tabs>
+            <w:spacing w:before="60" w:line="240" w:lineRule="auto"/>
+            <w:ind w:left="720" w:firstLine="0"/>
+            <w:rPr/>
+          </w:pPr>
+          <w:hyperlink w:anchor="_heading=h.gqetet3psqtf">
+            <w:r>
+              <w:rPr>
+                <w:rtl w:val="0"/>
+              </w:rPr>
+              <w:t xml:space="preserve">2.2.1 Fornitura</w:t>
+            </w:r>
+          </w:hyperlink>
+          <w:r>
+            <w:rPr>
+              <w:rtl w:val="0"/>
+            </w:rPr>
+            <w:tab/>
+          </w:r>
+          <w:r>
+            <w:fldChar w:fldCharType="begin"/>
+            <w:instrText xml:space="preserve"> PAGEREF _heading=h.gqetet3psqtf \h </w:instrText>
+            <w:fldChar w:fldCharType="separate"/>
+          </w:r>
+          <w:r>
+            <w:rPr>
+              <w:rtl w:val="0"/>
+            </w:rPr>
+            <w:t xml:space="preserve">5</w:t>
+          </w:r>
+          <w:r>
+            <w:fldChar w:fldCharType="end"/>
+          </w:r>
+          <w:r>
+            <w:rPr>
+              <w:rtl w:val="0"/>
+            </w:rPr>
+          </w:r>
+        </w:p>
+        <w:p>
+          <w:pPr>
+            <w:tabs>
+              <w:tab w:val="right" w:pos="9048.188976377955"/>
+            </w:tabs>
+            <w:spacing w:before="60" w:line="240" w:lineRule="auto"/>
+            <w:ind w:left="720" w:firstLine="0"/>
+            <w:rPr/>
+          </w:pPr>
+          <w:hyperlink w:anchor="_heading=h.2j516w2cy3g5">
+            <w:r>
+              <w:rPr>
+                <w:rtl w:val="0"/>
+              </w:rPr>
+              <w:t xml:space="preserve">2.2.2 Sviluppo</w:t>
+            </w:r>
+          </w:hyperlink>
+          <w:r>
+            <w:rPr>
+              <w:rtl w:val="0"/>
+            </w:rPr>
+            <w:tab/>
+          </w:r>
+          <w:r>
+            <w:fldChar w:fldCharType="begin"/>
+            <w:instrText xml:space="preserve"> PAGEREF _heading=h.2j516w2cy3g5 \h </w:instrText>
+            <w:fldChar w:fldCharType="separate"/>
+          </w:r>
+          <w:r>
+            <w:rPr>
+              <w:rtl w:val="0"/>
+            </w:rPr>
+            <w:t xml:space="preserve">6</w:t>
+          </w:r>
+          <w:r>
+            <w:fldChar w:fldCharType="end"/>
+          </w:r>
+          <w:r>
+            <w:rPr>
+              <w:rtl w:val="0"/>
+            </w:rPr>
+          </w:r>
+        </w:p>
+        <w:p>
+          <w:pPr>
+            <w:tabs>
+              <w:tab w:val="right" w:pos="9048.188976377955"/>
+            </w:tabs>
+            <w:spacing w:before="60" w:line="240" w:lineRule="auto"/>
+            <w:ind w:left="1080" w:firstLine="0"/>
+            <w:rPr/>
+          </w:pPr>
+          <w:hyperlink w:anchor="_heading=h.837n73q02bpc">
+            <w:r>
+              <w:rPr>
+                <w:rtl w:val="0"/>
+              </w:rPr>
+              <w:t xml:space="preserve">2.2.2.1 Progettazione architetturale</w:t>
+            </w:r>
+          </w:hyperlink>
+          <w:r>
+            <w:rPr>
+              <w:rtl w:val="0"/>
+            </w:rPr>
+            <w:tab/>
+          </w:r>
+          <w:r>
+            <w:fldChar w:fldCharType="begin"/>
+            <w:instrText xml:space="preserve"> PAGEREF _heading=h.837n73q02bpc \h </w:instrText>
+            <w:fldChar w:fldCharType="separate"/>
+          </w:r>
+          <w:r>
+            <w:rPr>
+              <w:rtl w:val="0"/>
+            </w:rPr>
+            <w:t xml:space="preserve">6</w:t>
+          </w:r>
+          <w:r>
+            <w:fldChar w:fldCharType="end"/>
+          </w:r>
+          <w:r>
+            <w:rPr>
+              <w:rtl w:val="0"/>
+            </w:rPr>
+          </w:r>
+        </w:p>
+        <w:p>
+          <w:pPr>
+            <w:tabs>
+              <w:tab w:val="right" w:pos="9048.188976377955"/>
+            </w:tabs>
+            <w:spacing w:before="60" w:line="240" w:lineRule="auto"/>
+            <w:ind w:left="1080" w:firstLine="0"/>
+            <w:rPr/>
+          </w:pPr>
+          <w:hyperlink w:anchor="_heading=h.24d4asp2peh3">
+            <w:r>
+              <w:rPr>
+                <w:rtl w:val="0"/>
+              </w:rPr>
+              <w:t xml:space="preserve">2.2.2.2 Progettazione di dettaglio</w:t>
+            </w:r>
+          </w:hyperlink>
+          <w:r>
+            <w:rPr>
+              <w:rtl w:val="0"/>
+            </w:rPr>
+            <w:tab/>
+          </w:r>
+          <w:r>
+            <w:fldChar w:fldCharType="begin"/>
+            <w:instrText xml:space="preserve"> PAGEREF _heading=h.24d4asp2peh3 \h </w:instrText>
+            <w:fldChar w:fldCharType="separate"/>
+          </w:r>
+          <w:r>
+            <w:rPr>
+              <w:rtl w:val="0"/>
+            </w:rPr>
+            <w:t xml:space="preserve">6</w:t>
+          </w:r>
+          <w:r>
+            <w:fldChar w:fldCharType="end"/>
+          </w:r>
+          <w:r>
+            <w:rPr>
+              <w:rtl w:val="0"/>
+            </w:rPr>
+          </w:r>
+        </w:p>
+        <w:p>
+          <w:pPr>
+            <w:tabs>
+              <w:tab w:val="right" w:pos="9048.188976377955"/>
+            </w:tabs>
+            <w:spacing w:before="60" w:line="240" w:lineRule="auto"/>
+            <w:ind w:left="1080" w:firstLine="0"/>
+            <w:rPr/>
+          </w:pPr>
+          <w:hyperlink w:anchor="_heading=h.u0frqhhe0de">
+            <w:r>
+              <w:rPr>
+                <w:rtl w:val="0"/>
+              </w:rPr>
+              <w:t xml:space="preserve">2.2.2.3 Codifica</w:t>
+            </w:r>
+          </w:hyperlink>
+          <w:r>
+            <w:rPr>
+              <w:rtl w:val="0"/>
+            </w:rPr>
+            <w:tab/>
+          </w:r>
+          <w:r>
+            <w:fldChar w:fldCharType="begin"/>
+            <w:instrText xml:space="preserve"> PAGEREF _heading=h.u0frqhhe0de \h </w:instrText>
+            <w:fldChar w:fldCharType="separate"/>
+          </w:r>
+          <w:r>
+            <w:rPr>
+              <w:rtl w:val="0"/>
+            </w:rPr>
+            <w:t xml:space="preserve">7</w:t>
+          </w:r>
+          <w:r>
+            <w:fldChar w:fldCharType="end"/>
+          </w:r>
+          <w:r>
+            <w:rPr>
+              <w:rtl w:val="0"/>
+            </w:rPr>
+          </w:r>
+        </w:p>
+        <w:p>
+          <w:pPr>
+            <w:tabs>
+              <w:tab w:val="right" w:pos="9048.188976377955"/>
+            </w:tabs>
+            <w:spacing w:before="60" w:line="240" w:lineRule="auto"/>
+            <w:ind w:left="360" w:firstLine="0"/>
+            <w:rPr/>
+          </w:pPr>
+          <w:hyperlink w:anchor="_heading=h.igg0cfchfq5i">
+            <w:r>
+              <w:rPr>
+                <w:rtl w:val="0"/>
+              </w:rPr>
+              <w:t xml:space="preserve">2.3 Processi di supporto</w:t>
+            </w:r>
+          </w:hyperlink>
+          <w:r>
+            <w:rPr>
+              <w:rtl w:val="0"/>
+            </w:rPr>
+            <w:tab/>
+          </w:r>
+          <w:r>
+            <w:fldChar w:fldCharType="begin"/>
+            <w:instrText xml:space="preserve"> PAGEREF _heading=h.igg0cfchfq5i \h </w:instrText>
+            <w:fldChar w:fldCharType="separate"/>
+          </w:r>
+          <w:r>
+            <w:rPr>
+              <w:rtl w:val="0"/>
+            </w:rPr>
+            <w:t xml:space="preserve">7</w:t>
+          </w:r>
+          <w:r>
+            <w:fldChar w:fldCharType="end"/>
+          </w:r>
+          <w:r>
+            <w:rPr>
+              <w:rtl w:val="0"/>
+            </w:rPr>
+          </w:r>
+        </w:p>
+        <w:p>
+          <w:pPr>
+            <w:tabs>
+              <w:tab w:val="right" w:pos="9048.188976377955"/>
+            </w:tabs>
+            <w:spacing w:before="60" w:line="240" w:lineRule="auto"/>
+            <w:ind w:left="720" w:firstLine="0"/>
+            <w:rPr/>
+          </w:pPr>
+          <w:hyperlink w:anchor="_heading=h.f2a4dyz93m51">
+            <w:r>
+              <w:rPr>
+                <w:rtl w:val="0"/>
+              </w:rPr>
+              <w:t xml:space="preserve">2.3.1 Documentazione</w:t>
+            </w:r>
+          </w:hyperlink>
+          <w:r>
+            <w:rPr>
+              <w:rtl w:val="0"/>
+            </w:rPr>
+            <w:tab/>
+          </w:r>
+          <w:r>
+            <w:fldChar w:fldCharType="begin"/>
+            <w:instrText xml:space="preserve"> PAGEREF _heading=h.f2a4dyz93m51 \h </w:instrText>
+            <w:fldChar w:fldCharType="separate"/>
+          </w:r>
+          <w:r>
+            <w:rPr>
+              <w:rtl w:val="0"/>
+            </w:rPr>
+            <w:t xml:space="preserve">7</w:t>
+          </w:r>
+          <w:r>
+            <w:fldChar w:fldCharType="end"/>
+          </w:r>
+          <w:r>
+            <w:rPr>
+              <w:rtl w:val="0"/>
+            </w:rPr>
+          </w:r>
+        </w:p>
+        <w:p>
+          <w:pPr>
+            <w:tabs>
+              <w:tab w:val="right" w:pos="9048.188976377955"/>
+            </w:tabs>
+            <w:spacing w:before="60" w:line="240" w:lineRule="auto"/>
+            <w:ind w:left="720" w:firstLine="0"/>
+            <w:rPr/>
+          </w:pPr>
+          <w:hyperlink w:anchor="_heading=h.nakzuc25yrth">
+            <w:r>
+              <w:rPr>
+                <w:rtl w:val="0"/>
+              </w:rPr>
+              <w:t xml:space="preserve">2.3.2 Gestione della qualità</w:t>
+            </w:r>
+          </w:hyperlink>
+          <w:r>
+            <w:rPr>
+              <w:rtl w:val="0"/>
+            </w:rPr>
+            <w:tab/>
+          </w:r>
+          <w:r>
+            <w:fldChar w:fldCharType="begin"/>
+            <w:instrText xml:space="preserve"> PAGEREF _heading=h.nakzuc25yrth \h </w:instrText>
+            <w:fldChar w:fldCharType="separate"/>
+          </w:r>
+          <w:r>
+            <w:rPr>
+              <w:rtl w:val="0"/>
+            </w:rPr>
+            <w:t xml:space="preserve">8</w:t>
+          </w:r>
+          <w:r>
+            <w:fldChar w:fldCharType="end"/>
+          </w:r>
+          <w:r>
+            <w:rPr>
+              <w:rtl w:val="0"/>
+            </w:rPr>
+          </w:r>
+        </w:p>
+        <w:p>
+          <w:pPr>
+            <w:tabs>
+              <w:tab w:val="right" w:pos="9048.188976377955"/>
+            </w:tabs>
+            <w:spacing w:before="60" w:line="240" w:lineRule="auto"/>
+            <w:ind w:left="720" w:firstLine="0"/>
+            <w:rPr/>
+          </w:pPr>
+          <w:hyperlink w:anchor="_heading=h.6upf13waa3us">
+            <w:r>
+              <w:rPr>
+                <w:rtl w:val="0"/>
+              </w:rPr>
+              <w:t xml:space="preserve">2.3.3 Verifica</w:t>
+            </w:r>
+          </w:hyperlink>
+          <w:r>
+            <w:rPr>
+              <w:rtl w:val="0"/>
+            </w:rPr>
+            <w:tab/>
+          </w:r>
+          <w:r>
+            <w:fldChar w:fldCharType="begin"/>
+            <w:instrText xml:space="preserve"> PAGEREF _heading=h.6upf13waa3us \h </w:instrText>
+            <w:fldChar w:fldCharType="separate"/>
+          </w:r>
+          <w:r>
+            <w:rPr>
+              <w:rtl w:val="0"/>
+            </w:rPr>
+            <w:t xml:space="preserve">8</w:t>
+          </w:r>
+          <w:r>
+            <w:fldChar w:fldCharType="end"/>
+          </w:r>
+          <w:r>
+            <w:rPr>
+              <w:rtl w:val="0"/>
+            </w:rPr>
+          </w:r>
+        </w:p>
+        <w:p>
+          <w:pPr>
+            <w:tabs>
+              <w:tab w:val="right" w:pos="9048.188976377955"/>
+            </w:tabs>
+            <w:spacing w:before="200" w:line="240" w:lineRule="auto"/>
+            <w:ind w:left="0" w:firstLine="0"/>
+            <w:rPr/>
+          </w:pPr>
+          <w:hyperlink w:anchor="_heading=h.2upmo33yjrc5">
+            <w:r>
+              <w:rPr>
+                <w:b w:val="1"/>
+                <w:rtl w:val="0"/>
+              </w:rPr>
+              <w:t xml:space="preserve">3 Qualità di prodotto</w:t>
+            </w:r>
+          </w:hyperlink>
+          <w:r>
+            <w:rPr>
+              <w:b w:val="1"/>
+              <w:rtl w:val="0"/>
+            </w:rPr>
+            <w:tab/>
+          </w:r>
+          <w:r>
+            <w:fldChar w:fldCharType="begin"/>
+            <w:instrText xml:space="preserve"> PAGEREF _heading=h.2upmo33yjrc5 \h </w:instrText>
+            <w:fldChar w:fldCharType="separate"/>
+          </w:r>
+          <w:r>
+            <w:rPr>
+              <w:b w:val="1"/>
+              <w:rtl w:val="0"/>
+            </w:rPr>
+            <w:t xml:space="preserve">9</w:t>
+          </w:r>
+          <w:r>
+            <w:fldChar w:fldCharType="end"/>
+          </w:r>
+          <w:r>
+            <w:rPr>
+              <w:rtl w:val="0"/>
+            </w:rPr>
+          </w:r>
+        </w:p>
+        <w:p>
+          <w:pPr>
+            <w:tabs>
+              <w:tab w:val="right" w:pos="9048.188976377955"/>
+            </w:tabs>
+            <w:spacing w:before="60" w:line="240" w:lineRule="auto"/>
+            <w:ind w:left="360" w:firstLine="0"/>
+            <w:rPr/>
+          </w:pPr>
+          <w:hyperlink w:anchor="_heading=h.ctial4w5x1er">
+            <w:r>
+              <w:rPr>
+                <w:rtl w:val="0"/>
+              </w:rPr>
+              <w:t xml:space="preserve">3.1 Obiettivi</w:t>
+            </w:r>
+          </w:hyperlink>
+          <w:r>
+            <w:rPr>
+              <w:rtl w:val="0"/>
+            </w:rPr>
+            <w:tab/>
+          </w:r>
+          <w:r>
+            <w:fldChar w:fldCharType="begin"/>
+            <w:instrText xml:space="preserve"> PAGEREF _heading=h.ctial4w5x1er \h </w:instrText>
+            <w:fldChar w:fldCharType="separate"/>
+          </w:r>
+          <w:r>
+            <w:rPr>
+              <w:rtl w:val="0"/>
+            </w:rPr>
+            <w:t xml:space="preserve">9</w:t>
+          </w:r>
+          <w:r>
+            <w:fldChar w:fldCharType="end"/>
+          </w:r>
+          <w:r>
+            <w:rPr>
+              <w:rtl w:val="0"/>
+            </w:rPr>
+          </w:r>
+        </w:p>
+        <w:p>
+          <w:pPr>
+            <w:tabs>
+              <w:tab w:val="right" w:pos="9048.188976377955"/>
+            </w:tabs>
+            <w:spacing w:before="60" w:line="240" w:lineRule="auto"/>
+            <w:ind w:left="720" w:firstLine="0"/>
+            <w:rPr/>
+          </w:pPr>
+          <w:hyperlink w:anchor="_heading=h.1jidhcapiogz">
+            <w:r>
+              <w:rPr>
+                <w:rtl w:val="0"/>
+              </w:rPr>
+              <w:t xml:space="preserve">3.1.1 Metriche</w:t>
+            </w:r>
+          </w:hyperlink>
+          <w:r>
+            <w:rPr>
+              <w:rtl w:val="0"/>
+            </w:rPr>
+            <w:tab/>
+          </w:r>
+          <w:r>
+            <w:fldChar w:fldCharType="begin"/>
+            <w:instrText xml:space="preserve"> PAGEREF _heading=h.1jidhcapiogz \h </w:instrText>
+            <w:fldChar w:fldCharType="separate"/>
+          </w:r>
+          <w:r>
+            <w:rPr>
+              <w:rtl w:val="0"/>
+            </w:rPr>
+            <w:t xml:space="preserve">10</w:t>
+          </w:r>
+          <w:r>
+            <w:fldChar w:fldCharType="end"/>
+          </w:r>
+          <w:r>
+            <w:rPr>
+              <w:rtl w:val="0"/>
+            </w:rPr>
+          </w:r>
+        </w:p>
+        <w:p>
+          <w:pPr>
+            <w:tabs>
+              <w:tab w:val="right" w:pos="9048.188976377955"/>
+            </w:tabs>
+            <w:spacing w:before="200" w:line="240" w:lineRule="auto"/>
+            <w:ind w:left="0" w:firstLine="0"/>
+            <w:rPr/>
+          </w:pPr>
+          <w:hyperlink w:anchor="_heading=h.9n1qaqjvzhgo">
+            <w:r>
+              <w:rPr>
+                <w:b w:val="1"/>
+                <w:rtl w:val="0"/>
+              </w:rPr>
+              <w:t xml:space="preserve">4 Test e specifiche</w:t>
+            </w:r>
+          </w:hyperlink>
+          <w:r>
+            <w:rPr>
+              <w:b w:val="1"/>
+              <w:rtl w:val="0"/>
+            </w:rPr>
+            <w:tab/>
+          </w:r>
+          <w:r>
+            <w:fldChar w:fldCharType="begin"/>
+            <w:instrText xml:space="preserve"> PAGEREF _heading=h.9n1qaqjvzhgo \h </w:instrText>
+            <w:fldChar w:fldCharType="separate"/>
+          </w:r>
+          <w:r>
+            <w:rPr>
+              <w:b w:val="1"/>
+              <w:rtl w:val="0"/>
+            </w:rPr>
+            <w:t xml:space="preserve">11</w:t>
+          </w:r>
+          <w:r>
+            <w:fldChar w:fldCharType="end"/>
+          </w:r>
+          <w:r>
+            <w:rPr>
+              <w:rtl w:val="0"/>
+            </w:rPr>
+          </w:r>
+        </w:p>
+        <w:p>
+          <w:pPr>
+            <w:tabs>
+              <w:tab w:val="right" w:pos="9048.188976377955"/>
+            </w:tabs>
+            <w:spacing w:before="60" w:line="240" w:lineRule="auto"/>
+            <w:ind w:left="360" w:firstLine="0"/>
+            <w:rPr/>
+          </w:pPr>
+          <w:hyperlink w:anchor="_heading=h.alukiknhci2b">
+            <w:r>
+              <w:rPr>
+                <w:rtl w:val="0"/>
+              </w:rPr>
+              <w:t xml:space="preserve">4.1 Tipologie di test</w:t>
+            </w:r>
+          </w:hyperlink>
+          <w:r>
+            <w:rPr>
+              <w:rtl w:val="0"/>
+            </w:rPr>
+            <w:tab/>
+          </w:r>
+          <w:r>
+            <w:fldChar w:fldCharType="begin"/>
+            <w:instrText xml:space="preserve"> PAGEREF _heading=h.alukiknhci2b \h </w:instrText>
+            <w:fldChar w:fldCharType="separate"/>
+          </w:r>
+          <w:r>
+            <w:rPr>
+              <w:rtl w:val="0"/>
+            </w:rPr>
+            <w:t xml:space="preserve">11</w:t>
+          </w:r>
+          <w:r>
+            <w:fldChar w:fldCharType="end"/>
+          </w:r>
+          <w:r>
+            <w:rPr>
+              <w:rtl w:val="0"/>
+            </w:rPr>
+          </w:r>
+        </w:p>
+        <w:p>
+          <w:pPr>
+            <w:tabs>
+              <w:tab w:val="right" w:pos="9048.188976377955"/>
+            </w:tabs>
+            <w:spacing w:before="60" w:line="240" w:lineRule="auto"/>
+            <w:ind w:left="720" w:firstLine="0"/>
+            <w:rPr/>
+          </w:pPr>
+          <w:hyperlink w:anchor="_heading=h.fcfcxdspt8e4">
+            <w:r>
+              <w:rPr>
+                <w:rtl w:val="0"/>
+              </w:rPr>
+              <w:t xml:space="preserve">4.1.1 Test di Unità</w:t>
+            </w:r>
+          </w:hyperlink>
+          <w:r>
+            <w:rPr>
+              <w:rtl w:val="0"/>
+            </w:rPr>
+            <w:tab/>
+          </w:r>
+          <w:r>
+            <w:fldChar w:fldCharType="begin"/>
+            <w:instrText xml:space="preserve"> PAGEREF _heading=h.fcfcxdspt8e4 \h </w:instrText>
+            <w:fldChar w:fldCharType="separate"/>
+          </w:r>
+          <w:r>
+            <w:rPr>
+              <w:rtl w:val="0"/>
+            </w:rPr>
+            <w:t xml:space="preserve">11</w:t>
+          </w:r>
+          <w:r>
+            <w:fldChar w:fldCharType="end"/>
+          </w:r>
+          <w:r>
+            <w:rPr>
+              <w:rtl w:val="0"/>
+            </w:rPr>
+          </w:r>
+        </w:p>
+        <w:p>
+          <w:pPr>
+            <w:tabs>
+              <w:tab w:val="right" w:pos="9048.188976377955"/>
+            </w:tabs>
+            <w:spacing w:before="60" w:line="240" w:lineRule="auto"/>
+            <w:ind w:left="720" w:firstLine="0"/>
+            <w:rPr/>
+          </w:pPr>
+          <w:hyperlink w:anchor="_heading=h.i6prjl9uk1fr">
+            <w:r>
+              <w:rPr>
+                <w:rtl w:val="0"/>
+              </w:rPr>
+              <w:t xml:space="preserve">4.1.2 Test di Integrazione</w:t>
+            </w:r>
+          </w:hyperlink>
+          <w:r>
+            <w:rPr>
+              <w:rtl w:val="0"/>
+            </w:rPr>
+            <w:tab/>
+          </w:r>
+          <w:r>
+            <w:fldChar w:fldCharType="begin"/>
+            <w:instrText xml:space="preserve"> PAGEREF _heading=h.i6prjl9uk1fr \h </w:instrText>
+            <w:fldChar w:fldCharType="separate"/>
+          </w:r>
+          <w:r>
+            <w:rPr>
+              <w:rtl w:val="0"/>
+            </w:rPr>
+            <w:t xml:space="preserve">12</w:t>
+          </w:r>
+          <w:r>
+            <w:fldChar w:fldCharType="end"/>
+          </w:r>
+          <w:r>
+            <w:rPr>
+              <w:rtl w:val="0"/>
+            </w:rPr>
+          </w:r>
+        </w:p>
+        <w:p>
+          <w:pPr>
+            <w:tabs>
+              <w:tab w:val="right" w:pos="9048.188976377955"/>
+            </w:tabs>
+            <w:spacing w:before="60" w:line="240" w:lineRule="auto"/>
+            <w:ind w:left="720" w:firstLine="0"/>
+            <w:rPr/>
+          </w:pPr>
+          <w:hyperlink w:anchor="_heading=h.rnwtpr72bcau">
+            <w:r>
+              <w:rPr>
+                <w:rtl w:val="0"/>
+              </w:rPr>
+              <w:t xml:space="preserve">4.1.3 Test di Sistema</w:t>
+            </w:r>
+          </w:hyperlink>
+          <w:r>
+            <w:rPr>
+              <w:rtl w:val="0"/>
+            </w:rPr>
+            <w:tab/>
+          </w:r>
+          <w:r>
+            <w:fldChar w:fldCharType="begin"/>
+            <w:instrText xml:space="preserve"> PAGEREF _heading=h.rnwtpr72bcau \h </w:instrText>
+            <w:fldChar w:fldCharType="separate"/>
+          </w:r>
+          <w:r>
+            <w:rPr>
+              <w:rtl w:val="0"/>
+            </w:rPr>
+            <w:t xml:space="preserve">12</w:t>
+          </w:r>
+          <w:r>
+            <w:fldChar w:fldCharType="end"/>
+          </w:r>
+          <w:r>
+            <w:rPr>
+              <w:rtl w:val="0"/>
+            </w:rPr>
+          </w:r>
+        </w:p>
+        <w:p>
+          <w:pPr>
+            <w:tabs>
+              <w:tab w:val="right" w:pos="9048.188976377955"/>
+            </w:tabs>
+            <w:spacing w:before="60" w:line="240" w:lineRule="auto"/>
+            <w:ind w:left="720" w:firstLine="0"/>
+            <w:rPr/>
+          </w:pPr>
+          <w:hyperlink w:anchor="_heading=h.9vtqimqj3bcp">
+            <w:r>
+              <w:rPr>
+                <w:rtl w:val="0"/>
+              </w:rPr>
+              <w:t xml:space="preserve">4.1.4 Test di Accettazione</w:t>
+            </w:r>
+          </w:hyperlink>
+          <w:r>
+            <w:rPr>
+              <w:rtl w:val="0"/>
+            </w:rPr>
+            <w:tab/>
+          </w:r>
+          <w:r>
+            <w:fldChar w:fldCharType="begin"/>
+            <w:instrText xml:space="preserve"> PAGEREF _heading=h.9vtqimqj3bcp \h </w:instrText>
+            <w:fldChar w:fldCharType="separate"/>
+          </w:r>
+          <w:r>
+            <w:rPr>
+              <w:rtl w:val="0"/>
+            </w:rPr>
+            <w:t xml:space="preserve">12</w:t>
+          </w:r>
+          <w:r>
+            <w:fldChar w:fldCharType="end"/>
+          </w:r>
+          <w:r>
+            <w:rPr>
+              <w:rtl w:val="0"/>
+            </w:rPr>
+          </w:r>
+        </w:p>
+        <w:p>
+          <w:pPr>
+            <w:tabs>
+              <w:tab w:val="right" w:pos="9048.188976377955"/>
+            </w:tabs>
+            <w:spacing w:before="60" w:line="240" w:lineRule="auto"/>
+            <w:ind w:left="720" w:firstLine="0"/>
+            <w:rPr/>
+          </w:pPr>
+          <w:hyperlink w:anchor="_heading=h.hlov4gvr8n2">
+            <w:r>
+              <w:rPr>
+                <w:rtl w:val="0"/>
+              </w:rPr>
+              <w:t xml:space="preserve">4.1.5 Test di Regressione</w:t>
+            </w:r>
+          </w:hyperlink>
+          <w:r>
+            <w:rPr>
+              <w:rtl w:val="0"/>
+            </w:rPr>
+            <w:tab/>
+          </w:r>
+          <w:r>
+            <w:fldChar w:fldCharType="begin"/>
+            <w:instrText xml:space="preserve"> PAGEREF _heading=h.hlov4gvr8n2 \h </w:instrText>
+            <w:fldChar w:fldCharType="separate"/>
+          </w:r>
+          <w:r>
+            <w:rPr>
+              <w:rtl w:val="0"/>
+            </w:rPr>
+            <w:t xml:space="preserve">12</w:t>
+          </w:r>
+          <w:r>
+            <w:fldChar w:fldCharType="end"/>
+          </w:r>
+          <w:r>
+            <w:rPr>
+              <w:rtl w:val="0"/>
+            </w:rPr>
+          </w:r>
+        </w:p>
+        <w:p>
+          <w:pPr>
+            <w:tabs>
+              <w:tab w:val="right" w:pos="9048.188976377955"/>
+            </w:tabs>
+            <w:spacing w:before="200" w:line="240" w:lineRule="auto"/>
+            <w:ind w:left="0" w:firstLine="0"/>
+            <w:rPr/>
+          </w:pPr>
+          <w:hyperlink w:anchor="_heading=h.x7thx8sy234n">
+            <w:r>
+              <w:rPr>
+                <w:b w:val="1"/>
+                <w:rtl w:val="0"/>
+              </w:rPr>
+              <w:t xml:space="preserve">6 Resoconto e valutazioni per miglioramento</w:t>
+            </w:r>
+          </w:hyperlink>
+          <w:r>
+            <w:rPr>
+              <w:b w:val="1"/>
+              <w:rtl w:val="0"/>
+            </w:rPr>
+            <w:tab/>
+          </w:r>
+          <w:r>
+            <w:fldChar w:fldCharType="begin"/>
+            <w:instrText xml:space="preserve"> PAGEREF _heading=h.x7thx8sy234n \h </w:instrText>
+            <w:fldChar w:fldCharType="separate"/>
+          </w:r>
+          <w:r>
+            <w:rPr>
+              <w:b w:val="1"/>
+              <w:rtl w:val="0"/>
+            </w:rPr>
+            <w:t xml:space="preserve">13</w:t>
+          </w:r>
+          <w:r>
+            <w:fldChar w:fldCharType="end"/>
+          </w:r>
+          <w:r>
+            <w:rPr>
+              <w:rtl w:val="0"/>
+            </w:rPr>
+          </w:r>
+        </w:p>
+        <w:p>
+          <w:pPr>
+            <w:tabs>
+              <w:tab w:val="right" w:pos="9048.188976377955"/>
+            </w:tabs>
+            <w:spacing w:before="60" w:line="240" w:lineRule="auto"/>
+            <w:ind w:left="360" w:firstLine="0"/>
+            <w:rPr/>
+          </w:pPr>
+          <w:hyperlink w:anchor="_heading=h.d3c8db2zfen5">
+            <w:r>
+              <w:rPr>
+                <w:rtl w:val="0"/>
+              </w:rPr>
+              <w:t xml:space="preserve">6.1 Metriche adottate</w:t>
+            </w:r>
+          </w:hyperlink>
+          <w:r>
+            <w:rPr>
+              <w:rtl w:val="0"/>
+            </w:rPr>
+            <w:tab/>
+          </w:r>
+          <w:r>
+            <w:fldChar w:fldCharType="begin"/>
+            <w:instrText xml:space="preserve"> PAGEREF _heading=h.d3c8db2zfen5 \h </w:instrText>
+            <w:fldChar w:fldCharType="separate"/>
+          </w:r>
+          <w:r>
+            <w:rPr>
+              <w:rtl w:val="0"/>
+            </w:rPr>
+            <w:t xml:space="preserve">13</w:t>
+          </w:r>
+          <w:r>
+            <w:fldChar w:fldCharType="end"/>
+          </w:r>
+          <w:r>
+            <w:rPr>
+              <w:rtl w:val="0"/>
+            </w:rPr>
+          </w:r>
+        </w:p>
+        <w:p>
+          <w:pPr>
+            <w:tabs>
+              <w:tab w:val="right" w:pos="9048.188976377955"/>
+            </w:tabs>
+            <w:spacing w:before="60" w:line="240" w:lineRule="auto"/>
+            <w:ind w:left="720" w:firstLine="0"/>
+            <w:rPr/>
+          </w:pPr>
+          <w:hyperlink w:anchor="_heading=h.vkqzrhiv20lc">
+            <w:r>
+              <w:rPr>
+                <w:rtl w:val="0"/>
+              </w:rPr>
+              <w:t xml:space="preserve">6.1.1 Fornitura</w:t>
+            </w:r>
+          </w:hyperlink>
+          <w:r>
+            <w:rPr>
+              <w:rtl w:val="0"/>
+            </w:rPr>
+            <w:tab/>
+          </w:r>
+          <w:r>
+            <w:fldChar w:fldCharType="begin"/>
+            <w:instrText xml:space="preserve"> PAGEREF _heading=h.vkqzrhiv20lc \h </w:instrText>
+            <w:fldChar w:fldCharType="separate"/>
+          </w:r>
+          <w:r>
+            <w:rPr>
+              <w:rtl w:val="0"/>
+            </w:rPr>
+            <w:t xml:space="preserve">13</w:t>
+          </w:r>
+          <w:r>
+            <w:fldChar w:fldCharType="end"/>
+          </w:r>
+          <w:r>
+            <w:rPr>
+              <w:rtl w:val="0"/>
+            </w:rPr>
+          </w:r>
+        </w:p>
+        <w:p>
+          <w:pPr>
+            <w:tabs>
+              <w:tab w:val="right" w:pos="9048.188976377955"/>
+            </w:tabs>
+            <w:spacing w:before="60" w:line="240" w:lineRule="auto"/>
+            <w:ind w:left="720" w:firstLine="0"/>
+            <w:rPr/>
+          </w:pPr>
+          <w:hyperlink w:anchor="_heading=h.2dstw0l8llhe">
+            <w:r>
+              <w:rPr>
+                <w:rtl w:val="0"/>
+              </w:rPr>
+              <w:t xml:space="preserve">6.1.2 Verifica documenti</w:t>
+            </w:r>
+          </w:hyperlink>
+          <w:r>
+            <w:rPr>
+              <w:rtl w:val="0"/>
+            </w:rPr>
+            <w:tab/>
+          </w:r>
+          <w:r>
+            <w:fldChar w:fldCharType="begin"/>
+            <w:instrText xml:space="preserve"> PAGEREF _heading=h.2dstw0l8llhe \h </w:instrText>
+            <w:fldChar w:fldCharType="separate"/>
+          </w:r>
+          <w:r>
+            <w:rPr>
+              <w:rtl w:val="0"/>
+            </w:rPr>
+            <w:t xml:space="preserve">13</w:t>
+          </w:r>
+          <w:r>
+            <w:fldChar w:fldCharType="end"/>
+          </w:r>
+          <w:r>
+            <w:rPr>
+              <w:rtl w:val="0"/>
+            </w:rPr>
+          </w:r>
+        </w:p>
+        <w:p>
+          <w:pPr>
+            <w:tabs>
+              <w:tab w:val="right" w:pos="9048.188976377955"/>
+            </w:tabs>
+            <w:spacing w:before="60" w:line="240" w:lineRule="auto"/>
+            <w:ind w:left="720" w:firstLine="0"/>
+            <w:rPr/>
+          </w:pPr>
+          <w:hyperlink w:anchor="_heading=h.ni4h9rjyqf51">
+            <w:r>
+              <w:rPr>
+                <w:rtl w:val="0"/>
+              </w:rPr>
+              <w:t xml:space="preserve">6.1.3 Verifica dei processi</w:t>
+            </w:r>
+          </w:hyperlink>
+          <w:r>
+            <w:rPr>
+              <w:rtl w:val="0"/>
+            </w:rPr>
+            <w:tab/>
+          </w:r>
+          <w:r>
+            <w:fldChar w:fldCharType="begin"/>
+            <w:instrText xml:space="preserve"> PAGEREF _heading=h.ni4h9rjyqf51 \h </w:instrText>
+            <w:fldChar w:fldCharType="separate"/>
+          </w:r>
+          <w:r>
+            <w:rPr>
+              <w:rtl w:val="0"/>
+            </w:rPr>
+            <w:t xml:space="preserve">13</w:t>
+          </w:r>
+          <w:r>
+            <w:fldChar w:fldCharType="end"/>
+          </w:r>
+          <w:r>
+            <w:rPr>
+              <w:rtl w:val="0"/>
+            </w:rPr>
+          </w:r>
+        </w:p>
+        <w:p>
+          <w:pPr>
+            <w:tabs>
+              <w:tab w:val="right" w:pos="9048.188976377955"/>
+            </w:tabs>
+            <w:spacing w:before="60" w:line="240" w:lineRule="auto"/>
+            <w:ind w:left="720" w:firstLine="0"/>
+            <w:rPr/>
+          </w:pPr>
+          <w:hyperlink w:anchor="_heading=h.lgbpndcdep8j">
+            <w:r>
+              <w:rPr>
+                <w:rtl w:val="0"/>
+              </w:rPr>
+              <w:t xml:space="preserve">6.2 Valutazioni per il miglioramento</w:t>
+            </w:r>
+          </w:hyperlink>
+          <w:r>
+            <w:rPr>
+              <w:rtl w:val="0"/>
+            </w:rPr>
+            <w:tab/>
+          </w:r>
+          <w:r>
+            <w:fldChar w:fldCharType="begin"/>
+            <w:instrText xml:space="preserve"> PAGEREF _heading=h.lgbpndcdep8j \h </w:instrText>
+            <w:fldChar w:fldCharType="separate"/>
+          </w:r>
+          <w:r>
+            <w:rPr>
+              <w:rtl w:val="0"/>
+            </w:rPr>
+            <w:t xml:space="preserve">13</w:t>
+          </w:r>
+          <w:r>
+            <w:fldChar w:fldCharType="end"/>
+          </w:r>
+          <w:r>
+            <w:rPr>
+              <w:rtl w:val="0"/>
+            </w:rPr>
+          </w:r>
+        </w:p>
+        <w:p>
+          <w:pPr>
+            <w:tabs>
+              <w:tab w:val="right" w:pos="9048.188976377955"/>
+            </w:tabs>
+            <w:spacing w:before="60" w:line="240" w:lineRule="auto"/>
+            <w:ind w:left="720" w:firstLine="0"/>
+            <w:rPr/>
+          </w:pPr>
+          <w:hyperlink w:anchor="_heading=h.eohgd1atrr3v">
+            <w:r>
+              <w:rPr>
+                <w:rtl w:val="0"/>
+              </w:rPr>
+              <w:t xml:space="preserve">6.2.1 Valutazione sull’organizzazione</w:t>
+            </w:r>
+          </w:hyperlink>
+          <w:r>
+            <w:rPr>
+              <w:rtl w:val="0"/>
+            </w:rPr>
+            <w:tab/>
+          </w:r>
+          <w:r>
+            <w:fldChar w:fldCharType="begin"/>
+            <w:instrText xml:space="preserve"> PAGEREF _heading=h.eohgd1atrr3v \h </w:instrText>
+            <w:fldChar w:fldCharType="separate"/>
+          </w:r>
+          <w:r>
+            <w:rPr>
+              <w:rtl w:val="0"/>
+            </w:rPr>
+            <w:t xml:space="preserve">13</w:t>
+          </w:r>
+          <w:r>
+            <w:fldChar w:fldCharType="end"/>
+          </w:r>
+          <w:r>
+            <w:rPr>
+              <w:rtl w:val="0"/>
+            </w:rPr>
+          </w:r>
+        </w:p>
+        <w:p>
+          <w:pPr>
+            <w:tabs>
+              <w:tab w:val="right" w:pos="9048.188976377955"/>
+            </w:tabs>
+            <w:spacing w:before="60" w:line="240" w:lineRule="auto"/>
+            <w:ind w:left="720" w:firstLine="0"/>
+            <w:rPr/>
+          </w:pPr>
+          <w:hyperlink w:anchor="_heading=h.lw9v33cdthoa">
+            <w:r>
+              <w:rPr>
+                <w:rtl w:val="0"/>
+              </w:rPr>
+              <w:t xml:space="preserve">6.2.2 Valutazione sugli strumenti utilizzati</w:t>
+            </w:r>
+          </w:hyperlink>
+          <w:r>
+            <w:rPr>
+              <w:rtl w:val="0"/>
+            </w:rPr>
+            <w:tab/>
+          </w:r>
+          <w:r>
+            <w:fldChar w:fldCharType="begin"/>
+            <w:instrText xml:space="preserve"> PAGEREF _heading=h.lw9v33cdthoa \h </w:instrText>
+            <w:fldChar w:fldCharType="separate"/>
+          </w:r>
+          <w:r>
+            <w:rPr>
+              <w:rtl w:val="0"/>
+            </w:rPr>
+            <w:t xml:space="preserve">13</w:t>
+          </w:r>
+          <w:r>
+            <w:fldChar w:fldCharType="end"/>
+          </w:r>
+          <w:r>
+            <w:rPr>
+              <w:rtl w:val="0"/>
+            </w:rPr>
+          </w:r>
+        </w:p>
+        <w:p>
+          <w:pPr>
+            <w:tabs>
+              <w:tab w:val="right" w:pos="9048.188976377955"/>
+            </w:tabs>
+            <w:spacing w:after="80" w:before="60" w:line="240" w:lineRule="auto"/>
+            <w:ind w:left="720" w:firstLine="0"/>
+            <w:rPr/>
+          </w:pPr>
+          <w:hyperlink w:anchor="_heading=h.rergh0yti4wl">
+            <w:r>
+              <w:rPr>
+                <w:rtl w:val="0"/>
+              </w:rPr>
+              <w:t xml:space="preserve">6.2.3  Valutazione sui ruoli</w:t>
+            </w:r>
+          </w:hyperlink>
+          <w:r>
+            <w:rPr>
+              <w:rtl w:val="0"/>
+            </w:rPr>
+            <w:tab/>
+          </w:r>
+          <w:r>
+            <w:fldChar w:fldCharType="begin"/>
+            <w:instrText xml:space="preserve"> PAGEREF _heading=h.rergh0yti4wl \h </w:instrText>
+            <w:fldChar w:fldCharType="separate"/>
+          </w:r>
+          <w:r>
+            <w:rPr>
+              <w:rtl w:val="0"/>
+            </w:rPr>
+            <w:t xml:space="preserve">13</w:t>
+          </w:r>
+          <w:r>
+            <w:fldChar w:fldCharType="end"/>
+          </w:r>
+          <w:r>
+            <w:rPr>
+              <w:rtl w:val="0"/>
+            </w:rPr>
+          </w:r>
+          <w:r>
+            <w:fldChar w:fldCharType="end"/>
+          </w:r>
+        </w:p>
+      </w:sdtContent>
+    </w:sdt>
+    <w:p>
+      <w:pPr>
+        <w:rPr/>
+      </w:pPr>
+      <w:r>
+        <w:rPr>
+          <w:rtl w:val="0"/>
+        </w:rPr>
+      </w:r>
+    </w:p>
+    <w:p>
+      <w:pPr>
+        <w:pStyle w:val="Heading1"/>
+        <w:rPr/>
+      </w:pPr>
+      <w:bookmarkStart w:colFirst="0" w:colLast="0" w:name="_heading=h.4wf5tmdnah8z" w:id="2"/>
+      <w:bookmarkEnd w:id="2"/>
+      <w:r>
+        <w:br w:type="page"/>
+      </w:r>
+      <w:r>
+        <w:rPr>
+          <w:rtl w:val="0"/>
+        </w:rPr>
+      </w:r>
+    </w:p>
+    <w:p>
+      <w:pPr>
+        <w:pStyle w:val="Heading1"/>
+        <w:rPr/>
+      </w:pPr>
+      <w:bookmarkStart w:colFirst="0" w:colLast="0" w:name="_heading=h.ee8u8v34g4dv" w:id="3"/>
+      <w:bookmarkEnd w:id="3"/>
       <w:r>
         <w:rPr>
           <w:rtl w:val="0"/>
@@ -2087,8 +3738,8 @@
         <w:ind w:left="720" w:hanging="720"/>
         <w:rPr/>
       </w:pPr>
-      <w:bookmarkStart w:colFirst="0" w:colLast="0" w:name="_heading=h.bk5osf1uk2y9" w:id="2"/>
-      <w:bookmarkEnd w:id="2"/>
+      <w:bookmarkStart w:colFirst="0" w:colLast="0" w:name="_heading=h.bk5osf1uk2y9" w:id="4"/>
+      <w:bookmarkEnd w:id="4"/>
       <w:r>
         <w:rPr>
           <w:vertAlign w:val="baseline"/>
@@ -2125,8 +3776,8 @@
           <w:b w:val="1"/>
         </w:rPr>
       </w:pPr>
-      <w:bookmarkStart w:colFirst="0" w:colLast="0" w:name="_heading=h.rr4mno4i9kat" w:id="3"/>
-      <w:bookmarkEnd w:id="3"/>
+      <w:bookmarkStart w:colFirst="0" w:colLast="0" w:name="_heading=h.rr4mno4i9kat" w:id="5"/>
+      <w:bookmarkEnd w:id="5"/>
       <w:r>
         <w:rPr>
           <w:rtl w:val="0"/>
@@ -2170,24 +3821,6 @@
           <w:rtl w:val="0"/>
         </w:rPr>
         <w:t xml:space="preserve">. Per tali motivi, non è possibile considerare il documento come definitivo in questa versione, ma sarà ampliato e modificato incrementalmente, seguendo l’approccio delineato.</w:t>
-      </w:r>
-      <w:r>
-        <w:rPr>
-          <w:rtl w:val="0"/>
-        </w:rPr>
-      </w:r>
-    </w:p>
-    <w:p>
-      <w:pPr>
-        <w:pStyle w:val="Heading2"/>
-        <w:spacing w:after="0" w:lineRule="auto"/>
-        <w:ind w:left="720" w:firstLine="0"/>
-        <w:rPr/>
-      </w:pPr>
-      <w:bookmarkStart w:colFirst="0" w:colLast="0" w:name="_heading=h.hpmp15dtj21l" w:id="4"/>
-      <w:bookmarkEnd w:id="4"/>
-      <w:r>
-        <w:br w:type="page"/>
       </w:r>
       <w:r>
         <w:rPr>
@@ -2206,8 +3839,8 @@
         <w:ind w:left="720" w:hanging="720"/>
         <w:rPr/>
       </w:pPr>
-      <w:bookmarkStart w:colFirst="0" w:colLast="0" w:name="_heading=h.suwnhllz2j66" w:id="5"/>
-      <w:bookmarkEnd w:id="5"/>
+      <w:bookmarkStart w:colFirst="0" w:colLast="0" w:name="_heading=h.suwnhllz2j66" w:id="6"/>
+      <w:bookmarkEnd w:id="6"/>
       <w:r>
         <w:rPr>
           <w:vertAlign w:val="baseline"/>
@@ -2231,8 +3864,8 @@
         <w:ind w:left="720" w:hanging="720"/>
         <w:rPr/>
       </w:pPr>
-      <w:bookmarkStart w:colFirst="0" w:colLast="0" w:name="_heading=h.2ev4gl78hjwk" w:id="6"/>
-      <w:bookmarkEnd w:id="6"/>
+      <w:bookmarkStart w:colFirst="0" w:colLast="0" w:name="_heading=h.2ev4gl78hjwk" w:id="7"/>
+      <w:bookmarkEnd w:id="7"/>
       <w:r>
         <w:rPr>
           <w:vertAlign w:val="baseline"/>
@@ -2339,8 +3972,8 @@
         <w:ind w:left="720" w:hanging="720"/>
         <w:rPr/>
       </w:pPr>
-      <w:bookmarkStart w:colFirst="0" w:colLast="0" w:name="_heading=h.x63fc8g20m4t" w:id="7"/>
-      <w:bookmarkEnd w:id="7"/>
+      <w:bookmarkStart w:colFirst="0" w:colLast="0" w:name="_heading=h.x63fc8g20m4t" w:id="8"/>
+      <w:bookmarkEnd w:id="8"/>
       <w:r>
         <w:rPr>
           <w:rtl w:val="0"/>
@@ -2735,8 +4368,8 @@
         <w:spacing w:line="276" w:lineRule="auto"/>
         <w:rPr/>
       </w:pPr>
-      <w:bookmarkStart w:colFirst="0" w:colLast="0" w:name="_heading=h.qjhueralyp9a" w:id="8"/>
-      <w:bookmarkEnd w:id="8"/>
+      <w:bookmarkStart w:colFirst="0" w:colLast="0" w:name="_heading=h.qjhueralyp9a" w:id="9"/>
+      <w:bookmarkEnd w:id="9"/>
       <w:r>
         <w:rPr>
           <w:rtl w:val="0"/>
@@ -2767,8 +4400,8 @@
         <w:ind w:left="0" w:firstLine="0"/>
         <w:rPr/>
       </w:pPr>
-      <w:bookmarkStart w:colFirst="0" w:colLast="0" w:name="_heading=h.4pvsdplj1wfy" w:id="9"/>
-      <w:bookmarkEnd w:id="9"/>
+      <w:bookmarkStart w:colFirst="0" w:colLast="0" w:name="_heading=h.4pvsdplj1wfy" w:id="10"/>
+      <w:bookmarkEnd w:id="10"/>
       <w:r>
         <w:rPr>
           <w:rtl w:val="0"/>
@@ -2836,8 +4469,8 @@
         <w:pStyle w:val="Heading2"/>
         <w:rPr/>
       </w:pPr>
-      <w:bookmarkStart w:colFirst="0" w:colLast="0" w:name="_heading=h.z4zq08ee8dfh" w:id="10"/>
-      <w:bookmarkEnd w:id="10"/>
+      <w:bookmarkStart w:colFirst="0" w:colLast="0" w:name="_heading=h.z4zq08ee8dfh" w:id="11"/>
+      <w:bookmarkEnd w:id="11"/>
       <w:r>
         <w:rPr>
           <w:rtl w:val="0"/>
@@ -2850,8 +4483,8 @@
         <w:pStyle w:val="Heading3"/>
         <w:rPr/>
       </w:pPr>
-      <w:bookmarkStart w:colFirst="0" w:colLast="0" w:name="_heading=h.gqetet3psqtf" w:id="11"/>
-      <w:bookmarkEnd w:id="11"/>
+      <w:bookmarkStart w:colFirst="0" w:colLast="0" w:name="_heading=h.gqetet3psqtf" w:id="12"/>
+      <w:bookmarkEnd w:id="12"/>
       <w:r>
         <w:rPr>
           <w:rtl w:val="0"/>
@@ -4253,8 +5886,8 @@
         <w:pStyle w:val="Heading3"/>
         <w:rPr/>
       </w:pPr>
-      <w:bookmarkStart w:colFirst="0" w:colLast="0" w:name="_heading=h.2j516w2cy3g5" w:id="12"/>
-      <w:bookmarkEnd w:id="12"/>
+      <w:bookmarkStart w:colFirst="0" w:colLast="0" w:name="_heading=h.2j516w2cy3g5" w:id="13"/>
+      <w:bookmarkEnd w:id="13"/>
       <w:r>
         <w:rPr>
           <w:rtl w:val="0"/>
@@ -4273,8 +5906,8 @@
         <w:spacing w:line="240" w:lineRule="auto"/>
         <w:rPr/>
       </w:pPr>
-      <w:bookmarkStart w:colFirst="0" w:colLast="0" w:name="_heading=h.837n73q02bpc" w:id="13"/>
-      <w:bookmarkEnd w:id="13"/>
+      <w:bookmarkStart w:colFirst="0" w:colLast="0" w:name="_heading=h.837n73q02bpc" w:id="14"/>
+      <w:bookmarkEnd w:id="14"/>
       <w:r>
         <w:rPr>
           <w:rtl w:val="0"/>
@@ -4737,12 +6370,22 @@
     </w:p>
     <w:p>
       <w:pPr>
+        <w:rPr/>
+      </w:pPr>
+      <w:r>
+        <w:rPr>
+          <w:rtl w:val="0"/>
+        </w:rPr>
+      </w:r>
+    </w:p>
+    <w:p>
+      <w:pPr>
         <w:pStyle w:val="Heading4"/>
         <w:spacing w:line="240" w:lineRule="auto"/>
         <w:rPr/>
       </w:pPr>
-      <w:bookmarkStart w:colFirst="0" w:colLast="0" w:name="_heading=h.24d4asp2peh3" w:id="14"/>
-      <w:bookmarkEnd w:id="14"/>
+      <w:bookmarkStart w:colFirst="0" w:colLast="0" w:name="_heading=h.24d4asp2peh3" w:id="15"/>
+      <w:bookmarkEnd w:id="15"/>
       <w:r>
         <w:rPr>
           <w:rtl w:val="0"/>
@@ -5037,8 +6680,8 @@
         <w:spacing w:line="240" w:lineRule="auto"/>
         <w:rPr/>
       </w:pPr>
-      <w:bookmarkStart w:colFirst="0" w:colLast="0" w:name="_heading=h.u0frqhhe0de" w:id="15"/>
-      <w:bookmarkEnd w:id="15"/>
+      <w:bookmarkStart w:colFirst="0" w:colLast="0" w:name="_heading=h.u0frqhhe0de" w:id="16"/>
+      <w:bookmarkEnd w:id="16"/>
       <w:r>
         <w:rPr>
           <w:rtl w:val="0"/>
@@ -5507,8 +7150,8 @@
         <w:pStyle w:val="Heading2"/>
         <w:rPr/>
       </w:pPr>
-      <w:bookmarkStart w:colFirst="0" w:colLast="0" w:name="_heading=h.igg0cfchfq5i" w:id="16"/>
-      <w:bookmarkEnd w:id="16"/>
+      <w:bookmarkStart w:colFirst="0" w:colLast="0" w:name="_heading=h.igg0cfchfq5i" w:id="17"/>
+      <w:bookmarkEnd w:id="17"/>
       <w:r>
         <w:rPr>
           <w:rtl w:val="0"/>
@@ -5555,8 +7198,8 @@
         <w:spacing w:line="240" w:lineRule="auto"/>
         <w:rPr/>
       </w:pPr>
-      <w:bookmarkStart w:colFirst="0" w:colLast="0" w:name="_heading=h.f2a4dyz93m51" w:id="17"/>
-      <w:bookmarkEnd w:id="17"/>
+      <w:bookmarkStart w:colFirst="0" w:colLast="0" w:name="_heading=h.f2a4dyz93m51" w:id="18"/>
+      <w:bookmarkEnd w:id="18"/>
       <w:r>
         <w:rPr>
           <w:rtl w:val="0"/>
@@ -6218,8 +7861,8 @@
         <w:spacing w:line="240" w:lineRule="auto"/>
         <w:rPr/>
       </w:pPr>
-      <w:bookmarkStart w:colFirst="0" w:colLast="0" w:name="_heading=h.nakzuc25yrth" w:id="18"/>
-      <w:bookmarkEnd w:id="18"/>
+      <w:bookmarkStart w:colFirst="0" w:colLast="0" w:name="_heading=h.nakzuc25yrth" w:id="19"/>
+      <w:bookmarkEnd w:id="19"/>
       <w:r>
         <w:rPr>
           <w:rtl w:val="0"/>
@@ -6594,8 +8237,8 @@
         <w:pStyle w:val="Heading3"/>
         <w:rPr/>
       </w:pPr>
-      <w:bookmarkStart w:colFirst="0" w:colLast="0" w:name="_heading=h.6upf13waa3us" w:id="19"/>
-      <w:bookmarkEnd w:id="19"/>
+      <w:bookmarkStart w:colFirst="0" w:colLast="0" w:name="_heading=h.6upf13waa3us" w:id="20"/>
+      <w:bookmarkEnd w:id="20"/>
       <w:r>
         <w:rPr>
           <w:rtl w:val="0"/>
@@ -7340,20 +8983,6 @@
     </w:tbl>
     <w:p>
       <w:pPr>
-        <w:pStyle w:val="Heading3"/>
-        <w:spacing w:line="240" w:lineRule="auto"/>
-        <w:rPr/>
-      </w:pPr>
-      <w:bookmarkStart w:colFirst="0" w:colLast="0" w:name="_heading=h.xe14qsbni16w" w:id="20"/>
-      <w:bookmarkEnd w:id="20"/>
-      <w:r>
-        <w:rPr>
-          <w:rtl w:val="0"/>
-        </w:rPr>
-      </w:r>
-    </w:p>
-    <w:p>
-      <w:pPr>
         <w:pStyle w:val="Heading1"/>
         <w:spacing w:line="276" w:lineRule="auto"/>
         <w:rPr/>
@@ -7720,16 +9349,6 @@
     </w:p>
     <w:p>
       <w:pPr>
-        <w:rPr/>
-      </w:pPr>
-      <w:r>
-        <w:rPr>
-          <w:rtl w:val="0"/>
-        </w:rPr>
-      </w:r>
-    </w:p>
-    <w:p>
-      <w:pPr>
         <w:rPr>
           <w:b w:val="1"/>
           <w:sz w:val="26"/>
@@ -7921,7 +9540,7 @@
               <w:rPr>
                 <w:rtl w:val="0"/>
               </w:rPr>
-              <w:t xml:space="preserve">la capacità di un prodotto software di fornire funzioni che soddisfano esigenze stabilite, necessarie per operare sotto condizioni specifiche</w:t>
+              <w:t xml:space="preserve">la capacità di un prodotto software di fornire funzioni che soddisfino esigenze stabilite nei requisiti descritti all’interno dell’Analisi dei Requisiti V.1.0.0.</w:t>
             </w:r>
             <w:r>
               <w:rPr>
@@ -8073,7 +9692,7 @@
               <w:rPr>
                 <w:rtl w:val="0"/>
               </w:rPr>
-              <w:t xml:space="preserve">la capacità di fornire appropriate prestazioni relativamente alla quantità di risorse usate</w:t>
+              <w:t xml:space="preserve">la capacità di fornire appropriate prestazioni relativamente alla quantità di risorse usate.</w:t>
             </w:r>
           </w:p>
         </w:tc>
@@ -8144,19 +9763,9 @@
             </w:pPr>
             <w:r>
               <w:rPr>
-                <w:rFonts w:ascii="Arial" w:cs="Arial" w:eastAsia="Arial" w:hAnsi="Arial"/>
-                <w:color w:val="202122"/>
-                <w:sz w:val="21"/>
-                <w:szCs w:val="21"/>
-                <w:highlight w:val="white"/>
-                <w:rtl w:val="0"/>
-              </w:rPr>
-              <w:t xml:space="preserve">la capacità del prodotto software di essere capito, appreso, usato e ben accetto dall'utente, quando usato sotto condizioni specificate</w:t>
-            </w:r>
-            <w:r>
-              <w:rPr>
-                <w:rtl w:val="0"/>
-              </w:rPr>
+                <w:rtl w:val="0"/>
+              </w:rPr>
+              <w:t xml:space="preserve">Creazione di un prodotto che abbia un apprendimento, una comprensione e un utilizzo che sia semplice ed intuitivo, alla portata di ogni utente.</w:t>
             </w:r>
           </w:p>
         </w:tc>
@@ -8191,7 +9800,18 @@
               <w:rPr>
                 <w:rtl w:val="0"/>
               </w:rPr>
-              <w:t xml:space="preserve"> MPD6</w:t>
+              <w:t xml:space="preserve"> </w:t>
+            </w:r>
+            <w:r>
+              <w:rPr>
+                <w:rtl w:val="0"/>
+              </w:rPr>
+              <w:t xml:space="preserve">MPD6</w:t>
+            </w:r>
+            <w:r>
+              <w:rPr>
+                <w:rtl w:val="0"/>
+              </w:rPr>
             </w:r>
           </w:p>
           <w:p>
@@ -8255,7 +9875,7 @@
               <w:rPr>
                 <w:rtl w:val="0"/>
               </w:rPr>
-              <w:t xml:space="preserve">la capacità del prodotto software di mantenere uno specificato livello di prestazioni quando usato in date condizioni per un dato periodo</w:t>
+              <w:t xml:space="preserve">la capacità del prodotto software di essere sempre disponibile e tollerante agli errori quando usato in date condizioni per un dato periodo.</w:t>
             </w:r>
           </w:p>
         </w:tc>
@@ -8335,18 +9955,16 @@
             <w:pPr>
               <w:spacing w:after="0" w:line="240" w:lineRule="auto"/>
               <w:jc w:val="center"/>
-              <w:rPr/>
-            </w:pPr>
-            <w:r>
-              <w:rPr>
-                <w:rFonts w:ascii="Arial" w:cs="Arial" w:eastAsia="Arial" w:hAnsi="Arial"/>
-                <w:color w:val="202122"/>
-                <w:sz w:val="21"/>
-                <w:szCs w:val="21"/>
-                <w:highlight w:val="white"/>
-                <w:rtl w:val="0"/>
-              </w:rPr>
-              <w:t xml:space="preserve"> la capacità del software di essere modificato, includendo correzioni, miglioramenti o adattamenti</w:t>
+              <w:rPr>
+                <w:sz w:val="24"/>
+                <w:szCs w:val="24"/>
+              </w:rPr>
+            </w:pPr>
+            <w:r>
+              <w:rPr>
+                <w:rtl w:val="0"/>
+              </w:rPr>
+              <w:t xml:space="preserve"> la capacità del software di essere modificato, includendo correzioni, miglioramenti o adattamenti.</w:t>
             </w:r>
             <w:r>
               <w:rPr>
@@ -8424,7 +10042,7 @@
               <w:rPr>
                 <w:rtl w:val="0"/>
               </w:rPr>
-              <w:t xml:space="preserve">la capacità del software di essere trasportato da un ambiente di lavoro ad un altro</w:t>
+              <w:t xml:space="preserve">la capacità del software di essere trasportato da un ambiente di sviluppo ad un altro.</w:t>
             </w:r>
           </w:p>
         </w:tc>
@@ -8454,19 +10072,6 @@
     </w:tbl>
     <w:p>
       <w:pPr>
-        <w:rPr>
-          <w:sz w:val="26"/>
-          <w:szCs w:val="26"/>
-        </w:rPr>
-      </w:pPr>
-      <w:r>
-        <w:rPr>
-          <w:rtl w:val="0"/>
-        </w:rPr>
-      </w:r>
-    </w:p>
-    <w:p>
-      <w:pPr>
         <w:pStyle w:val="Heading3"/>
         <w:rPr/>
       </w:pPr>
@@ -8481,38 +10086,20 @@
     </w:p>
     <w:p>
       <w:pPr>
-        <w:rPr>
-          <w:sz w:val="26"/>
-          <w:szCs w:val="26"/>
-        </w:rPr>
-      </w:pPr>
-      <w:r>
         <w:rPr>
           <w:b w:val="1"/>
           <w:sz w:val="26"/>
           <w:szCs w:val="26"/>
-          <w:rtl w:val="0"/>
-        </w:rPr>
-        <w:t xml:space="preserve">Documenti</w:t>
-      </w:r>
-      <w:r>
-        <w:rPr>
-          <w:rtl w:val="0"/>
-        </w:rPr>
-      </w:r>
-    </w:p>
-    <w:p>
-      <w:pPr>
+        </w:rPr>
+      </w:pPr>
+      <w:r>
         <w:rPr>
           <w:b w:val="1"/>
           <w:sz w:val="26"/>
           <w:szCs w:val="26"/>
-        </w:rPr>
-      </w:pPr>
-      <w:r>
-        <w:rPr>
-          <w:rtl w:val="0"/>
-        </w:rPr>
+          <w:rtl w:val="0"/>
+        </w:rPr>
+        <w:t xml:space="preserve">Documenti</w:t>
       </w:r>
     </w:p>
     <w:tbl>
@@ -8968,35 +10555,20 @@
     </w:p>
     <w:p>
       <w:pPr>
-        <w:rPr/>
-      </w:pPr>
-      <w:r>
         <w:rPr>
           <w:b w:val="1"/>
           <w:sz w:val="26"/>
           <w:szCs w:val="26"/>
-          <w:rtl w:val="0"/>
-        </w:rPr>
-        <w:t xml:space="preserve">Software</w:t>
-      </w:r>
-      <w:r>
-        <w:rPr>
-          <w:rtl w:val="0"/>
-        </w:rPr>
-      </w:r>
-    </w:p>
-    <w:p>
-      <w:pPr>
+        </w:rPr>
+      </w:pPr>
+      <w:r>
         <w:rPr>
           <w:b w:val="1"/>
           <w:sz w:val="26"/>
           <w:szCs w:val="26"/>
-        </w:rPr>
-      </w:pPr>
-      <w:r>
-        <w:rPr>
-          <w:rtl w:val="0"/>
-        </w:rPr>
+          <w:rtl w:val="0"/>
+        </w:rPr>
+        <w:t xml:space="preserve">Software</w:t>
       </w:r>
     </w:p>
     <w:tbl>
@@ -9552,6 +11124,11 @@
               </w:rPr>
               <w:t xml:space="preserve">MPD6</w:t>
             </w:r>
+            <w:r>
+              <w:rPr>
+                <w:rtl w:val="0"/>
+              </w:rPr>
+            </w:r>
           </w:p>
         </w:tc>
         <w:tc>
@@ -10452,18 +12029,6 @@
     </w:p>
     <w:p>
       <w:pPr>
-        <w:rPr/>
-      </w:pPr>
-      <w:r>
-        <w:rPr>
-          <w:rtl w:val="0"/>
-        </w:rPr>
-        <w:br w:type="textWrapping"/>
-        <w:br w:type="textWrapping"/>
-      </w:r>
-    </w:p>
-    <w:p>
-      <w:pPr>
         <w:pStyle w:val="Heading2"/>
         <w:rPr/>
       </w:pPr>
@@ -10751,7 +12316,19 @@
         <w:rPr>
           <w:rtl w:val="0"/>
         </w:rPr>
-        <w:t xml:space="preserve">I test di regressione sono un tipo di test che viene utilizzato per verificare che le modifiche apportate ad un software non influiscano negativamente sulle sue funzionalità esistenti, sono particolarmente utili per garantire che il software continui a funzionare correttamente anche dopo aver apportato modifiche o aggiornamenti.</w:t>
+        <w:t xml:space="preserve">I test di regressione sono un tipo di test che viene utilizzato per verificare che le modifiche apportate ad un software non </w:t>
+      </w:r>
+      <w:r>
+        <w:rPr>
+          <w:rtl w:val="0"/>
+        </w:rPr>
+        <w:t xml:space="preserve">influiscano</w:t>
+      </w:r>
+      <w:r>
+        <w:rPr>
+          <w:rtl w:val="0"/>
+        </w:rPr>
+        <w:t xml:space="preserve"> negativamente sulle sue funzionalità esistenti, sono particolarmente utili per garantire che il software continui a funzionare correttamente anche dopo aver apportato modifiche o aggiornamenti.</w:t>
         <w:br w:type="textWrapping"/>
         <w:t xml:space="preserve">Consistono nella ripetizione selettiva di test di unità, integrazione e sistema.</w:t>
       </w:r>
@@ -11183,7 +12760,7 @@
 
 <file path=word/commentsExtended.xml><?xml version="1.0" encoding="utf-8"?>
 <w15:commentsEx xmlns:mc="http://schemas.openxmlformats.org/markup-compatibility/2006" xmlns:o="urn:schemas-microsoft-com:office:office" xmlns:r="http://schemas.openxmlformats.org/officeDocument/2006/relationships" xmlns:m="http://schemas.openxmlformats.org/officeDocument/2006/math" xmlns:v="urn:schemas-microsoft-com:vml" xmlns:wp="http://schemas.openxmlformats.org/drawingml/2006/wordprocessingDrawing" xmlns:w10="urn:schemas-microsoft-com:office:word" xmlns:w="http://schemas.openxmlformats.org/wordprocessingml/2006/main" xmlns:wne="http://schemas.microsoft.com/office/word/2006/wordml" xmlns:sl="http://schemas.openxmlformats.org/schemaLibrary/2006/main" xmlns:a="http://schemas.openxmlformats.org/drawingml/2006/main" xmlns:pic="http://schemas.openxmlformats.org/drawingml/2006/picture" xmlns:c="http://schemas.openxmlformats.org/drawingml/2006/chart" xmlns:lc="http://schemas.openxmlformats.org/drawingml/2006/lockedCanvas" xmlns:dgm="http://schemas.openxmlformats.org/drawingml/2006/diagram" xmlns:wps="http://schemas.microsoft.com/office/word/2010/wordprocessingShape" xmlns:wpg="http://schemas.microsoft.com/office/word/2010/wordprocessingGroup" xmlns:w14="http://schemas.microsoft.com/office/word/2010/wordml" xmlns:w15="http://schemas.microsoft.com/office/word/2012/wordml">
-  <w15:commentEx w15:paraId="000001D1" w15:done="0"/>
+  <w15:commentEx w15:paraId="000001F3" w15:done="0"/>
 </w15:commentsEx>
 </file>
 
@@ -11191,36 +12768,13 @@
 <w:ftr xmlns:mc="http://schemas.openxmlformats.org/markup-compatibility/2006" xmlns:o="urn:schemas-microsoft-com:office:office" xmlns:r="http://schemas.openxmlformats.org/officeDocument/2006/relationships" xmlns:m="http://schemas.openxmlformats.org/officeDocument/2006/math" xmlns:v="urn:schemas-microsoft-com:vml" xmlns:wp="http://schemas.openxmlformats.org/drawingml/2006/wordprocessingDrawing" xmlns:w10="urn:schemas-microsoft-com:office:word" xmlns:w="http://schemas.openxmlformats.org/wordprocessingml/2006/main" xmlns:wne="http://schemas.microsoft.com/office/word/2006/wordml" xmlns:sl="http://schemas.openxmlformats.org/schemaLibrary/2006/main" xmlns:a="http://schemas.openxmlformats.org/drawingml/2006/main" xmlns:pic="http://schemas.openxmlformats.org/drawingml/2006/picture" xmlns:c="http://schemas.openxmlformats.org/drawingml/2006/chart" xmlns:lc="http://schemas.openxmlformats.org/drawingml/2006/lockedCanvas" xmlns:dgm="http://schemas.openxmlformats.org/drawingml/2006/diagram" xmlns:wps="http://schemas.microsoft.com/office/word/2010/wordprocessingShape" xmlns:wpg="http://schemas.microsoft.com/office/word/2010/wordprocessingGroup" xmlns:w14="http://schemas.microsoft.com/office/word/2010/wordml" xmlns:w15="http://schemas.microsoft.com/office/word/2012/wordml">
   <w:p>
     <w:pPr>
-      <w:keepNext w:val="0"/>
-      <w:keepLines w:val="0"/>
-      <w:widowControl w:val="1"/>
-      <w:pBdr>
-        <w:top w:space="0" w:sz="0" w:val="nil"/>
-        <w:left w:space="0" w:sz="0" w:val="nil"/>
-        <w:bottom w:space="0" w:sz="0" w:val="nil"/>
-        <w:right w:space="0" w:sz="0" w:val="nil"/>
-        <w:between w:space="0" w:sz="0" w:val="nil"/>
-      </w:pBdr>
-      <w:shd w:fill="auto" w:val="clear"/>
       <w:tabs>
         <w:tab w:val="center" w:pos="4680"/>
         <w:tab w:val="right" w:pos="9360"/>
       </w:tabs>
-      <w:spacing w:after="0" w:before="0" w:line="240" w:lineRule="auto"/>
-      <w:ind w:left="0" w:right="0" w:firstLine="0"/>
-      <w:jc w:val="left"/>
-      <w:rPr>
-        <w:rFonts w:ascii="Calibri" w:cs="Calibri" w:eastAsia="Calibri" w:hAnsi="Calibri"/>
-        <w:b w:val="0"/>
-        <w:i w:val="0"/>
-        <w:smallCaps w:val="0"/>
-        <w:strike w:val="0"/>
-        <w:color w:val="000000"/>
-        <w:sz w:val="22"/>
-        <w:szCs w:val="22"/>
-        <w:u w:val="none"/>
-        <w:shd w:fill="auto" w:val="clear"/>
-        <w:vertAlign w:val="baseline"/>
+      <w:rPr>
+        <w:sz w:val="32"/>
+        <w:szCs w:val="32"/>
       </w:rPr>
     </w:pPr>
     <w:r>
@@ -11370,12 +12924,12 @@
           <wp:extent cx="2379980" cy="302895"/>
           <wp:effectExtent b="0" l="0" r="0" t="0"/>
           <wp:wrapSquare wrapText="bothSides" distB="0" distT="0" distL="114300" distR="114300"/>
-          <wp:docPr descr="Logo&#10;&#10;Description automatically generated" id="36" name="image3.png"/>
+          <wp:docPr descr="Logo&#10;&#10;Description automatically generated" id="36" name="image2.png"/>
           <a:graphic>
             <a:graphicData uri="http://schemas.openxmlformats.org/drawingml/2006/picture">
               <pic:pic>
                 <pic:nvPicPr>
-                  <pic:cNvPr descr="Logo&#10;&#10;Description automatically generated" id="0" name="image3.png"/>
+                  <pic:cNvPr descr="Logo&#10;&#10;Description automatically generated" id="0" name="image2.png"/>
                   <pic:cNvPicPr preferRelativeResize="0"/>
                 </pic:nvPicPr>
                 <pic:blipFill>
@@ -11398,6 +12952,37 @@
           </a:graphic>
         </wp:anchor>
       </w:drawing>
+    </w:r>
+  </w:p>
+  <w:p>
+    <w:pPr>
+      <w:keepNext w:val="0"/>
+      <w:keepLines w:val="0"/>
+      <w:widowControl w:val="1"/>
+      <w:pBdr>
+        <w:top w:space="0" w:sz="0" w:val="nil"/>
+        <w:left w:space="0" w:sz="0" w:val="nil"/>
+        <w:bottom w:space="0" w:sz="0" w:val="nil"/>
+        <w:right w:space="0" w:sz="0" w:val="nil"/>
+        <w:between w:space="0" w:sz="0" w:val="nil"/>
+      </w:pBdr>
+      <w:shd w:fill="auto" w:val="clear"/>
+      <w:tabs>
+        <w:tab w:val="center" w:pos="4680"/>
+        <w:tab w:val="right" w:pos="9360"/>
+      </w:tabs>
+      <w:spacing w:after="0" w:before="0" w:line="240" w:lineRule="auto"/>
+      <w:ind w:left="0" w:right="0" w:firstLine="0"/>
+      <w:jc w:val="left"/>
+      <w:rPr>
+        <w:sz w:val="32"/>
+        <w:szCs w:val="32"/>
+      </w:rPr>
+    </w:pPr>
+    <w:r>
+      <w:rPr>
+        <w:rtl w:val="0"/>
+      </w:rPr>
     </w:r>
   </w:p>
 </w:ftr>
@@ -11708,12 +13293,12 @@
           <wp:extent cx="7553325" cy="10716543"/>
           <wp:effectExtent b="0" l="0" r="0" t="0"/>
           <wp:wrapNone/>
-          <wp:docPr id="34" name="image2.png"/>
+          <wp:docPr id="34" name="image3.png"/>
           <a:graphic>
             <a:graphicData uri="http://schemas.openxmlformats.org/drawingml/2006/picture">
               <pic:pic>
                 <pic:nvPicPr>
-                  <pic:cNvPr id="0" name="image2.png"/>
+                  <pic:cNvPr id="0" name="image3.png"/>
                   <pic:cNvPicPr preferRelativeResize="0"/>
                 </pic:nvPicPr>
                 <pic:blipFill>
@@ -14879,7 +16464,7 @@
 
 <file path=customXML/item1.xml><?xml version="1.0" encoding="utf-8"?>
 <go:gDocsCustomXmlDataStorage xmlns:go="http://customooxmlschemas.google.com/" xmlns:r="http://schemas.openxmlformats.org/officeDocument/2006/relationships">
-  <go:docsCustomData xmlns:go="http://customooxmlschemas.google.com/" roundtripDataSignature="AMtx7miKOQRCfTS4NzYL9ceFckNH0cjjSQ==">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</go:docsCustomData>
+  <go:docsCustomData xmlns:go="http://customooxmlschemas.google.com/" roundtripDataSignature="AMtx7mjFHKRJTlIyGF857yU4e1Deb/ONIA==">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</go:docsCustomData>
 </go:gDocsCustomXmlDataStorage>
 </file>
 
